--- a/6-过程管理/运行记录类文件/ZGS-06-15-中国广电重庆BOSS系统存储维保项目-信息安全管理报告.docx
+++ b/6-过程管理/运行记录类文件/ZGS-06-15-中国广电重庆BOSS系统存储维保项目-信息安全管理报告.docx
@@ -1,10 +1,11 @@
 
 <file path=word/document.xml><?xml version="1.0" encoding="utf-8"?>
-<w:document xmlns:wpc="http://schemas.microsoft.com/office/word/2010/wordprocessingCanvas" xmlns:mc="http://schemas.openxmlformats.org/markup-compatibility/2006" xmlns:o="urn:schemas-microsoft-com:office:office" xmlns:r="http://schemas.openxmlformats.org/officeDocument/2006/relationships" xmlns:m="http://schemas.openxmlformats.org/officeDocument/2006/math" xmlns:v="urn:schemas-microsoft-com:vml" xmlns:wp14="http://schemas.microsoft.com/office/word/2010/wordprocessingDrawing" xmlns:wp="http://schemas.openxmlformats.org/drawingml/2006/wordprocessingDrawing" xmlns:w="http://schemas.openxmlformats.org/wordprocessingml/2006/main" xmlns:w14="http://schemas.microsoft.com/office/word/2010/wordml" xmlns:w10="urn:schemas-microsoft-com:office:word" xmlns:w15="http://schemas.microsoft.com/office/word/2012/wordml" xmlns:wpg="http://schemas.microsoft.com/office/word/2010/wordprocessingGroup" xmlns:wpi="http://schemas.microsoft.com/office/word/2010/wordprocessingInk" xmlns:wne="http://schemas.microsoft.com/office/word/2006/wordml" xmlns:wps="http://schemas.microsoft.com/office/word/2010/wordprocessingShape" xmlns:wpsCustomData="http://www.wps.cn/officeDocument/2013/wpsCustomData" mc:Ignorable="w14 w15 wp14">
+<w:document xmlns:wpc="http://schemas.microsoft.com/office/word/2010/wordprocessingCanvas" xmlns:mc="http://schemas.openxmlformats.org/markup-compatibility/2006" xmlns:o="urn:schemas-microsoft-com:office:office" xmlns:r="http://schemas.openxmlformats.org/officeDocument/2006/relationships" xmlns:m="http://schemas.openxmlformats.org/officeDocument/2006/math" xmlns:v="urn:schemas-microsoft-com:vml" xmlns:wp14="http://schemas.microsoft.com/office/word/2010/wordprocessingDrawing" xmlns:wp="http://schemas.openxmlformats.org/drawingml/2006/wordprocessingDrawing" xmlns:w10="urn:schemas-microsoft-com:office:word" xmlns:w="http://schemas.openxmlformats.org/wordprocessingml/2006/main" xmlns:w14="http://schemas.microsoft.com/office/word/2010/wordml" xmlns:w15="http://schemas.microsoft.com/office/word/2012/wordml" xmlns:wne="http://schemas.microsoft.com/office/word/2006/wordml" xmlns:wpg="http://schemas.microsoft.com/office/word/2010/wordprocessingGroup" xmlns:wpi="http://schemas.microsoft.com/office/word/2010/wordprocessingInk" xmlns:wps="http://schemas.microsoft.com/office/word/2010/wordprocessingShape" mc:Ignorable="w14 w15 wp14">
+  <!-- Generated by Aspose.Words for .NET 13.3.0.1 -->
   <w:body>
     <w:p>
       <w:pPr>
-        <w:pStyle w:val="24"/>
+        <w:pStyle w:val="a"/>
         <w:keepNext w:val="0"/>
         <w:keepLines w:val="0"/>
         <w:pageBreakBefore w:val="0"/>
@@ -24,7 +25,7 @@
       <w:bookmarkStart w:id="0" w:name="_Toc6149"/>
       <w:r>
         <w:drawing>
-          <wp:anchor distT="0" distB="0" distL="114300" distR="114300" simplePos="0" relativeHeight="251660288" behindDoc="1" locked="0" layoutInCell="1" allowOverlap="1">
+          <wp:anchor distT="0" distB="0" distL="114300" distR="114300" simplePos="0" relativeHeight="251659264" behindDoc="1" locked="0" layoutInCell="1" allowOverlap="1">
             <wp:simplePos x="0" y="0"/>
             <wp:positionH relativeFrom="column">
               <wp:posOffset>0</wp:posOffset>
@@ -49,7 +50,7 @@
                     </pic:cNvPicPr>
                   </pic:nvPicPr>
                   <pic:blipFill>
-                    <a:blip r:embed="rId7"/>
+                    <a:blip xmlns:r="http://schemas.openxmlformats.org/officeDocument/2006/relationships" r:embed="rId4"/>
                     <a:stretch>
                       <a:fillRect/>
                     </a:stretch>
@@ -79,7 +80,7 @@
           <w:lang w:val="en-US" w:eastAsia="zh-CN"/>
         </w:rPr>
         <w:drawing>
-          <wp:anchor distT="0" distB="0" distL="114300" distR="114300" simplePos="0" relativeHeight="251659264" behindDoc="1" locked="0" layoutInCell="1" allowOverlap="1">
+          <wp:anchor distT="0" distB="0" distL="114300" distR="114300" simplePos="0" relativeHeight="251658240" behindDoc="1" locked="0" layoutInCell="1" allowOverlap="1">
             <wp:simplePos x="0" y="0"/>
             <wp:positionH relativeFrom="column">
               <wp:posOffset>635</wp:posOffset>
@@ -104,7 +105,7 @@
                     </pic:cNvPicPr>
                   </pic:nvPicPr>
                   <pic:blipFill>
-                    <a:blip r:embed="rId8">
+                    <a:blip xmlns:r="http://schemas.openxmlformats.org/officeDocument/2006/relationships" r:embed="rId5">
                       <a:alphaModFix amt="58000"/>
                       <a:lum contrast="-52000"/>
                     </a:blip>
@@ -138,7 +139,7 @@
     </w:p>
     <w:p>
       <w:pPr>
-        <w:pStyle w:val="25"/>
+        <w:pStyle w:val="a0"/>
         <w:keepNext w:val="0"/>
         <w:keepLines w:val="0"/>
         <w:pageBreakBefore w:val="0"/>
@@ -185,11 +186,11 @@
         <w:adjustRightInd w:val="0"/>
         <w:snapToGrid w:val="0"/>
         <w:spacing w:after="624" w:afterLines="200" w:line="219" w:lineRule="auto"/>
-        <w:ind w:left="0" w:leftChars="0" w:right="0" w:rightChars="0" w:firstLine="0" w:firstLineChars="0"/>
+        <w:ind w:left="0" w:right="0" w:firstLine="0" w:leftChars="0" w:rightChars="0" w:firstLineChars="0"/>
         <w:jc w:val="center"/>
         <w:textAlignment w:val="baseline"/>
         <w:rPr>
-          <w:rFonts w:hint="default" w:ascii="宋体" w:hAnsi="宋体" w:eastAsia="宋体" w:cs="宋体"/>
+          <w:rFonts w:ascii="宋体" w:eastAsia="宋体" w:hAnsi="宋体" w:cs="宋体" w:hint="default"/>
           <w:sz w:val="24"/>
           <w:szCs w:val="24"/>
           <w:lang w:val="en-US" w:eastAsia="zh-CN"/>
@@ -197,7 +198,7 @@
       </w:pPr>
       <w:r>
         <w:rPr>
-          <w:rFonts w:ascii="宋体" w:hAnsi="宋体" w:eastAsia="宋体" w:cs="宋体"/>
+          <w:rFonts w:ascii="宋体" w:eastAsia="宋体" w:hAnsi="宋体" w:cs="宋体"/>
           <w:b/>
           <w:bCs/>
           <w:spacing w:val="-3"/>
@@ -206,74 +207,20 @@
         </w:rPr>
         <w:t>文件编号：ZGS-06-15</w:t>
       </w:r>
-      <w:r>
-        <w:rPr>
-          <w:rFonts w:hint="eastAsia" w:ascii="宋体" w:hAnsi="宋体" w:eastAsia="宋体" w:cs="宋体"/>
-          <w:b/>
-          <w:bCs/>
-          <w:spacing w:val="-3"/>
-          <w:sz w:val="24"/>
-          <w:szCs w:val="24"/>
-          <w:lang w:val="en-US" w:eastAsia="zh-CN"/>
-        </w:rPr>
-      </w:r>
-      <w:r>
-        <w:rPr>
-          <w:rFonts w:ascii="宋体" w:hAnsi="宋体" w:eastAsia="宋体" w:cs="宋体"/>
-          <w:b/>
-          <w:bCs/>
-          <w:spacing w:val="-3"/>
-          <w:sz w:val="24"/>
-          <w:szCs w:val="24"/>
-        </w:rPr>
-      </w:r>
-      <w:r>
-        <w:rPr>
-          <w:rFonts w:hint="eastAsia" w:ascii="宋体" w:hAnsi="宋体" w:cs="宋体"/>
-          <w:b/>
-          <w:bCs/>
-          <w:spacing w:val="-3"/>
-          <w:sz w:val="24"/>
-          <w:szCs w:val="24"/>
-          <w:lang w:val="en-US" w:eastAsia="zh-CN"/>
-        </w:rPr>
-      </w:r>
-      <w:r>
-        <w:rPr>
-          <w:rFonts w:ascii="宋体" w:hAnsi="宋体" w:eastAsia="宋体" w:cs="宋体"/>
-          <w:b/>
-          <w:bCs/>
-          <w:spacing w:val="-3"/>
-          <w:sz w:val="24"/>
-          <w:szCs w:val="24"/>
-        </w:rPr>
-      </w:r>
-      <w:r>
-        <w:rPr>
-          <w:rFonts w:hint="eastAsia" w:ascii="宋体" w:hAnsi="宋体" w:cs="宋体"/>
-          <w:b/>
-          <w:bCs/>
-          <w:spacing w:val="-3"/>
-          <w:sz w:val="24"/>
-          <w:szCs w:val="24"/>
-          <w:lang w:val="en-US" w:eastAsia="zh-CN"/>
-        </w:rPr>
-      </w:r>
     </w:p>
     <w:tbl>
       <w:tblPr>
-        <w:tblStyle w:val="21"/>
+        <w:tblStyle w:val="TableGrid"/>
         <w:tblW w:w="0" w:type="auto"/>
         <w:jc w:val="center"/>
         <w:tblBorders>
-          <w:top w:val="none" w:color="auto" w:sz="0" w:space="0"/>
-          <w:left w:val="none" w:color="auto" w:sz="0" w:space="0"/>
-          <w:bottom w:val="none" w:color="auto" w:sz="0" w:space="0"/>
-          <w:right w:val="none" w:color="auto" w:sz="0" w:space="0"/>
-          <w:insideH w:val="none" w:color="auto" w:sz="0" w:space="0"/>
-          <w:insideV w:val="none" w:color="auto" w:sz="0" w:space="0"/>
+          <w:top w:val="nil"/>
+          <w:left w:val="nil"/>
+          <w:bottom w:val="nil"/>
+          <w:right w:val="nil"/>
+          <w:insideH w:val="nil"/>
+          <w:insideV w:val="nil"/>
         </w:tblBorders>
-        <w:tblLayout w:type="autofit"/>
         <w:tblCellMar>
           <w:top w:w="0" w:type="dxa"/>
           <w:left w:w="108" w:type="dxa"/>
@@ -287,13 +234,15 @@
       </w:tblGrid>
       <w:tr>
         <w:tblPrEx>
+          <w:tblW w:w="0" w:type="auto"/>
+          <w:jc w:val="center"/>
           <w:tblBorders>
-            <w:top w:val="none" w:color="auto" w:sz="0" w:space="0"/>
-            <w:left w:val="none" w:color="auto" w:sz="0" w:space="0"/>
-            <w:bottom w:val="none" w:color="auto" w:sz="0" w:space="0"/>
-            <w:right w:val="none" w:color="auto" w:sz="0" w:space="0"/>
-            <w:insideH w:val="none" w:color="auto" w:sz="0" w:space="0"/>
-            <w:insideV w:val="none" w:color="auto" w:sz="0" w:space="0"/>
+            <w:top w:val="nil"/>
+            <w:left w:val="nil"/>
+            <w:bottom w:val="nil"/>
+            <w:right w:val="nil"/>
+            <w:insideH w:val="nil"/>
+            <w:insideV w:val="nil"/>
           </w:tblBorders>
           <w:tblCellMar>
             <w:top w:w="0" w:type="dxa"/>
@@ -303,7 +252,7 @@
           </w:tblCellMar>
         </w:tblPrEx>
         <w:trPr>
-          <w:trHeight w:val="810" w:hRule="atLeast"/>
+          <w:trHeight w:val="810"/>
           <w:jc w:val="center"/>
         </w:trPr>
         <w:tc>
@@ -342,7 +291,7 @@
             </w:r>
             <w:r>
               <w:rPr>
-                <w:rFonts w:hint="default" w:asciiTheme="minorAscii" w:hAnsiTheme="minorAscii" w:eastAsiaTheme="minorEastAsia"/>
+                <w:rFonts w:asciiTheme="minorAscii" w:eastAsiaTheme="minorEastAsia" w:hAnsiTheme="minorAscii" w:hint="default"/>
                 <w:spacing w:val="227"/>
                 <w:sz w:val="21"/>
                 <w:vertAlign w:val="baseline"/>
@@ -397,7 +346,7 @@
             </w:r>
             <w:r>
               <w:rPr>
-                <w:rFonts w:hint="eastAsia" w:asciiTheme="minorAscii" w:hAnsiTheme="minorAscii" w:eastAsiaTheme="minorEastAsia"/>
+                <w:rFonts w:asciiTheme="minorAscii" w:eastAsiaTheme="minorEastAsia" w:hAnsiTheme="minorAscii" w:hint="eastAsia"/>
                 <w:spacing w:val="227"/>
                 <w:sz w:val="21"/>
                 <w:vertAlign w:val="baseline"/>
@@ -419,14 +368,8 @@
       </w:tr>
       <w:tr>
         <w:tblPrEx>
-          <w:tblBorders>
-            <w:top w:val="none" w:color="auto" w:sz="0" w:space="0"/>
-            <w:left w:val="none" w:color="auto" w:sz="0" w:space="0"/>
-            <w:bottom w:val="none" w:color="auto" w:sz="0" w:space="0"/>
-            <w:right w:val="none" w:color="auto" w:sz="0" w:space="0"/>
-            <w:insideH w:val="none" w:color="auto" w:sz="0" w:space="0"/>
-            <w:insideV w:val="none" w:color="auto" w:sz="0" w:space="0"/>
-          </w:tblBorders>
+          <w:tblW w:w="0" w:type="auto"/>
+          <w:jc w:val="center"/>
           <w:tblCellMar>
             <w:top w:w="0" w:type="dxa"/>
             <w:left w:w="108" w:type="dxa"/>
@@ -435,7 +378,7 @@
           </w:tblCellMar>
         </w:tblPrEx>
         <w:trPr>
-          <w:trHeight w:val="810" w:hRule="atLeast"/>
+          <w:trHeight w:val="810"/>
           <w:jc w:val="center"/>
         </w:trPr>
         <w:tc>
@@ -460,7 +403,7 @@
               <w:snapToGrid w:val="0"/>
               <w:textAlignment w:val="baseline"/>
               <w:rPr>
-                <w:rFonts w:hint="default" w:ascii="Arial" w:hAnsi="Arial" w:eastAsia="Arial" w:cs="Arial"/>
+                <w:rFonts w:ascii="Arial" w:eastAsia="Arial" w:hAnsi="Arial" w:cs="Arial" w:hint="default"/>
                 <w:snapToGrid w:val="0"/>
                 <w:color w:val="000000"/>
                 <w:kern w:val="0"/>
@@ -492,7 +435,7 @@
             </w:r>
             <w:r>
               <w:rPr>
-                <w:rFonts w:hint="default" w:asciiTheme="minorAscii" w:hAnsiTheme="minorAscii" w:eastAsiaTheme="minorEastAsia"/>
+                <w:rFonts w:asciiTheme="minorAscii" w:eastAsiaTheme="minorEastAsia" w:hAnsiTheme="minorAscii" w:hint="default"/>
                 <w:spacing w:val="227"/>
                 <w:sz w:val="21"/>
                 <w:vertAlign w:val="baseline"/>
@@ -546,7 +489,7 @@
               <w:snapToGrid w:val="0"/>
               <w:textAlignment w:val="baseline"/>
               <w:rPr>
-                <w:rFonts w:hint="default" w:ascii="Arial" w:hAnsi="Arial" w:eastAsia="Arial" w:cs="Arial"/>
+                <w:rFonts w:ascii="Arial" w:eastAsia="Arial" w:hAnsi="Arial" w:cs="Arial" w:hint="default"/>
                 <w:snapToGrid w:val="0"/>
                 <w:color w:val="000000"/>
                 <w:kern w:val="0"/>
@@ -564,8 +507,8 @@
               </w:rPr>
               <w:t>审核</w:t>
             </w:r>
-            <w:bookmarkStart w:id="9" w:name="_GoBack"/>
-            <w:bookmarkEnd w:id="9"/>
+            <w:bookmarkStart w:id="2" w:name="_GoBack"/>
+            <w:bookmarkEnd w:id="2"/>
             <w:r>
               <w:rPr>
                 <w:rFonts w:hint="eastAsia"/>
@@ -576,7 +519,7 @@
             </w:r>
             <w:r>
               <w:rPr>
-                <w:rFonts w:hint="eastAsia" w:asciiTheme="minorAscii" w:hAnsiTheme="minorAscii" w:eastAsiaTheme="minorEastAsia"/>
+                <w:rFonts w:asciiTheme="minorAscii" w:eastAsiaTheme="minorEastAsia" w:hAnsiTheme="minorAscii" w:hint="eastAsia"/>
                 <w:spacing w:val="227"/>
                 <w:sz w:val="21"/>
                 <w:vertAlign w:val="baseline"/>
@@ -598,14 +541,8 @@
       </w:tr>
       <w:tr>
         <w:tblPrEx>
-          <w:tblBorders>
-            <w:top w:val="none" w:color="auto" w:sz="0" w:space="0"/>
-            <w:left w:val="none" w:color="auto" w:sz="0" w:space="0"/>
-            <w:bottom w:val="none" w:color="auto" w:sz="0" w:space="0"/>
-            <w:right w:val="none" w:color="auto" w:sz="0" w:space="0"/>
-            <w:insideH w:val="none" w:color="auto" w:sz="0" w:space="0"/>
-            <w:insideV w:val="none" w:color="auto" w:sz="0" w:space="0"/>
-          </w:tblBorders>
+          <w:tblW w:w="0" w:type="auto"/>
+          <w:jc w:val="center"/>
           <w:tblCellMar>
             <w:top w:w="0" w:type="dxa"/>
             <w:left w:w="108" w:type="dxa"/>
@@ -614,7 +551,7 @@
           </w:tblCellMar>
         </w:tblPrEx>
         <w:trPr>
-          <w:trHeight w:val="635" w:hRule="atLeast"/>
+          <w:trHeight w:val="635"/>
           <w:jc w:val="center"/>
         </w:trPr>
         <w:tc>
@@ -653,31 +590,6 @@
               </w:rPr>
               <w:t>批准人:宋海滨</w:t>
             </w:r>
-            <w:r>
-              <w:rPr>
-                <w:rFonts w:hint="eastAsia"/>
-                <w:spacing w:val="1"/>
-                <w:kern w:val="0"/>
-                <w:vertAlign w:val="baseline"/>
-                <w:lang w:val="en-US" w:eastAsia="zh-CN"/>
-              </w:rPr>
-            </w:r>
-            <w:r>
-              <w:rPr>
-                <w:rFonts w:hint="eastAsia" w:asciiTheme="minorAscii" w:hAnsiTheme="minorAscii" w:eastAsiaTheme="minorEastAsia"/>
-                <w:spacing w:val="227"/>
-                <w:sz w:val="21"/>
-                <w:vertAlign w:val="baseline"/>
-                <w:lang w:val="en-US" w:eastAsia="zh-CN"/>
-              </w:rPr>
-            </w:r>
-            <w:r>
-              <w:rPr>
-                <w:rFonts w:hint="eastAsia"/>
-                <w:u w:val="single"/>
-                <w:lang w:val="en-US" w:eastAsia="zh-CN"/>
-              </w:rPr>
-            </w:r>
           </w:p>
         </w:tc>
         <w:tc>
@@ -716,7 +628,7 @@
             </w:r>
             <w:r>
               <w:rPr>
-                <w:rFonts w:hint="eastAsia" w:asciiTheme="minorAscii" w:hAnsiTheme="minorAscii" w:eastAsiaTheme="minorEastAsia"/>
+                <w:rFonts w:asciiTheme="minorAscii" w:eastAsiaTheme="minorEastAsia" w:hAnsiTheme="minorAscii" w:hint="eastAsia"/>
                 <w:spacing w:val="227"/>
                 <w:sz w:val="21"/>
                 <w:vertAlign w:val="baseline"/>
@@ -777,14 +689,14 @@
         <w:ind w:left="3634"/>
         <w:textAlignment w:val="baseline"/>
         <w:rPr>
-          <w:rFonts w:ascii="宋体" w:hAnsi="宋体" w:eastAsia="宋体" w:cs="宋体"/>
+          <w:rFonts w:ascii="宋体" w:eastAsia="宋体" w:hAnsi="宋体" w:cs="宋体"/>
           <w:sz w:val="31"/>
           <w:szCs w:val="31"/>
         </w:rPr>
       </w:pPr>
       <w:r>
         <w:rPr>
-          <w:rFonts w:ascii="宋体" w:hAnsi="宋体" w:eastAsia="宋体" w:cs="宋体"/>
+          <w:rFonts w:ascii="宋体" w:eastAsia="宋体" w:hAnsi="宋体" w:cs="宋体"/>
           <w:b/>
           <w:bCs/>
           <w:spacing w:val="4"/>
@@ -796,16 +708,16 @@
     </w:p>
     <w:tbl>
       <w:tblPr>
-        <w:tblStyle w:val="26"/>
+        <w:tblStyle w:val="TableNormal0"/>
         <w:tblW w:w="7137" w:type="dxa"/>
         <w:jc w:val="center"/>
         <w:tblBorders>
-          <w:top w:val="single" w:color="000000" w:sz="2" w:space="0"/>
-          <w:left w:val="single" w:color="000000" w:sz="2" w:space="0"/>
-          <w:bottom w:val="single" w:color="000000" w:sz="2" w:space="0"/>
-          <w:right w:val="single" w:color="000000" w:sz="2" w:space="0"/>
-          <w:insideH w:val="single" w:color="000000" w:sz="2" w:space="0"/>
-          <w:insideV w:val="single" w:color="000000" w:sz="2" w:space="0"/>
+          <w:top w:val="single" w:sz="2" w:space="0" w:color="000000"/>
+          <w:left w:val="single" w:sz="2" w:space="0" w:color="000000"/>
+          <w:bottom w:val="single" w:sz="2" w:space="0" w:color="000000"/>
+          <w:right w:val="single" w:sz="2" w:space="0" w:color="000000"/>
+          <w:insideH w:val="single" w:sz="2" w:space="0" w:color="000000"/>
+          <w:insideV w:val="single" w:sz="2" w:space="0" w:color="000000"/>
         </w:tblBorders>
         <w:tblLayout w:type="fixed"/>
         <w:tblCellMar>
@@ -823,14 +735,17 @@
       </w:tblGrid>
       <w:tr>
         <w:tblPrEx>
+          <w:tblW w:w="7137" w:type="dxa"/>
+          <w:jc w:val="center"/>
           <w:tblBorders>
-            <w:top w:val="single" w:color="000000" w:sz="2" w:space="0"/>
-            <w:left w:val="single" w:color="000000" w:sz="2" w:space="0"/>
-            <w:bottom w:val="single" w:color="000000" w:sz="2" w:space="0"/>
-            <w:right w:val="single" w:color="000000" w:sz="2" w:space="0"/>
-            <w:insideH w:val="single" w:color="000000" w:sz="2" w:space="0"/>
-            <w:insideV w:val="single" w:color="000000" w:sz="2" w:space="0"/>
+            <w:top w:val="single" w:sz="2" w:space="0" w:color="000000"/>
+            <w:left w:val="single" w:sz="2" w:space="0" w:color="000000"/>
+            <w:bottom w:val="single" w:sz="2" w:space="0" w:color="000000"/>
+            <w:right w:val="single" w:sz="2" w:space="0" w:color="000000"/>
+            <w:insideH w:val="single" w:sz="2" w:space="0" w:color="000000"/>
+            <w:insideV w:val="single" w:sz="2" w:space="0" w:color="000000"/>
           </w:tblBorders>
+          <w:tblLayout w:type="fixed"/>
           <w:tblCellMar>
             <w:top w:w="0" w:type="dxa"/>
             <w:left w:w="0" w:type="dxa"/>
@@ -839,7 +754,7 @@
           </w:tblCellMar>
         </w:tblPrEx>
         <w:trPr>
-          <w:trHeight w:val="593" w:hRule="atLeast"/>
+          <w:trHeight w:val="593"/>
           <w:jc w:val="center"/>
         </w:trPr>
         <w:tc>
@@ -862,18 +777,18 @@
               <w:adjustRightInd w:val="0"/>
               <w:snapToGrid w:val="0"/>
               <w:spacing w:before="176" w:line="228" w:lineRule="auto"/>
-              <w:ind w:left="0" w:leftChars="0" w:right="0" w:rightChars="0" w:firstLine="0" w:firstLineChars="0"/>
+              <w:ind w:left="0" w:right="0" w:firstLine="0" w:leftChars="0" w:rightChars="0" w:firstLineChars="0"/>
               <w:jc w:val="center"/>
               <w:textAlignment w:val="baseline"/>
               <w:rPr>
-                <w:rFonts w:ascii="宋体" w:hAnsi="宋体" w:eastAsia="宋体" w:cs="宋体"/>
+                <w:rFonts w:ascii="宋体" w:eastAsia="宋体" w:hAnsi="宋体" w:cs="宋体"/>
                 <w:sz w:val="20"/>
                 <w:szCs w:val="20"/>
               </w:rPr>
             </w:pPr>
             <w:r>
               <w:rPr>
-                <w:rFonts w:ascii="宋体" w:hAnsi="宋体" w:eastAsia="宋体" w:cs="宋体"/>
+                <w:rFonts w:ascii="宋体" w:eastAsia="宋体" w:hAnsi="宋体" w:cs="宋体"/>
                 <w:spacing w:val="-14"/>
                 <w:sz w:val="20"/>
                 <w:szCs w:val="20"/>
@@ -902,18 +817,18 @@
               <w:adjustRightInd w:val="0"/>
               <w:snapToGrid w:val="0"/>
               <w:spacing w:before="175" w:line="227" w:lineRule="auto"/>
-              <w:ind w:left="0" w:leftChars="0" w:right="0" w:rightChars="0" w:firstLine="0" w:firstLineChars="0"/>
+              <w:ind w:left="0" w:right="0" w:firstLine="0" w:leftChars="0" w:rightChars="0" w:firstLineChars="0"/>
               <w:jc w:val="center"/>
               <w:textAlignment w:val="baseline"/>
               <w:rPr>
-                <w:rFonts w:ascii="宋体" w:hAnsi="宋体" w:eastAsia="宋体" w:cs="宋体"/>
+                <w:rFonts w:ascii="宋体" w:eastAsia="宋体" w:hAnsi="宋体" w:cs="宋体"/>
                 <w:sz w:val="20"/>
                 <w:szCs w:val="20"/>
               </w:rPr>
             </w:pPr>
             <w:r>
               <w:rPr>
-                <w:rFonts w:ascii="宋体" w:hAnsi="宋体" w:eastAsia="宋体" w:cs="宋体"/>
+                <w:rFonts w:ascii="宋体" w:eastAsia="宋体" w:hAnsi="宋体" w:cs="宋体"/>
                 <w:spacing w:val="4"/>
                 <w:sz w:val="20"/>
                 <w:szCs w:val="20"/>
@@ -942,18 +857,18 @@
               <w:adjustRightInd w:val="0"/>
               <w:snapToGrid w:val="0"/>
               <w:spacing w:before="175" w:line="228" w:lineRule="auto"/>
-              <w:ind w:left="0" w:leftChars="0" w:right="0" w:rightChars="0" w:firstLine="0" w:firstLineChars="0"/>
+              <w:ind w:left="0" w:right="0" w:firstLine="0" w:leftChars="0" w:rightChars="0" w:firstLineChars="0"/>
               <w:jc w:val="center"/>
               <w:textAlignment w:val="baseline"/>
               <w:rPr>
-                <w:rFonts w:ascii="宋体" w:hAnsi="宋体" w:eastAsia="宋体" w:cs="宋体"/>
+                <w:rFonts w:ascii="宋体" w:eastAsia="宋体" w:hAnsi="宋体" w:cs="宋体"/>
                 <w:sz w:val="20"/>
                 <w:szCs w:val="20"/>
               </w:rPr>
             </w:pPr>
             <w:r>
               <w:rPr>
-                <w:rFonts w:ascii="宋体" w:hAnsi="宋体" w:eastAsia="宋体" w:cs="宋体"/>
+                <w:rFonts w:ascii="宋体" w:eastAsia="宋体" w:hAnsi="宋体" w:cs="宋体"/>
                 <w:spacing w:val="7"/>
                 <w:sz w:val="20"/>
                 <w:szCs w:val="20"/>
@@ -982,18 +897,18 @@
               <w:adjustRightInd w:val="0"/>
               <w:snapToGrid w:val="0"/>
               <w:spacing w:before="176" w:line="229" w:lineRule="auto"/>
-              <w:ind w:left="0" w:leftChars="0" w:right="0" w:rightChars="0" w:firstLine="0" w:firstLineChars="0"/>
+              <w:ind w:left="0" w:right="0" w:firstLine="0" w:leftChars="0" w:rightChars="0" w:firstLineChars="0"/>
               <w:jc w:val="center"/>
               <w:textAlignment w:val="baseline"/>
               <w:rPr>
-                <w:rFonts w:ascii="宋体" w:hAnsi="宋体" w:eastAsia="宋体" w:cs="宋体"/>
+                <w:rFonts w:ascii="宋体" w:eastAsia="宋体" w:hAnsi="宋体" w:cs="宋体"/>
                 <w:sz w:val="20"/>
                 <w:szCs w:val="20"/>
               </w:rPr>
             </w:pPr>
             <w:r>
               <w:rPr>
-                <w:rFonts w:ascii="宋体" w:hAnsi="宋体" w:eastAsia="宋体" w:cs="宋体"/>
+                <w:rFonts w:ascii="宋体" w:eastAsia="宋体" w:hAnsi="宋体" w:cs="宋体"/>
                 <w:spacing w:val="7"/>
                 <w:sz w:val="20"/>
                 <w:szCs w:val="20"/>
@@ -1005,14 +920,9 @@
       </w:tr>
       <w:tr>
         <w:tblPrEx>
-          <w:tblBorders>
-            <w:top w:val="single" w:color="000000" w:sz="2" w:space="0"/>
-            <w:left w:val="single" w:color="000000" w:sz="2" w:space="0"/>
-            <w:bottom w:val="single" w:color="000000" w:sz="2" w:space="0"/>
-            <w:right w:val="single" w:color="000000" w:sz="2" w:space="0"/>
-            <w:insideH w:val="single" w:color="000000" w:sz="2" w:space="0"/>
-            <w:insideV w:val="single" w:color="000000" w:sz="2" w:space="0"/>
-          </w:tblBorders>
+          <w:tblW w:w="7137" w:type="dxa"/>
+          <w:jc w:val="center"/>
+          <w:tblLayout w:type="fixed"/>
           <w:tblCellMar>
             <w:top w:w="0" w:type="dxa"/>
             <w:left w:w="0" w:type="dxa"/>
@@ -1021,7 +931,7 @@
           </w:tblCellMar>
         </w:tblPrEx>
         <w:trPr>
-          <w:trHeight w:val="516" w:hRule="atLeast"/>
+          <w:trHeight w:val="516"/>
           <w:jc w:val="center"/>
         </w:trPr>
         <w:tc>
@@ -1044,11 +954,11 @@
               <w:adjustRightInd w:val="0"/>
               <w:snapToGrid w:val="0"/>
               <w:spacing w:before="173" w:line="267" w:lineRule="exact"/>
-              <w:ind w:left="0" w:leftChars="0" w:right="0" w:rightChars="0" w:firstLine="0" w:firstLineChars="0"/>
+              <w:ind w:left="0" w:right="0" w:firstLine="0" w:leftChars="0" w:rightChars="0" w:firstLineChars="0"/>
               <w:jc w:val="center"/>
               <w:textAlignment w:val="baseline"/>
               <w:rPr>
-                <w:rFonts w:hint="default" w:ascii="宋体" w:hAnsi="宋体" w:eastAsia="宋体" w:cs="宋体"/>
+                <w:rFonts w:ascii="宋体" w:eastAsia="宋体" w:hAnsi="宋体" w:cs="宋体" w:hint="default"/>
                 <w:sz w:val="20"/>
                 <w:szCs w:val="20"/>
                 <w:lang w:val="en-US" w:eastAsia="zh-CN"/>
@@ -1056,7 +966,7 @@
             </w:pPr>
             <w:r>
               <w:rPr>
-                <w:rFonts w:ascii="宋体" w:hAnsi="宋体" w:eastAsia="宋体" w:cs="宋体"/>
+                <w:rFonts w:ascii="宋体" w:eastAsia="宋体" w:hAnsi="宋体" w:cs="宋体"/>
                 <w:spacing w:val="3"/>
                 <w:position w:val="1"/>
                 <w:sz w:val="20"/>
@@ -1066,7 +976,7 @@
             </w:r>
             <w:r>
               <w:rPr>
-                <w:rFonts w:hint="eastAsia" w:ascii="宋体" w:hAnsi="宋体" w:cs="宋体"/>
+                <w:rFonts w:ascii="宋体" w:hAnsi="宋体" w:cs="宋体" w:hint="eastAsia"/>
                 <w:spacing w:val="3"/>
                 <w:position w:val="1"/>
                 <w:sz w:val="20"/>
@@ -1077,7 +987,7 @@
             </w:r>
             <w:r>
               <w:rPr>
-                <w:rFonts w:ascii="宋体" w:hAnsi="宋体" w:eastAsia="宋体" w:cs="宋体"/>
+                <w:rFonts w:ascii="宋体" w:eastAsia="宋体" w:hAnsi="宋体" w:cs="宋体"/>
                 <w:spacing w:val="3"/>
                 <w:position w:val="1"/>
                 <w:sz w:val="20"/>
@@ -1087,7 +997,7 @@
             </w:r>
             <w:r>
               <w:rPr>
-                <w:rFonts w:hint="eastAsia" w:ascii="宋体" w:hAnsi="宋体" w:cs="宋体"/>
+                <w:rFonts w:ascii="宋体" w:hAnsi="宋体" w:cs="宋体" w:hint="eastAsia"/>
                 <w:spacing w:val="3"/>
                 <w:position w:val="1"/>
                 <w:sz w:val="20"/>
@@ -1118,18 +1028,18 @@
               <w:adjustRightInd w:val="0"/>
               <w:snapToGrid w:val="0"/>
               <w:spacing w:before="173" w:line="267" w:lineRule="exact"/>
-              <w:ind w:left="0" w:leftChars="0" w:right="0" w:rightChars="0" w:firstLine="0" w:firstLineChars="0"/>
+              <w:ind w:left="0" w:right="0" w:firstLine="0" w:leftChars="0" w:rightChars="0" w:firstLineChars="0"/>
               <w:jc w:val="center"/>
               <w:textAlignment w:val="baseline"/>
               <w:rPr>
-                <w:rFonts w:ascii="宋体" w:hAnsi="宋体" w:eastAsia="宋体" w:cs="宋体"/>
+                <w:rFonts w:ascii="宋体" w:eastAsia="宋体" w:hAnsi="宋体" w:cs="宋体"/>
                 <w:sz w:val="20"/>
                 <w:szCs w:val="20"/>
               </w:rPr>
             </w:pPr>
             <w:r>
               <w:rPr>
-                <w:rFonts w:ascii="宋体" w:hAnsi="宋体" w:eastAsia="宋体" w:cs="宋体"/>
+                <w:rFonts w:ascii="宋体" w:eastAsia="宋体" w:hAnsi="宋体" w:cs="宋体"/>
                 <w:spacing w:val="4"/>
                 <w:position w:val="1"/>
                 <w:sz w:val="20"/>
@@ -1159,18 +1069,18 @@
               <w:adjustRightInd w:val="0"/>
               <w:snapToGrid w:val="0"/>
               <w:spacing w:before="172" w:line="228" w:lineRule="auto"/>
-              <w:ind w:left="0" w:leftChars="0" w:right="0" w:rightChars="0" w:firstLine="0" w:firstLineChars="0"/>
+              <w:ind w:left="0" w:right="0" w:firstLine="0" w:leftChars="0" w:rightChars="0" w:firstLineChars="0"/>
               <w:jc w:val="center"/>
               <w:textAlignment w:val="baseline"/>
               <w:rPr>
-                <w:rFonts w:ascii="宋体" w:hAnsi="宋体" w:eastAsia="宋体" w:cs="宋体"/>
+                <w:rFonts w:ascii="宋体" w:eastAsia="宋体" w:hAnsi="宋体" w:cs="宋体"/>
                 <w:sz w:val="20"/>
                 <w:szCs w:val="20"/>
               </w:rPr>
             </w:pPr>
             <w:r>
               <w:rPr>
-                <w:rFonts w:ascii="宋体" w:hAnsi="宋体" w:eastAsia="宋体" w:cs="宋体"/>
+                <w:rFonts w:ascii="宋体" w:eastAsia="宋体" w:hAnsi="宋体" w:cs="宋体"/>
                 <w:spacing w:val="7"/>
                 <w:sz w:val="20"/>
                 <w:szCs w:val="20"/>
@@ -1199,11 +1109,11 @@
               <w:adjustRightInd w:val="0"/>
               <w:snapToGrid w:val="0"/>
               <w:spacing w:before="173" w:line="229" w:lineRule="auto"/>
-              <w:ind w:left="0" w:leftChars="0" w:right="0" w:rightChars="0" w:firstLine="0" w:firstLineChars="0"/>
+              <w:ind w:left="0" w:right="0" w:firstLine="0" w:leftChars="0" w:rightChars="0" w:firstLineChars="0"/>
               <w:jc w:val="center"/>
               <w:textAlignment w:val="baseline"/>
               <w:rPr>
-                <w:rFonts w:ascii="宋体" w:hAnsi="宋体" w:eastAsia="宋体" w:cs="宋体"/>
+                <w:rFonts w:ascii="宋体" w:eastAsia="宋体" w:hAnsi="宋体" w:cs="宋体"/>
                 <w:sz w:val="20"/>
                 <w:szCs w:val="20"/>
               </w:rPr>
@@ -1220,14 +1130,9 @@
       </w:tr>
       <w:tr>
         <w:tblPrEx>
-          <w:tblBorders>
-            <w:top w:val="single" w:color="000000" w:sz="2" w:space="0"/>
-            <w:left w:val="single" w:color="000000" w:sz="2" w:space="0"/>
-            <w:bottom w:val="single" w:color="000000" w:sz="2" w:space="0"/>
-            <w:right w:val="single" w:color="000000" w:sz="2" w:space="0"/>
-            <w:insideH w:val="single" w:color="000000" w:sz="2" w:space="0"/>
-            <w:insideV w:val="single" w:color="000000" w:sz="2" w:space="0"/>
-          </w:tblBorders>
+          <w:tblW w:w="7137" w:type="dxa"/>
+          <w:jc w:val="center"/>
+          <w:tblLayout w:type="fixed"/>
           <w:tblCellMar>
             <w:top w:w="0" w:type="dxa"/>
             <w:left w:w="0" w:type="dxa"/>
@@ -1236,7 +1141,7 @@
           </w:tblCellMar>
         </w:tblPrEx>
         <w:trPr>
-          <w:trHeight w:val="556" w:hRule="atLeast"/>
+          <w:trHeight w:val="556"/>
           <w:jc w:val="center"/>
         </w:trPr>
         <w:tc>
@@ -1245,7 +1150,7 @@
           </w:tcPr>
           <w:p>
             <w:pPr>
-              <w:pStyle w:val="27"/>
+              <w:pStyle w:val="TableText"/>
               <w:keepNext w:val="0"/>
               <w:keepLines w:val="0"/>
               <w:pageBreakBefore w:val="0"/>
@@ -1259,7 +1164,7 @@
               <w:bidi w:val="0"/>
               <w:adjustRightInd w:val="0"/>
               <w:snapToGrid w:val="0"/>
-              <w:ind w:left="0" w:leftChars="0" w:right="0" w:rightChars="0" w:firstLine="0" w:firstLineChars="0"/>
+              <w:ind w:left="0" w:right="0" w:firstLine="0" w:leftChars="0" w:rightChars="0" w:firstLineChars="0"/>
               <w:jc w:val="center"/>
               <w:textAlignment w:val="baseline"/>
             </w:pPr>
@@ -1271,7 +1176,7 @@
           </w:tcPr>
           <w:p>
             <w:pPr>
-              <w:pStyle w:val="27"/>
+              <w:pStyle w:val="TableText"/>
               <w:keepNext w:val="0"/>
               <w:keepLines w:val="0"/>
               <w:pageBreakBefore w:val="0"/>
@@ -1285,7 +1190,7 @@
               <w:bidi w:val="0"/>
               <w:adjustRightInd w:val="0"/>
               <w:snapToGrid w:val="0"/>
-              <w:ind w:left="0" w:leftChars="0" w:right="0" w:rightChars="0" w:firstLine="0" w:firstLineChars="0"/>
+              <w:ind w:left="0" w:right="0" w:firstLine="0" w:leftChars="0" w:rightChars="0" w:firstLineChars="0"/>
               <w:jc w:val="center"/>
               <w:textAlignment w:val="baseline"/>
             </w:pPr>
@@ -1297,7 +1202,7 @@
           </w:tcPr>
           <w:p>
             <w:pPr>
-              <w:pStyle w:val="27"/>
+              <w:pStyle w:val="TableText"/>
               <w:keepNext w:val="0"/>
               <w:keepLines w:val="0"/>
               <w:pageBreakBefore w:val="0"/>
@@ -1311,7 +1216,7 @@
               <w:bidi w:val="0"/>
               <w:adjustRightInd w:val="0"/>
               <w:snapToGrid w:val="0"/>
-              <w:ind w:left="0" w:leftChars="0" w:right="0" w:rightChars="0" w:firstLine="0" w:firstLineChars="0"/>
+              <w:ind w:left="0" w:right="0" w:firstLine="0" w:leftChars="0" w:rightChars="0" w:firstLineChars="0"/>
               <w:jc w:val="center"/>
               <w:textAlignment w:val="baseline"/>
             </w:pPr>
@@ -1323,7 +1228,7 @@
           </w:tcPr>
           <w:p>
             <w:pPr>
-              <w:pStyle w:val="27"/>
+              <w:pStyle w:val="TableText"/>
               <w:keepNext w:val="0"/>
               <w:keepLines w:val="0"/>
               <w:pageBreakBefore w:val="0"/>
@@ -1337,7 +1242,7 @@
               <w:bidi w:val="0"/>
               <w:adjustRightInd w:val="0"/>
               <w:snapToGrid w:val="0"/>
-              <w:ind w:left="0" w:leftChars="0" w:right="0" w:rightChars="0" w:firstLine="0" w:firstLineChars="0"/>
+              <w:ind w:left="0" w:right="0" w:firstLine="0" w:leftChars="0" w:rightChars="0" w:firstLineChars="0"/>
               <w:jc w:val="center"/>
               <w:textAlignment w:val="baseline"/>
             </w:pPr>
@@ -1346,14 +1251,9 @@
       </w:tr>
       <w:tr>
         <w:tblPrEx>
-          <w:tblBorders>
-            <w:top w:val="single" w:color="000000" w:sz="2" w:space="0"/>
-            <w:left w:val="single" w:color="000000" w:sz="2" w:space="0"/>
-            <w:bottom w:val="single" w:color="000000" w:sz="2" w:space="0"/>
-            <w:right w:val="single" w:color="000000" w:sz="2" w:space="0"/>
-            <w:insideH w:val="single" w:color="000000" w:sz="2" w:space="0"/>
-            <w:insideV w:val="single" w:color="000000" w:sz="2" w:space="0"/>
-          </w:tblBorders>
+          <w:tblW w:w="7137" w:type="dxa"/>
+          <w:jc w:val="center"/>
+          <w:tblLayout w:type="fixed"/>
           <w:tblCellMar>
             <w:top w:w="0" w:type="dxa"/>
             <w:left w:w="0" w:type="dxa"/>
@@ -1362,7 +1262,7 @@
           </w:tblCellMar>
         </w:tblPrEx>
         <w:trPr>
-          <w:trHeight w:val="556" w:hRule="atLeast"/>
+          <w:trHeight w:val="556"/>
           <w:jc w:val="center"/>
         </w:trPr>
         <w:tc>
@@ -1371,7 +1271,7 @@
           </w:tcPr>
           <w:p>
             <w:pPr>
-              <w:pStyle w:val="27"/>
+              <w:pStyle w:val="TableText"/>
               <w:keepNext w:val="0"/>
               <w:keepLines w:val="0"/>
               <w:pageBreakBefore w:val="0"/>
@@ -1385,7 +1285,7 @@
               <w:bidi w:val="0"/>
               <w:adjustRightInd w:val="0"/>
               <w:snapToGrid w:val="0"/>
-              <w:ind w:left="0" w:leftChars="0" w:right="0" w:rightChars="0" w:firstLine="0" w:firstLineChars="0"/>
+              <w:ind w:left="0" w:right="0" w:firstLine="0" w:leftChars="0" w:rightChars="0" w:firstLineChars="0"/>
               <w:jc w:val="center"/>
               <w:textAlignment w:val="baseline"/>
             </w:pPr>
@@ -1397,7 +1297,7 @@
           </w:tcPr>
           <w:p>
             <w:pPr>
-              <w:pStyle w:val="27"/>
+              <w:pStyle w:val="TableText"/>
               <w:keepNext w:val="0"/>
               <w:keepLines w:val="0"/>
               <w:pageBreakBefore w:val="0"/>
@@ -1411,7 +1311,7 @@
               <w:bidi w:val="0"/>
               <w:adjustRightInd w:val="0"/>
               <w:snapToGrid w:val="0"/>
-              <w:ind w:left="0" w:leftChars="0" w:right="0" w:rightChars="0" w:firstLine="0" w:firstLineChars="0"/>
+              <w:ind w:left="0" w:right="0" w:firstLine="0" w:leftChars="0" w:rightChars="0" w:firstLineChars="0"/>
               <w:jc w:val="center"/>
               <w:textAlignment w:val="baseline"/>
             </w:pPr>
@@ -1423,7 +1323,7 @@
           </w:tcPr>
           <w:p>
             <w:pPr>
-              <w:pStyle w:val="27"/>
+              <w:pStyle w:val="TableText"/>
               <w:keepNext w:val="0"/>
               <w:keepLines w:val="0"/>
               <w:pageBreakBefore w:val="0"/>
@@ -1437,7 +1337,7 @@
               <w:bidi w:val="0"/>
               <w:adjustRightInd w:val="0"/>
               <w:snapToGrid w:val="0"/>
-              <w:ind w:left="0" w:leftChars="0" w:right="0" w:rightChars="0" w:firstLine="0" w:firstLineChars="0"/>
+              <w:ind w:left="0" w:right="0" w:firstLine="0" w:leftChars="0" w:rightChars="0" w:firstLineChars="0"/>
               <w:jc w:val="center"/>
               <w:textAlignment w:val="baseline"/>
             </w:pPr>
@@ -1449,7 +1349,7 @@
           </w:tcPr>
           <w:p>
             <w:pPr>
-              <w:pStyle w:val="27"/>
+              <w:pStyle w:val="TableText"/>
               <w:keepNext w:val="0"/>
               <w:keepLines w:val="0"/>
               <w:pageBreakBefore w:val="0"/>
@@ -1463,7 +1363,7 @@
               <w:bidi w:val="0"/>
               <w:adjustRightInd w:val="0"/>
               <w:snapToGrid w:val="0"/>
-              <w:ind w:left="0" w:leftChars="0" w:right="0" w:rightChars="0" w:firstLine="0" w:firstLineChars="0"/>
+              <w:ind w:left="0" w:right="0" w:firstLine="0" w:leftChars="0" w:rightChars="0" w:firstLineChars="0"/>
               <w:jc w:val="center"/>
               <w:textAlignment w:val="baseline"/>
             </w:pPr>
@@ -1472,14 +1372,9 @@
       </w:tr>
       <w:tr>
         <w:tblPrEx>
-          <w:tblBorders>
-            <w:top w:val="single" w:color="000000" w:sz="2" w:space="0"/>
-            <w:left w:val="single" w:color="000000" w:sz="2" w:space="0"/>
-            <w:bottom w:val="single" w:color="000000" w:sz="2" w:space="0"/>
-            <w:right w:val="single" w:color="000000" w:sz="2" w:space="0"/>
-            <w:insideH w:val="single" w:color="000000" w:sz="2" w:space="0"/>
-            <w:insideV w:val="single" w:color="000000" w:sz="2" w:space="0"/>
-          </w:tblBorders>
+          <w:tblW w:w="7137" w:type="dxa"/>
+          <w:jc w:val="center"/>
+          <w:tblLayout w:type="fixed"/>
           <w:tblCellMar>
             <w:top w:w="0" w:type="dxa"/>
             <w:left w:w="0" w:type="dxa"/>
@@ -1488,7 +1383,7 @@
           </w:tblCellMar>
         </w:tblPrEx>
         <w:trPr>
-          <w:trHeight w:val="557" w:hRule="atLeast"/>
+          <w:trHeight w:val="557"/>
           <w:jc w:val="center"/>
         </w:trPr>
         <w:tc>
@@ -1497,7 +1392,7 @@
           </w:tcPr>
           <w:p>
             <w:pPr>
-              <w:pStyle w:val="27"/>
+              <w:pStyle w:val="TableText"/>
               <w:keepNext w:val="0"/>
               <w:keepLines w:val="0"/>
               <w:pageBreakBefore w:val="0"/>
@@ -1511,7 +1406,7 @@
               <w:bidi w:val="0"/>
               <w:adjustRightInd w:val="0"/>
               <w:snapToGrid w:val="0"/>
-              <w:ind w:left="0" w:leftChars="0" w:right="0" w:rightChars="0" w:firstLine="0" w:firstLineChars="0"/>
+              <w:ind w:left="0" w:right="0" w:firstLine="0" w:leftChars="0" w:rightChars="0" w:firstLineChars="0"/>
               <w:jc w:val="center"/>
               <w:textAlignment w:val="baseline"/>
             </w:pPr>
@@ -1523,7 +1418,7 @@
           </w:tcPr>
           <w:p>
             <w:pPr>
-              <w:pStyle w:val="27"/>
+              <w:pStyle w:val="TableText"/>
               <w:keepNext w:val="0"/>
               <w:keepLines w:val="0"/>
               <w:pageBreakBefore w:val="0"/>
@@ -1537,7 +1432,7 @@
               <w:bidi w:val="0"/>
               <w:adjustRightInd w:val="0"/>
               <w:snapToGrid w:val="0"/>
-              <w:ind w:left="0" w:leftChars="0" w:right="0" w:rightChars="0" w:firstLine="0" w:firstLineChars="0"/>
+              <w:ind w:left="0" w:right="0" w:firstLine="0" w:leftChars="0" w:rightChars="0" w:firstLineChars="0"/>
               <w:jc w:val="center"/>
               <w:textAlignment w:val="baseline"/>
             </w:pPr>
@@ -1549,7 +1444,7 @@
           </w:tcPr>
           <w:p>
             <w:pPr>
-              <w:pStyle w:val="27"/>
+              <w:pStyle w:val="TableText"/>
               <w:keepNext w:val="0"/>
               <w:keepLines w:val="0"/>
               <w:pageBreakBefore w:val="0"/>
@@ -1563,7 +1458,7 @@
               <w:bidi w:val="0"/>
               <w:adjustRightInd w:val="0"/>
               <w:snapToGrid w:val="0"/>
-              <w:ind w:left="0" w:leftChars="0" w:right="0" w:rightChars="0" w:firstLine="0" w:firstLineChars="0"/>
+              <w:ind w:left="0" w:right="0" w:firstLine="0" w:leftChars="0" w:rightChars="0" w:firstLineChars="0"/>
               <w:jc w:val="center"/>
               <w:textAlignment w:val="baseline"/>
             </w:pPr>
@@ -1575,7 +1470,7 @@
           </w:tcPr>
           <w:p>
             <w:pPr>
-              <w:pStyle w:val="27"/>
+              <w:pStyle w:val="TableText"/>
               <w:keepNext w:val="0"/>
               <w:keepLines w:val="0"/>
               <w:pageBreakBefore w:val="0"/>
@@ -1589,7 +1484,7 @@
               <w:bidi w:val="0"/>
               <w:adjustRightInd w:val="0"/>
               <w:snapToGrid w:val="0"/>
-              <w:ind w:left="0" w:leftChars="0" w:right="0" w:rightChars="0" w:firstLine="0" w:firstLineChars="0"/>
+              <w:ind w:left="0" w:right="0" w:firstLine="0" w:leftChars="0" w:rightChars="0" w:firstLineChars="0"/>
               <w:jc w:val="center"/>
               <w:textAlignment w:val="baseline"/>
             </w:pPr>
@@ -1621,7 +1516,7 @@
     <w:sdt>
       <w:sdtPr>
         <w:rPr>
-          <w:rFonts w:ascii="宋体" w:hAnsi="宋体" w:eastAsia="宋体" w:cs="Arial"/>
+          <w:rFonts w:ascii="宋体" w:eastAsia="宋体" w:hAnsi="宋体" w:cs="Arial"/>
           <w:snapToGrid w:val="0"/>
           <w:color w:val="000000"/>
           <w:kern w:val="0"/>
@@ -1637,7 +1532,7 @@
       </w:sdtPr>
       <w:sdtEndPr>
         <w:rPr>
-          <w:rFonts w:hint="eastAsia" w:ascii="宋体" w:hAnsi="宋体" w:eastAsia="宋体" w:cs="宋体"/>
+          <w:rFonts w:ascii="宋体" w:eastAsia="宋体" w:hAnsi="宋体" w:cs="宋体" w:hint="eastAsia"/>
           <w:snapToGrid w:val="0"/>
           <w:color w:val="000000"/>
           <w:kern w:val="0"/>
@@ -1663,18 +1558,18 @@
             <w:adjustRightInd w:val="0"/>
             <w:snapToGrid w:val="0"/>
             <w:spacing w:before="0" w:beforeLines="0" w:after="0" w:afterLines="0" w:line="240" w:lineRule="auto"/>
-            <w:ind w:left="0" w:leftChars="0" w:right="0" w:rightChars="0" w:firstLine="0" w:firstLineChars="0"/>
+            <w:ind w:left="0" w:right="0" w:firstLine="0" w:leftChars="0" w:rightChars="0" w:firstLineChars="0"/>
             <w:jc w:val="center"/>
             <w:textAlignment w:val="baseline"/>
             <w:rPr>
-              <w:rFonts w:hint="eastAsia" w:ascii="宋体" w:hAnsi="宋体" w:eastAsia="宋体" w:cs="宋体"/>
+              <w:rFonts w:ascii="宋体" w:eastAsia="宋体" w:hAnsi="宋体" w:cs="宋体" w:hint="eastAsia"/>
               <w:sz w:val="24"/>
               <w:szCs w:val="24"/>
             </w:rPr>
           </w:pPr>
           <w:r>
             <w:rPr>
-              <w:rFonts w:hint="eastAsia" w:ascii="宋体" w:hAnsi="宋体" w:eastAsia="宋体" w:cs="宋体"/>
+              <w:rFonts w:ascii="宋体" w:eastAsia="宋体" w:hAnsi="宋体" w:cs="宋体" w:hint="eastAsia"/>
               <w:sz w:val="24"/>
               <w:szCs w:val="24"/>
             </w:rPr>
@@ -1683,14 +1578,14 @@
         </w:p>
         <w:p>
           <w:pPr>
-            <w:pStyle w:val="16"/>
+            <w:pStyle w:val="TOC1"/>
             <w:tabs>
               <w:tab w:val="right" w:leader="dot" w:pos="8306"/>
             </w:tabs>
           </w:pPr>
           <w:r>
             <w:rPr>
-              <w:rFonts w:hint="eastAsia" w:ascii="宋体" w:hAnsi="宋体" w:eastAsia="宋体" w:cs="宋体"/>
+              <w:rFonts w:ascii="宋体" w:eastAsia="宋体" w:hAnsi="宋体" w:cs="宋体" w:hint="eastAsia"/>
               <w:sz w:val="24"/>
               <w:szCs w:val="24"/>
             </w:rPr>
@@ -1698,7 +1593,7 @@
           </w:r>
           <w:r>
             <w:rPr>
-              <w:rFonts w:hint="eastAsia" w:ascii="宋体" w:hAnsi="宋体" w:eastAsia="宋体" w:cs="宋体"/>
+              <w:rFonts w:ascii="宋体" w:eastAsia="宋体" w:hAnsi="宋体" w:cs="宋体" w:hint="eastAsia"/>
               <w:sz w:val="24"/>
               <w:szCs w:val="24"/>
             </w:rPr>
@@ -1706,7 +1601,7 @@
           </w:r>
           <w:r>
             <w:rPr>
-              <w:rFonts w:hint="eastAsia" w:ascii="宋体" w:hAnsi="宋体" w:eastAsia="宋体" w:cs="宋体"/>
+              <w:rFonts w:ascii="宋体" w:eastAsia="宋体" w:hAnsi="宋体" w:cs="宋体" w:hint="eastAsia"/>
               <w:sz w:val="24"/>
               <w:szCs w:val="24"/>
             </w:rPr>
@@ -1714,21 +1609,21 @@
           </w:r>
           <w:r>
             <w:rPr>
-              <w:rFonts w:hint="eastAsia" w:ascii="宋体" w:hAnsi="宋体" w:eastAsia="宋体" w:cs="宋体"/>
+              <w:rFonts w:ascii="宋体" w:eastAsia="宋体" w:hAnsi="宋体" w:cs="宋体" w:hint="eastAsia"/>
               <w:szCs w:val="24"/>
             </w:rPr>
             <w:fldChar w:fldCharType="begin"/>
           </w:r>
           <w:r>
             <w:rPr>
-              <w:rFonts w:hint="eastAsia" w:ascii="宋体" w:hAnsi="宋体" w:eastAsia="宋体" w:cs="宋体"/>
+              <w:rFonts w:ascii="宋体" w:eastAsia="宋体" w:hAnsi="宋体" w:cs="宋体" w:hint="eastAsia"/>
               <w:szCs w:val="24"/>
             </w:rPr>
             <w:instrText xml:space="preserve"> HYPERLINK \l _Toc6149 </w:instrText>
           </w:r>
           <w:r>
             <w:rPr>
-              <w:rFonts w:hint="eastAsia" w:ascii="宋体" w:hAnsi="宋体" w:eastAsia="宋体" w:cs="宋体"/>
+              <w:rFonts w:ascii="宋体" w:eastAsia="宋体" w:hAnsi="宋体" w:cs="宋体" w:hint="eastAsia"/>
               <w:szCs w:val="24"/>
             </w:rPr>
             <w:fldChar w:fldCharType="separate"/>
@@ -1760,7 +1655,7 @@
           </w:r>
           <w:r>
             <w:rPr>
-              <w:rFonts w:hint="eastAsia" w:ascii="宋体" w:hAnsi="宋体" w:eastAsia="宋体" w:cs="宋体"/>
+              <w:rFonts w:ascii="宋体" w:eastAsia="宋体" w:hAnsi="宋体" w:cs="宋体" w:hint="eastAsia"/>
               <w:szCs w:val="24"/>
             </w:rPr>
             <w:fldChar w:fldCharType="end"/>
@@ -1768,28 +1663,28 @@
         </w:p>
         <w:p>
           <w:pPr>
-            <w:pStyle w:val="16"/>
+            <w:pStyle w:val="TOC1"/>
             <w:tabs>
               <w:tab w:val="right" w:leader="dot" w:pos="8306"/>
             </w:tabs>
           </w:pPr>
           <w:r>
             <w:rPr>
-              <w:rFonts w:hint="eastAsia" w:ascii="宋体" w:hAnsi="宋体" w:eastAsia="宋体" w:cs="宋体"/>
+              <w:rFonts w:ascii="宋体" w:eastAsia="宋体" w:hAnsi="宋体" w:cs="宋体" w:hint="eastAsia"/>
               <w:szCs w:val="24"/>
             </w:rPr>
             <w:fldChar w:fldCharType="begin"/>
           </w:r>
           <w:r>
             <w:rPr>
-              <w:rFonts w:hint="eastAsia" w:ascii="宋体" w:hAnsi="宋体" w:eastAsia="宋体" w:cs="宋体"/>
+              <w:rFonts w:ascii="宋体" w:eastAsia="宋体" w:hAnsi="宋体" w:cs="宋体" w:hint="eastAsia"/>
               <w:szCs w:val="24"/>
             </w:rPr>
             <w:instrText xml:space="preserve"> HYPERLINK \l _Toc15227 </w:instrText>
           </w:r>
           <w:r>
             <w:rPr>
-              <w:rFonts w:hint="eastAsia" w:ascii="宋体" w:hAnsi="宋体" w:eastAsia="宋体" w:cs="宋体"/>
+              <w:rFonts w:ascii="宋体" w:eastAsia="宋体" w:hAnsi="宋体" w:cs="宋体" w:hint="eastAsia"/>
               <w:szCs w:val="24"/>
             </w:rPr>
             <w:fldChar w:fldCharType="separate"/>
@@ -1821,7 +1716,7 @@
           </w:r>
           <w:r>
             <w:rPr>
-              <w:rFonts w:hint="eastAsia" w:ascii="宋体" w:hAnsi="宋体" w:eastAsia="宋体" w:cs="宋体"/>
+              <w:rFonts w:ascii="宋体" w:eastAsia="宋体" w:hAnsi="宋体" w:cs="宋体" w:hint="eastAsia"/>
               <w:szCs w:val="24"/>
             </w:rPr>
             <w:fldChar w:fldCharType="end"/>
@@ -1829,28 +1724,28 @@
         </w:p>
         <w:p>
           <w:pPr>
-            <w:pStyle w:val="16"/>
+            <w:pStyle w:val="TOC1"/>
             <w:tabs>
               <w:tab w:val="right" w:leader="dot" w:pos="8306"/>
             </w:tabs>
           </w:pPr>
           <w:r>
             <w:rPr>
-              <w:rFonts w:hint="eastAsia" w:ascii="宋体" w:hAnsi="宋体" w:eastAsia="宋体" w:cs="宋体"/>
+              <w:rFonts w:ascii="宋体" w:eastAsia="宋体" w:hAnsi="宋体" w:cs="宋体" w:hint="eastAsia"/>
               <w:szCs w:val="24"/>
             </w:rPr>
             <w:fldChar w:fldCharType="begin"/>
           </w:r>
           <w:r>
             <w:rPr>
-              <w:rFonts w:hint="eastAsia" w:ascii="宋体" w:hAnsi="宋体" w:eastAsia="宋体" w:cs="宋体"/>
+              <w:rFonts w:ascii="宋体" w:eastAsia="宋体" w:hAnsi="宋体" w:cs="宋体" w:hint="eastAsia"/>
               <w:szCs w:val="24"/>
             </w:rPr>
             <w:instrText xml:space="preserve"> HYPERLINK \l _Toc24547 </w:instrText>
           </w:r>
           <w:r>
             <w:rPr>
-              <w:rFonts w:hint="eastAsia" w:ascii="宋体" w:hAnsi="宋体" w:eastAsia="宋体" w:cs="宋体"/>
+              <w:rFonts w:ascii="宋体" w:eastAsia="宋体" w:hAnsi="宋体" w:cs="宋体" w:hint="eastAsia"/>
               <w:szCs w:val="24"/>
             </w:rPr>
             <w:fldChar w:fldCharType="separate"/>
@@ -1882,7 +1777,7 @@
           </w:r>
           <w:r>
             <w:rPr>
-              <w:rFonts w:hint="eastAsia" w:ascii="宋体" w:hAnsi="宋体" w:eastAsia="宋体" w:cs="宋体"/>
+              <w:rFonts w:ascii="宋体" w:eastAsia="宋体" w:hAnsi="宋体" w:cs="宋体" w:hint="eastAsia"/>
               <w:szCs w:val="24"/>
             </w:rPr>
             <w:fldChar w:fldCharType="end"/>
@@ -1890,28 +1785,28 @@
         </w:p>
         <w:p>
           <w:pPr>
-            <w:pStyle w:val="16"/>
+            <w:pStyle w:val="TOC1"/>
             <w:tabs>
               <w:tab w:val="right" w:leader="dot" w:pos="8306"/>
             </w:tabs>
           </w:pPr>
           <w:r>
             <w:rPr>
-              <w:rFonts w:hint="eastAsia" w:ascii="宋体" w:hAnsi="宋体" w:eastAsia="宋体" w:cs="宋体"/>
+              <w:rFonts w:ascii="宋体" w:eastAsia="宋体" w:hAnsi="宋体" w:cs="宋体" w:hint="eastAsia"/>
               <w:szCs w:val="24"/>
             </w:rPr>
             <w:fldChar w:fldCharType="begin"/>
           </w:r>
           <w:r>
             <w:rPr>
-              <w:rFonts w:hint="eastAsia" w:ascii="宋体" w:hAnsi="宋体" w:eastAsia="宋体" w:cs="宋体"/>
+              <w:rFonts w:ascii="宋体" w:eastAsia="宋体" w:hAnsi="宋体" w:cs="宋体" w:hint="eastAsia"/>
               <w:szCs w:val="24"/>
             </w:rPr>
             <w:instrText xml:space="preserve"> HYPERLINK \l _Toc30910 </w:instrText>
           </w:r>
           <w:r>
             <w:rPr>
-              <w:rFonts w:hint="eastAsia" w:ascii="宋体" w:hAnsi="宋体" w:eastAsia="宋体" w:cs="宋体"/>
+              <w:rFonts w:ascii="宋体" w:eastAsia="宋体" w:hAnsi="宋体" w:cs="宋体" w:hint="eastAsia"/>
               <w:szCs w:val="24"/>
             </w:rPr>
             <w:fldChar w:fldCharType="separate"/>
@@ -1943,7 +1838,7 @@
           </w:r>
           <w:r>
             <w:rPr>
-              <w:rFonts w:hint="eastAsia" w:ascii="宋体" w:hAnsi="宋体" w:eastAsia="宋体" w:cs="宋体"/>
+              <w:rFonts w:ascii="宋体" w:eastAsia="宋体" w:hAnsi="宋体" w:cs="宋体" w:hint="eastAsia"/>
               <w:szCs w:val="24"/>
             </w:rPr>
             <w:fldChar w:fldCharType="end"/>
@@ -1951,28 +1846,28 @@
         </w:p>
         <w:p>
           <w:pPr>
-            <w:pStyle w:val="16"/>
+            <w:pStyle w:val="TOC1"/>
             <w:tabs>
               <w:tab w:val="right" w:leader="dot" w:pos="8306"/>
             </w:tabs>
           </w:pPr>
           <w:r>
             <w:rPr>
-              <w:rFonts w:hint="eastAsia" w:ascii="宋体" w:hAnsi="宋体" w:eastAsia="宋体" w:cs="宋体"/>
+              <w:rFonts w:ascii="宋体" w:eastAsia="宋体" w:hAnsi="宋体" w:cs="宋体" w:hint="eastAsia"/>
               <w:szCs w:val="24"/>
             </w:rPr>
             <w:fldChar w:fldCharType="begin"/>
           </w:r>
           <w:r>
             <w:rPr>
-              <w:rFonts w:hint="eastAsia" w:ascii="宋体" w:hAnsi="宋体" w:eastAsia="宋体" w:cs="宋体"/>
+              <w:rFonts w:ascii="宋体" w:eastAsia="宋体" w:hAnsi="宋体" w:cs="宋体" w:hint="eastAsia"/>
               <w:szCs w:val="24"/>
             </w:rPr>
             <w:instrText xml:space="preserve"> HYPERLINK \l _Toc17573 </w:instrText>
           </w:r>
           <w:r>
             <w:rPr>
-              <w:rFonts w:hint="eastAsia" w:ascii="宋体" w:hAnsi="宋体" w:eastAsia="宋体" w:cs="宋体"/>
+              <w:rFonts w:ascii="宋体" w:eastAsia="宋体" w:hAnsi="宋体" w:cs="宋体" w:hint="eastAsia"/>
               <w:szCs w:val="24"/>
             </w:rPr>
             <w:fldChar w:fldCharType="separate"/>
@@ -2004,7 +1899,7 @@
           </w:r>
           <w:r>
             <w:rPr>
-              <w:rFonts w:hint="eastAsia" w:ascii="宋体" w:hAnsi="宋体" w:eastAsia="宋体" w:cs="宋体"/>
+              <w:rFonts w:ascii="宋体" w:eastAsia="宋体" w:hAnsi="宋体" w:cs="宋体" w:hint="eastAsia"/>
               <w:szCs w:val="24"/>
             </w:rPr>
             <w:fldChar w:fldCharType="end"/>
@@ -2012,28 +1907,28 @@
         </w:p>
         <w:p>
           <w:pPr>
-            <w:pStyle w:val="16"/>
+            <w:pStyle w:val="TOC1"/>
             <w:tabs>
               <w:tab w:val="right" w:leader="dot" w:pos="8306"/>
             </w:tabs>
           </w:pPr>
           <w:r>
             <w:rPr>
-              <w:rFonts w:hint="eastAsia" w:ascii="宋体" w:hAnsi="宋体" w:eastAsia="宋体" w:cs="宋体"/>
+              <w:rFonts w:ascii="宋体" w:eastAsia="宋体" w:hAnsi="宋体" w:cs="宋体" w:hint="eastAsia"/>
               <w:szCs w:val="24"/>
             </w:rPr>
             <w:fldChar w:fldCharType="begin"/>
           </w:r>
           <w:r>
             <w:rPr>
-              <w:rFonts w:hint="eastAsia" w:ascii="宋体" w:hAnsi="宋体" w:eastAsia="宋体" w:cs="宋体"/>
+              <w:rFonts w:ascii="宋体" w:eastAsia="宋体" w:hAnsi="宋体" w:cs="宋体" w:hint="eastAsia"/>
               <w:szCs w:val="24"/>
             </w:rPr>
             <w:instrText xml:space="preserve"> HYPERLINK \l _Toc25463 </w:instrText>
           </w:r>
           <w:r>
             <w:rPr>
-              <w:rFonts w:hint="eastAsia" w:ascii="宋体" w:hAnsi="宋体" w:eastAsia="宋体" w:cs="宋体"/>
+              <w:rFonts w:ascii="宋体" w:eastAsia="宋体" w:hAnsi="宋体" w:cs="宋体" w:hint="eastAsia"/>
               <w:szCs w:val="24"/>
             </w:rPr>
             <w:fldChar w:fldCharType="separate"/>
@@ -2065,7 +1960,7 @@
           </w:r>
           <w:r>
             <w:rPr>
-              <w:rFonts w:hint="eastAsia" w:ascii="宋体" w:hAnsi="宋体" w:eastAsia="宋体" w:cs="宋体"/>
+              <w:rFonts w:ascii="宋体" w:eastAsia="宋体" w:hAnsi="宋体" w:cs="宋体" w:hint="eastAsia"/>
               <w:szCs w:val="24"/>
             </w:rPr>
             <w:fldChar w:fldCharType="end"/>
@@ -2073,28 +1968,28 @@
         </w:p>
         <w:p>
           <w:pPr>
-            <w:pStyle w:val="16"/>
+            <w:pStyle w:val="TOC1"/>
             <w:tabs>
               <w:tab w:val="right" w:leader="dot" w:pos="8306"/>
             </w:tabs>
           </w:pPr>
           <w:r>
             <w:rPr>
-              <w:rFonts w:hint="eastAsia" w:ascii="宋体" w:hAnsi="宋体" w:eastAsia="宋体" w:cs="宋体"/>
+              <w:rFonts w:ascii="宋体" w:eastAsia="宋体" w:hAnsi="宋体" w:cs="宋体" w:hint="eastAsia"/>
               <w:szCs w:val="24"/>
             </w:rPr>
             <w:fldChar w:fldCharType="begin"/>
           </w:r>
           <w:r>
             <w:rPr>
-              <w:rFonts w:hint="eastAsia" w:ascii="宋体" w:hAnsi="宋体" w:eastAsia="宋体" w:cs="宋体"/>
+              <w:rFonts w:ascii="宋体" w:eastAsia="宋体" w:hAnsi="宋体" w:cs="宋体" w:hint="eastAsia"/>
               <w:szCs w:val="24"/>
             </w:rPr>
             <w:instrText xml:space="preserve"> HYPERLINK \l _Toc28063 </w:instrText>
           </w:r>
           <w:r>
             <w:rPr>
-              <w:rFonts w:hint="eastAsia" w:ascii="宋体" w:hAnsi="宋体" w:eastAsia="宋体" w:cs="宋体"/>
+              <w:rFonts w:ascii="宋体" w:eastAsia="宋体" w:hAnsi="宋体" w:cs="宋体" w:hint="eastAsia"/>
               <w:szCs w:val="24"/>
             </w:rPr>
             <w:fldChar w:fldCharType="separate"/>
@@ -2126,7 +2021,7 @@
           </w:r>
           <w:r>
             <w:rPr>
-              <w:rFonts w:hint="eastAsia" w:ascii="宋体" w:hAnsi="宋体" w:eastAsia="宋体" w:cs="宋体"/>
+              <w:rFonts w:ascii="宋体" w:eastAsia="宋体" w:hAnsi="宋体" w:cs="宋体" w:hint="eastAsia"/>
               <w:szCs w:val="24"/>
             </w:rPr>
             <w:fldChar w:fldCharType="end"/>
@@ -2134,28 +2029,28 @@
         </w:p>
         <w:p>
           <w:pPr>
-            <w:pStyle w:val="16"/>
+            <w:pStyle w:val="TOC1"/>
             <w:tabs>
               <w:tab w:val="right" w:leader="dot" w:pos="8306"/>
             </w:tabs>
           </w:pPr>
           <w:r>
             <w:rPr>
-              <w:rFonts w:hint="eastAsia" w:ascii="宋体" w:hAnsi="宋体" w:eastAsia="宋体" w:cs="宋体"/>
+              <w:rFonts w:ascii="宋体" w:eastAsia="宋体" w:hAnsi="宋体" w:cs="宋体" w:hint="eastAsia"/>
               <w:szCs w:val="24"/>
             </w:rPr>
             <w:fldChar w:fldCharType="begin"/>
           </w:r>
           <w:r>
             <w:rPr>
-              <w:rFonts w:hint="eastAsia" w:ascii="宋体" w:hAnsi="宋体" w:eastAsia="宋体" w:cs="宋体"/>
+              <w:rFonts w:ascii="宋体" w:eastAsia="宋体" w:hAnsi="宋体" w:cs="宋体" w:hint="eastAsia"/>
               <w:szCs w:val="24"/>
             </w:rPr>
             <w:instrText xml:space="preserve"> HYPERLINK \l _Toc4285 </w:instrText>
           </w:r>
           <w:r>
             <w:rPr>
-              <w:rFonts w:hint="eastAsia" w:ascii="宋体" w:hAnsi="宋体" w:eastAsia="宋体" w:cs="宋体"/>
+              <w:rFonts w:ascii="宋体" w:eastAsia="宋体" w:hAnsi="宋体" w:cs="宋体" w:hint="eastAsia"/>
               <w:szCs w:val="24"/>
             </w:rPr>
             <w:fldChar w:fldCharType="separate"/>
@@ -2187,7 +2082,7 @@
           </w:r>
           <w:r>
             <w:rPr>
-              <w:rFonts w:hint="eastAsia" w:ascii="宋体" w:hAnsi="宋体" w:eastAsia="宋体" w:cs="宋体"/>
+              <w:rFonts w:ascii="宋体" w:eastAsia="宋体" w:hAnsi="宋体" w:cs="宋体" w:hint="eastAsia"/>
               <w:szCs w:val="24"/>
             </w:rPr>
             <w:fldChar w:fldCharType="end"/>
@@ -2195,28 +2090,28 @@
         </w:p>
         <w:p>
           <w:pPr>
-            <w:pStyle w:val="16"/>
+            <w:pStyle w:val="TOC1"/>
             <w:tabs>
               <w:tab w:val="right" w:leader="dot" w:pos="8306"/>
             </w:tabs>
           </w:pPr>
           <w:r>
             <w:rPr>
-              <w:rFonts w:hint="eastAsia" w:ascii="宋体" w:hAnsi="宋体" w:eastAsia="宋体" w:cs="宋体"/>
+              <w:rFonts w:ascii="宋体" w:eastAsia="宋体" w:hAnsi="宋体" w:cs="宋体" w:hint="eastAsia"/>
               <w:szCs w:val="24"/>
             </w:rPr>
             <w:fldChar w:fldCharType="begin"/>
           </w:r>
           <w:r>
             <w:rPr>
-              <w:rFonts w:hint="eastAsia" w:ascii="宋体" w:hAnsi="宋体" w:eastAsia="宋体" w:cs="宋体"/>
+              <w:rFonts w:ascii="宋体" w:eastAsia="宋体" w:hAnsi="宋体" w:cs="宋体" w:hint="eastAsia"/>
               <w:szCs w:val="24"/>
             </w:rPr>
             <w:instrText xml:space="preserve"> HYPERLINK \l _Toc16980 </w:instrText>
           </w:r>
           <w:r>
             <w:rPr>
-              <w:rFonts w:hint="eastAsia" w:ascii="宋体" w:hAnsi="宋体" w:eastAsia="宋体" w:cs="宋体"/>
+              <w:rFonts w:ascii="宋体" w:eastAsia="宋体" w:hAnsi="宋体" w:cs="宋体" w:hint="eastAsia"/>
               <w:szCs w:val="24"/>
             </w:rPr>
             <w:fldChar w:fldCharType="separate"/>
@@ -2248,7 +2143,7 @@
           </w:r>
           <w:r>
             <w:rPr>
-              <w:rFonts w:hint="eastAsia" w:ascii="宋体" w:hAnsi="宋体" w:eastAsia="宋体" w:cs="宋体"/>
+              <w:rFonts w:ascii="宋体" w:eastAsia="宋体" w:hAnsi="宋体" w:cs="宋体" w:hint="eastAsia"/>
               <w:szCs w:val="24"/>
             </w:rPr>
             <w:fldChar w:fldCharType="end"/>
@@ -2271,7 +2166,7 @@
             <w:snapToGrid w:val="0"/>
             <w:textAlignment w:val="baseline"/>
             <w:rPr>
-              <w:rFonts w:hint="eastAsia" w:ascii="宋体" w:hAnsi="宋体" w:eastAsia="宋体" w:cs="宋体"/>
+              <w:rFonts w:ascii="宋体" w:eastAsia="宋体" w:hAnsi="宋体" w:cs="宋体" w:hint="eastAsia"/>
               <w:snapToGrid w:val="0"/>
               <w:color w:val="000000"/>
               <w:kern w:val="0"/>
@@ -2282,7 +2177,7 @@
           </w:pPr>
           <w:r>
             <w:rPr>
-              <w:rFonts w:hint="eastAsia" w:ascii="宋体" w:hAnsi="宋体" w:eastAsia="宋体" w:cs="宋体"/>
+              <w:rFonts w:ascii="宋体" w:eastAsia="宋体" w:hAnsi="宋体" w:cs="宋体" w:hint="eastAsia"/>
               <w:szCs w:val="24"/>
             </w:rPr>
             <w:fldChar w:fldCharType="end"/>
@@ -2307,7 +2202,7 @@
         <w:snapToGrid w:val="0"/>
         <w:textAlignment w:val="baseline"/>
         <w:rPr>
-          <w:rFonts w:ascii="Arial" w:hAnsi="Arial" w:eastAsia="Arial" w:cs="Arial"/>
+          <w:rFonts w:ascii="Arial" w:eastAsia="Arial" w:hAnsi="Arial" w:cs="Arial"/>
           <w:snapToGrid w:val="0"/>
           <w:color w:val="000000"/>
           <w:kern w:val="0"/>
@@ -2318,7 +2213,7 @@
       </w:pPr>
       <w:r>
         <w:rPr>
-          <w:rFonts w:ascii="Arial" w:hAnsi="Arial" w:eastAsia="Arial" w:cs="Arial"/>
+          <w:rFonts w:ascii="Arial" w:eastAsia="Arial" w:hAnsi="Arial" w:cs="Arial"/>
           <w:snapToGrid w:val="0"/>
           <w:color w:val="000000"/>
           <w:kern w:val="0"/>
@@ -2331,14 +2226,14 @@
     </w:p>
     <w:p>
       <w:pPr>
-        <w:pStyle w:val="28"/>
+        <w:pStyle w:val="1"/>
         <w:bidi w:val="0"/>
         <w:rPr>
           <w:rFonts w:hint="default"/>
           <w:lang w:val="en-US" w:eastAsia="zh-CN"/>
         </w:rPr>
       </w:pPr>
-      <w:bookmarkStart w:id="2" w:name="_Toc24547"/>
+      <w:bookmarkStart w:id="3" w:name="_Toc24547"/>
       <w:r>
         <w:rPr>
           <w:rFonts w:hint="default"/>
@@ -2346,11 +2241,11 @@
         </w:rPr>
         <w:t>执行情况概述</w:t>
       </w:r>
-      <w:bookmarkEnd w:id="2"/>
+      <w:bookmarkEnd w:id="3"/>
     </w:p>
     <w:p>
       <w:pPr>
-        <w:pStyle w:val="29"/>
+        <w:pStyle w:val="a1"/>
         <w:keepNext w:val="0"/>
         <w:keepLines w:val="0"/>
         <w:pageBreakBefore w:val="0"/>
@@ -2380,14 +2275,14 @@
     </w:p>
     <w:p>
       <w:pPr>
-        <w:pStyle w:val="28"/>
+        <w:pStyle w:val="1"/>
         <w:bidi w:val="0"/>
         <w:rPr>
           <w:rFonts w:hint="default"/>
           <w:lang w:val="en-US" w:eastAsia="zh-CN"/>
         </w:rPr>
       </w:pPr>
-      <w:bookmarkStart w:id="3" w:name="_Toc30910"/>
+      <w:bookmarkStart w:id="4" w:name="_Toc30910"/>
       <w:r>
         <w:rPr>
           <w:rFonts w:hint="default"/>
@@ -2395,23 +2290,22 @@
         </w:rPr>
         <w:t>主要安全管理活动完成情况</w:t>
       </w:r>
-      <w:bookmarkEnd w:id="3"/>
+      <w:bookmarkEnd w:id="4"/>
     </w:p>
     <w:tbl>
       <w:tblPr>
-        <w:tblStyle w:val="20"/>
+        <w:tblStyle w:val="TableNormal"/>
         <w:tblW w:w="0" w:type="auto"/>
         <w:tblInd w:w="0" w:type="dxa"/>
         <w:tblBorders>
-          <w:top w:val="single" w:color="auto" w:sz="4" w:space="0"/>
-          <w:left w:val="single" w:color="auto" w:sz="4" w:space="0"/>
-          <w:bottom w:val="single" w:color="auto" w:sz="4" w:space="0"/>
-          <w:right w:val="single" w:color="auto" w:sz="4" w:space="0"/>
-          <w:insideH w:val="single" w:color="auto" w:sz="4" w:space="0"/>
-          <w:insideV w:val="single" w:color="auto" w:sz="4" w:space="0"/>
+          <w:top w:val="single" w:sz="4" w:space="0" w:color="auto"/>
+          <w:left w:val="single" w:sz="4" w:space="0" w:color="auto"/>
+          <w:bottom w:val="single" w:sz="4" w:space="0" w:color="auto"/>
+          <w:right w:val="single" w:sz="4" w:space="0" w:color="auto"/>
+          <w:insideH w:val="single" w:sz="4" w:space="0" w:color="auto"/>
+          <w:insideV w:val="single" w:sz="4" w:space="0" w:color="auto"/>
         </w:tblBorders>
         <w:shd w:val="clear" w:color="auto" w:fill="auto"/>
-        <w:tblLayout w:type="autofit"/>
         <w:tblCellMar>
           <w:top w:w="15" w:type="dxa"/>
           <w:left w:w="15" w:type="dxa"/>
@@ -2427,14 +2321,17 @@
       </w:tblGrid>
       <w:tr>
         <w:tblPrEx>
+          <w:tblW w:w="0" w:type="auto"/>
+          <w:tblInd w:w="0" w:type="dxa"/>
           <w:tblBorders>
-            <w:top w:val="single" w:color="auto" w:sz="4" w:space="0"/>
-            <w:left w:val="single" w:color="auto" w:sz="4" w:space="0"/>
-            <w:bottom w:val="single" w:color="auto" w:sz="4" w:space="0"/>
-            <w:right w:val="single" w:color="auto" w:sz="4" w:space="0"/>
-            <w:insideH w:val="single" w:color="auto" w:sz="4" w:space="0"/>
-            <w:insideV w:val="single" w:color="auto" w:sz="4" w:space="0"/>
+            <w:top w:val="single" w:sz="4" w:space="0" w:color="auto"/>
+            <w:left w:val="single" w:sz="4" w:space="0" w:color="auto"/>
+            <w:bottom w:val="single" w:sz="4" w:space="0" w:color="auto"/>
+            <w:right w:val="single" w:sz="4" w:space="0" w:color="auto"/>
+            <w:insideH w:val="single" w:sz="4" w:space="0" w:color="auto"/>
+            <w:insideV w:val="single" w:sz="4" w:space="0" w:color="auto"/>
           </w:tblBorders>
+          <w:shd w:val="clear" w:color="auto" w:fill="auto"/>
           <w:tblCellMar>
             <w:top w:w="15" w:type="dxa"/>
             <w:left w:w="15" w:type="dxa"/>
@@ -2464,10 +2361,10 @@
               <w:widowControl/>
               <w:suppressLineNumbers w:val="0"/>
               <w:spacing w:line="300" w:lineRule="atLeast"/>
-              <w:ind w:left="0" w:leftChars="0" w:right="0" w:rightChars="0" w:firstLine="0" w:firstLineChars="0"/>
+              <w:ind w:left="0" w:right="0" w:firstLine="0" w:leftChars="0" w:rightChars="0" w:firstLineChars="0"/>
               <w:jc w:val="center"/>
               <w:rPr>
-                <w:rFonts w:ascii="Segoe UI" w:hAnsi="Segoe UI" w:eastAsia="Segoe UI" w:cs="Segoe UI"/>
+                <w:rFonts w:ascii="Segoe UI" w:eastAsia="Segoe UI" w:hAnsi="Segoe UI" w:cs="Segoe UI"/>
                 <w:i w:val="0"/>
                 <w:iCs w:val="0"/>
                 <w:caps w:val="0"/>
@@ -2479,7 +2376,7 @@
             </w:pPr>
             <w:r>
               <w:rPr>
-                <w:rFonts w:hint="default" w:ascii="Segoe UI" w:hAnsi="Segoe UI" w:eastAsia="Segoe UI" w:cs="Segoe UI"/>
+                <w:rFonts w:ascii="Segoe UI" w:eastAsia="Segoe UI" w:hAnsi="Segoe UI" w:cs="Segoe UI" w:hint="default"/>
                 <w:i w:val="0"/>
                 <w:iCs w:val="0"/>
                 <w:caps w:val="0"/>
@@ -2514,10 +2411,10 @@
               <w:widowControl/>
               <w:suppressLineNumbers w:val="0"/>
               <w:spacing w:line="300" w:lineRule="atLeast"/>
-              <w:ind w:left="0" w:leftChars="0" w:right="0" w:rightChars="0" w:firstLine="0" w:firstLineChars="0"/>
+              <w:ind w:left="0" w:right="0" w:firstLine="0" w:leftChars="0" w:rightChars="0" w:firstLineChars="0"/>
               <w:jc w:val="center"/>
               <w:rPr>
-                <w:rFonts w:hint="default" w:ascii="Segoe UI" w:hAnsi="Segoe UI" w:eastAsia="Segoe UI" w:cs="Segoe UI"/>
+                <w:rFonts w:ascii="Segoe UI" w:eastAsia="Segoe UI" w:hAnsi="Segoe UI" w:cs="Segoe UI" w:hint="default"/>
                 <w:i w:val="0"/>
                 <w:iCs w:val="0"/>
                 <w:caps w:val="0"/>
@@ -2529,7 +2426,7 @@
             </w:pPr>
             <w:r>
               <w:rPr>
-                <w:rFonts w:hint="default" w:ascii="Segoe UI" w:hAnsi="Segoe UI" w:eastAsia="Segoe UI" w:cs="Segoe UI"/>
+                <w:rFonts w:ascii="Segoe UI" w:eastAsia="Segoe UI" w:hAnsi="Segoe UI" w:cs="Segoe UI" w:hint="default"/>
                 <w:i w:val="0"/>
                 <w:iCs w:val="0"/>
                 <w:caps w:val="0"/>
@@ -2564,10 +2461,10 @@
               <w:widowControl/>
               <w:suppressLineNumbers w:val="0"/>
               <w:spacing w:line="300" w:lineRule="atLeast"/>
-              <w:ind w:left="0" w:leftChars="0" w:right="0" w:rightChars="0" w:firstLine="0" w:firstLineChars="0"/>
+              <w:ind w:left="0" w:right="0" w:firstLine="0" w:leftChars="0" w:rightChars="0" w:firstLineChars="0"/>
               <w:jc w:val="center"/>
               <w:rPr>
-                <w:rFonts w:hint="default" w:ascii="Segoe UI" w:hAnsi="Segoe UI" w:eastAsia="Segoe UI" w:cs="Segoe UI"/>
+                <w:rFonts w:ascii="Segoe UI" w:eastAsia="Segoe UI" w:hAnsi="Segoe UI" w:cs="Segoe UI" w:hint="default"/>
                 <w:i w:val="0"/>
                 <w:iCs w:val="0"/>
                 <w:caps w:val="0"/>
@@ -2579,7 +2476,7 @@
             </w:pPr>
             <w:r>
               <w:rPr>
-                <w:rFonts w:hint="default" w:ascii="Segoe UI" w:hAnsi="Segoe UI" w:eastAsia="Segoe UI" w:cs="Segoe UI"/>
+                <w:rFonts w:ascii="Segoe UI" w:eastAsia="Segoe UI" w:hAnsi="Segoe UI" w:cs="Segoe UI" w:hint="default"/>
                 <w:i w:val="0"/>
                 <w:iCs w:val="0"/>
                 <w:caps w:val="0"/>
@@ -2614,10 +2511,10 @@
               <w:widowControl/>
               <w:suppressLineNumbers w:val="0"/>
               <w:spacing w:line="300" w:lineRule="atLeast"/>
-              <w:ind w:left="0" w:leftChars="0" w:right="0" w:rightChars="0" w:firstLine="0" w:firstLineChars="0"/>
+              <w:ind w:left="0" w:right="0" w:firstLine="0" w:leftChars="0" w:rightChars="0" w:firstLineChars="0"/>
               <w:jc w:val="center"/>
               <w:rPr>
-                <w:rFonts w:hint="default" w:ascii="Segoe UI" w:hAnsi="Segoe UI" w:eastAsia="Segoe UI" w:cs="Segoe UI"/>
+                <w:rFonts w:ascii="Segoe UI" w:eastAsia="Segoe UI" w:hAnsi="Segoe UI" w:cs="Segoe UI" w:hint="default"/>
                 <w:i w:val="0"/>
                 <w:iCs w:val="0"/>
                 <w:caps w:val="0"/>
@@ -2629,7 +2526,7 @@
             </w:pPr>
             <w:r>
               <w:rPr>
-                <w:rFonts w:hint="default" w:ascii="Segoe UI" w:hAnsi="Segoe UI" w:eastAsia="Segoe UI" w:cs="Segoe UI"/>
+                <w:rFonts w:ascii="Segoe UI" w:eastAsia="Segoe UI" w:hAnsi="Segoe UI" w:cs="Segoe UI" w:hint="default"/>
                 <w:i w:val="0"/>
                 <w:iCs w:val="0"/>
                 <w:caps w:val="0"/>
@@ -2648,14 +2545,9 @@
       </w:tr>
       <w:tr>
         <w:tblPrEx>
-          <w:tblBorders>
-            <w:top w:val="single" w:color="auto" w:sz="4" w:space="0"/>
-            <w:left w:val="single" w:color="auto" w:sz="4" w:space="0"/>
-            <w:bottom w:val="single" w:color="auto" w:sz="4" w:space="0"/>
-            <w:right w:val="single" w:color="auto" w:sz="4" w:space="0"/>
-            <w:insideH w:val="single" w:color="auto" w:sz="4" w:space="0"/>
-            <w:insideV w:val="single" w:color="auto" w:sz="4" w:space="0"/>
-          </w:tblBorders>
+          <w:tblW w:w="0" w:type="auto"/>
+          <w:tblInd w:w="0" w:type="dxa"/>
+          <w:shd w:val="clear" w:color="auto" w:fill="auto"/>
           <w:tblCellMar>
             <w:top w:w="15" w:type="dxa"/>
             <w:left w:w="15" w:type="dxa"/>
@@ -2684,7 +2576,7 @@
               <w:spacing w:line="300" w:lineRule="atLeast"/>
               <w:jc w:val="left"/>
               <w:rPr>
-                <w:rFonts w:hint="default" w:ascii="Segoe UI" w:hAnsi="Segoe UI" w:eastAsia="Segoe UI" w:cs="Segoe UI"/>
+                <w:rFonts w:ascii="Segoe UI" w:eastAsia="Segoe UI" w:hAnsi="Segoe UI" w:cs="Segoe UI" w:hint="default"/>
                 <w:i w:val="0"/>
                 <w:iCs w:val="0"/>
                 <w:caps w:val="0"/>
@@ -2696,8 +2588,8 @@
             </w:pPr>
             <w:r>
               <w:rPr>
-                <w:rStyle w:val="23"/>
-                <w:rFonts w:hint="default" w:ascii="Segoe UI" w:hAnsi="Segoe UI" w:eastAsia="Segoe UI" w:cs="Segoe UI"/>
+                <w:rStyle w:val="Strong"/>
+                <w:rFonts w:ascii="Segoe UI" w:eastAsia="Segoe UI" w:hAnsi="Segoe UI" w:cs="Segoe UI" w:hint="default"/>
                 <w:b/>
                 <w:bCs/>
                 <w:i w:val="0"/>
@@ -2736,7 +2628,7 @@
               <w:spacing w:line="300" w:lineRule="atLeast"/>
               <w:jc w:val="left"/>
               <w:rPr>
-                <w:rFonts w:hint="default" w:ascii="Segoe UI" w:hAnsi="Segoe UI" w:eastAsia="Segoe UI" w:cs="Segoe UI"/>
+                <w:rFonts w:ascii="Segoe UI" w:eastAsia="Segoe UI" w:hAnsi="Segoe UI" w:cs="Segoe UI" w:hint="default"/>
                 <w:i w:val="0"/>
                 <w:iCs w:val="0"/>
                 <w:caps w:val="0"/>
@@ -2751,7 +2643,7 @@
             </w:pPr>
             <w:r>
               <w:rPr>
-                <w:rFonts w:hint="default" w:ascii="Segoe UI" w:hAnsi="Segoe UI" w:eastAsia="Segoe UI" w:cs="Segoe UI"/>
+                <w:rFonts w:ascii="Segoe UI" w:eastAsia="Segoe UI" w:hAnsi="Segoe UI" w:cs="Segoe UI" w:hint="default"/>
                 <w:i w:val="0"/>
                 <w:iCs w:val="0"/>
                 <w:caps w:val="0"/>
@@ -2775,7 +2667,7 @@
               <w:spacing w:line="300" w:lineRule="atLeast"/>
               <w:jc w:val="left"/>
               <w:rPr>
-                <w:rFonts w:hint="default" w:ascii="Segoe UI" w:hAnsi="Segoe UI" w:eastAsia="Segoe UI" w:cs="Segoe UI"/>
+                <w:rFonts w:ascii="Segoe UI" w:eastAsia="Segoe UI" w:hAnsi="Segoe UI" w:cs="Segoe UI" w:hint="default"/>
                 <w:i w:val="0"/>
                 <w:iCs w:val="0"/>
                 <w:caps w:val="0"/>
@@ -2787,7 +2679,7 @@
             </w:pPr>
             <w:r>
               <w:rPr>
-                <w:rFonts w:hint="default" w:ascii="Segoe UI" w:hAnsi="Segoe UI" w:eastAsia="Segoe UI" w:cs="Segoe UI"/>
+                <w:rFonts w:ascii="Segoe UI" w:eastAsia="Segoe UI" w:hAnsi="Segoe UI" w:cs="Segoe UI" w:hint="default"/>
                 <w:i w:val="0"/>
                 <w:iCs w:val="0"/>
                 <w:caps w:val="0"/>
@@ -2824,7 +2716,7 @@
               <w:spacing w:line="300" w:lineRule="atLeast"/>
               <w:jc w:val="left"/>
               <w:rPr>
-                <w:rFonts w:hint="default" w:ascii="Segoe UI" w:hAnsi="Segoe UI" w:eastAsia="Segoe UI" w:cs="Segoe UI"/>
+                <w:rFonts w:ascii="Segoe UI" w:eastAsia="Segoe UI" w:hAnsi="Segoe UI" w:cs="Segoe UI" w:hint="default"/>
                 <w:i w:val="0"/>
                 <w:iCs w:val="0"/>
                 <w:caps w:val="0"/>
@@ -2836,7 +2728,7 @@
             </w:pPr>
             <w:r>
               <w:rPr>
-                <w:rFonts w:hint="default" w:ascii="Segoe UI" w:hAnsi="Segoe UI" w:eastAsia="Segoe UI" w:cs="Segoe UI"/>
+                <w:rFonts w:ascii="Segoe UI" w:eastAsia="Segoe UI" w:hAnsi="Segoe UI" w:cs="Segoe UI" w:hint="default"/>
                 <w:i w:val="0"/>
                 <w:iCs w:val="0"/>
                 <w:caps w:val="0"/>
@@ -2873,7 +2765,7 @@
               <w:spacing w:line="300" w:lineRule="atLeast"/>
               <w:jc w:val="left"/>
               <w:rPr>
-                <w:rFonts w:hint="default" w:ascii="Segoe UI" w:hAnsi="Segoe UI" w:eastAsia="Segoe UI" w:cs="Segoe UI"/>
+                <w:rFonts w:ascii="Segoe UI" w:eastAsia="Segoe UI" w:hAnsi="Segoe UI" w:cs="Segoe UI" w:hint="default"/>
                 <w:i w:val="0"/>
                 <w:iCs w:val="0"/>
                 <w:caps w:val="0"/>
@@ -2885,7 +2777,7 @@
             </w:pPr>
             <w:r>
               <w:rPr>
-                <w:rFonts w:hint="default" w:ascii="Segoe UI" w:hAnsi="Segoe UI" w:eastAsia="Segoe UI" w:cs="Segoe UI"/>
+                <w:rFonts w:ascii="Segoe UI" w:eastAsia="Segoe UI" w:hAnsi="Segoe UI" w:cs="Segoe UI" w:hint="default"/>
                 <w:i w:val="0"/>
                 <w:iCs w:val="0"/>
                 <w:caps w:val="0"/>
@@ -2904,14 +2796,9 @@
       </w:tr>
       <w:tr>
         <w:tblPrEx>
-          <w:tblBorders>
-            <w:top w:val="single" w:color="auto" w:sz="4" w:space="0"/>
-            <w:left w:val="single" w:color="auto" w:sz="4" w:space="0"/>
-            <w:bottom w:val="single" w:color="auto" w:sz="4" w:space="0"/>
-            <w:right w:val="single" w:color="auto" w:sz="4" w:space="0"/>
-            <w:insideH w:val="single" w:color="auto" w:sz="4" w:space="0"/>
-            <w:insideV w:val="single" w:color="auto" w:sz="4" w:space="0"/>
-          </w:tblBorders>
+          <w:tblW w:w="0" w:type="auto"/>
+          <w:tblInd w:w="0" w:type="dxa"/>
+          <w:shd w:val="clear" w:color="auto" w:fill="auto"/>
           <w:tblCellMar>
             <w:top w:w="15" w:type="dxa"/>
             <w:left w:w="15" w:type="dxa"/>
@@ -2940,7 +2827,7 @@
               <w:spacing w:line="300" w:lineRule="atLeast"/>
               <w:jc w:val="left"/>
               <w:rPr>
-                <w:rFonts w:hint="default" w:ascii="Segoe UI" w:hAnsi="Segoe UI" w:eastAsia="Segoe UI" w:cs="Segoe UI"/>
+                <w:rFonts w:ascii="Segoe UI" w:eastAsia="Segoe UI" w:hAnsi="Segoe UI" w:cs="Segoe UI" w:hint="default"/>
                 <w:i w:val="0"/>
                 <w:iCs w:val="0"/>
                 <w:caps w:val="0"/>
@@ -2952,8 +2839,8 @@
             </w:pPr>
             <w:r>
               <w:rPr>
-                <w:rStyle w:val="23"/>
-                <w:rFonts w:hint="default" w:ascii="Segoe UI" w:hAnsi="Segoe UI" w:eastAsia="Segoe UI" w:cs="Segoe UI"/>
+                <w:rStyle w:val="Strong"/>
+                <w:rFonts w:ascii="Segoe UI" w:eastAsia="Segoe UI" w:hAnsi="Segoe UI" w:cs="Segoe UI" w:hint="default"/>
                 <w:b/>
                 <w:bCs/>
                 <w:i w:val="0"/>
@@ -2992,7 +2879,7 @@
               <w:spacing w:line="300" w:lineRule="atLeast"/>
               <w:jc w:val="left"/>
               <w:rPr>
-                <w:rFonts w:hint="default" w:ascii="Segoe UI" w:hAnsi="Segoe UI" w:eastAsia="Segoe UI" w:cs="Segoe UI"/>
+                <w:rFonts w:ascii="Segoe UI" w:eastAsia="Segoe UI" w:hAnsi="Segoe UI" w:cs="Segoe UI" w:hint="default"/>
                 <w:i w:val="0"/>
                 <w:iCs w:val="0"/>
                 <w:caps w:val="0"/>
@@ -3004,7 +2891,7 @@
             </w:pPr>
             <w:r>
               <w:rPr>
-                <w:rFonts w:hint="default" w:ascii="Segoe UI" w:hAnsi="Segoe UI" w:eastAsia="Segoe UI" w:cs="Segoe UI"/>
+                <w:rFonts w:ascii="Segoe UI" w:eastAsia="Segoe UI" w:hAnsi="Segoe UI" w:cs="Segoe UI" w:hint="default"/>
                 <w:i w:val="0"/>
                 <w:iCs w:val="0"/>
                 <w:caps w:val="0"/>
@@ -3041,7 +2928,7 @@
               <w:spacing w:line="300" w:lineRule="atLeast"/>
               <w:jc w:val="left"/>
               <w:rPr>
-                <w:rFonts w:hint="default" w:ascii="Segoe UI" w:hAnsi="Segoe UI" w:eastAsia="Segoe UI" w:cs="Segoe UI"/>
+                <w:rFonts w:ascii="Segoe UI" w:eastAsia="Segoe UI" w:hAnsi="Segoe UI" w:cs="Segoe UI" w:hint="default"/>
                 <w:i w:val="0"/>
                 <w:iCs w:val="0"/>
                 <w:caps w:val="0"/>
@@ -3053,7 +2940,7 @@
             </w:pPr>
             <w:r>
               <w:rPr>
-                <w:rFonts w:hint="default" w:ascii="Segoe UI" w:hAnsi="Segoe UI" w:eastAsia="Segoe UI" w:cs="Segoe UI"/>
+                <w:rFonts w:ascii="Segoe UI" w:eastAsia="Segoe UI" w:hAnsi="Segoe UI" w:cs="Segoe UI" w:hint="default"/>
                 <w:i w:val="0"/>
                 <w:iCs w:val="0"/>
                 <w:caps w:val="0"/>
@@ -3090,7 +2977,7 @@
               <w:spacing w:line="300" w:lineRule="atLeast"/>
               <w:jc w:val="left"/>
               <w:rPr>
-                <w:rFonts w:hint="default" w:ascii="Segoe UI" w:hAnsi="Segoe UI" w:eastAsia="Segoe UI" w:cs="Segoe UI"/>
+                <w:rFonts w:ascii="Segoe UI" w:eastAsia="Segoe UI" w:hAnsi="Segoe UI" w:cs="Segoe UI" w:hint="default"/>
                 <w:i w:val="0"/>
                 <w:iCs w:val="0"/>
                 <w:caps w:val="0"/>
@@ -3102,7 +2989,7 @@
             </w:pPr>
             <w:r>
               <w:rPr>
-                <w:rFonts w:hint="default" w:ascii="Segoe UI" w:hAnsi="Segoe UI" w:eastAsia="Segoe UI" w:cs="Segoe UI"/>
+                <w:rFonts w:ascii="Segoe UI" w:eastAsia="Segoe UI" w:hAnsi="Segoe UI" w:cs="Segoe UI" w:hint="default"/>
                 <w:i w:val="0"/>
                 <w:iCs w:val="0"/>
                 <w:caps w:val="0"/>
@@ -3121,14 +3008,9 @@
       </w:tr>
       <w:tr>
         <w:tblPrEx>
-          <w:tblBorders>
-            <w:top w:val="single" w:color="auto" w:sz="4" w:space="0"/>
-            <w:left w:val="single" w:color="auto" w:sz="4" w:space="0"/>
-            <w:bottom w:val="single" w:color="auto" w:sz="4" w:space="0"/>
-            <w:right w:val="single" w:color="auto" w:sz="4" w:space="0"/>
-            <w:insideH w:val="single" w:color="auto" w:sz="4" w:space="0"/>
-            <w:insideV w:val="single" w:color="auto" w:sz="4" w:space="0"/>
-          </w:tblBorders>
+          <w:tblW w:w="0" w:type="auto"/>
+          <w:tblInd w:w="0" w:type="dxa"/>
+          <w:shd w:val="clear" w:color="auto" w:fill="auto"/>
           <w:tblCellMar>
             <w:top w:w="15" w:type="dxa"/>
             <w:left w:w="15" w:type="dxa"/>
@@ -3157,7 +3039,7 @@
               <w:spacing w:line="300" w:lineRule="atLeast"/>
               <w:jc w:val="left"/>
               <w:rPr>
-                <w:rFonts w:hint="default" w:ascii="Segoe UI" w:hAnsi="Segoe UI" w:eastAsia="Segoe UI" w:cs="Segoe UI"/>
+                <w:rFonts w:ascii="Segoe UI" w:eastAsia="Segoe UI" w:hAnsi="Segoe UI" w:cs="Segoe UI" w:hint="default"/>
                 <w:i w:val="0"/>
                 <w:iCs w:val="0"/>
                 <w:caps w:val="0"/>
@@ -3169,8 +3051,8 @@
             </w:pPr>
             <w:r>
               <w:rPr>
-                <w:rStyle w:val="23"/>
-                <w:rFonts w:hint="default" w:ascii="Segoe UI" w:hAnsi="Segoe UI" w:eastAsia="Segoe UI" w:cs="Segoe UI"/>
+                <w:rStyle w:val="Strong"/>
+                <w:rFonts w:ascii="Segoe UI" w:eastAsia="Segoe UI" w:hAnsi="Segoe UI" w:cs="Segoe UI" w:hint="default"/>
                 <w:b/>
                 <w:bCs/>
                 <w:i w:val="0"/>
@@ -3209,7 +3091,7 @@
               <w:spacing w:line="300" w:lineRule="atLeast"/>
               <w:jc w:val="left"/>
               <w:rPr>
-                <w:rFonts w:hint="default" w:ascii="Segoe UI" w:hAnsi="Segoe UI" w:eastAsia="Segoe UI" w:cs="Segoe UI"/>
+                <w:rFonts w:ascii="Segoe UI" w:eastAsia="Segoe UI" w:hAnsi="Segoe UI" w:cs="Segoe UI" w:hint="default"/>
                 <w:i w:val="0"/>
                 <w:iCs w:val="0"/>
                 <w:caps w:val="0"/>
@@ -3224,7 +3106,7 @@
             </w:pPr>
             <w:r>
               <w:rPr>
-                <w:rFonts w:hint="default" w:ascii="Segoe UI" w:hAnsi="Segoe UI" w:eastAsia="Segoe UI" w:cs="Segoe UI"/>
+                <w:rFonts w:ascii="Segoe UI" w:eastAsia="Segoe UI" w:hAnsi="Segoe UI" w:cs="Segoe UI" w:hint="default"/>
                 <w:i w:val="0"/>
                 <w:iCs w:val="0"/>
                 <w:caps w:val="0"/>
@@ -3248,7 +3130,7 @@
               <w:spacing w:line="300" w:lineRule="atLeast"/>
               <w:jc w:val="left"/>
               <w:rPr>
-                <w:rFonts w:hint="default" w:ascii="Segoe UI" w:hAnsi="Segoe UI" w:eastAsia="Segoe UI" w:cs="Segoe UI"/>
+                <w:rFonts w:ascii="Segoe UI" w:eastAsia="Segoe UI" w:hAnsi="Segoe UI" w:cs="Segoe UI" w:hint="default"/>
                 <w:i w:val="0"/>
                 <w:iCs w:val="0"/>
                 <w:caps w:val="0"/>
@@ -3260,7 +3142,7 @@
             </w:pPr>
             <w:r>
               <w:rPr>
-                <w:rFonts w:hint="default" w:ascii="Segoe UI" w:hAnsi="Segoe UI" w:eastAsia="Segoe UI" w:cs="Segoe UI"/>
+                <w:rFonts w:ascii="Segoe UI" w:eastAsia="Segoe UI" w:hAnsi="Segoe UI" w:cs="Segoe UI" w:hint="default"/>
                 <w:i w:val="0"/>
                 <w:iCs w:val="0"/>
                 <w:caps w:val="0"/>
@@ -3297,7 +3179,7 @@
               <w:spacing w:line="300" w:lineRule="atLeast"/>
               <w:jc w:val="left"/>
               <w:rPr>
-                <w:rFonts w:hint="default" w:ascii="Segoe UI" w:hAnsi="Segoe UI" w:eastAsia="Segoe UI" w:cs="Segoe UI"/>
+                <w:rFonts w:ascii="Segoe UI" w:eastAsia="Segoe UI" w:hAnsi="Segoe UI" w:cs="Segoe UI" w:hint="default"/>
                 <w:i w:val="0"/>
                 <w:iCs w:val="0"/>
                 <w:caps w:val="0"/>
@@ -3309,7 +3191,7 @@
             </w:pPr>
             <w:r>
               <w:rPr>
-                <w:rFonts w:hint="default" w:ascii="Segoe UI" w:hAnsi="Segoe UI" w:eastAsia="Segoe UI" w:cs="Segoe UI"/>
+                <w:rFonts w:ascii="Segoe UI" w:eastAsia="Segoe UI" w:hAnsi="Segoe UI" w:cs="Segoe UI" w:hint="default"/>
                 <w:i w:val="0"/>
                 <w:iCs w:val="0"/>
                 <w:caps w:val="0"/>
@@ -3346,7 +3228,7 @@
               <w:spacing w:line="300" w:lineRule="atLeast"/>
               <w:jc w:val="left"/>
               <w:rPr>
-                <w:rFonts w:hint="default" w:ascii="Segoe UI" w:hAnsi="Segoe UI" w:eastAsia="Segoe UI" w:cs="Segoe UI"/>
+                <w:rFonts w:ascii="Segoe UI" w:eastAsia="Segoe UI" w:hAnsi="Segoe UI" w:cs="Segoe UI" w:hint="default"/>
                 <w:i w:val="0"/>
                 <w:iCs w:val="0"/>
                 <w:caps w:val="0"/>
@@ -3358,7 +3240,7 @@
             </w:pPr>
             <w:r>
               <w:rPr>
-                <w:rFonts w:hint="default" w:ascii="Segoe UI" w:hAnsi="Segoe UI" w:eastAsia="Segoe UI" w:cs="Segoe UI"/>
+                <w:rFonts w:ascii="Segoe UI" w:eastAsia="Segoe UI" w:hAnsi="Segoe UI" w:cs="Segoe UI" w:hint="default"/>
                 <w:i w:val="0"/>
                 <w:iCs w:val="0"/>
                 <w:caps w:val="0"/>
@@ -3377,14 +3259,8 @@
       </w:tr>
       <w:tr>
         <w:tblPrEx>
-          <w:tblBorders>
-            <w:top w:val="single" w:color="auto" w:sz="4" w:space="0"/>
-            <w:left w:val="single" w:color="auto" w:sz="4" w:space="0"/>
-            <w:bottom w:val="single" w:color="auto" w:sz="4" w:space="0"/>
-            <w:right w:val="single" w:color="auto" w:sz="4" w:space="0"/>
-            <w:insideH w:val="single" w:color="auto" w:sz="4" w:space="0"/>
-            <w:insideV w:val="single" w:color="auto" w:sz="4" w:space="0"/>
-          </w:tblBorders>
+          <w:tblW w:w="0" w:type="auto"/>
+          <w:tblInd w:w="0" w:type="dxa"/>
           <w:shd w:val="clear" w:color="auto" w:fill="auto"/>
           <w:tblCellMar>
             <w:top w:w="15" w:type="dxa"/>
@@ -3414,7 +3290,7 @@
               <w:spacing w:line="300" w:lineRule="atLeast"/>
               <w:jc w:val="left"/>
               <w:rPr>
-                <w:rFonts w:hint="default" w:ascii="Segoe UI" w:hAnsi="Segoe UI" w:eastAsia="Segoe UI" w:cs="Segoe UI"/>
+                <w:rFonts w:ascii="Segoe UI" w:eastAsia="Segoe UI" w:hAnsi="Segoe UI" w:cs="Segoe UI" w:hint="default"/>
                 <w:i w:val="0"/>
                 <w:iCs w:val="0"/>
                 <w:caps w:val="0"/>
@@ -3426,8 +3302,8 @@
             </w:pPr>
             <w:r>
               <w:rPr>
-                <w:rStyle w:val="23"/>
-                <w:rFonts w:hint="default" w:ascii="Segoe UI" w:hAnsi="Segoe UI" w:eastAsia="Segoe UI" w:cs="Segoe UI"/>
+                <w:rStyle w:val="Strong"/>
+                <w:rFonts w:ascii="Segoe UI" w:eastAsia="Segoe UI" w:hAnsi="Segoe UI" w:cs="Segoe UI" w:hint="default"/>
                 <w:b/>
                 <w:bCs/>
                 <w:i w:val="0"/>
@@ -3466,7 +3342,7 @@
               <w:spacing w:line="300" w:lineRule="atLeast"/>
               <w:jc w:val="left"/>
               <w:rPr>
-                <w:rFonts w:hint="default" w:ascii="Segoe UI" w:hAnsi="Segoe UI" w:eastAsia="Segoe UI" w:cs="Segoe UI"/>
+                <w:rFonts w:ascii="Segoe UI" w:eastAsia="Segoe UI" w:hAnsi="Segoe UI" w:cs="Segoe UI" w:hint="default"/>
                 <w:i w:val="0"/>
                 <w:iCs w:val="0"/>
                 <w:caps w:val="0"/>
@@ -3478,7 +3354,7 @@
             </w:pPr>
             <w:r>
               <w:rPr>
-                <w:rFonts w:hint="default" w:ascii="Segoe UI" w:hAnsi="Segoe UI" w:eastAsia="Segoe UI" w:cs="Segoe UI"/>
+                <w:rFonts w:ascii="Segoe UI" w:eastAsia="Segoe UI" w:hAnsi="Segoe UI" w:cs="Segoe UI" w:hint="default"/>
                 <w:i w:val="0"/>
                 <w:iCs w:val="0"/>
                 <w:caps w:val="0"/>
@@ -3515,7 +3391,7 @@
               <w:spacing w:line="300" w:lineRule="atLeast"/>
               <w:jc w:val="left"/>
               <w:rPr>
-                <w:rFonts w:hint="default" w:ascii="Segoe UI" w:hAnsi="Segoe UI" w:eastAsia="Segoe UI" w:cs="Segoe UI"/>
+                <w:rFonts w:ascii="Segoe UI" w:eastAsia="Segoe UI" w:hAnsi="Segoe UI" w:cs="Segoe UI" w:hint="default"/>
                 <w:i w:val="0"/>
                 <w:iCs w:val="0"/>
                 <w:caps w:val="0"/>
@@ -3527,7 +3403,7 @@
             </w:pPr>
             <w:r>
               <w:rPr>
-                <w:rFonts w:hint="default" w:ascii="Segoe UI" w:hAnsi="Segoe UI" w:eastAsia="Segoe UI" w:cs="Segoe UI"/>
+                <w:rFonts w:ascii="Segoe UI" w:eastAsia="Segoe UI" w:hAnsi="Segoe UI" w:cs="Segoe UI" w:hint="default"/>
                 <w:i w:val="0"/>
                 <w:iCs w:val="0"/>
                 <w:caps w:val="0"/>
@@ -3543,7 +3419,7 @@
             </w:r>
             <w:r>
               <w:rPr>
-                <w:rFonts w:hint="eastAsia" w:ascii="Segoe UI" w:hAnsi="Segoe UI" w:eastAsia="Segoe UI" w:cs="Segoe UI"/>
+                <w:rFonts w:ascii="Segoe UI" w:eastAsia="Segoe UI" w:hAnsi="Segoe UI" w:cs="Segoe UI" w:hint="eastAsia"/>
                 <w:i w:val="0"/>
                 <w:iCs w:val="0"/>
                 <w:caps w:val="0"/>
@@ -3559,7 +3435,7 @@
             </w:r>
             <w:r>
               <w:rPr>
-                <w:rFonts w:hint="default" w:ascii="Segoe UI" w:hAnsi="Segoe UI" w:eastAsia="Segoe UI" w:cs="Segoe UI"/>
+                <w:rFonts w:ascii="Segoe UI" w:eastAsia="Segoe UI" w:hAnsi="Segoe UI" w:cs="Segoe UI" w:hint="default"/>
                 <w:i w:val="0"/>
                 <w:iCs w:val="0"/>
                 <w:caps w:val="0"/>
@@ -3575,7 +3451,7 @@
             </w:r>
             <w:r>
               <w:rPr>
-                <w:rFonts w:hint="eastAsia" w:ascii="Segoe UI" w:hAnsi="Segoe UI" w:eastAsia="Segoe UI" w:cs="Segoe UI"/>
+                <w:rFonts w:ascii="Segoe UI" w:eastAsia="Segoe UI" w:hAnsi="Segoe UI" w:cs="Segoe UI" w:hint="eastAsia"/>
                 <w:i w:val="0"/>
                 <w:iCs w:val="0"/>
                 <w:caps w:val="0"/>
@@ -3591,7 +3467,7 @@
             </w:r>
             <w:r>
               <w:rPr>
-                <w:rFonts w:hint="default" w:ascii="Segoe UI" w:hAnsi="Segoe UI" w:eastAsia="Segoe UI" w:cs="Segoe UI"/>
+                <w:rFonts w:ascii="Segoe UI" w:eastAsia="Segoe UI" w:hAnsi="Segoe UI" w:cs="Segoe UI" w:hint="default"/>
                 <w:i w:val="0"/>
                 <w:iCs w:val="0"/>
                 <w:caps w:val="0"/>
@@ -3628,7 +3504,7 @@
               <w:spacing w:line="300" w:lineRule="atLeast"/>
               <w:jc w:val="left"/>
               <w:rPr>
-                <w:rFonts w:hint="default" w:ascii="Segoe UI" w:hAnsi="Segoe UI" w:eastAsia="Segoe UI" w:cs="Segoe UI"/>
+                <w:rFonts w:ascii="Segoe UI" w:eastAsia="Segoe UI" w:hAnsi="Segoe UI" w:cs="Segoe UI" w:hint="default"/>
                 <w:i w:val="0"/>
                 <w:iCs w:val="0"/>
                 <w:caps w:val="0"/>
@@ -3640,7 +3516,7 @@
             </w:pPr>
             <w:r>
               <w:rPr>
-                <w:rFonts w:hint="default" w:ascii="Segoe UI" w:hAnsi="Segoe UI" w:eastAsia="Segoe UI" w:cs="Segoe UI"/>
+                <w:rFonts w:ascii="Segoe UI" w:eastAsia="Segoe UI" w:hAnsi="Segoe UI" w:cs="Segoe UI" w:hint="default"/>
                 <w:i w:val="0"/>
                 <w:iCs w:val="0"/>
                 <w:caps w:val="0"/>
@@ -3659,14 +3535,9 @@
       </w:tr>
       <w:tr>
         <w:tblPrEx>
-          <w:tblBorders>
-            <w:top w:val="single" w:color="auto" w:sz="4" w:space="0"/>
-            <w:left w:val="single" w:color="auto" w:sz="4" w:space="0"/>
-            <w:bottom w:val="single" w:color="auto" w:sz="4" w:space="0"/>
-            <w:right w:val="single" w:color="auto" w:sz="4" w:space="0"/>
-            <w:insideH w:val="single" w:color="auto" w:sz="4" w:space="0"/>
-            <w:insideV w:val="single" w:color="auto" w:sz="4" w:space="0"/>
-          </w:tblBorders>
+          <w:tblW w:w="0" w:type="auto"/>
+          <w:tblInd w:w="0" w:type="dxa"/>
+          <w:shd w:val="clear" w:color="auto" w:fill="auto"/>
           <w:tblCellMar>
             <w:top w:w="15" w:type="dxa"/>
             <w:left w:w="15" w:type="dxa"/>
@@ -3695,7 +3566,7 @@
               <w:spacing w:line="300" w:lineRule="atLeast"/>
               <w:jc w:val="left"/>
               <w:rPr>
-                <w:rFonts w:hint="default" w:ascii="Segoe UI" w:hAnsi="Segoe UI" w:eastAsia="Segoe UI" w:cs="Segoe UI"/>
+                <w:rFonts w:ascii="Segoe UI" w:eastAsia="Segoe UI" w:hAnsi="Segoe UI" w:cs="Segoe UI" w:hint="default"/>
                 <w:i w:val="0"/>
                 <w:iCs w:val="0"/>
                 <w:caps w:val="0"/>
@@ -3707,8 +3578,8 @@
             </w:pPr>
             <w:r>
               <w:rPr>
-                <w:rStyle w:val="23"/>
-                <w:rFonts w:hint="default" w:ascii="Segoe UI" w:hAnsi="Segoe UI" w:eastAsia="Segoe UI" w:cs="Segoe UI"/>
+                <w:rStyle w:val="Strong"/>
+                <w:rFonts w:ascii="Segoe UI" w:eastAsia="Segoe UI" w:hAnsi="Segoe UI" w:cs="Segoe UI" w:hint="default"/>
                 <w:b/>
                 <w:bCs/>
                 <w:i w:val="0"/>
@@ -3747,7 +3618,7 @@
               <w:spacing w:line="300" w:lineRule="atLeast"/>
               <w:jc w:val="left"/>
               <w:rPr>
-                <w:rFonts w:hint="default" w:ascii="Segoe UI" w:hAnsi="Segoe UI" w:eastAsia="Segoe UI" w:cs="Segoe UI"/>
+                <w:rFonts w:ascii="Segoe UI" w:eastAsia="Segoe UI" w:hAnsi="Segoe UI" w:cs="Segoe UI" w:hint="default"/>
                 <w:i w:val="0"/>
                 <w:iCs w:val="0"/>
                 <w:caps w:val="0"/>
@@ -3759,7 +3630,7 @@
             </w:pPr>
             <w:r>
               <w:rPr>
-                <w:rFonts w:hint="default" w:ascii="Segoe UI" w:hAnsi="Segoe UI" w:eastAsia="Segoe UI" w:cs="Segoe UI"/>
+                <w:rFonts w:ascii="Segoe UI" w:eastAsia="Segoe UI" w:hAnsi="Segoe UI" w:cs="Segoe UI" w:hint="default"/>
                 <w:i w:val="0"/>
                 <w:iCs w:val="0"/>
                 <w:caps w:val="0"/>
@@ -3796,7 +3667,7 @@
               <w:spacing w:line="300" w:lineRule="atLeast"/>
               <w:jc w:val="left"/>
               <w:rPr>
-                <w:rFonts w:hint="default" w:ascii="Segoe UI" w:hAnsi="Segoe UI" w:eastAsia="Segoe UI" w:cs="Segoe UI"/>
+                <w:rFonts w:ascii="Segoe UI" w:eastAsia="Segoe UI" w:hAnsi="Segoe UI" w:cs="Segoe UI" w:hint="default"/>
                 <w:i w:val="0"/>
                 <w:iCs w:val="0"/>
                 <w:caps w:val="0"/>
@@ -3808,7 +3679,7 @@
             </w:pPr>
             <w:r>
               <w:rPr>
-                <w:rFonts w:hint="default" w:ascii="Segoe UI" w:hAnsi="Segoe UI" w:eastAsia="Segoe UI" w:cs="Segoe UI"/>
+                <w:rFonts w:ascii="Segoe UI" w:eastAsia="Segoe UI" w:hAnsi="Segoe UI" w:cs="Segoe UI" w:hint="default"/>
                 <w:i w:val="0"/>
                 <w:iCs w:val="0"/>
                 <w:caps w:val="0"/>
@@ -3845,7 +3716,7 @@
               <w:spacing w:line="300" w:lineRule="atLeast"/>
               <w:jc w:val="left"/>
               <w:rPr>
-                <w:rFonts w:hint="default" w:ascii="Segoe UI" w:hAnsi="Segoe UI" w:eastAsia="Segoe UI" w:cs="Segoe UI"/>
+                <w:rFonts w:ascii="Segoe UI" w:eastAsia="Segoe UI" w:hAnsi="Segoe UI" w:cs="Segoe UI" w:hint="default"/>
                 <w:i w:val="0"/>
                 <w:iCs w:val="0"/>
                 <w:caps w:val="0"/>
@@ -3857,7 +3728,7 @@
             </w:pPr>
             <w:r>
               <w:rPr>
-                <w:rFonts w:hint="default" w:ascii="Segoe UI" w:hAnsi="Segoe UI" w:eastAsia="Segoe UI" w:cs="Segoe UI"/>
+                <w:rFonts w:ascii="Segoe UI" w:eastAsia="Segoe UI" w:hAnsi="Segoe UI" w:cs="Segoe UI" w:hint="default"/>
                 <w:i w:val="0"/>
                 <w:iCs w:val="0"/>
                 <w:caps w:val="0"/>
@@ -3877,14 +3748,14 @@
     </w:tbl>
     <w:p>
       <w:pPr>
-        <w:pStyle w:val="28"/>
+        <w:pStyle w:val="1"/>
         <w:bidi w:val="0"/>
         <w:rPr>
           <w:rFonts w:hint="default"/>
           <w:lang w:val="en-US" w:eastAsia="zh-CN"/>
         </w:rPr>
       </w:pPr>
-      <w:bookmarkStart w:id="4" w:name="_Toc17573"/>
+      <w:bookmarkStart w:id="5" w:name="_Toc17573"/>
       <w:r>
         <w:rPr>
           <w:rFonts w:hint="default"/>
@@ -3892,11 +3763,11 @@
         </w:rPr>
         <w:t>安全事件统计与分析</w:t>
       </w:r>
-      <w:bookmarkEnd w:id="4"/>
+      <w:bookmarkEnd w:id="5"/>
     </w:p>
     <w:p>
       <w:pPr>
-        <w:pStyle w:val="29"/>
+        <w:pStyle w:val="a1"/>
         <w:keepNext w:val="0"/>
         <w:keepLines w:val="0"/>
         <w:pageBreakBefore w:val="0"/>
@@ -3926,7 +3797,7 @@
     </w:p>
     <w:p>
       <w:pPr>
-        <w:pStyle w:val="29"/>
+        <w:pStyle w:val="a1"/>
         <w:keepNext w:val="0"/>
         <w:keepLines w:val="0"/>
         <w:pageBreakBefore w:val="0"/>
@@ -3956,7 +3827,7 @@
     </w:p>
     <w:p>
       <w:pPr>
-        <w:pStyle w:val="29"/>
+        <w:pStyle w:val="a1"/>
         <w:keepNext w:val="0"/>
         <w:keepLines w:val="0"/>
         <w:pageBreakBefore w:val="0"/>
@@ -3986,7 +3857,7 @@
     </w:p>
     <w:p>
       <w:pPr>
-        <w:pStyle w:val="29"/>
+        <w:pStyle w:val="a1"/>
         <w:keepNext w:val="0"/>
         <w:keepLines w:val="0"/>
         <w:pageBreakBefore w:val="0"/>
@@ -4016,7 +3887,7 @@
     </w:p>
     <w:p>
       <w:pPr>
-        <w:pStyle w:val="29"/>
+        <w:pStyle w:val="a1"/>
         <w:keepNext w:val="0"/>
         <w:keepLines w:val="0"/>
         <w:pageBreakBefore w:val="0"/>
@@ -4046,7 +3917,7 @@
     </w:p>
     <w:p>
       <w:pPr>
-        <w:pStyle w:val="29"/>
+        <w:pStyle w:val="a1"/>
         <w:keepNext w:val="0"/>
         <w:keepLines w:val="0"/>
         <w:pageBreakBefore w:val="0"/>
@@ -4076,7 +3947,7 @@
     </w:p>
     <w:p>
       <w:pPr>
-        <w:pStyle w:val="29"/>
+        <w:pStyle w:val="a1"/>
         <w:keepNext w:val="0"/>
         <w:keepLines w:val="0"/>
         <w:pageBreakBefore w:val="0"/>
@@ -4106,14 +3977,14 @@
     </w:p>
     <w:p>
       <w:pPr>
-        <w:pStyle w:val="28"/>
+        <w:pStyle w:val="1"/>
         <w:bidi w:val="0"/>
         <w:rPr>
           <w:rFonts w:hint="default"/>
           <w:lang w:val="en-US" w:eastAsia="zh-CN"/>
         </w:rPr>
       </w:pPr>
-      <w:bookmarkStart w:id="5" w:name="_Toc25463"/>
+      <w:bookmarkStart w:id="6" w:name="_Toc25463"/>
       <w:r>
         <w:rPr>
           <w:rFonts w:hint="default"/>
@@ -4121,11 +3992,11 @@
         </w:rPr>
         <w:t>合规性与审计发现</w:t>
       </w:r>
-      <w:bookmarkEnd w:id="5"/>
+      <w:bookmarkEnd w:id="6"/>
     </w:p>
     <w:p>
       <w:pPr>
-        <w:pStyle w:val="29"/>
+        <w:pStyle w:val="a1"/>
         <w:keepNext w:val="0"/>
         <w:keepLines w:val="0"/>
         <w:pageBreakBefore w:val="0"/>
@@ -4155,7 +4026,7 @@
     </w:p>
     <w:p>
       <w:pPr>
-        <w:pStyle w:val="29"/>
+        <w:pStyle w:val="a1"/>
         <w:keepNext w:val="0"/>
         <w:keepLines w:val="0"/>
         <w:pageBreakBefore w:val="0"/>
@@ -4185,7 +4056,7 @@
     </w:p>
     <w:p>
       <w:pPr>
-        <w:pStyle w:val="29"/>
+        <w:pStyle w:val="a1"/>
         <w:keepNext w:val="0"/>
         <w:keepLines w:val="0"/>
         <w:pageBreakBefore w:val="0"/>
@@ -4215,7 +4086,7 @@
     </w:p>
     <w:p>
       <w:pPr>
-        <w:pStyle w:val="29"/>
+        <w:pStyle w:val="a1"/>
         <w:keepNext w:val="0"/>
         <w:keepLines w:val="0"/>
         <w:pageBreakBefore w:val="0"/>
@@ -4245,7 +4116,7 @@
     </w:p>
     <w:p>
       <w:pPr>
-        <w:pStyle w:val="29"/>
+        <w:pStyle w:val="a1"/>
         <w:keepNext w:val="0"/>
         <w:keepLines w:val="0"/>
         <w:pageBreakBefore w:val="0"/>
@@ -4275,7 +4146,7 @@
     </w:p>
     <w:p>
       <w:pPr>
-        <w:pStyle w:val="29"/>
+        <w:pStyle w:val="a1"/>
         <w:keepNext w:val="0"/>
         <w:keepLines w:val="0"/>
         <w:pageBreakBefore w:val="0"/>
@@ -4305,14 +4176,14 @@
     </w:p>
     <w:p>
       <w:pPr>
-        <w:pStyle w:val="28"/>
+        <w:pStyle w:val="1"/>
         <w:bidi w:val="0"/>
         <w:rPr>
           <w:rFonts w:hint="default"/>
           <w:lang w:val="en-US" w:eastAsia="zh-CN"/>
         </w:rPr>
       </w:pPr>
-      <w:bookmarkStart w:id="6" w:name="_Toc28063"/>
+      <w:bookmarkStart w:id="7" w:name="_Toc28063"/>
       <w:r>
         <w:rPr>
           <w:rFonts w:hint="default"/>
@@ -4320,11 +4191,11 @@
         </w:rPr>
         <w:t>资源投入与合同符合性</w:t>
       </w:r>
-      <w:bookmarkEnd w:id="6"/>
+      <w:bookmarkEnd w:id="7"/>
     </w:p>
     <w:p>
       <w:pPr>
-        <w:pStyle w:val="29"/>
+        <w:pStyle w:val="a1"/>
         <w:keepNext w:val="0"/>
         <w:keepLines w:val="0"/>
         <w:pageBreakBefore w:val="0"/>
@@ -4368,7 +4239,7 @@
     </w:p>
     <w:p>
       <w:pPr>
-        <w:pStyle w:val="29"/>
+        <w:pStyle w:val="a1"/>
         <w:keepNext w:val="0"/>
         <w:keepLines w:val="0"/>
         <w:pageBreakBefore w:val="0"/>
@@ -4398,7 +4269,7 @@
     </w:p>
     <w:p>
       <w:pPr>
-        <w:pStyle w:val="29"/>
+        <w:pStyle w:val="a1"/>
         <w:keepNext w:val="0"/>
         <w:keepLines w:val="0"/>
         <w:pageBreakBefore w:val="0"/>
@@ -4442,14 +4313,14 @@
     </w:p>
     <w:p>
       <w:pPr>
-        <w:pStyle w:val="28"/>
+        <w:pStyle w:val="1"/>
         <w:bidi w:val="0"/>
         <w:rPr>
           <w:rFonts w:hint="default"/>
           <w:lang w:val="en-US" w:eastAsia="zh-CN"/>
         </w:rPr>
       </w:pPr>
-      <w:bookmarkStart w:id="7" w:name="_Toc4285"/>
+      <w:bookmarkStart w:id="8" w:name="_Toc4285"/>
       <w:r>
         <w:rPr>
           <w:rFonts w:hint="default"/>
@@ -4457,7 +4328,7 @@
         </w:rPr>
         <w:t>主要问题、风险与改进计划</w:t>
       </w:r>
-      <w:bookmarkEnd w:id="7"/>
+      <w:bookmarkEnd w:id="8"/>
     </w:p>
     <w:p>
       <w:pPr>
@@ -4476,19 +4347,18 @@
     </w:p>
     <w:tbl>
       <w:tblPr>
-        <w:tblStyle w:val="20"/>
+        <w:tblStyle w:val="TableNormal"/>
         <w:tblW w:w="0" w:type="auto"/>
         <w:tblInd w:w="0" w:type="dxa"/>
         <w:tblBorders>
-          <w:top w:val="single" w:color="auto" w:sz="4" w:space="0"/>
-          <w:left w:val="single" w:color="auto" w:sz="4" w:space="0"/>
-          <w:bottom w:val="single" w:color="auto" w:sz="4" w:space="0"/>
-          <w:right w:val="single" w:color="auto" w:sz="4" w:space="0"/>
-          <w:insideH w:val="single" w:color="auto" w:sz="4" w:space="0"/>
-          <w:insideV w:val="single" w:color="auto" w:sz="4" w:space="0"/>
+          <w:top w:val="single" w:sz="4" w:space="0" w:color="auto"/>
+          <w:left w:val="single" w:sz="4" w:space="0" w:color="auto"/>
+          <w:bottom w:val="single" w:sz="4" w:space="0" w:color="auto"/>
+          <w:right w:val="single" w:sz="4" w:space="0" w:color="auto"/>
+          <w:insideH w:val="single" w:sz="4" w:space="0" w:color="auto"/>
+          <w:insideV w:val="single" w:sz="4" w:space="0" w:color="auto"/>
         </w:tblBorders>
         <w:shd w:val="clear" w:color="auto" w:fill="auto"/>
-        <w:tblLayout w:type="autofit"/>
         <w:tblCellMar>
           <w:top w:w="15" w:type="dxa"/>
           <w:left w:w="15" w:type="dxa"/>
@@ -4506,13 +4376,15 @@
       </w:tblGrid>
       <w:tr>
         <w:tblPrEx>
+          <w:tblW w:w="0" w:type="auto"/>
+          <w:tblInd w:w="0" w:type="dxa"/>
           <w:tblBorders>
-            <w:top w:val="single" w:color="auto" w:sz="4" w:space="0"/>
-            <w:left w:val="single" w:color="auto" w:sz="4" w:space="0"/>
-            <w:bottom w:val="single" w:color="auto" w:sz="4" w:space="0"/>
-            <w:right w:val="single" w:color="auto" w:sz="4" w:space="0"/>
-            <w:insideH w:val="single" w:color="auto" w:sz="4" w:space="0"/>
-            <w:insideV w:val="single" w:color="auto" w:sz="4" w:space="0"/>
+            <w:top w:val="single" w:sz="4" w:space="0" w:color="auto"/>
+            <w:left w:val="single" w:sz="4" w:space="0" w:color="auto"/>
+            <w:bottom w:val="single" w:sz="4" w:space="0" w:color="auto"/>
+            <w:right w:val="single" w:sz="4" w:space="0" w:color="auto"/>
+            <w:insideH w:val="single" w:sz="4" w:space="0" w:color="auto"/>
+            <w:insideV w:val="single" w:sz="4" w:space="0" w:color="auto"/>
           </w:tblBorders>
           <w:shd w:val="clear" w:color="auto" w:fill="auto"/>
           <w:tblCellMar>
@@ -4546,7 +4418,7 @@
               <w:spacing w:line="300" w:lineRule="atLeast"/>
               <w:jc w:val="left"/>
               <w:rPr>
-                <w:rFonts w:ascii="Segoe UI" w:hAnsi="Segoe UI" w:eastAsia="Segoe UI" w:cs="Segoe UI"/>
+                <w:rFonts w:ascii="Segoe UI" w:eastAsia="Segoe UI" w:hAnsi="Segoe UI" w:cs="Segoe UI"/>
                 <w:i w:val="0"/>
                 <w:iCs w:val="0"/>
                 <w:caps w:val="0"/>
@@ -4558,7 +4430,7 @@
             </w:pPr>
             <w:r>
               <w:rPr>
-                <w:rFonts w:hint="default" w:ascii="Segoe UI" w:hAnsi="Segoe UI" w:eastAsia="Segoe UI" w:cs="Segoe UI"/>
+                <w:rFonts w:ascii="Segoe UI" w:eastAsia="Segoe UI" w:hAnsi="Segoe UI" w:cs="Segoe UI" w:hint="default"/>
                 <w:i w:val="0"/>
                 <w:iCs w:val="0"/>
                 <w:caps w:val="0"/>
@@ -4595,7 +4467,7 @@
               <w:spacing w:line="300" w:lineRule="atLeast"/>
               <w:jc w:val="left"/>
               <w:rPr>
-                <w:rFonts w:hint="default" w:ascii="Segoe UI" w:hAnsi="Segoe UI" w:eastAsia="Segoe UI" w:cs="Segoe UI"/>
+                <w:rFonts w:ascii="Segoe UI" w:eastAsia="Segoe UI" w:hAnsi="Segoe UI" w:cs="Segoe UI" w:hint="default"/>
                 <w:i w:val="0"/>
                 <w:iCs w:val="0"/>
                 <w:caps w:val="0"/>
@@ -4607,7 +4479,7 @@
             </w:pPr>
             <w:r>
               <w:rPr>
-                <w:rFonts w:hint="default" w:ascii="Segoe UI" w:hAnsi="Segoe UI" w:eastAsia="Segoe UI" w:cs="Segoe UI"/>
+                <w:rFonts w:ascii="Segoe UI" w:eastAsia="Segoe UI" w:hAnsi="Segoe UI" w:cs="Segoe UI" w:hint="default"/>
                 <w:i w:val="0"/>
                 <w:iCs w:val="0"/>
                 <w:caps w:val="0"/>
@@ -4644,7 +4516,7 @@
               <w:spacing w:line="300" w:lineRule="atLeast"/>
               <w:jc w:val="left"/>
               <w:rPr>
-                <w:rFonts w:hint="default" w:ascii="Segoe UI" w:hAnsi="Segoe UI" w:eastAsia="Segoe UI" w:cs="Segoe UI"/>
+                <w:rFonts w:ascii="Segoe UI" w:eastAsia="Segoe UI" w:hAnsi="Segoe UI" w:cs="Segoe UI" w:hint="default"/>
                 <w:i w:val="0"/>
                 <w:iCs w:val="0"/>
                 <w:caps w:val="0"/>
@@ -4656,7 +4528,7 @@
             </w:pPr>
             <w:r>
               <w:rPr>
-                <w:rFonts w:hint="default" w:ascii="Segoe UI" w:hAnsi="Segoe UI" w:eastAsia="Segoe UI" w:cs="Segoe UI"/>
+                <w:rFonts w:ascii="Segoe UI" w:eastAsia="Segoe UI" w:hAnsi="Segoe UI" w:cs="Segoe UI" w:hint="default"/>
                 <w:i w:val="0"/>
                 <w:iCs w:val="0"/>
                 <w:caps w:val="0"/>
@@ -4693,7 +4565,7 @@
               <w:spacing w:line="300" w:lineRule="atLeast"/>
               <w:jc w:val="left"/>
               <w:rPr>
-                <w:rFonts w:hint="default" w:ascii="Segoe UI" w:hAnsi="Segoe UI" w:eastAsia="Segoe UI" w:cs="Segoe UI"/>
+                <w:rFonts w:ascii="Segoe UI" w:eastAsia="Segoe UI" w:hAnsi="Segoe UI" w:cs="Segoe UI" w:hint="default"/>
                 <w:i w:val="0"/>
                 <w:iCs w:val="0"/>
                 <w:caps w:val="0"/>
@@ -4705,7 +4577,7 @@
             </w:pPr>
             <w:r>
               <w:rPr>
-                <w:rFonts w:hint="default" w:ascii="Segoe UI" w:hAnsi="Segoe UI" w:eastAsia="Segoe UI" w:cs="Segoe UI"/>
+                <w:rFonts w:ascii="Segoe UI" w:eastAsia="Segoe UI" w:hAnsi="Segoe UI" w:cs="Segoe UI" w:hint="default"/>
                 <w:i w:val="0"/>
                 <w:iCs w:val="0"/>
                 <w:caps w:val="0"/>
@@ -4742,7 +4614,7 @@
               <w:spacing w:line="300" w:lineRule="atLeast"/>
               <w:jc w:val="left"/>
               <w:rPr>
-                <w:rFonts w:hint="default" w:ascii="Segoe UI" w:hAnsi="Segoe UI" w:eastAsia="Segoe UI" w:cs="Segoe UI"/>
+                <w:rFonts w:ascii="Segoe UI" w:eastAsia="Segoe UI" w:hAnsi="Segoe UI" w:cs="Segoe UI" w:hint="default"/>
                 <w:i w:val="0"/>
                 <w:iCs w:val="0"/>
                 <w:caps w:val="0"/>
@@ -4754,7 +4626,7 @@
             </w:pPr>
             <w:r>
               <w:rPr>
-                <w:rFonts w:hint="default" w:ascii="Segoe UI" w:hAnsi="Segoe UI" w:eastAsia="Segoe UI" w:cs="Segoe UI"/>
+                <w:rFonts w:ascii="Segoe UI" w:eastAsia="Segoe UI" w:hAnsi="Segoe UI" w:cs="Segoe UI" w:hint="default"/>
                 <w:i w:val="0"/>
                 <w:iCs w:val="0"/>
                 <w:caps w:val="0"/>
@@ -4791,7 +4663,7 @@
               <w:spacing w:line="300" w:lineRule="atLeast"/>
               <w:jc w:val="left"/>
               <w:rPr>
-                <w:rFonts w:hint="default" w:ascii="Segoe UI" w:hAnsi="Segoe UI" w:eastAsia="Segoe UI" w:cs="Segoe UI"/>
+                <w:rFonts w:ascii="Segoe UI" w:eastAsia="Segoe UI" w:hAnsi="Segoe UI" w:cs="Segoe UI" w:hint="default"/>
                 <w:i w:val="0"/>
                 <w:iCs w:val="0"/>
                 <w:caps w:val="0"/>
@@ -4803,7 +4675,7 @@
             </w:pPr>
             <w:r>
               <w:rPr>
-                <w:rFonts w:hint="default" w:ascii="Segoe UI" w:hAnsi="Segoe UI" w:eastAsia="Segoe UI" w:cs="Segoe UI"/>
+                <w:rFonts w:ascii="Segoe UI" w:eastAsia="Segoe UI" w:hAnsi="Segoe UI" w:cs="Segoe UI" w:hint="default"/>
                 <w:i w:val="0"/>
                 <w:iCs w:val="0"/>
                 <w:caps w:val="0"/>
@@ -4822,14 +4694,9 @@
       </w:tr>
       <w:tr>
         <w:tblPrEx>
-          <w:tblBorders>
-            <w:top w:val="single" w:color="auto" w:sz="4" w:space="0"/>
-            <w:left w:val="single" w:color="auto" w:sz="4" w:space="0"/>
-            <w:bottom w:val="single" w:color="auto" w:sz="4" w:space="0"/>
-            <w:right w:val="single" w:color="auto" w:sz="4" w:space="0"/>
-            <w:insideH w:val="single" w:color="auto" w:sz="4" w:space="0"/>
-            <w:insideV w:val="single" w:color="auto" w:sz="4" w:space="0"/>
-          </w:tblBorders>
+          <w:tblW w:w="0" w:type="auto"/>
+          <w:tblInd w:w="0" w:type="dxa"/>
+          <w:shd w:val="clear" w:color="auto" w:fill="auto"/>
           <w:tblCellMar>
             <w:top w:w="15" w:type="dxa"/>
             <w:left w:w="15" w:type="dxa"/>
@@ -4858,7 +4725,7 @@
               <w:spacing w:line="300" w:lineRule="atLeast"/>
               <w:jc w:val="left"/>
               <w:rPr>
-                <w:rFonts w:hint="default" w:ascii="Segoe UI" w:hAnsi="Segoe UI" w:eastAsia="Segoe UI" w:cs="Segoe UI"/>
+                <w:rFonts w:ascii="Segoe UI" w:eastAsia="Segoe UI" w:hAnsi="Segoe UI" w:cs="Segoe UI" w:hint="default"/>
                 <w:i w:val="0"/>
                 <w:iCs w:val="0"/>
                 <w:caps w:val="0"/>
@@ -4870,7 +4737,7 @@
             </w:pPr>
             <w:r>
               <w:rPr>
-                <w:rFonts w:hint="default" w:ascii="Segoe UI" w:hAnsi="Segoe UI" w:eastAsia="Segoe UI" w:cs="Segoe UI"/>
+                <w:rFonts w:ascii="Segoe UI" w:eastAsia="Segoe UI" w:hAnsi="Segoe UI" w:cs="Segoe UI" w:hint="default"/>
                 <w:i w:val="0"/>
                 <w:iCs w:val="0"/>
                 <w:caps w:val="0"/>
@@ -4907,7 +4774,7 @@
               <w:spacing w:line="300" w:lineRule="atLeast"/>
               <w:jc w:val="left"/>
               <w:rPr>
-                <w:rFonts w:hint="default" w:ascii="Segoe UI" w:hAnsi="Segoe UI" w:eastAsia="Segoe UI" w:cs="Segoe UI"/>
+                <w:rFonts w:ascii="Segoe UI" w:eastAsia="Segoe UI" w:hAnsi="Segoe UI" w:cs="Segoe UI" w:hint="default"/>
                 <w:i w:val="0"/>
                 <w:iCs w:val="0"/>
                 <w:caps w:val="0"/>
@@ -4919,7 +4786,7 @@
             </w:pPr>
             <w:r>
               <w:rPr>
-                <w:rFonts w:hint="default" w:ascii="Segoe UI" w:hAnsi="Segoe UI" w:eastAsia="Segoe UI" w:cs="Segoe UI"/>
+                <w:rFonts w:ascii="Segoe UI" w:eastAsia="Segoe UI" w:hAnsi="Segoe UI" w:cs="Segoe UI" w:hint="default"/>
                 <w:i w:val="0"/>
                 <w:iCs w:val="0"/>
                 <w:caps w:val="0"/>
@@ -4956,7 +4823,7 @@
               <w:spacing w:line="300" w:lineRule="atLeast"/>
               <w:jc w:val="left"/>
               <w:rPr>
-                <w:rFonts w:hint="default" w:ascii="Segoe UI" w:hAnsi="Segoe UI" w:eastAsia="Segoe UI" w:cs="Segoe UI"/>
+                <w:rFonts w:ascii="Segoe UI" w:eastAsia="Segoe UI" w:hAnsi="Segoe UI" w:cs="Segoe UI" w:hint="default"/>
                 <w:i w:val="0"/>
                 <w:iCs w:val="0"/>
                 <w:caps w:val="0"/>
@@ -4968,7 +4835,7 @@
             </w:pPr>
             <w:r>
               <w:rPr>
-                <w:rFonts w:hint="default" w:ascii="Segoe UI" w:hAnsi="Segoe UI" w:eastAsia="Segoe UI" w:cs="Segoe UI"/>
+                <w:rFonts w:ascii="Segoe UI" w:eastAsia="Segoe UI" w:hAnsi="Segoe UI" w:cs="Segoe UI" w:hint="default"/>
                 <w:i w:val="0"/>
                 <w:iCs w:val="0"/>
                 <w:caps w:val="0"/>
@@ -5005,7 +4872,7 @@
               <w:spacing w:line="300" w:lineRule="atLeast"/>
               <w:jc w:val="left"/>
               <w:rPr>
-                <w:rFonts w:hint="default" w:ascii="Segoe UI" w:hAnsi="Segoe UI" w:eastAsia="Segoe UI" w:cs="Segoe UI"/>
+                <w:rFonts w:ascii="Segoe UI" w:eastAsia="Segoe UI" w:hAnsi="Segoe UI" w:cs="Segoe UI" w:hint="default"/>
                 <w:i w:val="0"/>
                 <w:iCs w:val="0"/>
                 <w:caps w:val="0"/>
@@ -5017,7 +4884,7 @@
             </w:pPr>
             <w:r>
               <w:rPr>
-                <w:rFonts w:hint="default" w:ascii="Segoe UI" w:hAnsi="Segoe UI" w:eastAsia="Segoe UI" w:cs="Segoe UI"/>
+                <w:rFonts w:ascii="Segoe UI" w:eastAsia="Segoe UI" w:hAnsi="Segoe UI" w:cs="Segoe UI" w:hint="default"/>
                 <w:i w:val="0"/>
                 <w:iCs w:val="0"/>
                 <w:caps w:val="0"/>
@@ -5054,7 +4921,7 @@
               <w:spacing w:line="300" w:lineRule="atLeast"/>
               <w:jc w:val="left"/>
               <w:rPr>
-                <w:rFonts w:hint="default" w:ascii="Segoe UI" w:hAnsi="Segoe UI" w:eastAsia="Segoe UI" w:cs="Segoe UI"/>
+                <w:rFonts w:ascii="Segoe UI" w:eastAsia="Segoe UI" w:hAnsi="Segoe UI" w:cs="Segoe UI" w:hint="default"/>
                 <w:i w:val="0"/>
                 <w:iCs w:val="0"/>
                 <w:caps w:val="0"/>
@@ -5066,7 +4933,7 @@
             </w:pPr>
             <w:r>
               <w:rPr>
-                <w:rFonts w:hint="default" w:ascii="Segoe UI" w:hAnsi="Segoe UI" w:eastAsia="Segoe UI" w:cs="Segoe UI"/>
+                <w:rFonts w:ascii="Segoe UI" w:eastAsia="Segoe UI" w:hAnsi="Segoe UI" w:cs="Segoe UI" w:hint="default"/>
                 <w:i w:val="0"/>
                 <w:iCs w:val="0"/>
                 <w:caps w:val="0"/>
@@ -5103,7 +4970,7 @@
               <w:spacing w:line="300" w:lineRule="atLeast"/>
               <w:jc w:val="left"/>
               <w:rPr>
-                <w:rFonts w:hint="default" w:ascii="Segoe UI" w:hAnsi="Segoe UI" w:eastAsia="Segoe UI" w:cs="Segoe UI"/>
+                <w:rFonts w:ascii="Segoe UI" w:eastAsia="Segoe UI" w:hAnsi="Segoe UI" w:cs="Segoe UI" w:hint="default"/>
                 <w:i w:val="0"/>
                 <w:iCs w:val="0"/>
                 <w:caps w:val="0"/>
@@ -5115,7 +4982,7 @@
             </w:pPr>
             <w:r>
               <w:rPr>
-                <w:rFonts w:hint="default" w:ascii="Segoe UI" w:hAnsi="Segoe UI" w:eastAsia="Segoe UI" w:cs="Segoe UI"/>
+                <w:rFonts w:ascii="Segoe UI" w:eastAsia="Segoe UI" w:hAnsi="Segoe UI" w:cs="Segoe UI" w:hint="default"/>
                 <w:i w:val="0"/>
                 <w:iCs w:val="0"/>
                 <w:caps w:val="0"/>
@@ -5134,14 +5001,9 @@
       </w:tr>
       <w:tr>
         <w:tblPrEx>
-          <w:tblBorders>
-            <w:top w:val="single" w:color="auto" w:sz="4" w:space="0"/>
-            <w:left w:val="single" w:color="auto" w:sz="4" w:space="0"/>
-            <w:bottom w:val="single" w:color="auto" w:sz="4" w:space="0"/>
-            <w:right w:val="single" w:color="auto" w:sz="4" w:space="0"/>
-            <w:insideH w:val="single" w:color="auto" w:sz="4" w:space="0"/>
-            <w:insideV w:val="single" w:color="auto" w:sz="4" w:space="0"/>
-          </w:tblBorders>
+          <w:tblW w:w="0" w:type="auto"/>
+          <w:tblInd w:w="0" w:type="dxa"/>
+          <w:shd w:val="clear" w:color="auto" w:fill="auto"/>
           <w:tblCellMar>
             <w:top w:w="15" w:type="dxa"/>
             <w:left w:w="15" w:type="dxa"/>
@@ -5170,7 +5032,7 @@
               <w:spacing w:line="300" w:lineRule="atLeast"/>
               <w:jc w:val="left"/>
               <w:rPr>
-                <w:rFonts w:hint="default" w:ascii="Segoe UI" w:hAnsi="Segoe UI" w:eastAsia="Segoe UI" w:cs="Segoe UI"/>
+                <w:rFonts w:ascii="Segoe UI" w:eastAsia="Segoe UI" w:hAnsi="Segoe UI" w:cs="Segoe UI" w:hint="default"/>
                 <w:i w:val="0"/>
                 <w:iCs w:val="0"/>
                 <w:caps w:val="0"/>
@@ -5182,7 +5044,7 @@
             </w:pPr>
             <w:r>
               <w:rPr>
-                <w:rFonts w:hint="default" w:ascii="Segoe UI" w:hAnsi="Segoe UI" w:eastAsia="Segoe UI" w:cs="Segoe UI"/>
+                <w:rFonts w:ascii="Segoe UI" w:eastAsia="Segoe UI" w:hAnsi="Segoe UI" w:cs="Segoe UI" w:hint="default"/>
                 <w:i w:val="0"/>
                 <w:iCs w:val="0"/>
                 <w:caps w:val="0"/>
@@ -5219,7 +5081,7 @@
               <w:spacing w:line="300" w:lineRule="atLeast"/>
               <w:jc w:val="left"/>
               <w:rPr>
-                <w:rFonts w:hint="default" w:ascii="Segoe UI" w:hAnsi="Segoe UI" w:eastAsia="Segoe UI" w:cs="Segoe UI"/>
+                <w:rFonts w:ascii="Segoe UI" w:eastAsia="Segoe UI" w:hAnsi="Segoe UI" w:cs="Segoe UI" w:hint="default"/>
                 <w:i w:val="0"/>
                 <w:iCs w:val="0"/>
                 <w:caps w:val="0"/>
@@ -5231,7 +5093,7 @@
             </w:pPr>
             <w:r>
               <w:rPr>
-                <w:rFonts w:hint="default" w:ascii="Segoe UI" w:hAnsi="Segoe UI" w:eastAsia="Segoe UI" w:cs="Segoe UI"/>
+                <w:rFonts w:ascii="Segoe UI" w:eastAsia="Segoe UI" w:hAnsi="Segoe UI" w:cs="Segoe UI" w:hint="default"/>
                 <w:i w:val="0"/>
                 <w:iCs w:val="0"/>
                 <w:caps w:val="0"/>
@@ -5268,7 +5130,7 @@
               <w:spacing w:line="300" w:lineRule="atLeast"/>
               <w:jc w:val="left"/>
               <w:rPr>
-                <w:rFonts w:hint="default" w:ascii="Segoe UI" w:hAnsi="Segoe UI" w:eastAsia="Segoe UI" w:cs="Segoe UI"/>
+                <w:rFonts w:ascii="Segoe UI" w:eastAsia="Segoe UI" w:hAnsi="Segoe UI" w:cs="Segoe UI" w:hint="default"/>
                 <w:i w:val="0"/>
                 <w:iCs w:val="0"/>
                 <w:caps w:val="0"/>
@@ -5280,7 +5142,7 @@
             </w:pPr>
             <w:r>
               <w:rPr>
-                <w:rFonts w:hint="default" w:ascii="Segoe UI" w:hAnsi="Segoe UI" w:eastAsia="Segoe UI" w:cs="Segoe UI"/>
+                <w:rFonts w:ascii="Segoe UI" w:eastAsia="Segoe UI" w:hAnsi="Segoe UI" w:cs="Segoe UI" w:hint="default"/>
                 <w:i w:val="0"/>
                 <w:iCs w:val="0"/>
                 <w:caps w:val="0"/>
@@ -5317,7 +5179,7 @@
               <w:spacing w:line="300" w:lineRule="atLeast"/>
               <w:jc w:val="left"/>
               <w:rPr>
-                <w:rFonts w:hint="default" w:ascii="Segoe UI" w:hAnsi="Segoe UI" w:eastAsia="Segoe UI" w:cs="Segoe UI"/>
+                <w:rFonts w:ascii="Segoe UI" w:eastAsia="Segoe UI" w:hAnsi="Segoe UI" w:cs="Segoe UI" w:hint="default"/>
                 <w:i w:val="0"/>
                 <w:iCs w:val="0"/>
                 <w:caps w:val="0"/>
@@ -5329,7 +5191,7 @@
             </w:pPr>
             <w:r>
               <w:rPr>
-                <w:rFonts w:hint="default" w:ascii="Segoe UI" w:hAnsi="Segoe UI" w:eastAsia="Segoe UI" w:cs="Segoe UI"/>
+                <w:rFonts w:ascii="Segoe UI" w:eastAsia="Segoe UI" w:hAnsi="Segoe UI" w:cs="Segoe UI" w:hint="default"/>
                 <w:i w:val="0"/>
                 <w:iCs w:val="0"/>
                 <w:caps w:val="0"/>
@@ -5366,7 +5228,7 @@
               <w:spacing w:line="300" w:lineRule="atLeast"/>
               <w:jc w:val="left"/>
               <w:rPr>
-                <w:rFonts w:hint="default" w:ascii="Segoe UI" w:hAnsi="Segoe UI" w:eastAsia="Segoe UI" w:cs="Segoe UI"/>
+                <w:rFonts w:ascii="Segoe UI" w:eastAsia="Segoe UI" w:hAnsi="Segoe UI" w:cs="Segoe UI" w:hint="default"/>
                 <w:i w:val="0"/>
                 <w:iCs w:val="0"/>
                 <w:caps w:val="0"/>
@@ -5378,7 +5240,7 @@
             </w:pPr>
             <w:r>
               <w:rPr>
-                <w:rFonts w:hint="default" w:ascii="Segoe UI" w:hAnsi="Segoe UI" w:eastAsia="Segoe UI" w:cs="Segoe UI"/>
+                <w:rFonts w:ascii="Segoe UI" w:eastAsia="Segoe UI" w:hAnsi="Segoe UI" w:cs="Segoe UI" w:hint="default"/>
                 <w:i w:val="0"/>
                 <w:iCs w:val="0"/>
                 <w:caps w:val="0"/>
@@ -5415,7 +5277,7 @@
               <w:spacing w:line="300" w:lineRule="atLeast"/>
               <w:jc w:val="left"/>
               <w:rPr>
-                <w:rFonts w:hint="default" w:ascii="Segoe UI" w:hAnsi="Segoe UI" w:eastAsia="Segoe UI" w:cs="Segoe UI"/>
+                <w:rFonts w:ascii="Segoe UI" w:eastAsia="Segoe UI" w:hAnsi="Segoe UI" w:cs="Segoe UI" w:hint="default"/>
                 <w:i w:val="0"/>
                 <w:iCs w:val="0"/>
                 <w:caps w:val="0"/>
@@ -5427,7 +5289,7 @@
             </w:pPr>
             <w:r>
               <w:rPr>
-                <w:rFonts w:hint="default" w:ascii="Segoe UI" w:hAnsi="Segoe UI" w:eastAsia="Segoe UI" w:cs="Segoe UI"/>
+                <w:rFonts w:ascii="Segoe UI" w:eastAsia="Segoe UI" w:hAnsi="Segoe UI" w:cs="Segoe UI" w:hint="default"/>
                 <w:i w:val="0"/>
                 <w:iCs w:val="0"/>
                 <w:caps w:val="0"/>
@@ -5446,14 +5308,9 @@
       </w:tr>
       <w:tr>
         <w:tblPrEx>
-          <w:tblBorders>
-            <w:top w:val="single" w:color="auto" w:sz="4" w:space="0"/>
-            <w:left w:val="single" w:color="auto" w:sz="4" w:space="0"/>
-            <w:bottom w:val="single" w:color="auto" w:sz="4" w:space="0"/>
-            <w:right w:val="single" w:color="auto" w:sz="4" w:space="0"/>
-            <w:insideH w:val="single" w:color="auto" w:sz="4" w:space="0"/>
-            <w:insideV w:val="single" w:color="auto" w:sz="4" w:space="0"/>
-          </w:tblBorders>
+          <w:tblW w:w="0" w:type="auto"/>
+          <w:tblInd w:w="0" w:type="dxa"/>
+          <w:shd w:val="clear" w:color="auto" w:fill="auto"/>
           <w:tblCellMar>
             <w:top w:w="15" w:type="dxa"/>
             <w:left w:w="15" w:type="dxa"/>
@@ -5482,7 +5339,7 @@
               <w:spacing w:line="300" w:lineRule="atLeast"/>
               <w:jc w:val="left"/>
               <w:rPr>
-                <w:rFonts w:hint="default" w:ascii="Segoe UI" w:hAnsi="Segoe UI" w:eastAsia="Segoe UI" w:cs="Segoe UI"/>
+                <w:rFonts w:ascii="Segoe UI" w:eastAsia="Segoe UI" w:hAnsi="Segoe UI" w:cs="Segoe UI" w:hint="default"/>
                 <w:i w:val="0"/>
                 <w:iCs w:val="0"/>
                 <w:caps w:val="0"/>
@@ -5494,7 +5351,7 @@
             </w:pPr>
             <w:r>
               <w:rPr>
-                <w:rFonts w:hint="default" w:ascii="Segoe UI" w:hAnsi="Segoe UI" w:eastAsia="Segoe UI" w:cs="Segoe UI"/>
+                <w:rFonts w:ascii="Segoe UI" w:eastAsia="Segoe UI" w:hAnsi="Segoe UI" w:cs="Segoe UI" w:hint="default"/>
                 <w:i w:val="0"/>
                 <w:iCs w:val="0"/>
                 <w:caps w:val="0"/>
@@ -5531,7 +5388,7 @@
               <w:spacing w:line="300" w:lineRule="atLeast"/>
               <w:jc w:val="left"/>
               <w:rPr>
-                <w:rFonts w:hint="default" w:ascii="Segoe UI" w:hAnsi="Segoe UI" w:eastAsia="Segoe UI" w:cs="Segoe UI"/>
+                <w:rFonts w:ascii="Segoe UI" w:eastAsia="Segoe UI" w:hAnsi="Segoe UI" w:cs="Segoe UI" w:hint="default"/>
                 <w:i w:val="0"/>
                 <w:iCs w:val="0"/>
                 <w:caps w:val="0"/>
@@ -5543,7 +5400,7 @@
             </w:pPr>
             <w:r>
               <w:rPr>
-                <w:rFonts w:hint="default" w:ascii="Segoe UI" w:hAnsi="Segoe UI" w:eastAsia="Segoe UI" w:cs="Segoe UI"/>
+                <w:rFonts w:ascii="Segoe UI" w:eastAsia="Segoe UI" w:hAnsi="Segoe UI" w:cs="Segoe UI" w:hint="default"/>
                 <w:i w:val="0"/>
                 <w:iCs w:val="0"/>
                 <w:caps w:val="0"/>
@@ -5580,7 +5437,7 @@
               <w:spacing w:line="300" w:lineRule="atLeast"/>
               <w:jc w:val="left"/>
               <w:rPr>
-                <w:rFonts w:hint="default" w:ascii="Segoe UI" w:hAnsi="Segoe UI" w:eastAsia="Segoe UI" w:cs="Segoe UI"/>
+                <w:rFonts w:ascii="Segoe UI" w:eastAsia="Segoe UI" w:hAnsi="Segoe UI" w:cs="Segoe UI" w:hint="default"/>
                 <w:i w:val="0"/>
                 <w:iCs w:val="0"/>
                 <w:caps w:val="0"/>
@@ -5592,7 +5449,7 @@
             </w:pPr>
             <w:r>
               <w:rPr>
-                <w:rFonts w:hint="default" w:ascii="Segoe UI" w:hAnsi="Segoe UI" w:eastAsia="Segoe UI" w:cs="Segoe UI"/>
+                <w:rFonts w:ascii="Segoe UI" w:eastAsia="Segoe UI" w:hAnsi="Segoe UI" w:cs="Segoe UI" w:hint="default"/>
                 <w:i w:val="0"/>
                 <w:iCs w:val="0"/>
                 <w:caps w:val="0"/>
@@ -5629,7 +5486,7 @@
               <w:spacing w:line="300" w:lineRule="atLeast"/>
               <w:jc w:val="left"/>
               <w:rPr>
-                <w:rFonts w:hint="default" w:ascii="Segoe UI" w:hAnsi="Segoe UI" w:eastAsia="Segoe UI" w:cs="Segoe UI"/>
+                <w:rFonts w:ascii="Segoe UI" w:eastAsia="Segoe UI" w:hAnsi="Segoe UI" w:cs="Segoe UI" w:hint="default"/>
                 <w:i w:val="0"/>
                 <w:iCs w:val="0"/>
                 <w:caps w:val="0"/>
@@ -5641,7 +5498,7 @@
             </w:pPr>
             <w:r>
               <w:rPr>
-                <w:rFonts w:hint="default" w:ascii="Segoe UI" w:hAnsi="Segoe UI" w:eastAsia="Segoe UI" w:cs="Segoe UI"/>
+                <w:rFonts w:ascii="Segoe UI" w:eastAsia="Segoe UI" w:hAnsi="Segoe UI" w:cs="Segoe UI" w:hint="default"/>
                 <w:i w:val="0"/>
                 <w:iCs w:val="0"/>
                 <w:caps w:val="0"/>
@@ -5678,7 +5535,7 @@
               <w:spacing w:line="300" w:lineRule="atLeast"/>
               <w:jc w:val="left"/>
               <w:rPr>
-                <w:rFonts w:hint="default" w:ascii="Segoe UI" w:hAnsi="Segoe UI" w:eastAsia="Segoe UI" w:cs="Segoe UI"/>
+                <w:rFonts w:ascii="Segoe UI" w:eastAsia="Segoe UI" w:hAnsi="Segoe UI" w:cs="Segoe UI" w:hint="default"/>
                 <w:i w:val="0"/>
                 <w:iCs w:val="0"/>
                 <w:caps w:val="0"/>
@@ -5690,7 +5547,7 @@
             </w:pPr>
             <w:r>
               <w:rPr>
-                <w:rFonts w:hint="default" w:ascii="Segoe UI" w:hAnsi="Segoe UI" w:eastAsia="Segoe UI" w:cs="Segoe UI"/>
+                <w:rFonts w:ascii="Segoe UI" w:eastAsia="Segoe UI" w:hAnsi="Segoe UI" w:cs="Segoe UI" w:hint="default"/>
                 <w:i w:val="0"/>
                 <w:iCs w:val="0"/>
                 <w:caps w:val="0"/>
@@ -5727,7 +5584,7 @@
               <w:spacing w:line="300" w:lineRule="atLeast"/>
               <w:jc w:val="left"/>
               <w:rPr>
-                <w:rFonts w:hint="default" w:ascii="Segoe UI" w:hAnsi="Segoe UI" w:eastAsia="Segoe UI" w:cs="Segoe UI"/>
+                <w:rFonts w:ascii="Segoe UI" w:eastAsia="Segoe UI" w:hAnsi="Segoe UI" w:cs="Segoe UI" w:hint="default"/>
                 <w:i w:val="0"/>
                 <w:iCs w:val="0"/>
                 <w:caps w:val="0"/>
@@ -5739,7 +5596,7 @@
             </w:pPr>
             <w:r>
               <w:rPr>
-                <w:rFonts w:hint="default" w:ascii="Segoe UI" w:hAnsi="Segoe UI" w:eastAsia="Segoe UI" w:cs="Segoe UI"/>
+                <w:rFonts w:ascii="Segoe UI" w:eastAsia="Segoe UI" w:hAnsi="Segoe UI" w:cs="Segoe UI" w:hint="default"/>
                 <w:i w:val="0"/>
                 <w:iCs w:val="0"/>
                 <w:caps w:val="0"/>
@@ -5759,14 +5616,14 @@
     </w:tbl>
     <w:p>
       <w:pPr>
-        <w:pStyle w:val="28"/>
+        <w:pStyle w:val="1"/>
         <w:bidi w:val="0"/>
         <w:rPr>
           <w:rFonts w:hint="default"/>
           <w:lang w:val="en-US" w:eastAsia="zh-CN"/>
         </w:rPr>
       </w:pPr>
-      <w:bookmarkStart w:id="8" w:name="_Toc16980"/>
+      <w:bookmarkStart w:id="9" w:name="_Toc16980"/>
       <w:r>
         <w:rPr>
           <w:rFonts w:hint="default"/>
@@ -5774,11 +5631,11 @@
         </w:rPr>
         <w:t>结论与建议</w:t>
       </w:r>
-      <w:bookmarkEnd w:id="8"/>
+      <w:bookmarkEnd w:id="9"/>
     </w:p>
     <w:p>
       <w:pPr>
-        <w:pStyle w:val="29"/>
+        <w:pStyle w:val="a1"/>
         <w:keepNext w:val="0"/>
         <w:keepLines w:val="0"/>
         <w:pageBreakBefore w:val="0"/>
@@ -5805,22 +5662,10 @@
         </w:rPr>
         <w:t>截至2025年12月30日，“中国广电重庆BOSS系统存储维保项目”的信息安全管理体系运行有效，关键控制措施落实到位，保障了系统与数据的保密性、完整性和可用性，并满足了当前阶段的合规要求。</w:t>
       </w:r>
-      <w:r>
-        <w:rPr>
-          <w:rFonts w:hint="eastAsia"/>
-          <w:lang w:val="en-US" w:eastAsia="zh-CN"/>
-        </w:rPr>
-      </w:r>
-      <w:r>
-        <w:rPr>
-          <w:rFonts w:hint="default"/>
-          <w:lang w:val="en-US" w:eastAsia="zh-CN"/>
-        </w:rPr>
-      </w:r>
     </w:p>
     <w:p>
       <w:pPr>
-        <w:pStyle w:val="29"/>
+        <w:pStyle w:val="a1"/>
         <w:keepNext w:val="0"/>
         <w:keepLines w:val="0"/>
         <w:pageBreakBefore w:val="0"/>
@@ -5850,7 +5695,7 @@
     </w:p>
     <w:p>
       <w:pPr>
-        <w:pStyle w:val="29"/>
+        <w:pStyle w:val="a1"/>
         <w:keepNext w:val="0"/>
         <w:keepLines w:val="0"/>
         <w:pageBreakBefore w:val="0"/>
@@ -5868,7 +5713,7 @@
         <w:bidi w:val="0"/>
         <w:adjustRightInd w:val="0"/>
         <w:snapToGrid w:val="0"/>
-        <w:ind w:left="425" w:leftChars="0" w:hanging="425" w:firstLineChars="0"/>
+        <w:ind w:left="425" w:hanging="425" w:leftChars="0" w:firstLineChars="0"/>
         <w:textAlignment w:val="baseline"/>
         <w:rPr>
           <w:rFonts w:hint="default"/>
@@ -5885,7 +5730,7 @@
     </w:p>
     <w:p>
       <w:pPr>
-        <w:pStyle w:val="29"/>
+        <w:pStyle w:val="a1"/>
         <w:keepNext w:val="0"/>
         <w:keepLines w:val="0"/>
         <w:pageBreakBefore w:val="0"/>
@@ -5903,7 +5748,7 @@
         <w:bidi w:val="0"/>
         <w:adjustRightInd w:val="0"/>
         <w:snapToGrid w:val="0"/>
-        <w:ind w:left="425" w:leftChars="0" w:hanging="425" w:firstLineChars="0"/>
+        <w:ind w:left="425" w:hanging="425" w:leftChars="0" w:firstLineChars="0"/>
         <w:textAlignment w:val="baseline"/>
         <w:rPr>
           <w:rFonts w:hint="default"/>
@@ -5920,7 +5765,7 @@
     </w:p>
     <w:p>
       <w:pPr>
-        <w:pStyle w:val="29"/>
+        <w:pStyle w:val="a1"/>
         <w:keepNext w:val="0"/>
         <w:keepLines w:val="0"/>
         <w:pageBreakBefore w:val="0"/>
@@ -5938,7 +5783,7 @@
         <w:bidi w:val="0"/>
         <w:adjustRightInd w:val="0"/>
         <w:snapToGrid w:val="0"/>
-        <w:ind w:left="425" w:leftChars="0" w:hanging="425" w:firstLineChars="0"/>
+        <w:ind w:left="425" w:hanging="425" w:leftChars="0" w:firstLineChars="0"/>
         <w:textAlignment w:val="baseline"/>
         <w:rPr>
           <w:rFonts w:hint="default"/>
@@ -5954,108 +5799,52 @@
       </w:r>
     </w:p>
     <w:sectPr>
-      <w:headerReference r:id="rId5" w:type="default"/>
-      <w:footerReference w:type="default" r:id="rId11"/>
-      <w:headerReference w:type="first" r:id="rId12"/>
-      <w:footerReference w:type="first" r:id="rId13"/>
-      <w:headerReference w:type="even" r:id="rId14"/>
-      <w:footerReference w:type="even" r:id="rId15"/>
+      <w:headerReference w:type="even" r:id="rId6"/>
+      <w:headerReference w:type="default" r:id="rId7"/>
+      <w:footerReference w:type="even" r:id="rId8"/>
+      <w:footerReference w:type="default" r:id="rId9"/>
+      <w:headerReference w:type="first" r:id="rId10"/>
+      <w:footerReference w:type="first" r:id="rId11"/>
       <w:pgSz w:w="11906" w:h="16838"/>
       <w:pgMar w:top="1417" w:right="1800" w:bottom="1440" w:left="1800" w:header="1140" w:footer="992" w:gutter="0"/>
-      <w:cols w:space="425" w:num="1"/>
+      <w:cols w:num="1" w:space="425"/>
       <w:docGrid w:type="lines" w:linePitch="312" w:charSpace="0"/>
     </w:sectPr>
   </w:body>
 </w:document>
 </file>
 
-<file path=word/endnotes.xml><?xml version="1.0" encoding="utf-8"?>
-<w:endnotes xmlns:wpc="http://schemas.microsoft.com/office/word/2010/wordprocessingCanvas" xmlns:mc="http://schemas.openxmlformats.org/markup-compatibility/2006" xmlns:o="urn:schemas-microsoft-com:office:office" xmlns:r="http://schemas.openxmlformats.org/officeDocument/2006/relationships" xmlns:m="http://schemas.openxmlformats.org/officeDocument/2006/math" xmlns:v="urn:schemas-microsoft-com:vml" xmlns:wp14="http://schemas.microsoft.com/office/word/2010/wordprocessingDrawing" xmlns:wp="http://schemas.openxmlformats.org/drawingml/2006/wordprocessingDrawing" xmlns:w="http://schemas.openxmlformats.org/wordprocessingml/2006/main" xmlns:w14="http://schemas.microsoft.com/office/word/2010/wordml" xmlns:w15="http://schemas.microsoft.com/office/word/2012/wordml" xmlns:w10="urn:schemas-microsoft-com:office:word" xmlns:wpg="http://schemas.microsoft.com/office/word/2010/wordprocessingGroup" xmlns:wpi="http://schemas.microsoft.com/office/word/2010/wordprocessingInk" xmlns:wne="http://schemas.microsoft.com/office/word/2006/wordml" xmlns:wps="http://schemas.microsoft.com/office/word/2010/wordprocessingShape" xmlns:wpsCustomData="http://www.wps.cn/officeDocument/2013/wpsCustomData" mc:Ignorable="w14 w15 wp14">
-  <w:endnote w:type="separator" w:id="0">
-    <w:p>
-      <w:pPr>
-        <w:spacing w:line="240" w:lineRule="auto"/>
-      </w:pPr>
-      <w:r>
-        <w:separator/>
-      </w:r>
-    </w:p>
-  </w:endnote>
-  <w:endnote w:type="continuationSeparator" w:id="1">
-    <w:p>
-      <w:pPr>
-        <w:spacing w:line="240" w:lineRule="auto"/>
-      </w:pPr>
-      <w:r>
-        <w:continuationSeparator/>
-      </w:r>
-    </w:p>
-  </w:endnote>
-</w:endnotes>
-</file>
-
 <file path=word/footer1.xml><?xml version="1.0" encoding="utf-8"?>
-<w:ftr xmlns:m="http://schemas.openxmlformats.org/officeDocument/2006/math" xmlns:mc="http://schemas.openxmlformats.org/markup-compatibility/2006" xmlns:mo="http://schemas.microsoft.com/office/mac/office/2008/main" xmlns:mv="urn:schemas-microsoft-com:mac:vml" xmlns:o="urn:schemas-microsoft-com:office:office" xmlns:r="http://schemas.openxmlformats.org/officeDocument/2006/relationships" xmlns:v="urn:schemas-microsoft-com:vml" xmlns:w10="urn:schemas-microsoft-com:office:word" xmlns:w14="http://schemas.microsoft.com/office/word/2010/wordml" xmlns:w="http://schemas.openxmlformats.org/wordprocessingml/2006/main" xmlns:wne="http://schemas.microsoft.com/office/word/2006/wordml" xmlns:wp14="http://schemas.microsoft.com/office/word/2010/wordprocessingDrawing" xmlns:wp="http://schemas.openxmlformats.org/drawingml/2006/wordprocessingDrawing" xmlns:wpc="http://schemas.microsoft.com/office/word/2010/wordprocessingCanvas" xmlns:wpg="http://schemas.microsoft.com/office/word/2010/wordprocessingGroup" xmlns:wpi="http://schemas.microsoft.com/office/word/2010/wordprocessingInk" xmlns:wps="http://schemas.microsoft.com/office/word/2010/wordprocessingShape" mc:Ignorable="w14 wp14">
-  <w:p>
-    <w:pPr>
-      <w:pStyle w:val="Footer"/>
-    </w:pPr>
-  </w:p>
+<w:ftr xmlns:wpc="http://schemas.microsoft.com/office/word/2010/wordprocessingCanvas" xmlns:mc="http://schemas.openxmlformats.org/markup-compatibility/2006" xmlns:o="urn:schemas-microsoft-com:office:office" xmlns:r="http://schemas.openxmlformats.org/officeDocument/2006/relationships" xmlns:m="http://schemas.openxmlformats.org/officeDocument/2006/math" xmlns:v="urn:schemas-microsoft-com:vml" xmlns:wp14="http://schemas.microsoft.com/office/word/2010/wordprocessingDrawing" xmlns:wp="http://schemas.openxmlformats.org/drawingml/2006/wordprocessingDrawing" xmlns:w10="urn:schemas-microsoft-com:office:word" xmlns:w="http://schemas.openxmlformats.org/wordprocessingml/2006/main" xmlns:w14="http://schemas.microsoft.com/office/word/2010/wordml" xmlns:w15="http://schemas.microsoft.com/office/word/2012/wordml" xmlns:wne="http://schemas.microsoft.com/office/word/2006/wordml" xmlns:wpg="http://schemas.microsoft.com/office/word/2010/wordprocessingGroup" xmlns:wpi="http://schemas.microsoft.com/office/word/2010/wordprocessingInk" xmlns:wps="http://schemas.microsoft.com/office/word/2010/wordprocessingShape" mc:Ignorable="w14 w15 wp14">
+  <w:p/>
 </w:ftr>
 </file>
 
 <file path=word/footer2.xml><?xml version="1.0" encoding="utf-8"?>
-<w:ftr xmlns:m="http://schemas.openxmlformats.org/officeDocument/2006/math" xmlns:mc="http://schemas.openxmlformats.org/markup-compatibility/2006" xmlns:mo="http://schemas.microsoft.com/office/mac/office/2008/main" xmlns:mv="urn:schemas-microsoft-com:mac:vml" xmlns:o="urn:schemas-microsoft-com:office:office" xmlns:r="http://schemas.openxmlformats.org/officeDocument/2006/relationships" xmlns:v="urn:schemas-microsoft-com:vml" xmlns:w10="urn:schemas-microsoft-com:office:word" xmlns:w14="http://schemas.microsoft.com/office/word/2010/wordml" xmlns:w="http://schemas.openxmlformats.org/wordprocessingml/2006/main" xmlns:wne="http://schemas.microsoft.com/office/word/2006/wordml" xmlns:wp14="http://schemas.microsoft.com/office/word/2010/wordprocessingDrawing" xmlns:wp="http://schemas.openxmlformats.org/drawingml/2006/wordprocessingDrawing" xmlns:wpc="http://schemas.microsoft.com/office/word/2010/wordprocessingCanvas" xmlns:wpg="http://schemas.microsoft.com/office/word/2010/wordprocessingGroup" xmlns:wpi="http://schemas.microsoft.com/office/word/2010/wordprocessingInk" xmlns:wps="http://schemas.microsoft.com/office/word/2010/wordprocessingShape" mc:Ignorable="w14 wp14">
-  <w:p>
-    <w:pPr>
-      <w:pStyle w:val="Footer"/>
-    </w:pPr>
-  </w:p>
+<w:ftr xmlns:wpc="http://schemas.microsoft.com/office/word/2010/wordprocessingCanvas" xmlns:mc="http://schemas.openxmlformats.org/markup-compatibility/2006" xmlns:o="urn:schemas-microsoft-com:office:office" xmlns:r="http://schemas.openxmlformats.org/officeDocument/2006/relationships" xmlns:m="http://schemas.openxmlformats.org/officeDocument/2006/math" xmlns:v="urn:schemas-microsoft-com:vml" xmlns:wp14="http://schemas.microsoft.com/office/word/2010/wordprocessingDrawing" xmlns:wp="http://schemas.openxmlformats.org/drawingml/2006/wordprocessingDrawing" xmlns:w10="urn:schemas-microsoft-com:office:word" xmlns:w="http://schemas.openxmlformats.org/wordprocessingml/2006/main" xmlns:w14="http://schemas.microsoft.com/office/word/2010/wordml" xmlns:w15="http://schemas.microsoft.com/office/word/2012/wordml" xmlns:wne="http://schemas.microsoft.com/office/word/2006/wordml" xmlns:wpg="http://schemas.microsoft.com/office/word/2010/wordprocessingGroup" xmlns:wpi="http://schemas.microsoft.com/office/word/2010/wordprocessingInk" xmlns:wps="http://schemas.microsoft.com/office/word/2010/wordprocessingShape" mc:Ignorable="w14 w15 wp14">
+  <w:p/>
 </w:ftr>
 </file>
 
 <file path=word/footer3.xml><?xml version="1.0" encoding="utf-8"?>
-<w:ftr xmlns:m="http://schemas.openxmlformats.org/officeDocument/2006/math" xmlns:mc="http://schemas.openxmlformats.org/markup-compatibility/2006" xmlns:mo="http://schemas.microsoft.com/office/mac/office/2008/main" xmlns:mv="urn:schemas-microsoft-com:mac:vml" xmlns:o="urn:schemas-microsoft-com:office:office" xmlns:r="http://schemas.openxmlformats.org/officeDocument/2006/relationships" xmlns:v="urn:schemas-microsoft-com:vml" xmlns:w10="urn:schemas-microsoft-com:office:word" xmlns:w14="http://schemas.microsoft.com/office/word/2010/wordml" xmlns:w="http://schemas.openxmlformats.org/wordprocessingml/2006/main" xmlns:wne="http://schemas.microsoft.com/office/word/2006/wordml" xmlns:wp14="http://schemas.microsoft.com/office/word/2010/wordprocessingDrawing" xmlns:wp="http://schemas.openxmlformats.org/drawingml/2006/wordprocessingDrawing" xmlns:wpc="http://schemas.microsoft.com/office/word/2010/wordprocessingCanvas" xmlns:wpg="http://schemas.microsoft.com/office/word/2010/wordprocessingGroup" xmlns:wpi="http://schemas.microsoft.com/office/word/2010/wordprocessingInk" xmlns:wps="http://schemas.microsoft.com/office/word/2010/wordprocessingShape" mc:Ignorable="w14 wp14">
-  <w:p>
-    <w:pPr>
-      <w:pStyle w:val="Footer"/>
-    </w:pPr>
-  </w:p>
+<w:ftr xmlns:wpc="http://schemas.microsoft.com/office/word/2010/wordprocessingCanvas" xmlns:mc="http://schemas.openxmlformats.org/markup-compatibility/2006" xmlns:o="urn:schemas-microsoft-com:office:office" xmlns:r="http://schemas.openxmlformats.org/officeDocument/2006/relationships" xmlns:m="http://schemas.openxmlformats.org/officeDocument/2006/math" xmlns:v="urn:schemas-microsoft-com:vml" xmlns:wp14="http://schemas.microsoft.com/office/word/2010/wordprocessingDrawing" xmlns:wp="http://schemas.openxmlformats.org/drawingml/2006/wordprocessingDrawing" xmlns:w10="urn:schemas-microsoft-com:office:word" xmlns:w="http://schemas.openxmlformats.org/wordprocessingml/2006/main" xmlns:w14="http://schemas.microsoft.com/office/word/2010/wordml" xmlns:w15="http://schemas.microsoft.com/office/word/2012/wordml" xmlns:wne="http://schemas.microsoft.com/office/word/2006/wordml" xmlns:wpg="http://schemas.microsoft.com/office/word/2010/wordprocessingGroup" xmlns:wpi="http://schemas.microsoft.com/office/word/2010/wordprocessingInk" xmlns:wps="http://schemas.microsoft.com/office/word/2010/wordprocessingShape" mc:Ignorable="w14 w15 wp14">
+  <w:p/>
 </w:ftr>
 </file>
 
-<file path=word/footnotes.xml><?xml version="1.0" encoding="utf-8"?>
-<w:footnotes xmlns:wpc="http://schemas.microsoft.com/office/word/2010/wordprocessingCanvas" xmlns:mc="http://schemas.openxmlformats.org/markup-compatibility/2006" xmlns:o="urn:schemas-microsoft-com:office:office" xmlns:r="http://schemas.openxmlformats.org/officeDocument/2006/relationships" xmlns:m="http://schemas.openxmlformats.org/officeDocument/2006/math" xmlns:v="urn:schemas-microsoft-com:vml" xmlns:wp14="http://schemas.microsoft.com/office/word/2010/wordprocessingDrawing" xmlns:wp="http://schemas.openxmlformats.org/drawingml/2006/wordprocessingDrawing" xmlns:w="http://schemas.openxmlformats.org/wordprocessingml/2006/main" xmlns:w14="http://schemas.microsoft.com/office/word/2010/wordml" xmlns:w15="http://schemas.microsoft.com/office/word/2012/wordml" xmlns:w10="urn:schemas-microsoft-com:office:word" xmlns:wpg="http://schemas.microsoft.com/office/word/2010/wordprocessingGroup" xmlns:wpi="http://schemas.microsoft.com/office/word/2010/wordprocessingInk" xmlns:wne="http://schemas.microsoft.com/office/word/2006/wordml" xmlns:wps="http://schemas.microsoft.com/office/word/2010/wordprocessingShape" xmlns:wpsCustomData="http://www.wps.cn/officeDocument/2013/wpsCustomData" mc:Ignorable="w14 w15 wp14">
-  <w:footnote w:type="separator" w:id="0">
-    <w:p>
-      <w:pPr>
-        <w:spacing w:line="360" w:lineRule="auto"/>
-      </w:pPr>
-      <w:r>
-        <w:separator/>
-      </w:r>
-    </w:p>
-  </w:footnote>
-  <w:footnote w:type="continuationSeparator" w:id="1">
-    <w:p>
-      <w:pPr>
-        <w:spacing w:line="360" w:lineRule="auto"/>
-      </w:pPr>
-      <w:r>
-        <w:continuationSeparator/>
-      </w:r>
-    </w:p>
-  </w:footnote>
-</w:footnotes>
+<file path=word/header1.xml><?xml version="1.0" encoding="utf-8"?>
+<w:hdr xmlns:wpc="http://schemas.microsoft.com/office/word/2010/wordprocessingCanvas" xmlns:mc="http://schemas.openxmlformats.org/markup-compatibility/2006" xmlns:o="urn:schemas-microsoft-com:office:office" xmlns:r="http://schemas.openxmlformats.org/officeDocument/2006/relationships" xmlns:m="http://schemas.openxmlformats.org/officeDocument/2006/math" xmlns:v="urn:schemas-microsoft-com:vml" xmlns:wp14="http://schemas.microsoft.com/office/word/2010/wordprocessingDrawing" xmlns:wp="http://schemas.openxmlformats.org/drawingml/2006/wordprocessingDrawing" xmlns:w10="urn:schemas-microsoft-com:office:word" xmlns:w="http://schemas.openxmlformats.org/wordprocessingml/2006/main" xmlns:w14="http://schemas.microsoft.com/office/word/2010/wordml" xmlns:w15="http://schemas.microsoft.com/office/word/2012/wordml" xmlns:wne="http://schemas.microsoft.com/office/word/2006/wordml" xmlns:wpg="http://schemas.microsoft.com/office/word/2010/wordprocessingGroup" xmlns:wpi="http://schemas.microsoft.com/office/word/2010/wordprocessingInk" xmlns:wps="http://schemas.microsoft.com/office/word/2010/wordprocessingShape" mc:Ignorable="w14 w15 wp14">
+  <w:p/>
+</w:hdr>
 </file>
 
-<file path=word/header1.xml><?xml version="1.0" encoding="utf-8"?>
-<w:hdr xmlns:wpc="http://schemas.microsoft.com/office/word/2010/wordprocessingCanvas" xmlns:mc="http://schemas.openxmlformats.org/markup-compatibility/2006" xmlns:o="urn:schemas-microsoft-com:office:office" xmlns:r="http://schemas.openxmlformats.org/officeDocument/2006/relationships" xmlns:m="http://schemas.openxmlformats.org/officeDocument/2006/math" xmlns:v="urn:schemas-microsoft-com:vml" xmlns:wp14="http://schemas.microsoft.com/office/word/2010/wordprocessingDrawing" xmlns:wp="http://schemas.openxmlformats.org/drawingml/2006/wordprocessingDrawing" xmlns:w10="urn:schemas-microsoft-com:office:word" xmlns:w="http://schemas.openxmlformats.org/wordprocessingml/2006/main" xmlns:w14="http://schemas.microsoft.com/office/word/2010/wordml" xmlns:w15="http://schemas.microsoft.com/office/word/2012/wordml" xmlns:wpg="http://schemas.microsoft.com/office/word/2010/wordprocessingGroup" xmlns:wpi="http://schemas.microsoft.com/office/word/2010/wordprocessingInk" xmlns:wne="http://schemas.microsoft.com/office/word/2006/wordml" xmlns:wps="http://schemas.microsoft.com/office/word/2010/wordprocessingShape" xmlns:wpsCustomData="http://www.wps.cn/officeDocument/2013/wpsCustomData" mc:Ignorable="w14 w15 wp14">
+<file path=word/header2.xml><?xml version="1.0" encoding="utf-8"?>
+<w:hdr xmlns:wpc="http://schemas.microsoft.com/office/word/2010/wordprocessingCanvas" xmlns:mc="http://schemas.openxmlformats.org/markup-compatibility/2006" xmlns:o="urn:schemas-microsoft-com:office:office" xmlns:r="http://schemas.openxmlformats.org/officeDocument/2006/relationships" xmlns:m="http://schemas.openxmlformats.org/officeDocument/2006/math" xmlns:v="urn:schemas-microsoft-com:vml" xmlns:wp14="http://schemas.microsoft.com/office/word/2010/wordprocessingDrawing" xmlns:wp="http://schemas.openxmlformats.org/drawingml/2006/wordprocessingDrawing" xmlns:w10="urn:schemas-microsoft-com:office:word" xmlns:w="http://schemas.openxmlformats.org/wordprocessingml/2006/main" xmlns:w14="http://schemas.microsoft.com/office/word/2010/wordml" xmlns:w15="http://schemas.microsoft.com/office/word/2012/wordml" xmlns:wne="http://schemas.microsoft.com/office/word/2006/wordml" xmlns:wpg="http://schemas.microsoft.com/office/word/2010/wordprocessingGroup" xmlns:wpi="http://schemas.microsoft.com/office/word/2010/wordprocessingInk" xmlns:wps="http://schemas.microsoft.com/office/word/2010/wordprocessingShape" mc:Ignorable="w14 w15 wp14">
   <w:p>
     <w:pPr>
-      <w:pStyle w:val="15"/>
+      <w:pStyle w:val="Header"/>
       <w:pBdr>
-        <w:bottom w:val="single" w:color="auto" w:sz="4" w:space="1"/>
+        <w:bottom w:val="single" w:sz="4" w:space="1" w:color="auto"/>
       </w:pBdr>
       <w:tabs>
         <w:tab w:val="left" w:pos="335"/>
@@ -6063,65 +5852,39 @@
       </w:tabs>
       <w:jc w:val="right"/>
       <w:rPr>
-        <w:rFonts w:hint="eastAsia" w:eastAsiaTheme="minorEastAsia"/>
+        <w:rFonts w:eastAsiaTheme="minorEastAsia" w:hint="eastAsia"/>
         <w:lang w:eastAsia="zh-CN"/>
       </w:rPr>
     </w:pPr>
     <w:r>
       <w:rPr>
-        <w:rFonts w:hint="eastAsia" w:eastAsiaTheme="minorEastAsia"/>
+        <w:rFonts w:eastAsiaTheme="minorEastAsia" w:hint="eastAsia"/>
         <w:lang w:val="en-US" w:eastAsia="zh-CN"/>
       </w:rPr>
       <w:tab/>
       <w:tab/>
       <w:t>重庆市鹧鸪哨信息技术有限责任公司</w:t>
     </w:r>
-    <w:r>
-      <w:rPr>
-        <w:rFonts w:hint="eastAsia" w:eastAsiaTheme="minorEastAsia"/>
-        <w:lang w:val="en-US" w:eastAsia="zh-CN"/>
-      </w:rPr>
-    </w:r>
-    <w:r>
-      <w:rPr>
-        <w:rFonts w:hint="eastAsia" w:eastAsiaTheme="minorEastAsia"/>
-        <w:lang w:val="en-US" w:eastAsia="zh-CN"/>
-      </w:rPr>
-    </w:r>
-  </w:p>
-</w:hdr>
-</file>
-
-<file path=word/header2.xml><?xml version="1.0" encoding="utf-8"?>
-<w:hdr xmlns:m="http://schemas.openxmlformats.org/officeDocument/2006/math" xmlns:mc="http://schemas.openxmlformats.org/markup-compatibility/2006" xmlns:mo="http://schemas.microsoft.com/office/mac/office/2008/main" xmlns:mv="urn:schemas-microsoft-com:mac:vml" xmlns:o="urn:schemas-microsoft-com:office:office" xmlns:r="http://schemas.openxmlformats.org/officeDocument/2006/relationships" xmlns:v="urn:schemas-microsoft-com:vml" xmlns:w10="urn:schemas-microsoft-com:office:word" xmlns:w14="http://schemas.microsoft.com/office/word/2010/wordml" xmlns:w="http://schemas.openxmlformats.org/wordprocessingml/2006/main" xmlns:wne="http://schemas.microsoft.com/office/word/2006/wordml" xmlns:wp14="http://schemas.microsoft.com/office/word/2010/wordprocessingDrawing" xmlns:wp="http://schemas.openxmlformats.org/drawingml/2006/wordprocessingDrawing" xmlns:wpc="http://schemas.microsoft.com/office/word/2010/wordprocessingCanvas" xmlns:wpg="http://schemas.microsoft.com/office/word/2010/wordprocessingGroup" xmlns:wpi="http://schemas.microsoft.com/office/word/2010/wordprocessingInk" xmlns:wps="http://schemas.microsoft.com/office/word/2010/wordprocessingShape" mc:Ignorable="w14 wp14">
-  <w:p>
-    <w:pPr>
-      <w:pStyle w:val="Header"/>
-    </w:pPr>
   </w:p>
 </w:hdr>
 </file>
 
 <file path=word/header3.xml><?xml version="1.0" encoding="utf-8"?>
-<w:hdr xmlns:m="http://schemas.openxmlformats.org/officeDocument/2006/math" xmlns:mc="http://schemas.openxmlformats.org/markup-compatibility/2006" xmlns:mo="http://schemas.microsoft.com/office/mac/office/2008/main" xmlns:mv="urn:schemas-microsoft-com:mac:vml" xmlns:o="urn:schemas-microsoft-com:office:office" xmlns:r="http://schemas.openxmlformats.org/officeDocument/2006/relationships" xmlns:v="urn:schemas-microsoft-com:vml" xmlns:w10="urn:schemas-microsoft-com:office:word" xmlns:w14="http://schemas.microsoft.com/office/word/2010/wordml" xmlns:w="http://schemas.openxmlformats.org/wordprocessingml/2006/main" xmlns:wne="http://schemas.microsoft.com/office/word/2006/wordml" xmlns:wp14="http://schemas.microsoft.com/office/word/2010/wordprocessingDrawing" xmlns:wp="http://schemas.openxmlformats.org/drawingml/2006/wordprocessingDrawing" xmlns:wpc="http://schemas.microsoft.com/office/word/2010/wordprocessingCanvas" xmlns:wpg="http://schemas.microsoft.com/office/word/2010/wordprocessingGroup" xmlns:wpi="http://schemas.microsoft.com/office/word/2010/wordprocessingInk" xmlns:wps="http://schemas.microsoft.com/office/word/2010/wordprocessingShape" mc:Ignorable="w14 wp14">
-  <w:p>
-    <w:pPr>
-      <w:pStyle w:val="Header"/>
-    </w:pPr>
-  </w:p>
+<w:hdr xmlns:wpc="http://schemas.microsoft.com/office/word/2010/wordprocessingCanvas" xmlns:mc="http://schemas.openxmlformats.org/markup-compatibility/2006" xmlns:o="urn:schemas-microsoft-com:office:office" xmlns:r="http://schemas.openxmlformats.org/officeDocument/2006/relationships" xmlns:m="http://schemas.openxmlformats.org/officeDocument/2006/math" xmlns:v="urn:schemas-microsoft-com:vml" xmlns:wp14="http://schemas.microsoft.com/office/word/2010/wordprocessingDrawing" xmlns:wp="http://schemas.openxmlformats.org/drawingml/2006/wordprocessingDrawing" xmlns:w10="urn:schemas-microsoft-com:office:word" xmlns:w="http://schemas.openxmlformats.org/wordprocessingml/2006/main" xmlns:w14="http://schemas.microsoft.com/office/word/2010/wordml" xmlns:w15="http://schemas.microsoft.com/office/word/2012/wordml" xmlns:wne="http://schemas.microsoft.com/office/word/2006/wordml" xmlns:wpg="http://schemas.microsoft.com/office/word/2010/wordprocessingGroup" xmlns:wpi="http://schemas.microsoft.com/office/word/2010/wordprocessingInk" xmlns:wps="http://schemas.microsoft.com/office/word/2010/wordprocessingShape" mc:Ignorable="w14 w15 wp14">
+  <w:p/>
 </w:hdr>
 </file>
 
 <file path=word/numbering.xml><?xml version="1.0" encoding="utf-8"?>
-<w:numbering xmlns:wpc="http://schemas.microsoft.com/office/word/2010/wordprocessingCanvas" xmlns:mc="http://schemas.openxmlformats.org/markup-compatibility/2006" xmlns:o="urn:schemas-microsoft-com:office:office" xmlns:r="http://schemas.openxmlformats.org/officeDocument/2006/relationships" xmlns:m="http://schemas.openxmlformats.org/officeDocument/2006/math" xmlns:v="urn:schemas-microsoft-com:vml" xmlns:wp14="http://schemas.microsoft.com/office/word/2010/wordprocessingDrawing" xmlns:wp="http://schemas.openxmlformats.org/drawingml/2006/wordprocessingDrawing" xmlns:w10="urn:schemas-microsoft-com:office:word" xmlns:w="http://schemas.openxmlformats.org/wordprocessingml/2006/main" xmlns:w14="http://schemas.microsoft.com/office/word/2010/wordml" xmlns:wpg="http://schemas.microsoft.com/office/word/2010/wordprocessingGroup" xmlns:wpi="http://schemas.microsoft.com/office/word/2010/wordprocessingInk" xmlns:wne="http://schemas.microsoft.com/office/word/2006/wordml" xmlns:wps="http://schemas.microsoft.com/office/word/2010/wordprocessingShape" xmlns:wpsCustomData="http://www.wps.cn/officeDocument/2013/wpsCustomData" mc:Ignorable="w14 wp14">
+<w:numbering xmlns:wpc="http://schemas.microsoft.com/office/word/2010/wordprocessingCanvas" xmlns:mc="http://schemas.openxmlformats.org/markup-compatibility/2006" xmlns:o="urn:schemas-microsoft-com:office:office" xmlns:r="http://schemas.openxmlformats.org/officeDocument/2006/relationships" xmlns:m="http://schemas.openxmlformats.org/officeDocument/2006/math" xmlns:v="urn:schemas-microsoft-com:vml" xmlns:wp14="http://schemas.microsoft.com/office/word/2010/wordprocessingDrawing" xmlns:wp="http://schemas.openxmlformats.org/drawingml/2006/wordprocessingDrawing" xmlns:w10="urn:schemas-microsoft-com:office:word" xmlns:w="http://schemas.openxmlformats.org/wordprocessingml/2006/main" xmlns:w14="http://schemas.microsoft.com/office/word/2010/wordml" xmlns:w15="http://schemas.microsoft.com/office/word/2012/wordml" xmlns:wne="http://schemas.microsoft.com/office/word/2006/wordml" xmlns:wpg="http://schemas.microsoft.com/office/word/2010/wordprocessingGroup" xmlns:wpi="http://schemas.microsoft.com/office/word/2010/wordprocessingInk" xmlns:wps="http://schemas.microsoft.com/office/word/2010/wordprocessingShape" mc:Ignorable="w14 w15 wp14">
   <w:abstractNum w:abstractNumId="0">
     <w:nsid w:val="8E964DCE"/>
     <w:multiLevelType w:val="multilevel"/>
     <w:tmpl w:val="8E964DCE"/>
-    <w:lvl w:ilvl="0" w:tentative="0">
+    <w:lvl w:ilvl="0">
       <w:start w:val="1"/>
       <w:numFmt w:val="decimal"/>
-      <w:pStyle w:val="2"/>
+      <w:pStyle w:val="Heading1"/>
       <w:lvlText w:val="%1."/>
       <w:lvlJc w:val="left"/>
       <w:pPr>
@@ -6131,10 +5894,10 @@
         <w:rFonts w:hint="default"/>
       </w:rPr>
     </w:lvl>
-    <w:lvl w:ilvl="1" w:tentative="0">
+    <w:lvl w:ilvl="1">
       <w:start w:val="1"/>
       <w:numFmt w:val="decimal"/>
-      <w:pStyle w:val="3"/>
+      <w:pStyle w:val="Heading2"/>
       <w:lvlText w:val="%1.%2."/>
       <w:lvlJc w:val="left"/>
       <w:pPr>
@@ -6144,10 +5907,10 @@
         <w:rFonts w:hint="default"/>
       </w:rPr>
     </w:lvl>
-    <w:lvl w:ilvl="2" w:tentative="0">
+    <w:lvl w:ilvl="2">
       <w:start w:val="1"/>
       <w:numFmt w:val="decimal"/>
-      <w:pStyle w:val="4"/>
+      <w:pStyle w:val="Heading3"/>
       <w:lvlText w:val="%1.%2.%3."/>
       <w:lvlJc w:val="left"/>
       <w:pPr>
@@ -6157,10 +5920,10 @@
         <w:rFonts w:hint="default"/>
       </w:rPr>
     </w:lvl>
-    <w:lvl w:ilvl="3" w:tentative="0">
+    <w:lvl w:ilvl="3">
       <w:start w:val="1"/>
       <w:numFmt w:val="decimal"/>
-      <w:pStyle w:val="5"/>
+      <w:pStyle w:val="Heading4"/>
       <w:lvlText w:val="%1.%2.%3.%4."/>
       <w:lvlJc w:val="left"/>
       <w:pPr>
@@ -6170,10 +5933,10 @@
         <w:rFonts w:hint="default"/>
       </w:rPr>
     </w:lvl>
-    <w:lvl w:ilvl="4" w:tentative="0">
+    <w:lvl w:ilvl="4">
       <w:start w:val="1"/>
       <w:numFmt w:val="decimal"/>
-      <w:pStyle w:val="6"/>
+      <w:pStyle w:val="Heading5"/>
       <w:lvlText w:val="%1.%2.%3.%4.%5."/>
       <w:lvlJc w:val="left"/>
       <w:pPr>
@@ -6183,10 +5946,10 @@
         <w:rFonts w:hint="default"/>
       </w:rPr>
     </w:lvl>
-    <w:lvl w:ilvl="5" w:tentative="0">
+    <w:lvl w:ilvl="5">
       <w:start w:val="1"/>
       <w:numFmt w:val="decimal"/>
-      <w:pStyle w:val="7"/>
+      <w:pStyle w:val="Heading6"/>
       <w:lvlText w:val="%1.%2.%3.%4.%5.%6."/>
       <w:lvlJc w:val="left"/>
       <w:pPr>
@@ -6196,10 +5959,10 @@
         <w:rFonts w:hint="default"/>
       </w:rPr>
     </w:lvl>
-    <w:lvl w:ilvl="6" w:tentative="0">
+    <w:lvl w:ilvl="6">
       <w:start w:val="1"/>
       <w:numFmt w:val="decimal"/>
-      <w:pStyle w:val="8"/>
+      <w:pStyle w:val="Heading7"/>
       <w:lvlText w:val="%1.%2.%3.%4.%5.%6.%7."/>
       <w:lvlJc w:val="left"/>
       <w:pPr>
@@ -6209,10 +5972,10 @@
         <w:rFonts w:hint="default"/>
       </w:rPr>
     </w:lvl>
-    <w:lvl w:ilvl="7" w:tentative="0">
+    <w:lvl w:ilvl="7">
       <w:start w:val="1"/>
       <w:numFmt w:val="decimal"/>
-      <w:pStyle w:val="9"/>
+      <w:pStyle w:val="Heading8"/>
       <w:lvlText w:val="%1.%2.%3.%4.%5.%6.%7.%8."/>
       <w:lvlJc w:val="left"/>
       <w:pPr>
@@ -6222,10 +5985,10 @@
         <w:rFonts w:hint="default"/>
       </w:rPr>
     </w:lvl>
-    <w:lvl w:ilvl="8" w:tentative="0">
+    <w:lvl w:ilvl="8">
       <w:start w:val="1"/>
       <w:numFmt w:val="decimal"/>
-      <w:pStyle w:val="10"/>
+      <w:pStyle w:val="Heading9"/>
       <w:lvlText w:val="%1.%2.%3.%4.%5.%6.%7.%8.%9."/>
       <w:lvlJc w:val="left"/>
       <w:pPr>
@@ -6240,7 +6003,7 @@
     <w:nsid w:val="77C2EAB1"/>
     <w:multiLevelType w:val="singleLevel"/>
     <w:tmpl w:val="77C2EAB1"/>
-    <w:lvl w:ilvl="0" w:tentative="0">
+    <w:lvl w:ilvl="0">
       <w:start w:val="1"/>
       <w:numFmt w:val="decimal"/>
       <w:lvlText w:val="%1."/>
@@ -6263,269 +6026,267 @@
 </file>
 
 <file path=word/styles.xml><?xml version="1.0" encoding="utf-8"?>
-<w:styles xmlns:mc="http://schemas.openxmlformats.org/markup-compatibility/2006" xmlns:o="urn:schemas-microsoft-com:office:office" xmlns:r="http://schemas.openxmlformats.org/officeDocument/2006/relationships" xmlns:m="http://schemas.openxmlformats.org/officeDocument/2006/math" xmlns:v="urn:schemas-microsoft-com:vml" xmlns:w="http://schemas.openxmlformats.org/wordprocessingml/2006/main" xmlns:w14="http://schemas.microsoft.com/office/word/2010/wordml" xmlns:w10="urn:schemas-microsoft-com:office:word" xmlns:sl="http://schemas.openxmlformats.org/schemaLibrary/2006/main" xmlns:wpsCustomData="http://www.wps.cn/officeDocument/2013/wpsCustomData" mc:Ignorable="w14">
+<w:styles xmlns:mc="http://schemas.openxmlformats.org/markup-compatibility/2006" xmlns:r="http://schemas.openxmlformats.org/officeDocument/2006/relationships" xmlns:w="http://schemas.openxmlformats.org/wordprocessingml/2006/main" xmlns:w14="http://schemas.microsoft.com/office/word/2010/wordml" xmlns:w15="http://schemas.microsoft.com/office/word/2012/wordml" mc:Ignorable="w14 w15">
   <w:docDefaults>
     <w:rPrDefault>
       <w:rPr>
-        <w:rFonts w:ascii="Times New Roman" w:hAnsi="Times New Roman" w:eastAsia="宋体" w:cs="Times New Roman"/>
+        <w:rFonts w:ascii="Times New Roman" w:eastAsia="宋体" w:hAnsi="Times New Roman" w:cs="Times New Roman"/>
       </w:rPr>
     </w:rPrDefault>
     <w:pPrDefault/>
   </w:docDefaults>
-  <w:latentStyles w:count="260" w:defQFormat="0" w:defUnhideWhenUsed="1" w:defSemiHidden="1" w:defUIPriority="99" w:defLockedState="0">
-    <w:lsdException w:qFormat="1" w:unhideWhenUsed="0" w:uiPriority="0" w:semiHidden="0" w:name="Normal"/>
-    <w:lsdException w:qFormat="1" w:unhideWhenUsed="0" w:uiPriority="0" w:semiHidden="0" w:name="heading 1"/>
-    <w:lsdException w:qFormat="1" w:uiPriority="0" w:semiHidden="0" w:name="heading 2"/>
-    <w:lsdException w:qFormat="1" w:uiPriority="0" w:name="heading 3"/>
-    <w:lsdException w:qFormat="1" w:uiPriority="0" w:semiHidden="0" w:name="heading 4"/>
-    <w:lsdException w:qFormat="1" w:uiPriority="0" w:name="heading 5"/>
-    <w:lsdException w:qFormat="1" w:uiPriority="0" w:name="heading 6"/>
-    <w:lsdException w:qFormat="1" w:uiPriority="0" w:name="heading 7"/>
-    <w:lsdException w:qFormat="1" w:uiPriority="0" w:name="heading 8"/>
-    <w:lsdException w:qFormat="1" w:uiPriority="0" w:name="heading 9"/>
-    <w:lsdException w:unhideWhenUsed="0" w:uiPriority="0" w:semiHidden="0" w:name="index 1"/>
-    <w:lsdException w:unhideWhenUsed="0" w:uiPriority="0" w:semiHidden="0" w:name="index 2"/>
-    <w:lsdException w:unhideWhenUsed="0" w:uiPriority="0" w:semiHidden="0" w:name="index 3"/>
-    <w:lsdException w:unhideWhenUsed="0" w:uiPriority="0" w:semiHidden="0" w:name="index 4"/>
-    <w:lsdException w:unhideWhenUsed="0" w:uiPriority="0" w:semiHidden="0" w:name="index 5"/>
-    <w:lsdException w:unhideWhenUsed="0" w:uiPriority="0" w:semiHidden="0" w:name="index 6"/>
-    <w:lsdException w:unhideWhenUsed="0" w:uiPriority="0" w:semiHidden="0" w:name="index 7"/>
-    <w:lsdException w:unhideWhenUsed="0" w:uiPriority="0" w:semiHidden="0" w:name="index 8"/>
-    <w:lsdException w:unhideWhenUsed="0" w:uiPriority="0" w:semiHidden="0" w:name="index 9"/>
-    <w:lsdException w:qFormat="1" w:unhideWhenUsed="0" w:uiPriority="0" w:semiHidden="0" w:name="toc 1"/>
-    <w:lsdException w:qFormat="1" w:unhideWhenUsed="0" w:uiPriority="0" w:semiHidden="0" w:name="toc 2"/>
-    <w:lsdException w:qFormat="1" w:unhideWhenUsed="0" w:uiPriority="0" w:semiHidden="0" w:name="toc 3"/>
-    <w:lsdException w:unhideWhenUsed="0" w:uiPriority="0" w:semiHidden="0" w:name="toc 4"/>
-    <w:lsdException w:unhideWhenUsed="0" w:uiPriority="0" w:semiHidden="0" w:name="toc 5"/>
-    <w:lsdException w:unhideWhenUsed="0" w:uiPriority="0" w:semiHidden="0" w:name="toc 6"/>
-    <w:lsdException w:unhideWhenUsed="0" w:uiPriority="0" w:semiHidden="0" w:name="toc 7"/>
-    <w:lsdException w:unhideWhenUsed="0" w:uiPriority="0" w:semiHidden="0" w:name="toc 8"/>
-    <w:lsdException w:unhideWhenUsed="0" w:uiPriority="0" w:semiHidden="0" w:name="toc 9"/>
-    <w:lsdException w:unhideWhenUsed="0" w:uiPriority="0" w:semiHidden="0" w:name="Normal Indent"/>
-    <w:lsdException w:unhideWhenUsed="0" w:uiPriority="0" w:semiHidden="0" w:name="footnote text"/>
-    <w:lsdException w:qFormat="1" w:unhideWhenUsed="0" w:uiPriority="0" w:semiHidden="0" w:name="annotation text"/>
-    <w:lsdException w:qFormat="1" w:unhideWhenUsed="0" w:uiPriority="0" w:semiHidden="0" w:name="header"/>
-    <w:lsdException w:qFormat="1" w:unhideWhenUsed="0" w:uiPriority="0" w:semiHidden="0" w:name="footer"/>
-    <w:lsdException w:unhideWhenUsed="0" w:uiPriority="0" w:semiHidden="0" w:name="index heading"/>
-    <w:lsdException w:qFormat="1" w:uiPriority="0" w:name="caption"/>
-    <w:lsdException w:unhideWhenUsed="0" w:uiPriority="0" w:semiHidden="0" w:name="table of figures"/>
-    <w:lsdException w:unhideWhenUsed="0" w:uiPriority="0" w:semiHidden="0" w:name="envelope address"/>
-    <w:lsdException w:unhideWhenUsed="0" w:uiPriority="0" w:semiHidden="0" w:name="envelope return"/>
-    <w:lsdException w:unhideWhenUsed="0" w:uiPriority="0" w:semiHidden="0" w:name="footnote reference"/>
-    <w:lsdException w:unhideWhenUsed="0" w:uiPriority="0" w:semiHidden="0" w:name="annotation reference"/>
-    <w:lsdException w:unhideWhenUsed="0" w:uiPriority="0" w:semiHidden="0" w:name="line number"/>
-    <w:lsdException w:unhideWhenUsed="0" w:uiPriority="0" w:semiHidden="0" w:name="page number"/>
-    <w:lsdException w:unhideWhenUsed="0" w:uiPriority="0" w:semiHidden="0" w:name="endnote reference"/>
-    <w:lsdException w:unhideWhenUsed="0" w:uiPriority="0" w:semiHidden="0" w:name="endnote text"/>
-    <w:lsdException w:unhideWhenUsed="0" w:uiPriority="0" w:semiHidden="0" w:name="table of authorities"/>
-    <w:lsdException w:unhideWhenUsed="0" w:uiPriority="0" w:semiHidden="0" w:name="macro"/>
-    <w:lsdException w:unhideWhenUsed="0" w:uiPriority="0" w:semiHidden="0" w:name="toa heading"/>
-    <w:lsdException w:unhideWhenUsed="0" w:uiPriority="0" w:semiHidden="0" w:name="List"/>
-    <w:lsdException w:unhideWhenUsed="0" w:uiPriority="0" w:semiHidden="0" w:name="List Bullet"/>
-    <w:lsdException w:unhideWhenUsed="0" w:uiPriority="0" w:semiHidden="0" w:name="List Number"/>
-    <w:lsdException w:unhideWhenUsed="0" w:uiPriority="0" w:semiHidden="0" w:name="List 2"/>
-    <w:lsdException w:unhideWhenUsed="0" w:uiPriority="0" w:semiHidden="0" w:name="List 3"/>
-    <w:lsdException w:unhideWhenUsed="0" w:uiPriority="0" w:semiHidden="0" w:name="List 4"/>
-    <w:lsdException w:unhideWhenUsed="0" w:uiPriority="0" w:semiHidden="0" w:name="List 5"/>
-    <w:lsdException w:unhideWhenUsed="0" w:uiPriority="0" w:semiHidden="0" w:name="List Bullet 2"/>
-    <w:lsdException w:unhideWhenUsed="0" w:uiPriority="0" w:semiHidden="0" w:name="List Bullet 3"/>
-    <w:lsdException w:unhideWhenUsed="0" w:uiPriority="0" w:semiHidden="0" w:name="List Bullet 4"/>
-    <w:lsdException w:unhideWhenUsed="0" w:uiPriority="0" w:semiHidden="0" w:name="List Bullet 5"/>
-    <w:lsdException w:unhideWhenUsed="0" w:uiPriority="0" w:semiHidden="0" w:name="List Number 2"/>
-    <w:lsdException w:unhideWhenUsed="0" w:uiPriority="0" w:semiHidden="0" w:name="List Number 3"/>
-    <w:lsdException w:unhideWhenUsed="0" w:uiPriority="0" w:semiHidden="0" w:name="List Number 4"/>
-    <w:lsdException w:unhideWhenUsed="0" w:uiPriority="0" w:semiHidden="0" w:name="List Number 5"/>
-    <w:lsdException w:qFormat="1" w:unhideWhenUsed="0" w:uiPriority="0" w:semiHidden="0" w:name="Title"/>
-    <w:lsdException w:unhideWhenUsed="0" w:uiPriority="0" w:semiHidden="0" w:name="Closing"/>
-    <w:lsdException w:unhideWhenUsed="0" w:uiPriority="0" w:semiHidden="0" w:name="Signature"/>
-    <w:lsdException w:qFormat="1" w:unhideWhenUsed="0" w:uiPriority="0" w:name="Default Paragraph Font"/>
-    <w:lsdException w:qFormat="1" w:unhideWhenUsed="0" w:uiPriority="0" w:name="Body Text"/>
-    <w:lsdException w:unhideWhenUsed="0" w:uiPriority="0" w:semiHidden="0" w:name="Body Text Indent"/>
-    <w:lsdException w:unhideWhenUsed="0" w:uiPriority="0" w:semiHidden="0" w:name="List Continue"/>
-    <w:lsdException w:unhideWhenUsed="0" w:uiPriority="0" w:semiHidden="0" w:name="List Continue 2"/>
-    <w:lsdException w:unhideWhenUsed="0" w:uiPriority="0" w:semiHidden="0" w:name="List Continue 3"/>
-    <w:lsdException w:unhideWhenUsed="0" w:uiPriority="0" w:semiHidden="0" w:name="List Continue 4"/>
-    <w:lsdException w:unhideWhenUsed="0" w:uiPriority="0" w:semiHidden="0" w:name="List Continue 5"/>
-    <w:lsdException w:unhideWhenUsed="0" w:uiPriority="0" w:semiHidden="0" w:name="Message Header"/>
-    <w:lsdException w:qFormat="1" w:unhideWhenUsed="0" w:uiPriority="0" w:semiHidden="0" w:name="Subtitle"/>
-    <w:lsdException w:unhideWhenUsed="0" w:uiPriority="0" w:semiHidden="0" w:name="Salutation"/>
-    <w:lsdException w:unhideWhenUsed="0" w:uiPriority="0" w:semiHidden="0" w:name="Date"/>
-    <w:lsdException w:unhideWhenUsed="0" w:uiPriority="0" w:semiHidden="0" w:name="Body Text First Indent"/>
-    <w:lsdException w:unhideWhenUsed="0" w:uiPriority="0" w:semiHidden="0" w:name="Body Text First Indent 2"/>
-    <w:lsdException w:uiPriority="99" w:name="Note Heading"/>
-    <w:lsdException w:unhideWhenUsed="0" w:uiPriority="0" w:semiHidden="0" w:name="Body Text 2"/>
-    <w:lsdException w:unhideWhenUsed="0" w:uiPriority="0" w:semiHidden="0" w:name="Body Text 3"/>
-    <w:lsdException w:unhideWhenUsed="0" w:uiPriority="0" w:semiHidden="0" w:name="Body Text Indent 2"/>
-    <w:lsdException w:unhideWhenUsed="0" w:uiPriority="0" w:semiHidden="0" w:name="Body Text Indent 3"/>
-    <w:lsdException w:unhideWhenUsed="0" w:uiPriority="0" w:semiHidden="0" w:name="Block Text"/>
-    <w:lsdException w:unhideWhenUsed="0" w:uiPriority="0" w:semiHidden="0" w:name="Hyperlink"/>
-    <w:lsdException w:unhideWhenUsed="0" w:uiPriority="0" w:semiHidden="0" w:name="FollowedHyperlink"/>
-    <w:lsdException w:qFormat="1" w:unhideWhenUsed="0" w:uiPriority="0" w:semiHidden="0" w:name="Strong"/>
-    <w:lsdException w:qFormat="1" w:unhideWhenUsed="0" w:uiPriority="0" w:semiHidden="0" w:name="Emphasis"/>
-    <w:lsdException w:unhideWhenUsed="0" w:uiPriority="0" w:semiHidden="0" w:name="Document Map"/>
-    <w:lsdException w:unhideWhenUsed="0" w:uiPriority="0" w:semiHidden="0" w:name="Plain Text"/>
-    <w:lsdException w:unhideWhenUsed="0" w:uiPriority="0" w:semiHidden="0" w:name="E-mail Signature"/>
-    <w:lsdException w:qFormat="1" w:unhideWhenUsed="0" w:uiPriority="0" w:semiHidden="0" w:name="Normal (Web)"/>
-    <w:lsdException w:unhideWhenUsed="0" w:uiPriority="0" w:semiHidden="0" w:name="HTML Acronym"/>
-    <w:lsdException w:unhideWhenUsed="0" w:uiPriority="0" w:semiHidden="0" w:name="HTML Address"/>
-    <w:lsdException w:unhideWhenUsed="0" w:uiPriority="0" w:semiHidden="0" w:name="HTML Cite"/>
-    <w:lsdException w:unhideWhenUsed="0" w:uiPriority="0" w:semiHidden="0" w:name="HTML Code"/>
-    <w:lsdException w:unhideWhenUsed="0" w:uiPriority="0" w:semiHidden="0" w:name="HTML Definition"/>
-    <w:lsdException w:unhideWhenUsed="0" w:uiPriority="0" w:semiHidden="0" w:name="HTML Keyboard"/>
-    <w:lsdException w:unhideWhenUsed="0" w:uiPriority="0" w:semiHidden="0" w:name="HTML Preformatted"/>
-    <w:lsdException w:unhideWhenUsed="0" w:uiPriority="0" w:semiHidden="0" w:name="HTML Sample"/>
-    <w:lsdException w:unhideWhenUsed="0" w:uiPriority="0" w:semiHidden="0" w:name="HTML Typewriter"/>
-    <w:lsdException w:unhideWhenUsed="0" w:uiPriority="0" w:semiHidden="0" w:name="HTML Variable"/>
-    <w:lsdException w:qFormat="1" w:unhideWhenUsed="0" w:uiPriority="0" w:name="Normal Table"/>
-    <w:lsdException w:unhideWhenUsed="0" w:uiPriority="0" w:semiHidden="0" w:name="annotation subject"/>
-    <w:lsdException w:unhideWhenUsed="0" w:uiPriority="0" w:semiHidden="0" w:name="Table Simple 1"/>
-    <w:lsdException w:unhideWhenUsed="0" w:uiPriority="0" w:semiHidden="0" w:name="Table Simple 2"/>
-    <w:lsdException w:unhideWhenUsed="0" w:uiPriority="0" w:semiHidden="0" w:name="Table Simple 3"/>
-    <w:lsdException w:unhideWhenUsed="0" w:uiPriority="0" w:semiHidden="0" w:name="Table Classic 1"/>
-    <w:lsdException w:unhideWhenUsed="0" w:uiPriority="0" w:semiHidden="0" w:name="Table Classic 2"/>
-    <w:lsdException w:unhideWhenUsed="0" w:uiPriority="0" w:semiHidden="0" w:name="Table Classic 3"/>
-    <w:lsdException w:unhideWhenUsed="0" w:uiPriority="0" w:semiHidden="0" w:name="Table Classic 4"/>
-    <w:lsdException w:unhideWhenUsed="0" w:uiPriority="0" w:semiHidden="0" w:name="Table Colorful 1"/>
-    <w:lsdException w:unhideWhenUsed="0" w:uiPriority="0" w:semiHidden="0" w:name="Table Colorful 2"/>
-    <w:lsdException w:unhideWhenUsed="0" w:uiPriority="0" w:semiHidden="0" w:name="Table Colorful 3"/>
-    <w:lsdException w:unhideWhenUsed="0" w:uiPriority="0" w:semiHidden="0" w:name="Table Columns 1"/>
-    <w:lsdException w:unhideWhenUsed="0" w:uiPriority="0" w:semiHidden="0" w:name="Table Columns 2"/>
-    <w:lsdException w:unhideWhenUsed="0" w:uiPriority="0" w:semiHidden="0" w:name="Table Columns 3"/>
-    <w:lsdException w:unhideWhenUsed="0" w:uiPriority="0" w:semiHidden="0" w:name="Table Columns 4"/>
-    <w:lsdException w:unhideWhenUsed="0" w:uiPriority="0" w:semiHidden="0" w:name="Table Columns 5"/>
-    <w:lsdException w:unhideWhenUsed="0" w:uiPriority="0" w:semiHidden="0" w:name="Table Grid 1"/>
-    <w:lsdException w:unhideWhenUsed="0" w:uiPriority="0" w:semiHidden="0" w:name="Table Grid 2"/>
-    <w:lsdException w:unhideWhenUsed="0" w:uiPriority="0" w:semiHidden="0" w:name="Table Grid 3"/>
-    <w:lsdException w:unhideWhenUsed="0" w:uiPriority="0" w:semiHidden="0" w:name="Table Grid 4"/>
-    <w:lsdException w:unhideWhenUsed="0" w:uiPriority="0" w:semiHidden="0" w:name="Table Grid 5"/>
-    <w:lsdException w:unhideWhenUsed="0" w:uiPriority="0" w:semiHidden="0" w:name="Table Grid 6"/>
-    <w:lsdException w:unhideWhenUsed="0" w:uiPriority="0" w:semiHidden="0" w:name="Table Grid 7"/>
-    <w:lsdException w:unhideWhenUsed="0" w:uiPriority="0" w:semiHidden="0" w:name="Table Grid 8"/>
-    <w:lsdException w:unhideWhenUsed="0" w:uiPriority="0" w:semiHidden="0" w:name="Table List 1"/>
-    <w:lsdException w:unhideWhenUsed="0" w:uiPriority="0" w:semiHidden="0" w:name="Table List 2"/>
-    <w:lsdException w:unhideWhenUsed="0" w:uiPriority="0" w:semiHidden="0" w:name="Table List 3"/>
-    <w:lsdException w:unhideWhenUsed="0" w:uiPriority="0" w:semiHidden="0" w:name="Table List 4"/>
-    <w:lsdException w:unhideWhenUsed="0" w:uiPriority="0" w:semiHidden="0" w:name="Table List 5"/>
-    <w:lsdException w:unhideWhenUsed="0" w:uiPriority="0" w:semiHidden="0" w:name="Table List 6"/>
-    <w:lsdException w:unhideWhenUsed="0" w:uiPriority="0" w:semiHidden="0" w:name="Table List 7"/>
-    <w:lsdException w:unhideWhenUsed="0" w:uiPriority="0" w:semiHidden="0" w:name="Table List 8"/>
-    <w:lsdException w:unhideWhenUsed="0" w:uiPriority="0" w:semiHidden="0" w:name="Table 3D effects 1"/>
-    <w:lsdException w:unhideWhenUsed="0" w:uiPriority="0" w:semiHidden="0" w:name="Table 3D effects 2"/>
-    <w:lsdException w:unhideWhenUsed="0" w:uiPriority="0" w:semiHidden="0" w:name="Table 3D effects 3"/>
-    <w:lsdException w:unhideWhenUsed="0" w:uiPriority="0" w:semiHidden="0" w:name="Table Contemporary"/>
-    <w:lsdException w:unhideWhenUsed="0" w:uiPriority="0" w:semiHidden="0" w:name="Table Elegant"/>
-    <w:lsdException w:unhideWhenUsed="0" w:uiPriority="0" w:semiHidden="0" w:name="Table Professional"/>
-    <w:lsdException w:unhideWhenUsed="0" w:uiPriority="0" w:semiHidden="0" w:name="Table Subtle 1"/>
-    <w:lsdException w:unhideWhenUsed="0" w:uiPriority="0" w:semiHidden="0" w:name="Table Subtle 2"/>
-    <w:lsdException w:unhideWhenUsed="0" w:uiPriority="0" w:semiHidden="0" w:name="Table Web 1"/>
-    <w:lsdException w:unhideWhenUsed="0" w:uiPriority="0" w:semiHidden="0" w:name="Table Web 2"/>
-    <w:lsdException w:unhideWhenUsed="0" w:uiPriority="0" w:semiHidden="0" w:name="Table Web 3"/>
-    <w:lsdException w:unhideWhenUsed="0" w:uiPriority="0" w:semiHidden="0" w:name="Balloon Text"/>
-    <w:lsdException w:qFormat="1" w:unhideWhenUsed="0" w:uiPriority="0" w:semiHidden="0" w:name="Table Grid"/>
-    <w:lsdException w:unhideWhenUsed="0" w:uiPriority="0" w:semiHidden="0" w:name="Table Theme"/>
-    <w:lsdException w:unhideWhenUsed="0" w:uiPriority="60" w:semiHidden="0" w:name="Light Shading"/>
-    <w:lsdException w:unhideWhenUsed="0" w:uiPriority="61" w:semiHidden="0" w:name="Light List"/>
-    <w:lsdException w:unhideWhenUsed="0" w:uiPriority="62" w:semiHidden="0" w:name="Light Grid"/>
-    <w:lsdException w:unhideWhenUsed="0" w:uiPriority="63" w:semiHidden="0" w:name="Medium Shading 1"/>
-    <w:lsdException w:unhideWhenUsed="0" w:uiPriority="64" w:semiHidden="0" w:name="Medium Shading 2"/>
-    <w:lsdException w:unhideWhenUsed="0" w:uiPriority="65" w:semiHidden="0" w:name="Medium List 1"/>
-    <w:lsdException w:unhideWhenUsed="0" w:uiPriority="66" w:semiHidden="0" w:name="Medium List 2"/>
-    <w:lsdException w:unhideWhenUsed="0" w:uiPriority="67" w:semiHidden="0" w:name="Medium Grid 1"/>
-    <w:lsdException w:unhideWhenUsed="0" w:uiPriority="68" w:semiHidden="0" w:name="Medium Grid 2"/>
-    <w:lsdException w:unhideWhenUsed="0" w:uiPriority="69" w:semiHidden="0" w:name="Medium Grid 3"/>
-    <w:lsdException w:unhideWhenUsed="0" w:uiPriority="70" w:semiHidden="0" w:name="Dark List"/>
-    <w:lsdException w:unhideWhenUsed="0" w:uiPriority="71" w:semiHidden="0" w:name="Colorful Shading"/>
-    <w:lsdException w:unhideWhenUsed="0" w:uiPriority="72" w:semiHidden="0" w:name="Colorful List"/>
-    <w:lsdException w:unhideWhenUsed="0" w:uiPriority="73" w:semiHidden="0" w:name="Colorful Grid"/>
-    <w:lsdException w:unhideWhenUsed="0" w:uiPriority="60" w:semiHidden="0" w:name="Light Shading Accent 1"/>
-    <w:lsdException w:unhideWhenUsed="0" w:uiPriority="61" w:semiHidden="0" w:name="Light List Accent 1"/>
-    <w:lsdException w:unhideWhenUsed="0" w:uiPriority="62" w:semiHidden="0" w:name="Light Grid Accent 1"/>
-    <w:lsdException w:unhideWhenUsed="0" w:uiPriority="63" w:semiHidden="0" w:name="Medium Shading 1 Accent 1"/>
-    <w:lsdException w:unhideWhenUsed="0" w:uiPriority="64" w:semiHidden="0" w:name="Medium Shading 2 Accent 1"/>
-    <w:lsdException w:unhideWhenUsed="0" w:uiPriority="65" w:semiHidden="0" w:name="Medium List 1 Accent 1"/>
-    <w:lsdException w:unhideWhenUsed="0" w:uiPriority="66" w:semiHidden="0" w:name="Medium List 2 Accent 1"/>
-    <w:lsdException w:unhideWhenUsed="0" w:uiPriority="67" w:semiHidden="0" w:name="Medium Grid 1 Accent 1"/>
-    <w:lsdException w:unhideWhenUsed="0" w:uiPriority="68" w:semiHidden="0" w:name="Medium Grid 2 Accent 1"/>
-    <w:lsdException w:unhideWhenUsed="0" w:uiPriority="69" w:semiHidden="0" w:name="Medium Grid 3 Accent 1"/>
-    <w:lsdException w:unhideWhenUsed="0" w:uiPriority="70" w:semiHidden="0" w:name="Dark List Accent 1"/>
-    <w:lsdException w:unhideWhenUsed="0" w:uiPriority="71" w:semiHidden="0" w:name="Colorful Shading Accent 1"/>
-    <w:lsdException w:unhideWhenUsed="0" w:uiPriority="72" w:semiHidden="0" w:name="Colorful List Accent 1"/>
-    <w:lsdException w:unhideWhenUsed="0" w:uiPriority="73" w:semiHidden="0" w:name="Colorful Grid Accent 1"/>
-    <w:lsdException w:unhideWhenUsed="0" w:uiPriority="60" w:semiHidden="0" w:name="Light Shading Accent 2"/>
-    <w:lsdException w:unhideWhenUsed="0" w:uiPriority="61" w:semiHidden="0" w:name="Light List Accent 2"/>
-    <w:lsdException w:unhideWhenUsed="0" w:uiPriority="62" w:semiHidden="0" w:name="Light Grid Accent 2"/>
-    <w:lsdException w:unhideWhenUsed="0" w:uiPriority="63" w:semiHidden="0" w:name="Medium Shading 1 Accent 2"/>
-    <w:lsdException w:unhideWhenUsed="0" w:uiPriority="64" w:semiHidden="0" w:name="Medium Shading 2 Accent 2"/>
-    <w:lsdException w:unhideWhenUsed="0" w:uiPriority="65" w:semiHidden="0" w:name="Medium List 1 Accent 2"/>
-    <w:lsdException w:unhideWhenUsed="0" w:uiPriority="66" w:semiHidden="0" w:name="Medium List 2 Accent 2"/>
-    <w:lsdException w:unhideWhenUsed="0" w:uiPriority="67" w:semiHidden="0" w:name="Medium Grid 1 Accent 2"/>
-    <w:lsdException w:unhideWhenUsed="0" w:uiPriority="68" w:semiHidden="0" w:name="Medium Grid 2 Accent 2"/>
-    <w:lsdException w:unhideWhenUsed="0" w:uiPriority="69" w:semiHidden="0" w:name="Medium Grid 3 Accent 2"/>
-    <w:lsdException w:unhideWhenUsed="0" w:uiPriority="70" w:semiHidden="0" w:name="Dark List Accent 2"/>
-    <w:lsdException w:unhideWhenUsed="0" w:uiPriority="71" w:semiHidden="0" w:name="Colorful Shading Accent 2"/>
-    <w:lsdException w:unhideWhenUsed="0" w:uiPriority="72" w:semiHidden="0" w:name="Colorful List Accent 2"/>
-    <w:lsdException w:unhideWhenUsed="0" w:uiPriority="73" w:semiHidden="0" w:name="Colorful Grid Accent 2"/>
-    <w:lsdException w:unhideWhenUsed="0" w:uiPriority="60" w:semiHidden="0" w:name="Light Shading Accent 3"/>
-    <w:lsdException w:unhideWhenUsed="0" w:uiPriority="61" w:semiHidden="0" w:name="Light List Accent 3"/>
-    <w:lsdException w:unhideWhenUsed="0" w:uiPriority="62" w:semiHidden="0" w:name="Light Grid Accent 3"/>
-    <w:lsdException w:unhideWhenUsed="0" w:uiPriority="63" w:semiHidden="0" w:name="Medium Shading 1 Accent 3"/>
-    <w:lsdException w:unhideWhenUsed="0" w:uiPriority="64" w:semiHidden="0" w:name="Medium Shading 2 Accent 3"/>
-    <w:lsdException w:unhideWhenUsed="0" w:uiPriority="65" w:semiHidden="0" w:name="Medium List 1 Accent 3"/>
-    <w:lsdException w:unhideWhenUsed="0" w:uiPriority="66" w:semiHidden="0" w:name="Medium List 2 Accent 3"/>
-    <w:lsdException w:unhideWhenUsed="0" w:uiPriority="67" w:semiHidden="0" w:name="Medium Grid 1 Accent 3"/>
-    <w:lsdException w:unhideWhenUsed="0" w:uiPriority="68" w:semiHidden="0" w:name="Medium Grid 2 Accent 3"/>
-    <w:lsdException w:unhideWhenUsed="0" w:uiPriority="69" w:semiHidden="0" w:name="Medium Grid 3 Accent 3"/>
-    <w:lsdException w:unhideWhenUsed="0" w:uiPriority="70" w:semiHidden="0" w:name="Dark List Accent 3"/>
-    <w:lsdException w:unhideWhenUsed="0" w:uiPriority="71" w:semiHidden="0" w:name="Colorful Shading Accent 3"/>
-    <w:lsdException w:unhideWhenUsed="0" w:uiPriority="72" w:semiHidden="0" w:name="Colorful List Accent 3"/>
-    <w:lsdException w:unhideWhenUsed="0" w:uiPriority="73" w:semiHidden="0" w:name="Colorful Grid Accent 3"/>
-    <w:lsdException w:unhideWhenUsed="0" w:uiPriority="60" w:semiHidden="0" w:name="Light Shading Accent 4"/>
-    <w:lsdException w:unhideWhenUsed="0" w:uiPriority="61" w:semiHidden="0" w:name="Light List Accent 4"/>
-    <w:lsdException w:unhideWhenUsed="0" w:uiPriority="62" w:semiHidden="0" w:name="Light Grid Accent 4"/>
-    <w:lsdException w:unhideWhenUsed="0" w:uiPriority="63" w:semiHidden="0" w:name="Medium Shading 1 Accent 4"/>
-    <w:lsdException w:unhideWhenUsed="0" w:uiPriority="64" w:semiHidden="0" w:name="Medium Shading 2 Accent 4"/>
-    <w:lsdException w:unhideWhenUsed="0" w:uiPriority="65" w:semiHidden="0" w:name="Medium List 1 Accent 4"/>
-    <w:lsdException w:unhideWhenUsed="0" w:uiPriority="66" w:semiHidden="0" w:name="Medium List 2 Accent 4"/>
-    <w:lsdException w:unhideWhenUsed="0" w:uiPriority="67" w:semiHidden="0" w:name="Medium Grid 1 Accent 4"/>
-    <w:lsdException w:unhideWhenUsed="0" w:uiPriority="68" w:semiHidden="0" w:name="Medium Grid 2 Accent 4"/>
-    <w:lsdException w:unhideWhenUsed="0" w:uiPriority="69" w:semiHidden="0" w:name="Medium Grid 3 Accent 4"/>
-    <w:lsdException w:unhideWhenUsed="0" w:uiPriority="70" w:semiHidden="0" w:name="Dark List Accent 4"/>
-    <w:lsdException w:unhideWhenUsed="0" w:uiPriority="71" w:semiHidden="0" w:name="Colorful Shading Accent 4"/>
-    <w:lsdException w:unhideWhenUsed="0" w:uiPriority="72" w:semiHidden="0" w:name="Colorful List Accent 4"/>
-    <w:lsdException w:unhideWhenUsed="0" w:uiPriority="73" w:semiHidden="0" w:name="Colorful Grid Accent 4"/>
-    <w:lsdException w:unhideWhenUsed="0" w:uiPriority="60" w:semiHidden="0" w:name="Light Shading Accent 5"/>
-    <w:lsdException w:unhideWhenUsed="0" w:uiPriority="61" w:semiHidden="0" w:name="Light List Accent 5"/>
-    <w:lsdException w:unhideWhenUsed="0" w:uiPriority="62" w:semiHidden="0" w:name="Light Grid Accent 5"/>
-    <w:lsdException w:unhideWhenUsed="0" w:uiPriority="63" w:semiHidden="0" w:name="Medium Shading 1 Accent 5"/>
-    <w:lsdException w:unhideWhenUsed="0" w:uiPriority="64" w:semiHidden="0" w:name="Medium Shading 2 Accent 5"/>
-    <w:lsdException w:unhideWhenUsed="0" w:uiPriority="65" w:semiHidden="0" w:name="Medium List 1 Accent 5"/>
-    <w:lsdException w:unhideWhenUsed="0" w:uiPriority="66" w:semiHidden="0" w:name="Medium List 2 Accent 5"/>
-    <w:lsdException w:unhideWhenUsed="0" w:uiPriority="67" w:semiHidden="0" w:name="Medium Grid 1 Accent 5"/>
-    <w:lsdException w:unhideWhenUsed="0" w:uiPriority="68" w:semiHidden="0" w:name="Medium Grid 2 Accent 5"/>
-    <w:lsdException w:unhideWhenUsed="0" w:uiPriority="69" w:semiHidden="0" w:name="Medium Grid 3 Accent 5"/>
-    <w:lsdException w:unhideWhenUsed="0" w:uiPriority="70" w:semiHidden="0" w:name="Dark List Accent 5"/>
-    <w:lsdException w:unhideWhenUsed="0" w:uiPriority="71" w:semiHidden="0" w:name="Colorful Shading Accent 5"/>
-    <w:lsdException w:unhideWhenUsed="0" w:uiPriority="72" w:semiHidden="0" w:name="Colorful List Accent 5"/>
-    <w:lsdException w:unhideWhenUsed="0" w:uiPriority="73" w:semiHidden="0" w:name="Colorful Grid Accent 5"/>
-    <w:lsdException w:unhideWhenUsed="0" w:uiPriority="60" w:semiHidden="0" w:name="Light Shading Accent 6"/>
-    <w:lsdException w:unhideWhenUsed="0" w:uiPriority="61" w:semiHidden="0" w:name="Light List Accent 6"/>
-    <w:lsdException w:unhideWhenUsed="0" w:uiPriority="62" w:semiHidden="0" w:name="Light Grid Accent 6"/>
-    <w:lsdException w:unhideWhenUsed="0" w:uiPriority="63" w:semiHidden="0" w:name="Medium Shading 1 Accent 6"/>
-    <w:lsdException w:unhideWhenUsed="0" w:uiPriority="64" w:semiHidden="0" w:name="Medium Shading 2 Accent 6"/>
-    <w:lsdException w:unhideWhenUsed="0" w:uiPriority="65" w:semiHidden="0" w:name="Medium List 1 Accent 6"/>
-    <w:lsdException w:unhideWhenUsed="0" w:uiPriority="66" w:semiHidden="0" w:name="Medium List 2 Accent 6"/>
-    <w:lsdException w:unhideWhenUsed="0" w:uiPriority="67" w:semiHidden="0" w:name="Medium Grid 1 Accent 6"/>
-    <w:lsdException w:unhideWhenUsed="0" w:uiPriority="68" w:semiHidden="0" w:name="Medium Grid 2 Accent 6"/>
-    <w:lsdException w:unhideWhenUsed="0" w:uiPriority="69" w:semiHidden="0" w:name="Medium Grid 3 Accent 6"/>
-    <w:lsdException w:unhideWhenUsed="0" w:uiPriority="70" w:semiHidden="0" w:name="Dark List Accent 6"/>
-    <w:lsdException w:unhideWhenUsed="0" w:uiPriority="71" w:semiHidden="0" w:name="Colorful Shading Accent 6"/>
-    <w:lsdException w:unhideWhenUsed="0" w:uiPriority="72" w:semiHidden="0" w:name="Colorful List Accent 6"/>
-    <w:lsdException w:unhideWhenUsed="0" w:uiPriority="73" w:semiHidden="0" w:name="Colorful Grid Accent 6"/>
+  <w:latentStyles w:defLockedState="0" w:defUIPriority="99" w:defSemiHidden="1" w:defUnhideWhenUsed="1" w:defQFormat="0" w:count="260">
+    <w:lsdException w:name="Normal" w:semiHidden="0" w:uiPriority="0" w:unhideWhenUsed="0" w:qFormat="1"/>
+    <w:lsdException w:name="heading 1" w:semiHidden="0" w:uiPriority="0" w:unhideWhenUsed="0" w:qFormat="1"/>
+    <w:lsdException w:name="heading 2" w:semiHidden="0" w:uiPriority="0" w:qFormat="1"/>
+    <w:lsdException w:name="heading 3" w:uiPriority="0" w:qFormat="1"/>
+    <w:lsdException w:name="heading 4" w:semiHidden="0" w:uiPriority="0" w:qFormat="1"/>
+    <w:lsdException w:name="heading 5" w:uiPriority="0" w:qFormat="1"/>
+    <w:lsdException w:name="heading 6" w:uiPriority="0" w:qFormat="1"/>
+    <w:lsdException w:name="heading 7" w:uiPriority="0" w:qFormat="1"/>
+    <w:lsdException w:name="heading 8" w:uiPriority="0" w:qFormat="1"/>
+    <w:lsdException w:name="heading 9" w:uiPriority="0" w:qFormat="1"/>
+    <w:lsdException w:name="index 1" w:semiHidden="0" w:uiPriority="0" w:unhideWhenUsed="0"/>
+    <w:lsdException w:name="index 2" w:semiHidden="0" w:uiPriority="0" w:unhideWhenUsed="0"/>
+    <w:lsdException w:name="index 3" w:semiHidden="0" w:uiPriority="0" w:unhideWhenUsed="0"/>
+    <w:lsdException w:name="index 4" w:semiHidden="0" w:uiPriority="0" w:unhideWhenUsed="0"/>
+    <w:lsdException w:name="index 5" w:semiHidden="0" w:uiPriority="0" w:unhideWhenUsed="0"/>
+    <w:lsdException w:name="index 6" w:semiHidden="0" w:uiPriority="0" w:unhideWhenUsed="0"/>
+    <w:lsdException w:name="index 7" w:semiHidden="0" w:uiPriority="0" w:unhideWhenUsed="0"/>
+    <w:lsdException w:name="index 8" w:semiHidden="0" w:uiPriority="0" w:unhideWhenUsed="0"/>
+    <w:lsdException w:name="index 9" w:semiHidden="0" w:uiPriority="0" w:unhideWhenUsed="0"/>
+    <w:lsdException w:name="toc 1" w:semiHidden="0" w:uiPriority="0" w:unhideWhenUsed="0" w:qFormat="1"/>
+    <w:lsdException w:name="toc 2" w:semiHidden="0" w:uiPriority="0" w:unhideWhenUsed="0" w:qFormat="1"/>
+    <w:lsdException w:name="toc 3" w:semiHidden="0" w:uiPriority="0" w:unhideWhenUsed="0" w:qFormat="1"/>
+    <w:lsdException w:name="toc 4" w:semiHidden="0" w:uiPriority="0" w:unhideWhenUsed="0"/>
+    <w:lsdException w:name="toc 5" w:semiHidden="0" w:uiPriority="0" w:unhideWhenUsed="0"/>
+    <w:lsdException w:name="toc 6" w:semiHidden="0" w:uiPriority="0" w:unhideWhenUsed="0"/>
+    <w:lsdException w:name="toc 7" w:semiHidden="0" w:uiPriority="0" w:unhideWhenUsed="0"/>
+    <w:lsdException w:name="toc 8" w:semiHidden="0" w:uiPriority="0" w:unhideWhenUsed="0"/>
+    <w:lsdException w:name="toc 9" w:semiHidden="0" w:uiPriority="0" w:unhideWhenUsed="0"/>
+    <w:lsdException w:name="Normal Indent" w:semiHidden="0" w:uiPriority="0" w:unhideWhenUsed="0"/>
+    <w:lsdException w:name="footnote text" w:semiHidden="0" w:uiPriority="0" w:unhideWhenUsed="0"/>
+    <w:lsdException w:name="annotation text" w:semiHidden="0" w:uiPriority="0" w:unhideWhenUsed="0" w:qFormat="1"/>
+    <w:lsdException w:name="header" w:semiHidden="0" w:uiPriority="0" w:unhideWhenUsed="0" w:qFormat="1"/>
+    <w:lsdException w:name="footer" w:semiHidden="0" w:uiPriority="0" w:unhideWhenUsed="0" w:qFormat="1"/>
+    <w:lsdException w:name="index heading" w:semiHidden="0" w:uiPriority="0" w:unhideWhenUsed="0"/>
+    <w:lsdException w:name="caption" w:uiPriority="0" w:qFormat="1"/>
+    <w:lsdException w:name="table of figures" w:semiHidden="0" w:uiPriority="0" w:unhideWhenUsed="0"/>
+    <w:lsdException w:name="envelope address" w:semiHidden="0" w:uiPriority="0" w:unhideWhenUsed="0"/>
+    <w:lsdException w:name="envelope return" w:semiHidden="0" w:uiPriority="0" w:unhideWhenUsed="0"/>
+    <w:lsdException w:name="footnote reference" w:semiHidden="0" w:uiPriority="0" w:unhideWhenUsed="0"/>
+    <w:lsdException w:name="annotation reference" w:semiHidden="0" w:uiPriority="0" w:unhideWhenUsed="0"/>
+    <w:lsdException w:name="line number" w:semiHidden="0" w:uiPriority="0" w:unhideWhenUsed="0"/>
+    <w:lsdException w:name="page number" w:semiHidden="0" w:uiPriority="0" w:unhideWhenUsed="0"/>
+    <w:lsdException w:name="endnote reference" w:semiHidden="0" w:uiPriority="0" w:unhideWhenUsed="0"/>
+    <w:lsdException w:name="endnote text" w:semiHidden="0" w:uiPriority="0" w:unhideWhenUsed="0"/>
+    <w:lsdException w:name="table of authorities" w:semiHidden="0" w:uiPriority="0" w:unhideWhenUsed="0"/>
+    <w:lsdException w:name="macro" w:semiHidden="0" w:uiPriority="0" w:unhideWhenUsed="0"/>
+    <w:lsdException w:name="toa heading" w:semiHidden="0" w:uiPriority="0" w:unhideWhenUsed="0"/>
+    <w:lsdException w:name="List" w:semiHidden="0" w:uiPriority="0" w:unhideWhenUsed="0"/>
+    <w:lsdException w:name="List Bullet" w:semiHidden="0" w:uiPriority="0" w:unhideWhenUsed="0"/>
+    <w:lsdException w:name="List Number" w:semiHidden="0" w:uiPriority="0" w:unhideWhenUsed="0"/>
+    <w:lsdException w:name="List 2" w:semiHidden="0" w:uiPriority="0" w:unhideWhenUsed="0"/>
+    <w:lsdException w:name="List 3" w:semiHidden="0" w:uiPriority="0" w:unhideWhenUsed="0"/>
+    <w:lsdException w:name="List 4" w:semiHidden="0" w:uiPriority="0" w:unhideWhenUsed="0"/>
+    <w:lsdException w:name="List 5" w:semiHidden="0" w:uiPriority="0" w:unhideWhenUsed="0"/>
+    <w:lsdException w:name="List Bullet 2" w:semiHidden="0" w:uiPriority="0" w:unhideWhenUsed="0"/>
+    <w:lsdException w:name="List Bullet 3" w:semiHidden="0" w:uiPriority="0" w:unhideWhenUsed="0"/>
+    <w:lsdException w:name="List Bullet 4" w:semiHidden="0" w:uiPriority="0" w:unhideWhenUsed="0"/>
+    <w:lsdException w:name="List Bullet 5" w:semiHidden="0" w:uiPriority="0" w:unhideWhenUsed="0"/>
+    <w:lsdException w:name="List Number 2" w:semiHidden="0" w:uiPriority="0" w:unhideWhenUsed="0"/>
+    <w:lsdException w:name="List Number 3" w:semiHidden="0" w:uiPriority="0" w:unhideWhenUsed="0"/>
+    <w:lsdException w:name="List Number 4" w:semiHidden="0" w:uiPriority="0" w:unhideWhenUsed="0"/>
+    <w:lsdException w:name="List Number 5" w:semiHidden="0" w:uiPriority="0" w:unhideWhenUsed="0"/>
+    <w:lsdException w:name="Title" w:semiHidden="0" w:uiPriority="0" w:unhideWhenUsed="0" w:qFormat="1"/>
+    <w:lsdException w:name="Closing" w:semiHidden="0" w:uiPriority="0" w:unhideWhenUsed="0"/>
+    <w:lsdException w:name="Signature" w:semiHidden="0" w:uiPriority="0" w:unhideWhenUsed="0"/>
+    <w:lsdException w:name="Default Paragraph Font" w:uiPriority="0" w:unhideWhenUsed="0" w:qFormat="1"/>
+    <w:lsdException w:name="Body Text" w:uiPriority="0" w:unhideWhenUsed="0" w:qFormat="1"/>
+    <w:lsdException w:name="Body Text Indent" w:semiHidden="0" w:uiPriority="0" w:unhideWhenUsed="0"/>
+    <w:lsdException w:name="List Continue" w:semiHidden="0" w:uiPriority="0" w:unhideWhenUsed="0"/>
+    <w:lsdException w:name="List Continue 2" w:semiHidden="0" w:uiPriority="0" w:unhideWhenUsed="0"/>
+    <w:lsdException w:name="List Continue 3" w:semiHidden="0" w:uiPriority="0" w:unhideWhenUsed="0"/>
+    <w:lsdException w:name="List Continue 4" w:semiHidden="0" w:uiPriority="0" w:unhideWhenUsed="0"/>
+    <w:lsdException w:name="List Continue 5" w:semiHidden="0" w:uiPriority="0" w:unhideWhenUsed="0"/>
+    <w:lsdException w:name="Message Header" w:semiHidden="0" w:uiPriority="0" w:unhideWhenUsed="0"/>
+    <w:lsdException w:name="Subtitle" w:semiHidden="0" w:uiPriority="0" w:unhideWhenUsed="0" w:qFormat="1"/>
+    <w:lsdException w:name="Salutation" w:semiHidden="0" w:uiPriority="0" w:unhideWhenUsed="0"/>
+    <w:lsdException w:name="Date" w:semiHidden="0" w:uiPriority="0" w:unhideWhenUsed="0"/>
+    <w:lsdException w:name="Body Text First Indent" w:semiHidden="0" w:uiPriority="0" w:unhideWhenUsed="0"/>
+    <w:lsdException w:name="Body Text First Indent 2" w:semiHidden="0" w:uiPriority="0" w:unhideWhenUsed="0"/>
+    <w:lsdException w:name="Body Text 2" w:semiHidden="0" w:uiPriority="0" w:unhideWhenUsed="0"/>
+    <w:lsdException w:name="Body Text 3" w:semiHidden="0" w:uiPriority="0" w:unhideWhenUsed="0"/>
+    <w:lsdException w:name="Body Text Indent 2" w:semiHidden="0" w:uiPriority="0" w:unhideWhenUsed="0"/>
+    <w:lsdException w:name="Body Text Indent 3" w:semiHidden="0" w:uiPriority="0" w:unhideWhenUsed="0"/>
+    <w:lsdException w:name="Block Text" w:semiHidden="0" w:uiPriority="0" w:unhideWhenUsed="0"/>
+    <w:lsdException w:name="Hyperlink" w:semiHidden="0" w:uiPriority="0" w:unhideWhenUsed="0"/>
+    <w:lsdException w:name="FollowedHyperlink" w:semiHidden="0" w:uiPriority="0" w:unhideWhenUsed="0"/>
+    <w:lsdException w:name="Strong" w:semiHidden="0" w:uiPriority="0" w:unhideWhenUsed="0" w:qFormat="1"/>
+    <w:lsdException w:name="Emphasis" w:semiHidden="0" w:uiPriority="0" w:unhideWhenUsed="0" w:qFormat="1"/>
+    <w:lsdException w:name="Document Map" w:semiHidden="0" w:uiPriority="0" w:unhideWhenUsed="0"/>
+    <w:lsdException w:name="Plain Text" w:semiHidden="0" w:uiPriority="0" w:unhideWhenUsed="0"/>
+    <w:lsdException w:name="E-mail Signature" w:semiHidden="0" w:uiPriority="0" w:unhideWhenUsed="0"/>
+    <w:lsdException w:name="Normal (Web)" w:semiHidden="0" w:uiPriority="0" w:unhideWhenUsed="0" w:qFormat="1"/>
+    <w:lsdException w:name="HTML Acronym" w:semiHidden="0" w:uiPriority="0" w:unhideWhenUsed="0"/>
+    <w:lsdException w:name="HTML Address" w:semiHidden="0" w:uiPriority="0" w:unhideWhenUsed="0"/>
+    <w:lsdException w:name="HTML Cite" w:semiHidden="0" w:uiPriority="0" w:unhideWhenUsed="0"/>
+    <w:lsdException w:name="HTML Code" w:semiHidden="0" w:uiPriority="0" w:unhideWhenUsed="0"/>
+    <w:lsdException w:name="HTML Definition" w:semiHidden="0" w:uiPriority="0" w:unhideWhenUsed="0"/>
+    <w:lsdException w:name="HTML Keyboard" w:semiHidden="0" w:uiPriority="0" w:unhideWhenUsed="0"/>
+    <w:lsdException w:name="HTML Preformatted" w:semiHidden="0" w:uiPriority="0" w:unhideWhenUsed="0"/>
+    <w:lsdException w:name="HTML Sample" w:semiHidden="0" w:uiPriority="0" w:unhideWhenUsed="0"/>
+    <w:lsdException w:name="HTML Typewriter" w:semiHidden="0" w:uiPriority="0" w:unhideWhenUsed="0"/>
+    <w:lsdException w:name="HTML Variable" w:semiHidden="0" w:uiPriority="0" w:unhideWhenUsed="0"/>
+    <w:lsdException w:name="Normal Table" w:uiPriority="0" w:unhideWhenUsed="0" w:qFormat="1"/>
+    <w:lsdException w:name="annotation subject" w:semiHidden="0" w:uiPriority="0" w:unhideWhenUsed="0"/>
+    <w:lsdException w:name="Table Simple 1" w:semiHidden="0" w:uiPriority="0" w:unhideWhenUsed="0"/>
+    <w:lsdException w:name="Table Simple 2" w:semiHidden="0" w:uiPriority="0" w:unhideWhenUsed="0"/>
+    <w:lsdException w:name="Table Simple 3" w:semiHidden="0" w:uiPriority="0" w:unhideWhenUsed="0"/>
+    <w:lsdException w:name="Table Classic 1" w:semiHidden="0" w:uiPriority="0" w:unhideWhenUsed="0"/>
+    <w:lsdException w:name="Table Classic 2" w:semiHidden="0" w:uiPriority="0" w:unhideWhenUsed="0"/>
+    <w:lsdException w:name="Table Classic 3" w:semiHidden="0" w:uiPriority="0" w:unhideWhenUsed="0"/>
+    <w:lsdException w:name="Table Classic 4" w:semiHidden="0" w:uiPriority="0" w:unhideWhenUsed="0"/>
+    <w:lsdException w:name="Table Colorful 1" w:semiHidden="0" w:uiPriority="0" w:unhideWhenUsed="0"/>
+    <w:lsdException w:name="Table Colorful 2" w:semiHidden="0" w:uiPriority="0" w:unhideWhenUsed="0"/>
+    <w:lsdException w:name="Table Colorful 3" w:semiHidden="0" w:uiPriority="0" w:unhideWhenUsed="0"/>
+    <w:lsdException w:name="Table Columns 1" w:semiHidden="0" w:uiPriority="0" w:unhideWhenUsed="0"/>
+    <w:lsdException w:name="Table Columns 2" w:semiHidden="0" w:uiPriority="0" w:unhideWhenUsed="0"/>
+    <w:lsdException w:name="Table Columns 3" w:semiHidden="0" w:uiPriority="0" w:unhideWhenUsed="0"/>
+    <w:lsdException w:name="Table Columns 4" w:semiHidden="0" w:uiPriority="0" w:unhideWhenUsed="0"/>
+    <w:lsdException w:name="Table Columns 5" w:semiHidden="0" w:uiPriority="0" w:unhideWhenUsed="0"/>
+    <w:lsdException w:name="Table Grid 1" w:semiHidden="0" w:uiPriority="0" w:unhideWhenUsed="0"/>
+    <w:lsdException w:name="Table Grid 2" w:semiHidden="0" w:uiPriority="0" w:unhideWhenUsed="0"/>
+    <w:lsdException w:name="Table Grid 3" w:semiHidden="0" w:uiPriority="0" w:unhideWhenUsed="0"/>
+    <w:lsdException w:name="Table Grid 4" w:semiHidden="0" w:uiPriority="0" w:unhideWhenUsed="0"/>
+    <w:lsdException w:name="Table Grid 5" w:semiHidden="0" w:uiPriority="0" w:unhideWhenUsed="0"/>
+    <w:lsdException w:name="Table Grid 6" w:semiHidden="0" w:uiPriority="0" w:unhideWhenUsed="0"/>
+    <w:lsdException w:name="Table Grid 7" w:semiHidden="0" w:uiPriority="0" w:unhideWhenUsed="0"/>
+    <w:lsdException w:name="Table Grid 8" w:semiHidden="0" w:uiPriority="0" w:unhideWhenUsed="0"/>
+    <w:lsdException w:name="Table List 1" w:semiHidden="0" w:uiPriority="0" w:unhideWhenUsed="0"/>
+    <w:lsdException w:name="Table List 2" w:semiHidden="0" w:uiPriority="0" w:unhideWhenUsed="0"/>
+    <w:lsdException w:name="Table List 3" w:semiHidden="0" w:uiPriority="0" w:unhideWhenUsed="0"/>
+    <w:lsdException w:name="Table List 4" w:semiHidden="0" w:uiPriority="0" w:unhideWhenUsed="0"/>
+    <w:lsdException w:name="Table List 5" w:semiHidden="0" w:uiPriority="0" w:unhideWhenUsed="0"/>
+    <w:lsdException w:name="Table List 6" w:semiHidden="0" w:uiPriority="0" w:unhideWhenUsed="0"/>
+    <w:lsdException w:name="Table List 7" w:semiHidden="0" w:uiPriority="0" w:unhideWhenUsed="0"/>
+    <w:lsdException w:name="Table List 8" w:semiHidden="0" w:uiPriority="0" w:unhideWhenUsed="0"/>
+    <w:lsdException w:name="Table 3D effects 1" w:semiHidden="0" w:uiPriority="0" w:unhideWhenUsed="0"/>
+    <w:lsdException w:name="Table 3D effects 2" w:semiHidden="0" w:uiPriority="0" w:unhideWhenUsed="0"/>
+    <w:lsdException w:name="Table 3D effects 3" w:semiHidden="0" w:uiPriority="0" w:unhideWhenUsed="0"/>
+    <w:lsdException w:name="Table Contemporary" w:semiHidden="0" w:uiPriority="0" w:unhideWhenUsed="0"/>
+    <w:lsdException w:name="Table Elegant" w:semiHidden="0" w:uiPriority="0" w:unhideWhenUsed="0"/>
+    <w:lsdException w:name="Table Professional" w:semiHidden="0" w:uiPriority="0" w:unhideWhenUsed="0"/>
+    <w:lsdException w:name="Table Subtle 1" w:semiHidden="0" w:uiPriority="0" w:unhideWhenUsed="0"/>
+    <w:lsdException w:name="Table Subtle 2" w:semiHidden="0" w:uiPriority="0" w:unhideWhenUsed="0"/>
+    <w:lsdException w:name="Table Web 1" w:semiHidden="0" w:uiPriority="0" w:unhideWhenUsed="0"/>
+    <w:lsdException w:name="Table Web 2" w:semiHidden="0" w:uiPriority="0" w:unhideWhenUsed="0"/>
+    <w:lsdException w:name="Table Web 3" w:semiHidden="0" w:uiPriority="0" w:unhideWhenUsed="0"/>
+    <w:lsdException w:name="Balloon Text" w:semiHidden="0" w:uiPriority="0" w:unhideWhenUsed="0"/>
+    <w:lsdException w:name="Table Grid" w:semiHidden="0" w:uiPriority="0" w:unhideWhenUsed="0" w:qFormat="1"/>
+    <w:lsdException w:name="Table Theme" w:semiHidden="0" w:uiPriority="0" w:unhideWhenUsed="0"/>
+    <w:lsdException w:name="Light Shading" w:semiHidden="0" w:uiPriority="60" w:unhideWhenUsed="0"/>
+    <w:lsdException w:name="Light List" w:semiHidden="0" w:uiPriority="61" w:unhideWhenUsed="0"/>
+    <w:lsdException w:name="Light Grid" w:semiHidden="0" w:uiPriority="62" w:unhideWhenUsed="0"/>
+    <w:lsdException w:name="Medium Shading 1" w:semiHidden="0" w:uiPriority="63" w:unhideWhenUsed="0"/>
+    <w:lsdException w:name="Medium Shading 2" w:semiHidden="0" w:uiPriority="64" w:unhideWhenUsed="0"/>
+    <w:lsdException w:name="Medium List 1" w:semiHidden="0" w:uiPriority="65" w:unhideWhenUsed="0"/>
+    <w:lsdException w:name="Medium List 2" w:semiHidden="0" w:uiPriority="66" w:unhideWhenUsed="0"/>
+    <w:lsdException w:name="Medium Grid 1" w:semiHidden="0" w:uiPriority="67" w:unhideWhenUsed="0"/>
+    <w:lsdException w:name="Medium Grid 2" w:semiHidden="0" w:uiPriority="68" w:unhideWhenUsed="0"/>
+    <w:lsdException w:name="Medium Grid 3" w:semiHidden="0" w:uiPriority="69" w:unhideWhenUsed="0"/>
+    <w:lsdException w:name="Dark List" w:semiHidden="0" w:uiPriority="70" w:unhideWhenUsed="0"/>
+    <w:lsdException w:name="Colorful Shading" w:semiHidden="0" w:uiPriority="71" w:unhideWhenUsed="0"/>
+    <w:lsdException w:name="Colorful List" w:semiHidden="0" w:uiPriority="72" w:unhideWhenUsed="0"/>
+    <w:lsdException w:name="Colorful Grid" w:semiHidden="0" w:uiPriority="73" w:unhideWhenUsed="0"/>
+    <w:lsdException w:name="Light Shading Accent 1" w:semiHidden="0" w:uiPriority="60" w:unhideWhenUsed="0"/>
+    <w:lsdException w:name="Light List Accent 1" w:semiHidden="0" w:uiPriority="61" w:unhideWhenUsed="0"/>
+    <w:lsdException w:name="Light Grid Accent 1" w:semiHidden="0" w:uiPriority="62" w:unhideWhenUsed="0"/>
+    <w:lsdException w:name="Medium Shading 1 Accent 1" w:semiHidden="0" w:uiPriority="63" w:unhideWhenUsed="0"/>
+    <w:lsdException w:name="Medium Shading 2 Accent 1" w:semiHidden="0" w:uiPriority="64" w:unhideWhenUsed="0"/>
+    <w:lsdException w:name="Medium List 1 Accent 1" w:semiHidden="0" w:uiPriority="65" w:unhideWhenUsed="0"/>
+    <w:lsdException w:name="Medium List 2 Accent 1" w:semiHidden="0" w:uiPriority="66" w:unhideWhenUsed="0"/>
+    <w:lsdException w:name="Medium Grid 1 Accent 1" w:semiHidden="0" w:uiPriority="67" w:unhideWhenUsed="0"/>
+    <w:lsdException w:name="Medium Grid 2 Accent 1" w:semiHidden="0" w:uiPriority="68" w:unhideWhenUsed="0"/>
+    <w:lsdException w:name="Medium Grid 3 Accent 1" w:semiHidden="0" w:uiPriority="69" w:unhideWhenUsed="0"/>
+    <w:lsdException w:name="Dark List Accent 1" w:semiHidden="0" w:uiPriority="70" w:unhideWhenUsed="0"/>
+    <w:lsdException w:name="Colorful Shading Accent 1" w:semiHidden="0" w:uiPriority="71" w:unhideWhenUsed="0"/>
+    <w:lsdException w:name="Colorful List Accent 1" w:semiHidden="0" w:uiPriority="72" w:unhideWhenUsed="0"/>
+    <w:lsdException w:name="Colorful Grid Accent 1" w:semiHidden="0" w:uiPriority="73" w:unhideWhenUsed="0"/>
+    <w:lsdException w:name="Light Shading Accent 2" w:semiHidden="0" w:uiPriority="60" w:unhideWhenUsed="0"/>
+    <w:lsdException w:name="Light List Accent 2" w:semiHidden="0" w:uiPriority="61" w:unhideWhenUsed="0"/>
+    <w:lsdException w:name="Light Grid Accent 2" w:semiHidden="0" w:uiPriority="62" w:unhideWhenUsed="0"/>
+    <w:lsdException w:name="Medium Shading 1 Accent 2" w:semiHidden="0" w:uiPriority="63" w:unhideWhenUsed="0"/>
+    <w:lsdException w:name="Medium Shading 2 Accent 2" w:semiHidden="0" w:uiPriority="64" w:unhideWhenUsed="0"/>
+    <w:lsdException w:name="Medium List 1 Accent 2" w:semiHidden="0" w:uiPriority="65" w:unhideWhenUsed="0"/>
+    <w:lsdException w:name="Medium List 2 Accent 2" w:semiHidden="0" w:uiPriority="66" w:unhideWhenUsed="0"/>
+    <w:lsdException w:name="Medium Grid 1 Accent 2" w:semiHidden="0" w:uiPriority="67" w:unhideWhenUsed="0"/>
+    <w:lsdException w:name="Medium Grid 2 Accent 2" w:semiHidden="0" w:uiPriority="68" w:unhideWhenUsed="0"/>
+    <w:lsdException w:name="Medium Grid 3 Accent 2" w:semiHidden="0" w:uiPriority="69" w:unhideWhenUsed="0"/>
+    <w:lsdException w:name="Dark List Accent 2" w:semiHidden="0" w:uiPriority="70" w:unhideWhenUsed="0"/>
+    <w:lsdException w:name="Colorful Shading Accent 2" w:semiHidden="0" w:uiPriority="71" w:unhideWhenUsed="0"/>
+    <w:lsdException w:name="Colorful List Accent 2" w:semiHidden="0" w:uiPriority="72" w:unhideWhenUsed="0"/>
+    <w:lsdException w:name="Colorful Grid Accent 2" w:semiHidden="0" w:uiPriority="73" w:unhideWhenUsed="0"/>
+    <w:lsdException w:name="Light Shading Accent 3" w:semiHidden="0" w:uiPriority="60" w:unhideWhenUsed="0"/>
+    <w:lsdException w:name="Light List Accent 3" w:semiHidden="0" w:uiPriority="61" w:unhideWhenUsed="0"/>
+    <w:lsdException w:name="Light Grid Accent 3" w:semiHidden="0" w:uiPriority="62" w:unhideWhenUsed="0"/>
+    <w:lsdException w:name="Medium Shading 1 Accent 3" w:semiHidden="0" w:uiPriority="63" w:unhideWhenUsed="0"/>
+    <w:lsdException w:name="Medium Shading 2 Accent 3" w:semiHidden="0" w:uiPriority="64" w:unhideWhenUsed="0"/>
+    <w:lsdException w:name="Medium List 1 Accent 3" w:semiHidden="0" w:uiPriority="65" w:unhideWhenUsed="0"/>
+    <w:lsdException w:name="Medium List 2 Accent 3" w:semiHidden="0" w:uiPriority="66" w:unhideWhenUsed="0"/>
+    <w:lsdException w:name="Medium Grid 1 Accent 3" w:semiHidden="0" w:uiPriority="67" w:unhideWhenUsed="0"/>
+    <w:lsdException w:name="Medium Grid 2 Accent 3" w:semiHidden="0" w:uiPriority="68" w:unhideWhenUsed="0"/>
+    <w:lsdException w:name="Medium Grid 3 Accent 3" w:semiHidden="0" w:uiPriority="69" w:unhideWhenUsed="0"/>
+    <w:lsdException w:name="Dark List Accent 3" w:semiHidden="0" w:uiPriority="70" w:unhideWhenUsed="0"/>
+    <w:lsdException w:name="Colorful Shading Accent 3" w:semiHidden="0" w:uiPriority="71" w:unhideWhenUsed="0"/>
+    <w:lsdException w:name="Colorful List Accent 3" w:semiHidden="0" w:uiPriority="72" w:unhideWhenUsed="0"/>
+    <w:lsdException w:name="Colorful Grid Accent 3" w:semiHidden="0" w:uiPriority="73" w:unhideWhenUsed="0"/>
+    <w:lsdException w:name="Light Shading Accent 4" w:semiHidden="0" w:uiPriority="60" w:unhideWhenUsed="0"/>
+    <w:lsdException w:name="Light List Accent 4" w:semiHidden="0" w:uiPriority="61" w:unhideWhenUsed="0"/>
+    <w:lsdException w:name="Light Grid Accent 4" w:semiHidden="0" w:uiPriority="62" w:unhideWhenUsed="0"/>
+    <w:lsdException w:name="Medium Shading 1 Accent 4" w:semiHidden="0" w:uiPriority="63" w:unhideWhenUsed="0"/>
+    <w:lsdException w:name="Medium Shading 2 Accent 4" w:semiHidden="0" w:uiPriority="64" w:unhideWhenUsed="0"/>
+    <w:lsdException w:name="Medium List 1 Accent 4" w:semiHidden="0" w:uiPriority="65" w:unhideWhenUsed="0"/>
+    <w:lsdException w:name="Medium List 2 Accent 4" w:semiHidden="0" w:uiPriority="66" w:unhideWhenUsed="0"/>
+    <w:lsdException w:name="Medium Grid 1 Accent 4" w:semiHidden="0" w:uiPriority="67" w:unhideWhenUsed="0"/>
+    <w:lsdException w:name="Medium Grid 2 Accent 4" w:semiHidden="0" w:uiPriority="68" w:unhideWhenUsed="0"/>
+    <w:lsdException w:name="Medium Grid 3 Accent 4" w:semiHidden="0" w:uiPriority="69" w:unhideWhenUsed="0"/>
+    <w:lsdException w:name="Dark List Accent 4" w:semiHidden="0" w:uiPriority="70" w:unhideWhenUsed="0"/>
+    <w:lsdException w:name="Colorful Shading Accent 4" w:semiHidden="0" w:uiPriority="71" w:unhideWhenUsed="0"/>
+    <w:lsdException w:name="Colorful List Accent 4" w:semiHidden="0" w:uiPriority="72" w:unhideWhenUsed="0"/>
+    <w:lsdException w:name="Colorful Grid Accent 4" w:semiHidden="0" w:uiPriority="73" w:unhideWhenUsed="0"/>
+    <w:lsdException w:name="Light Shading Accent 5" w:semiHidden="0" w:uiPriority="60" w:unhideWhenUsed="0"/>
+    <w:lsdException w:name="Light List Accent 5" w:semiHidden="0" w:uiPriority="61" w:unhideWhenUsed="0"/>
+    <w:lsdException w:name="Light Grid Accent 5" w:semiHidden="0" w:uiPriority="62" w:unhideWhenUsed="0"/>
+    <w:lsdException w:name="Medium Shading 1 Accent 5" w:semiHidden="0" w:uiPriority="63" w:unhideWhenUsed="0"/>
+    <w:lsdException w:name="Medium Shading 2 Accent 5" w:semiHidden="0" w:uiPriority="64" w:unhideWhenUsed="0"/>
+    <w:lsdException w:name="Medium List 1 Accent 5" w:semiHidden="0" w:uiPriority="65" w:unhideWhenUsed="0"/>
+    <w:lsdException w:name="Medium List 2 Accent 5" w:semiHidden="0" w:uiPriority="66" w:unhideWhenUsed="0"/>
+    <w:lsdException w:name="Medium Grid 1 Accent 5" w:semiHidden="0" w:uiPriority="67" w:unhideWhenUsed="0"/>
+    <w:lsdException w:name="Medium Grid 2 Accent 5" w:semiHidden="0" w:uiPriority="68" w:unhideWhenUsed="0"/>
+    <w:lsdException w:name="Medium Grid 3 Accent 5" w:semiHidden="0" w:uiPriority="69" w:unhideWhenUsed="0"/>
+    <w:lsdException w:name="Dark List Accent 5" w:semiHidden="0" w:uiPriority="70" w:unhideWhenUsed="0"/>
+    <w:lsdException w:name="Colorful Shading Accent 5" w:semiHidden="0" w:uiPriority="71" w:unhideWhenUsed="0"/>
+    <w:lsdException w:name="Colorful List Accent 5" w:semiHidden="0" w:uiPriority="72" w:unhideWhenUsed="0"/>
+    <w:lsdException w:name="Colorful Grid Accent 5" w:semiHidden="0" w:uiPriority="73" w:unhideWhenUsed="0"/>
+    <w:lsdException w:name="Light Shading Accent 6" w:semiHidden="0" w:uiPriority="60" w:unhideWhenUsed="0"/>
+    <w:lsdException w:name="Light List Accent 6" w:semiHidden="0" w:uiPriority="61" w:unhideWhenUsed="0"/>
+    <w:lsdException w:name="Light Grid Accent 6" w:semiHidden="0" w:uiPriority="62" w:unhideWhenUsed="0"/>
+    <w:lsdException w:name="Medium Shading 1 Accent 6" w:semiHidden="0" w:uiPriority="63" w:unhideWhenUsed="0"/>
+    <w:lsdException w:name="Medium Shading 2 Accent 6" w:semiHidden="0" w:uiPriority="64" w:unhideWhenUsed="0"/>
+    <w:lsdException w:name="Medium List 1 Accent 6" w:semiHidden="0" w:uiPriority="65" w:unhideWhenUsed="0"/>
+    <w:lsdException w:name="Medium List 2 Accent 6" w:semiHidden="0" w:uiPriority="66" w:unhideWhenUsed="0"/>
+    <w:lsdException w:name="Medium Grid 1 Accent 6" w:semiHidden="0" w:uiPriority="67" w:unhideWhenUsed="0"/>
+    <w:lsdException w:name="Medium Grid 2 Accent 6" w:semiHidden="0" w:uiPriority="68" w:unhideWhenUsed="0"/>
+    <w:lsdException w:name="Medium Grid 3 Accent 6" w:semiHidden="0" w:uiPriority="69" w:unhideWhenUsed="0"/>
+    <w:lsdException w:name="Dark List Accent 6" w:semiHidden="0" w:uiPriority="70" w:unhideWhenUsed="0"/>
+    <w:lsdException w:name="Colorful Shading Accent 6" w:semiHidden="0" w:uiPriority="71" w:unhideWhenUsed="0"/>
+    <w:lsdException w:name="Colorful List Accent 6" w:semiHidden="0" w:uiPriority="72" w:unhideWhenUsed="0"/>
+    <w:lsdException w:name="Colorful Grid Accent 6" w:semiHidden="0" w:uiPriority="73" w:unhideWhenUsed="0"/>
   </w:latentStyles>
-  <w:style w:type="paragraph" w:default="1" w:styleId="1">
+  <w:style w:type="paragraph" w:default="1" w:styleId="Normal">
     <w:name w:val="Normal"/>
     <w:qFormat/>
-    <w:uiPriority w:val="0"/>
     <w:pPr>
       <w:kinsoku w:val="0"/>
       <w:autoSpaceDE w:val="0"/>
@@ -6537,7 +6298,7 @@
       <w:textAlignment w:val="baseline"/>
     </w:pPr>
     <w:rPr>
-      <w:rFonts w:ascii="Arial" w:hAnsi="Arial" w:eastAsia="宋体" w:cs="Arial"/>
+      <w:rFonts w:ascii="Arial" w:eastAsia="宋体" w:hAnsi="Arial" w:cs="Arial"/>
       <w:snapToGrid w:val="0"/>
       <w:color w:val="000000"/>
       <w:kern w:val="0"/>
@@ -6546,12 +6307,11 @@
       <w:lang w:val="en-US" w:eastAsia="en-US" w:bidi="ar-SA"/>
     </w:rPr>
   </w:style>
-  <w:style w:type="paragraph" w:styleId="2">
+  <w:style w:type="paragraph" w:styleId="Heading1">
     <w:name w:val="heading 1"/>
-    <w:basedOn w:val="1"/>
-    <w:next w:val="1"/>
+    <w:basedOn w:val="Normal"/>
+    <w:next w:val="Normal"/>
     <w:qFormat/>
-    <w:uiPriority w:val="0"/>
     <w:pPr>
       <w:keepNext/>
       <w:keepLines/>
@@ -6569,13 +6329,12 @@
       <w:sz w:val="44"/>
     </w:rPr>
   </w:style>
-  <w:style w:type="paragraph" w:styleId="3">
+  <w:style w:type="paragraph" w:styleId="Heading2">
     <w:name w:val="heading 2"/>
-    <w:basedOn w:val="1"/>
-    <w:next w:val="1"/>
+    <w:basedOn w:val="Normal"/>
+    <w:next w:val="Normal"/>
     <w:unhideWhenUsed/>
     <w:qFormat/>
-    <w:uiPriority w:val="0"/>
     <w:pPr>
       <w:keepNext/>
       <w:keepLines/>
@@ -6588,19 +6347,18 @@
       <w:outlineLvl w:val="1"/>
     </w:pPr>
     <w:rPr>
-      <w:rFonts w:ascii="Arial" w:hAnsi="Arial" w:eastAsia="黑体"/>
+      <w:rFonts w:ascii="Arial" w:eastAsia="黑体" w:hAnsi="Arial"/>
       <w:b/>
       <w:sz w:val="32"/>
     </w:rPr>
   </w:style>
-  <w:style w:type="paragraph" w:styleId="4">
+  <w:style w:type="paragraph" w:styleId="Heading3">
     <w:name w:val="heading 3"/>
-    <w:basedOn w:val="1"/>
-    <w:next w:val="1"/>
+    <w:basedOn w:val="Normal"/>
+    <w:next w:val="Normal"/>
     <w:semiHidden/>
     <w:unhideWhenUsed/>
     <w:qFormat/>
-    <w:uiPriority w:val="0"/>
     <w:pPr>
       <w:keepNext/>
       <w:keepLines/>
@@ -6617,13 +6375,12 @@
       <w:sz w:val="32"/>
     </w:rPr>
   </w:style>
-  <w:style w:type="paragraph" w:styleId="5">
+  <w:style w:type="paragraph" w:styleId="Heading4">
     <w:name w:val="heading 4"/>
-    <w:basedOn w:val="1"/>
-    <w:next w:val="1"/>
+    <w:basedOn w:val="Normal"/>
+    <w:next w:val="Normal"/>
     <w:unhideWhenUsed/>
     <w:qFormat/>
-    <w:uiPriority w:val="0"/>
     <w:pPr>
       <w:keepNext/>
       <w:keepLines/>
@@ -6636,19 +6393,18 @@
       <w:outlineLvl w:val="3"/>
     </w:pPr>
     <w:rPr>
-      <w:rFonts w:ascii="Arial" w:hAnsi="Arial" w:eastAsia="黑体"/>
+      <w:rFonts w:ascii="Arial" w:eastAsia="黑体" w:hAnsi="Arial"/>
       <w:b/>
       <w:sz w:val="28"/>
     </w:rPr>
   </w:style>
-  <w:style w:type="paragraph" w:styleId="6">
+  <w:style w:type="paragraph" w:styleId="Heading5">
     <w:name w:val="heading 5"/>
-    <w:basedOn w:val="1"/>
-    <w:next w:val="1"/>
+    <w:basedOn w:val="Normal"/>
+    <w:next w:val="Normal"/>
     <w:semiHidden/>
     <w:unhideWhenUsed/>
     <w:qFormat/>
-    <w:uiPriority w:val="0"/>
     <w:pPr>
       <w:keepNext/>
       <w:keepLines/>
@@ -6665,14 +6421,13 @@
       <w:sz w:val="28"/>
     </w:rPr>
   </w:style>
-  <w:style w:type="paragraph" w:styleId="7">
+  <w:style w:type="paragraph" w:styleId="Heading6">
     <w:name w:val="heading 6"/>
-    <w:basedOn w:val="1"/>
-    <w:next w:val="1"/>
+    <w:basedOn w:val="Normal"/>
+    <w:next w:val="Normal"/>
     <w:semiHidden/>
     <w:unhideWhenUsed/>
     <w:qFormat/>
-    <w:uiPriority w:val="0"/>
     <w:pPr>
       <w:keepNext/>
       <w:keepLines/>
@@ -6685,19 +6440,18 @@
       <w:outlineLvl w:val="5"/>
     </w:pPr>
     <w:rPr>
-      <w:rFonts w:ascii="Arial" w:hAnsi="Arial" w:eastAsia="黑体"/>
+      <w:rFonts w:ascii="Arial" w:eastAsia="黑体" w:hAnsi="Arial"/>
       <w:b/>
       <w:sz w:val="24"/>
     </w:rPr>
   </w:style>
-  <w:style w:type="paragraph" w:styleId="8">
+  <w:style w:type="paragraph" w:styleId="Heading7">
     <w:name w:val="heading 7"/>
-    <w:basedOn w:val="1"/>
-    <w:next w:val="1"/>
+    <w:basedOn w:val="Normal"/>
+    <w:next w:val="Normal"/>
     <w:semiHidden/>
     <w:unhideWhenUsed/>
     <w:qFormat/>
-    <w:uiPriority w:val="0"/>
     <w:pPr>
       <w:keepNext/>
       <w:keepLines/>
@@ -6714,14 +6468,13 @@
       <w:sz w:val="24"/>
     </w:rPr>
   </w:style>
-  <w:style w:type="paragraph" w:styleId="9">
+  <w:style w:type="paragraph" w:styleId="Heading8">
     <w:name w:val="heading 8"/>
-    <w:basedOn w:val="1"/>
-    <w:next w:val="1"/>
+    <w:basedOn w:val="Normal"/>
+    <w:next w:val="Normal"/>
     <w:semiHidden/>
     <w:unhideWhenUsed/>
     <w:qFormat/>
-    <w:uiPriority w:val="0"/>
     <w:pPr>
       <w:keepNext/>
       <w:keepLines/>
@@ -6734,18 +6487,17 @@
       <w:outlineLvl w:val="7"/>
     </w:pPr>
     <w:rPr>
-      <w:rFonts w:ascii="Arial" w:hAnsi="Arial" w:eastAsia="黑体"/>
+      <w:rFonts w:ascii="Arial" w:eastAsia="黑体" w:hAnsi="Arial"/>
       <w:sz w:val="24"/>
     </w:rPr>
   </w:style>
-  <w:style w:type="paragraph" w:styleId="10">
+  <w:style w:type="paragraph" w:styleId="Heading9">
     <w:name w:val="heading 9"/>
-    <w:basedOn w:val="1"/>
-    <w:next w:val="1"/>
+    <w:basedOn w:val="Normal"/>
+    <w:next w:val="Normal"/>
     <w:semiHidden/>
     <w:unhideWhenUsed/>
     <w:qFormat/>
-    <w:uiPriority w:val="0"/>
     <w:pPr>
       <w:keepNext/>
       <w:keepLines/>
@@ -6758,21 +6510,19 @@
       <w:outlineLvl w:val="8"/>
     </w:pPr>
     <w:rPr>
-      <w:rFonts w:ascii="Arial" w:hAnsi="Arial" w:eastAsia="黑体"/>
+      <w:rFonts w:ascii="Arial" w:eastAsia="黑体" w:hAnsi="Arial"/>
       <w:sz w:val="21"/>
     </w:rPr>
   </w:style>
-  <w:style w:type="character" w:default="1" w:styleId="22">
+  <w:style w:type="character" w:default="1" w:styleId="DefaultParagraphFont">
     <w:name w:val="Default Paragraph Font"/>
     <w:semiHidden/>
     <w:qFormat/>
-    <w:uiPriority w:val="0"/>
   </w:style>
-  <w:style w:type="table" w:default="1" w:styleId="20">
+  <w:style w:type="table" w:default="1" w:styleId="TableNormal">
     <w:name w:val="Normal Table"/>
     <w:semiHidden/>
     <w:qFormat/>
-    <w:uiPriority w:val="0"/>
     <w:tblPr>
       <w:tblCellMar>
         <w:top w:w="0" w:type="dxa"/>
@@ -6782,43 +6532,39 @@
       </w:tblCellMar>
     </w:tblPr>
   </w:style>
-  <w:style w:type="paragraph" w:styleId="11">
+  <w:style w:type="paragraph" w:styleId="CommentText">
     <w:name w:val="annotation text"/>
-    <w:basedOn w:val="1"/>
+    <w:basedOn w:val="Normal"/>
     <w:qFormat/>
-    <w:uiPriority w:val="0"/>
     <w:pPr>
       <w:jc w:val="left"/>
     </w:pPr>
   </w:style>
-  <w:style w:type="paragraph" w:styleId="12">
+  <w:style w:type="paragraph" w:styleId="BodyText">
     <w:name w:val="Body Text"/>
-    <w:basedOn w:val="1"/>
+    <w:basedOn w:val="Normal"/>
     <w:semiHidden/>
     <w:qFormat/>
-    <w:uiPriority w:val="0"/>
     <w:rPr>
-      <w:rFonts w:ascii="Arial" w:hAnsi="Arial" w:eastAsia="Arial" w:cs="Arial"/>
+      <w:rFonts w:ascii="Arial" w:eastAsia="Arial" w:hAnsi="Arial" w:cs="Arial"/>
       <w:sz w:val="21"/>
       <w:szCs w:val="21"/>
       <w:lang w:val="en-US" w:eastAsia="en-US" w:bidi="ar-SA"/>
     </w:rPr>
   </w:style>
-  <w:style w:type="paragraph" w:styleId="13">
+  <w:style w:type="paragraph" w:styleId="TOC3">
     <w:name w:val="toc 3"/>
-    <w:basedOn w:val="1"/>
-    <w:next w:val="1"/>
+    <w:basedOn w:val="Normal"/>
+    <w:next w:val="Normal"/>
     <w:qFormat/>
-    <w:uiPriority w:val="0"/>
     <w:pPr>
       <w:ind w:left="840" w:leftChars="400"/>
     </w:pPr>
   </w:style>
-  <w:style w:type="paragraph" w:styleId="14">
+  <w:style w:type="paragraph" w:styleId="Footer">
     <w:name w:val="footer"/>
-    <w:basedOn w:val="1"/>
+    <w:basedOn w:val="Normal"/>
     <w:qFormat/>
-    <w:uiPriority w:val="0"/>
     <w:pPr>
       <w:tabs>
         <w:tab w:val="center" w:pos="4153"/>
@@ -6831,17 +6577,16 @@
       <w:sz w:val="18"/>
     </w:rPr>
   </w:style>
-  <w:style w:type="paragraph" w:styleId="15">
+  <w:style w:type="paragraph" w:styleId="Header">
     <w:name w:val="header"/>
-    <w:basedOn w:val="1"/>
+    <w:basedOn w:val="Normal"/>
     <w:qFormat/>
-    <w:uiPriority w:val="0"/>
     <w:pPr>
       <w:pBdr>
-        <w:top w:val="none" w:color="auto" w:sz="0" w:space="0"/>
-        <w:left w:val="none" w:color="auto" w:sz="0" w:space="0"/>
-        <w:bottom w:val="none" w:color="auto" w:sz="0" w:space="0"/>
-        <w:right w:val="none" w:color="auto" w:sz="0" w:space="0"/>
+        <w:top w:val="nil"/>
+        <w:left w:val="nil"/>
+        <w:bottom w:val="nil"/>
+        <w:right w:val="nil"/>
       </w:pBdr>
       <w:tabs>
         <w:tab w:val="center" w:pos="4153"/>
@@ -6856,41 +6601,37 @@
       <w:sz w:val="18"/>
     </w:rPr>
   </w:style>
-  <w:style w:type="paragraph" w:styleId="16">
+  <w:style w:type="paragraph" w:styleId="TOC1">
     <w:name w:val="toc 1"/>
-    <w:basedOn w:val="1"/>
-    <w:next w:val="1"/>
+    <w:basedOn w:val="Normal"/>
+    <w:next w:val="Normal"/>
     <w:qFormat/>
-    <w:uiPriority w:val="0"/>
     <w:rPr>
-      <w:rFonts w:ascii="Arial" w:hAnsi="Arial" w:eastAsia="Microsoft JhengHei"/>
+      <w:rFonts w:ascii="Arial" w:eastAsia="Microsoft JhengHei" w:hAnsi="Arial"/>
       <w:sz w:val="24"/>
     </w:rPr>
   </w:style>
-  <w:style w:type="paragraph" w:styleId="17">
+  <w:style w:type="paragraph" w:styleId="TOC2">
     <w:name w:val="toc 2"/>
-    <w:basedOn w:val="1"/>
-    <w:next w:val="1"/>
+    <w:basedOn w:val="Normal"/>
+    <w:next w:val="Normal"/>
     <w:qFormat/>
-    <w:uiPriority w:val="0"/>
     <w:pPr>
       <w:ind w:left="420" w:leftChars="200"/>
     </w:pPr>
   </w:style>
-  <w:style w:type="paragraph" w:styleId="18">
+  <w:style w:type="paragraph" w:styleId="NormalWeb">
     <w:name w:val="Normal (Web)"/>
-    <w:basedOn w:val="1"/>
+    <w:basedOn w:val="Normal"/>
     <w:qFormat/>
-    <w:uiPriority w:val="0"/>
     <w:rPr>
       <w:sz w:val="24"/>
     </w:rPr>
   </w:style>
-  <w:style w:type="paragraph" w:styleId="19">
+  <w:style w:type="paragraph" w:styleId="Title">
     <w:name w:val="Title"/>
-    <w:basedOn w:val="1"/>
+    <w:basedOn w:val="Normal"/>
     <w:qFormat/>
-    <w:uiPriority w:val="0"/>
     <w:pPr>
       <w:spacing w:before="240" w:beforeLines="0" w:beforeAutospacing="0" w:after="60" w:afterLines="0" w:afterAutospacing="0"/>
       <w:jc w:val="center"/>
@@ -6902,73 +6643,68 @@
       <w:sz w:val="32"/>
     </w:rPr>
   </w:style>
-  <w:style w:type="table" w:styleId="21">
+  <w:style w:type="table" w:styleId="TableGrid">
     <w:name w:val="Table Grid"/>
-    <w:basedOn w:val="20"/>
+    <w:basedOn w:val="TableNormal"/>
     <w:qFormat/>
-    <w:uiPriority w:val="0"/>
     <w:pPr>
       <w:widowControl w:val="0"/>
       <w:jc w:val="both"/>
     </w:pPr>
     <w:tblPr>
       <w:tblBorders>
-        <w:top w:val="single" w:color="auto" w:sz="4" w:space="0"/>
-        <w:left w:val="single" w:color="auto" w:sz="4" w:space="0"/>
-        <w:bottom w:val="single" w:color="auto" w:sz="4" w:space="0"/>
-        <w:right w:val="single" w:color="auto" w:sz="4" w:space="0"/>
-        <w:insideH w:val="single" w:color="auto" w:sz="4" w:space="0"/>
-        <w:insideV w:val="single" w:color="auto" w:sz="4" w:space="0"/>
+        <w:top w:val="single" w:sz="4" w:space="0" w:color="auto"/>
+        <w:left w:val="single" w:sz="4" w:space="0" w:color="auto"/>
+        <w:bottom w:val="single" w:sz="4" w:space="0" w:color="auto"/>
+        <w:right w:val="single" w:sz="4" w:space="0" w:color="auto"/>
+        <w:insideH w:val="single" w:sz="4" w:space="0" w:color="auto"/>
+        <w:insideV w:val="single" w:sz="4" w:space="0" w:color="auto"/>
       </w:tblBorders>
     </w:tblPr>
   </w:style>
-  <w:style w:type="character" w:styleId="23">
+  <w:style w:type="character" w:styleId="Strong">
     <w:name w:val="Strong"/>
-    <w:basedOn w:val="22"/>
+    <w:basedOn w:val="DefaultParagraphFont"/>
     <w:qFormat/>
-    <w:uiPriority w:val="0"/>
     <w:rPr>
       <w:b/>
     </w:rPr>
   </w:style>
-  <w:style w:type="paragraph" w:customStyle="1" w:styleId="24">
+  <w:style w:type="paragraph" w:customStyle="1" w:styleId="a">
     <w:name w:val="柴_公司名"/>
-    <w:basedOn w:val="19"/>
+    <w:basedOn w:val="Title"/>
     <w:qFormat/>
-    <w:uiPriority w:val="0"/>
     <w:pPr>
       <w:spacing w:after="600" w:afterLines="600"/>
     </w:pPr>
     <w:rPr>
-      <w:rFonts w:hint="eastAsia" w:ascii="宋体" w:hAnsi="宋体" w:eastAsia="宋体" w:cs="宋体"/>
+      <w:rFonts w:ascii="宋体" w:eastAsia="宋体" w:hAnsi="宋体" w:cs="宋体" w:hint="eastAsia"/>
       <w:bCs/>
       <w:spacing w:val="-6"/>
       <w:sz w:val="52"/>
       <w:szCs w:val="52"/>
     </w:rPr>
   </w:style>
-  <w:style w:type="paragraph" w:customStyle="1" w:styleId="25">
+  <w:style w:type="paragraph" w:customStyle="1" w:styleId="a0">
     <w:name w:val="柴_文档名"/>
-    <w:basedOn w:val="19"/>
+    <w:basedOn w:val="Title"/>
     <w:qFormat/>
-    <w:uiPriority w:val="0"/>
     <w:pPr>
       <w:spacing w:after="900" w:afterLines="900"/>
     </w:pPr>
     <w:rPr>
-      <w:rFonts w:ascii="黑体" w:hAnsi="黑体" w:eastAsia="黑体" w:cs="黑体"/>
+      <w:rFonts w:ascii="黑体" w:eastAsia="黑体" w:hAnsi="黑体" w:cs="黑体"/>
       <w:bCs/>
       <w:spacing w:val="-7"/>
       <w:sz w:val="52"/>
       <w:szCs w:val="52"/>
     </w:rPr>
   </w:style>
-  <w:style w:type="table" w:customStyle="1" w:styleId="26">
+  <w:style w:type="table" w:customStyle="1" w:styleId="TableNormal0">
     <w:name w:val="Table Normal_0"/>
     <w:semiHidden/>
     <w:unhideWhenUsed/>
     <w:qFormat/>
-    <w:uiPriority w:val="0"/>
     <w:tblPr>
       <w:tblCellMar>
         <w:top w:w="0" w:type="dxa"/>
@@ -6978,87 +6714,81 @@
       </w:tblCellMar>
     </w:tblPr>
   </w:style>
-  <w:style w:type="paragraph" w:customStyle="1" w:styleId="27">
+  <w:style w:type="paragraph" w:customStyle="1" w:styleId="TableText">
     <w:name w:val="Table Text"/>
-    <w:basedOn w:val="1"/>
+    <w:basedOn w:val="Normal"/>
     <w:semiHidden/>
     <w:qFormat/>
-    <w:uiPriority w:val="0"/>
     <w:rPr>
-      <w:rFonts w:ascii="宋体" w:hAnsi="宋体" w:eastAsia="宋体" w:cs="宋体"/>
+      <w:rFonts w:ascii="宋体" w:eastAsia="宋体" w:hAnsi="宋体" w:cs="宋体"/>
       <w:sz w:val="21"/>
       <w:szCs w:val="21"/>
       <w:lang w:val="en-US" w:eastAsia="en-US" w:bidi="ar-SA"/>
     </w:rPr>
   </w:style>
-  <w:style w:type="paragraph" w:customStyle="1" w:styleId="28">
+  <w:style w:type="paragraph" w:customStyle="1" w:styleId="1">
     <w:name w:val="柴_标题1"/>
-    <w:basedOn w:val="2"/>
-    <w:next w:val="29"/>
-    <w:link w:val="38"/>
+    <w:basedOn w:val="Heading1"/>
+    <w:next w:val="a1"/>
+    <w:link w:val="1Char"/>
     <w:qFormat/>
-    <w:uiPriority w:val="0"/>
     <w:pPr>
       <w:spacing w:before="100" w:after="90" w:line="360" w:lineRule="auto"/>
     </w:pPr>
     <w:rPr>
-      <w:rFonts w:ascii="Arial" w:hAnsi="Arial" w:eastAsia="宋体"/>
+      <w:rFonts w:ascii="Arial" w:eastAsia="宋体" w:hAnsi="Arial"/>
       <w:sz w:val="32"/>
     </w:rPr>
   </w:style>
-  <w:style w:type="paragraph" w:customStyle="1" w:styleId="29">
+  <w:style w:type="paragraph" w:customStyle="1" w:styleId="a1">
     <w:name w:val="柴_正文"/>
-    <w:basedOn w:val="12"/>
-    <w:link w:val="42"/>
+    <w:basedOn w:val="BodyText"/>
+    <w:link w:val="Char"/>
     <w:qFormat/>
-    <w:uiPriority w:val="0"/>
     <w:pPr>
       <w:spacing w:line="360" w:lineRule="auto"/>
       <w:ind w:firstLine="470" w:firstLineChars="200"/>
     </w:pPr>
     <w:rPr>
-      <w:rFonts w:ascii="Arial" w:hAnsi="Arial" w:eastAsia="宋体"/>
+      <w:rFonts w:ascii="Arial" w:eastAsia="宋体" w:hAnsi="Arial"/>
       <w:sz w:val="24"/>
       <w:lang w:eastAsia="zh-CN"/>
     </w:rPr>
   </w:style>
-  <w:style w:type="paragraph" w:customStyle="1" w:styleId="30">
+  <w:style w:type="paragraph" w:customStyle="1" w:styleId="2">
     <w:name w:val="柴_标题2"/>
-    <w:basedOn w:val="3"/>
-    <w:next w:val="29"/>
+    <w:basedOn w:val="Heading2"/>
+    <w:next w:val="a1"/>
     <w:qFormat/>
-    <w:uiPriority w:val="0"/>
     <w:pPr>
       <w:spacing w:line="360" w:lineRule="auto"/>
     </w:pPr>
     <w:rPr>
-      <w:rFonts w:ascii="Arial" w:hAnsi="Arial" w:eastAsia="宋体"/>
+      <w:rFonts w:ascii="Arial" w:eastAsia="宋体" w:hAnsi="Arial"/>
       <w:sz w:val="28"/>
     </w:rPr>
   </w:style>
-  <w:style w:type="paragraph" w:customStyle="1" w:styleId="31">
+  <w:style w:type="paragraph" w:customStyle="1" w:styleId="3">
     <w:name w:val="柴_标题3"/>
-    <w:basedOn w:val="4"/>
-    <w:next w:val="29"/>
+    <w:basedOn w:val="Heading3"/>
+    <w:next w:val="a1"/>
     <w:qFormat/>
-    <w:uiPriority w:val="0"/>
     <w:pPr>
       <w:spacing w:line="360" w:lineRule="auto"/>
       <w:ind w:left="0" w:firstLine="472" w:firstLineChars="200"/>
     </w:pPr>
     <w:rPr>
-      <w:rFonts w:ascii="宋体" w:hAnsi="宋体" w:eastAsia="宋体" w:cs="宋体"/>
+      <w:rFonts w:ascii="宋体" w:eastAsia="宋体" w:hAnsi="宋体" w:cs="宋体"/>
       <w:spacing w:val="-2"/>
       <w:sz w:val="24"/>
       <w:szCs w:val="24"/>
     </w:rPr>
   </w:style>
-  <w:style w:type="paragraph" w:customStyle="1" w:styleId="32">
+  <w:style w:type="paragraph" w:customStyle="1" w:styleId="a2">
     <w:name w:val="柴_目录"/>
-    <w:basedOn w:val="1"/>
-    <w:next w:val="12"/>
+    <w:basedOn w:val="Normal"/>
+    <w:next w:val="BodyText"/>
     <w:qFormat/>
-    <w:uiPriority w:val="0"/>
     <w:pPr>
       <w:tabs>
         <w:tab w:val="right" w:leader="dot" w:pos="8442"/>
@@ -7066,64 +6796,59 @@
       <w:ind w:left="0" w:leftChars="0"/>
     </w:pPr>
     <w:rPr>
-      <w:rFonts w:ascii="Arial" w:hAnsi="Arial" w:eastAsia="Microsoft JhengHei"/>
+      <w:rFonts w:ascii="Arial" w:eastAsia="Microsoft JhengHei" w:hAnsi="Arial"/>
       <w:sz w:val="24"/>
     </w:rPr>
   </w:style>
-  <w:style w:type="paragraph" w:customStyle="1" w:styleId="33">
+  <w:style w:type="paragraph" w:customStyle="1" w:styleId="WPSOffice1">
     <w:name w:val="WPSOffice手动目录 1"/>
     <w:qFormat/>
-    <w:uiPriority w:val="0"/>
     <w:pPr>
       <w:ind w:leftChars="0"/>
     </w:pPr>
     <w:rPr>
-      <w:rFonts w:ascii="Times New Roman" w:hAnsi="Times New Roman" w:eastAsia="宋体" w:cs="Times New Roman"/>
+      <w:rFonts w:ascii="Times New Roman" w:eastAsia="宋体" w:hAnsi="Times New Roman" w:cs="Times New Roman"/>
       <w:sz w:val="20"/>
       <w:szCs w:val="20"/>
     </w:rPr>
   </w:style>
-  <w:style w:type="paragraph" w:customStyle="1" w:styleId="34">
+  <w:style w:type="paragraph" w:customStyle="1" w:styleId="WPSOffice2">
     <w:name w:val="WPSOffice手动目录 2"/>
     <w:qFormat/>
-    <w:uiPriority w:val="0"/>
     <w:pPr>
       <w:ind w:leftChars="200"/>
     </w:pPr>
     <w:rPr>
-      <w:rFonts w:ascii="Times New Roman" w:hAnsi="Times New Roman" w:eastAsia="宋体" w:cs="Times New Roman"/>
+      <w:rFonts w:ascii="Times New Roman" w:eastAsia="宋体" w:hAnsi="Times New Roman" w:cs="Times New Roman"/>
       <w:sz w:val="20"/>
       <w:szCs w:val="20"/>
     </w:rPr>
   </w:style>
-  <w:style w:type="paragraph" w:customStyle="1" w:styleId="35">
+  <w:style w:type="paragraph" w:customStyle="1" w:styleId="WPSOffice3">
     <w:name w:val="WPSOffice手动目录 3"/>
     <w:qFormat/>
-    <w:uiPriority w:val="0"/>
     <w:pPr>
       <w:ind w:leftChars="400"/>
     </w:pPr>
     <w:rPr>
-      <w:rFonts w:ascii="Times New Roman" w:hAnsi="Times New Roman" w:eastAsia="宋体" w:cs="Times New Roman"/>
+      <w:rFonts w:ascii="Times New Roman" w:eastAsia="宋体" w:hAnsi="Times New Roman" w:cs="Times New Roman"/>
       <w:sz w:val="20"/>
       <w:szCs w:val="20"/>
     </w:rPr>
   </w:style>
-  <w:style w:type="paragraph" w:customStyle="1" w:styleId="36">
+  <w:style w:type="paragraph" w:customStyle="1" w:styleId="Compact">
     <w:name w:val="Compact"/>
-    <w:basedOn w:val="12"/>
+    <w:basedOn w:val="BodyText"/>
     <w:qFormat/>
-    <w:uiPriority w:val="0"/>
     <w:pPr>
       <w:spacing w:before="36" w:after="36"/>
     </w:pPr>
   </w:style>
-  <w:style w:type="table" w:customStyle="1" w:styleId="37">
+  <w:style w:type="table" w:customStyle="1" w:styleId="Table">
     <w:name w:val="Table"/>
     <w:semiHidden/>
     <w:unhideWhenUsed/>
     <w:qFormat/>
-    <w:uiPriority w:val="0"/>
     <w:tblPr>
       <w:tblCellMar>
         <w:top w:w="0" w:type="dxa"/>
@@ -7135,28 +6860,26 @@
     <w:tblStylePr w:type="firstRow">
       <w:tcPr>
         <w:tcBorders>
-          <w:bottom w:val="single" w:color="auto" w:sz="0" w:space="0"/>
+          <w:bottom w:val="single" w:sz="0" w:space="0" w:color="auto"/>
         </w:tcBorders>
         <w:vAlign w:val="bottom"/>
       </w:tcPr>
     </w:tblStylePr>
   </w:style>
-  <w:style w:type="character" w:customStyle="1" w:styleId="38">
+  <w:style w:type="character" w:customStyle="1" w:styleId="1Char">
     <w:name w:val="柴_标题1 Char"/>
-    <w:link w:val="28"/>
+    <w:link w:val="1"/>
     <w:qFormat/>
-    <w:uiPriority w:val="0"/>
     <w:rPr>
-      <w:rFonts w:ascii="Arial" w:hAnsi="Arial" w:eastAsia="宋体"/>
+      <w:rFonts w:ascii="Arial" w:eastAsia="宋体" w:hAnsi="Arial"/>
       <w:sz w:val="32"/>
     </w:rPr>
   </w:style>
-  <w:style w:type="table" w:customStyle="1" w:styleId="39">
+  <w:style w:type="table" w:customStyle="1" w:styleId="TableNormal1">
     <w:name w:val="Table Normal_1"/>
     <w:semiHidden/>
     <w:unhideWhenUsed/>
     <w:qFormat/>
-    <w:uiPriority w:val="0"/>
     <w:tblPr>
       <w:tblCellMar>
         <w:top w:w="0" w:type="dxa"/>
@@ -7166,11 +6889,10 @@
       </w:tblCellMar>
     </w:tblPr>
   </w:style>
-  <w:style w:type="paragraph" w:customStyle="1" w:styleId="40">
+  <w:style w:type="paragraph" w:customStyle="1" w:styleId="a3">
     <w:name w:val="柴_正文_无缩进"/>
-    <w:basedOn w:val="1"/>
+    <w:basedOn w:val="Normal"/>
     <w:qFormat/>
-    <w:uiPriority w:val="0"/>
     <w:pPr>
       <w:ind w:firstLine="0" w:firstLineChars="0"/>
     </w:pPr>
@@ -7180,31 +6902,29 @@
       <w:lang w:eastAsia="zh-CN"/>
     </w:rPr>
   </w:style>
-  <w:style w:type="paragraph" w:customStyle="1" w:styleId="41">
+  <w:style w:type="paragraph" w:customStyle="1" w:styleId="4">
     <w:name w:val="柴_标题4"/>
-    <w:basedOn w:val="5"/>
-    <w:next w:val="1"/>
+    <w:basedOn w:val="Heading4"/>
+    <w:next w:val="Normal"/>
     <w:qFormat/>
-    <w:uiPriority w:val="0"/>
     <w:pPr>
       <w:widowControl w:val="0"/>
       <w:spacing w:before="160" w:line="360" w:lineRule="auto"/>
-      <w:ind w:left="981" w:leftChars="300" w:hanging="862"/>
+      <w:ind w:left="981" w:hanging="862" w:leftChars="300"/>
     </w:pPr>
     <w:rPr>
-      <w:rFonts w:hint="eastAsia" w:ascii="Calibri" w:hAnsi="Calibri" w:eastAsia="宋体" w:cs="宋体"/>
+      <w:rFonts w:ascii="Calibri" w:eastAsia="宋体" w:hAnsi="Calibri" w:cs="宋体" w:hint="eastAsia"/>
       <w:sz w:val="24"/>
       <w:szCs w:val="24"/>
       <w:lang w:eastAsia="zh-CN" w:bidi="zh-CN"/>
     </w:rPr>
   </w:style>
-  <w:style w:type="character" w:customStyle="1" w:styleId="42">
+  <w:style w:type="character" w:customStyle="1" w:styleId="Char">
     <w:name w:val="柴_正文 Char"/>
-    <w:link w:val="29"/>
+    <w:link w:val="a1"/>
     <w:qFormat/>
-    <w:uiPriority w:val="0"/>
     <w:rPr>
-      <w:rFonts w:ascii="Arial" w:hAnsi="Arial" w:eastAsia="宋体"/>
+      <w:rFonts w:ascii="Arial" w:eastAsia="宋体" w:hAnsi="Arial"/>
       <w:sz w:val="24"/>
       <w:lang w:eastAsia="zh-CN"/>
     </w:rPr>

--- a/6-过程管理/运行记录类文件/ZGS-06-15-中国广电重庆BOSS系统存储维保项目-信息安全管理报告.docx
+++ b/6-过程管理/运行记录类文件/ZGS-06-15-中国广电重庆BOSS系统存储维保项目-信息安全管理报告.docx
@@ -1,11 +1,10 @@
 
 <file path=word/document.xml><?xml version="1.0" encoding="utf-8"?>
-<w:document xmlns:wpc="http://schemas.microsoft.com/office/word/2010/wordprocessingCanvas" xmlns:mc="http://schemas.openxmlformats.org/markup-compatibility/2006" xmlns:o="urn:schemas-microsoft-com:office:office" xmlns:r="http://schemas.openxmlformats.org/officeDocument/2006/relationships" xmlns:m="http://schemas.openxmlformats.org/officeDocument/2006/math" xmlns:v="urn:schemas-microsoft-com:vml" xmlns:wp14="http://schemas.microsoft.com/office/word/2010/wordprocessingDrawing" xmlns:wp="http://schemas.openxmlformats.org/drawingml/2006/wordprocessingDrawing" xmlns:w10="urn:schemas-microsoft-com:office:word" xmlns:w="http://schemas.openxmlformats.org/wordprocessingml/2006/main" xmlns:w14="http://schemas.microsoft.com/office/word/2010/wordml" xmlns:w15="http://schemas.microsoft.com/office/word/2012/wordml" xmlns:wne="http://schemas.microsoft.com/office/word/2006/wordml" xmlns:wpg="http://schemas.microsoft.com/office/word/2010/wordprocessingGroup" xmlns:wpi="http://schemas.microsoft.com/office/word/2010/wordprocessingInk" xmlns:wps="http://schemas.microsoft.com/office/word/2010/wordprocessingShape" mc:Ignorable="w14 w15 wp14">
-  <!-- Generated by Aspose.Words for .NET 13.3.0.1 -->
+<w:document xmlns:wpc="http://schemas.microsoft.com/office/word/2010/wordprocessingCanvas" xmlns:mc="http://schemas.openxmlformats.org/markup-compatibility/2006" xmlns:o="urn:schemas-microsoft-com:office:office" xmlns:r="http://schemas.openxmlformats.org/officeDocument/2006/relationships" xmlns:m="http://schemas.openxmlformats.org/officeDocument/2006/math" xmlns:v="urn:schemas-microsoft-com:vml" xmlns:wp14="http://schemas.microsoft.com/office/word/2010/wordprocessingDrawing" xmlns:wp="http://schemas.openxmlformats.org/drawingml/2006/wordprocessingDrawing" xmlns:w="http://schemas.openxmlformats.org/wordprocessingml/2006/main" xmlns:w14="http://schemas.microsoft.com/office/word/2010/wordml" xmlns:w10="urn:schemas-microsoft-com:office:word" xmlns:w15="http://schemas.microsoft.com/office/word/2012/wordml" xmlns:wpg="http://schemas.microsoft.com/office/word/2010/wordprocessingGroup" xmlns:wpi="http://schemas.microsoft.com/office/word/2010/wordprocessingInk" xmlns:wne="http://schemas.microsoft.com/office/word/2006/wordml" xmlns:wps="http://schemas.microsoft.com/office/word/2010/wordprocessingShape" xmlns:wpsCustomData="http://www.wps.cn/officeDocument/2013/wpsCustomData" mc:Ignorable="w14 w15 wp14">
   <w:body>
     <w:p>
       <w:pPr>
-        <w:pStyle w:val="a"/>
+        <w:pStyle w:val="24"/>
         <w:keepNext w:val="0"/>
         <w:keepLines w:val="0"/>
         <w:pageBreakBefore w:val="0"/>
@@ -22,10 +21,10 @@
         <w:spacing w:before="3120" w:beforeLines="1000"/>
         <w:textAlignment w:val="baseline"/>
       </w:pPr>
-      <w:bookmarkStart w:id="0" w:name="_Toc6149"/>
+      <w:bookmarkStart w:id="0" w:name="_Toc10067"/>
       <w:r>
         <w:drawing>
-          <wp:anchor distT="0" distB="0" distL="114300" distR="114300" simplePos="0" relativeHeight="251659264" behindDoc="1" locked="0" layoutInCell="1" allowOverlap="1">
+          <wp:anchor distT="0" distB="0" distL="114300" distR="114300" simplePos="0" relativeHeight="251660288" behindDoc="1" locked="0" layoutInCell="1" allowOverlap="1">
             <wp:simplePos x="0" y="0"/>
             <wp:positionH relativeFrom="column">
               <wp:posOffset>0</wp:posOffset>
@@ -50,7 +49,7 @@
                     </pic:cNvPicPr>
                   </pic:nvPicPr>
                   <pic:blipFill>
-                    <a:blip xmlns:r="http://schemas.openxmlformats.org/officeDocument/2006/relationships" r:embed="rId4"/>
+                    <a:blip r:embed="rId12"/>
                     <a:stretch>
                       <a:fillRect/>
                     </a:stretch>
@@ -80,7 +79,7 @@
           <w:lang w:val="en-US" w:eastAsia="zh-CN"/>
         </w:rPr>
         <w:drawing>
-          <wp:anchor distT="0" distB="0" distL="114300" distR="114300" simplePos="0" relativeHeight="251658240" behindDoc="1" locked="0" layoutInCell="1" allowOverlap="1">
+          <wp:anchor distT="0" distB="0" distL="114300" distR="114300" simplePos="0" relativeHeight="251659264" behindDoc="1" locked="0" layoutInCell="1" allowOverlap="1">
             <wp:simplePos x="0" y="0"/>
             <wp:positionH relativeFrom="column">
               <wp:posOffset>635</wp:posOffset>
@@ -105,7 +104,7 @@
                     </pic:cNvPicPr>
                   </pic:nvPicPr>
                   <pic:blipFill>
-                    <a:blip xmlns:r="http://schemas.openxmlformats.org/officeDocument/2006/relationships" r:embed="rId5">
+                    <a:blip r:embed="rId13">
                       <a:alphaModFix amt="58000"/>
                       <a:lum contrast="-52000"/>
                     </a:blip>
@@ -139,7 +138,7 @@
     </w:p>
     <w:p>
       <w:pPr>
-        <w:pStyle w:val="a0"/>
+        <w:pStyle w:val="25"/>
         <w:keepNext w:val="0"/>
         <w:keepLines w:val="0"/>
         <w:pageBreakBefore w:val="0"/>
@@ -160,7 +159,7 @@
           <w:lang w:val="en-US" w:eastAsia="zh-CN"/>
         </w:rPr>
       </w:pPr>
-      <w:bookmarkStart w:id="1" w:name="_Toc15227"/>
+      <w:bookmarkStart w:id="1" w:name="_Toc24218"/>
       <w:r>
         <w:rPr>
           <w:rFonts w:hint="eastAsia"/>
@@ -186,11 +185,11 @@
         <w:adjustRightInd w:val="0"/>
         <w:snapToGrid w:val="0"/>
         <w:spacing w:after="624" w:afterLines="200" w:line="219" w:lineRule="auto"/>
-        <w:ind w:left="0" w:right="0" w:firstLine="0" w:leftChars="0" w:rightChars="0" w:firstLineChars="0"/>
+        <w:ind w:left="0" w:leftChars="0" w:right="0" w:rightChars="0" w:firstLine="0" w:firstLineChars="0"/>
         <w:jc w:val="center"/>
         <w:textAlignment w:val="baseline"/>
         <w:rPr>
-          <w:rFonts w:ascii="宋体" w:eastAsia="宋体" w:hAnsi="宋体" w:cs="宋体" w:hint="default"/>
+          <w:rFonts w:hint="default" w:ascii="宋体" w:hAnsi="宋体" w:eastAsia="宋体" w:cs="宋体"/>
           <w:sz w:val="24"/>
           <w:szCs w:val="24"/>
           <w:lang w:val="en-US" w:eastAsia="zh-CN"/>
@@ -198,7 +197,7 @@
       </w:pPr>
       <w:r>
         <w:rPr>
-          <w:rFonts w:ascii="宋体" w:eastAsia="宋体" w:hAnsi="宋体" w:cs="宋体"/>
+          <w:rFonts w:ascii="宋体" w:hAnsi="宋体" w:eastAsia="宋体" w:cs="宋体"/>
           <w:b/>
           <w:bCs/>
           <w:spacing w:val="-3"/>
@@ -210,17 +209,18 @@
     </w:p>
     <w:tbl>
       <w:tblPr>
-        <w:tblStyle w:val="TableGrid"/>
+        <w:tblStyle w:val="21"/>
         <w:tblW w:w="0" w:type="auto"/>
         <w:jc w:val="center"/>
         <w:tblBorders>
-          <w:top w:val="nil"/>
-          <w:left w:val="nil"/>
-          <w:bottom w:val="nil"/>
-          <w:right w:val="nil"/>
-          <w:insideH w:val="nil"/>
-          <w:insideV w:val="nil"/>
+          <w:top w:val="none" w:color="auto" w:sz="0" w:space="0"/>
+          <w:left w:val="none" w:color="auto" w:sz="0" w:space="0"/>
+          <w:bottom w:val="none" w:color="auto" w:sz="0" w:space="0"/>
+          <w:right w:val="none" w:color="auto" w:sz="0" w:space="0"/>
+          <w:insideH w:val="none" w:color="auto" w:sz="0" w:space="0"/>
+          <w:insideV w:val="none" w:color="auto" w:sz="0" w:space="0"/>
         </w:tblBorders>
+        <w:tblLayout w:type="autofit"/>
         <w:tblCellMar>
           <w:top w:w="0" w:type="dxa"/>
           <w:left w:w="108" w:type="dxa"/>
@@ -234,15 +234,13 @@
       </w:tblGrid>
       <w:tr>
         <w:tblPrEx>
-          <w:tblW w:w="0" w:type="auto"/>
-          <w:jc w:val="center"/>
           <w:tblBorders>
-            <w:top w:val="nil"/>
-            <w:left w:val="nil"/>
-            <w:bottom w:val="nil"/>
-            <w:right w:val="nil"/>
-            <w:insideH w:val="nil"/>
-            <w:insideV w:val="nil"/>
+            <w:top w:val="none" w:color="auto" w:sz="0" w:space="0"/>
+            <w:left w:val="none" w:color="auto" w:sz="0" w:space="0"/>
+            <w:bottom w:val="none" w:color="auto" w:sz="0" w:space="0"/>
+            <w:right w:val="none" w:color="auto" w:sz="0" w:space="0"/>
+            <w:insideH w:val="none" w:color="auto" w:sz="0" w:space="0"/>
+            <w:insideV w:val="none" w:color="auto" w:sz="0" w:space="0"/>
           </w:tblBorders>
           <w:tblCellMar>
             <w:top w:w="0" w:type="dxa"/>
@@ -252,7 +250,7 @@
           </w:tblCellMar>
         </w:tblPrEx>
         <w:trPr>
-          <w:trHeight w:val="810"/>
+          <w:trHeight w:val="810" w:hRule="atLeast"/>
           <w:jc w:val="center"/>
         </w:trPr>
         <w:tc>
@@ -291,7 +289,7 @@
             </w:r>
             <w:r>
               <w:rPr>
-                <w:rFonts w:asciiTheme="minorAscii" w:eastAsiaTheme="minorEastAsia" w:hAnsiTheme="minorAscii" w:hint="default"/>
+                <w:rFonts w:hint="default" w:asciiTheme="minorAscii" w:hAnsiTheme="minorAscii" w:eastAsiaTheme="minorEastAsia"/>
                 <w:spacing w:val="227"/>
                 <w:sz w:val="21"/>
                 <w:vertAlign w:val="baseline"/>
@@ -346,7 +344,7 @@
             </w:r>
             <w:r>
               <w:rPr>
-                <w:rFonts w:asciiTheme="minorAscii" w:eastAsiaTheme="minorEastAsia" w:hAnsiTheme="minorAscii" w:hint="eastAsia"/>
+                <w:rFonts w:hint="eastAsia" w:asciiTheme="minorAscii" w:hAnsiTheme="minorAscii" w:eastAsiaTheme="minorEastAsia"/>
                 <w:spacing w:val="227"/>
                 <w:sz w:val="21"/>
                 <w:vertAlign w:val="baseline"/>
@@ -368,8 +366,14 @@
       </w:tr>
       <w:tr>
         <w:tblPrEx>
-          <w:tblW w:w="0" w:type="auto"/>
-          <w:jc w:val="center"/>
+          <w:tblBorders>
+            <w:top w:val="none" w:color="auto" w:sz="0" w:space="0"/>
+            <w:left w:val="none" w:color="auto" w:sz="0" w:space="0"/>
+            <w:bottom w:val="none" w:color="auto" w:sz="0" w:space="0"/>
+            <w:right w:val="none" w:color="auto" w:sz="0" w:space="0"/>
+            <w:insideH w:val="none" w:color="auto" w:sz="0" w:space="0"/>
+            <w:insideV w:val="none" w:color="auto" w:sz="0" w:space="0"/>
+          </w:tblBorders>
           <w:tblCellMar>
             <w:top w:w="0" w:type="dxa"/>
             <w:left w:w="108" w:type="dxa"/>
@@ -378,7 +382,7 @@
           </w:tblCellMar>
         </w:tblPrEx>
         <w:trPr>
-          <w:trHeight w:val="810"/>
+          <w:trHeight w:val="810" w:hRule="atLeast"/>
           <w:jc w:val="center"/>
         </w:trPr>
         <w:tc>
@@ -403,7 +407,7 @@
               <w:snapToGrid w:val="0"/>
               <w:textAlignment w:val="baseline"/>
               <w:rPr>
-                <w:rFonts w:ascii="Arial" w:eastAsia="Arial" w:hAnsi="Arial" w:cs="Arial" w:hint="default"/>
+                <w:rFonts w:hint="default" w:ascii="Arial" w:hAnsi="Arial" w:eastAsia="Arial" w:cs="Arial"/>
                 <w:snapToGrid w:val="0"/>
                 <w:color w:val="000000"/>
                 <w:kern w:val="0"/>
@@ -435,7 +439,7 @@
             </w:r>
             <w:r>
               <w:rPr>
-                <w:rFonts w:asciiTheme="minorAscii" w:eastAsiaTheme="minorEastAsia" w:hAnsiTheme="minorAscii" w:hint="default"/>
+                <w:rFonts w:hint="default" w:asciiTheme="minorAscii" w:hAnsiTheme="minorAscii" w:eastAsiaTheme="minorEastAsia"/>
                 <w:spacing w:val="227"/>
                 <w:sz w:val="21"/>
                 <w:vertAlign w:val="baseline"/>
@@ -489,7 +493,7 @@
               <w:snapToGrid w:val="0"/>
               <w:textAlignment w:val="baseline"/>
               <w:rPr>
-                <w:rFonts w:ascii="Arial" w:eastAsia="Arial" w:hAnsi="Arial" w:cs="Arial" w:hint="default"/>
+                <w:rFonts w:hint="default" w:ascii="Arial" w:hAnsi="Arial" w:eastAsia="Arial" w:cs="Arial"/>
                 <w:snapToGrid w:val="0"/>
                 <w:color w:val="000000"/>
                 <w:kern w:val="0"/>
@@ -505,21 +509,11 @@
                 <w:vertAlign w:val="baseline"/>
                 <w:lang w:val="en-US" w:eastAsia="zh-CN"/>
               </w:rPr>
-              <w:t>审核</w:t>
-            </w:r>
-            <w:bookmarkStart w:id="2" w:name="_GoBack"/>
-            <w:bookmarkEnd w:id="2"/>
-            <w:r>
-              <w:rPr>
-                <w:rFonts w:hint="eastAsia"/>
-                <w:vertAlign w:val="baseline"/>
-                <w:lang w:val="en-US" w:eastAsia="zh-CN"/>
-              </w:rPr>
-              <w:t>时间</w:t>
-            </w:r>
-            <w:r>
-              <w:rPr>
-                <w:rFonts w:asciiTheme="minorAscii" w:eastAsiaTheme="minorEastAsia" w:hAnsiTheme="minorAscii" w:hint="eastAsia"/>
+              <w:t>审核时间</w:t>
+            </w:r>
+            <w:r>
+              <w:rPr>
+                <w:rFonts w:hint="eastAsia" w:asciiTheme="minorAscii" w:hAnsiTheme="minorAscii" w:eastAsiaTheme="minorEastAsia"/>
                 <w:spacing w:val="227"/>
                 <w:sz w:val="21"/>
                 <w:vertAlign w:val="baseline"/>
@@ -541,8 +535,14 @@
       </w:tr>
       <w:tr>
         <w:tblPrEx>
-          <w:tblW w:w="0" w:type="auto"/>
-          <w:jc w:val="center"/>
+          <w:tblBorders>
+            <w:top w:val="none" w:color="auto" w:sz="0" w:space="0"/>
+            <w:left w:val="none" w:color="auto" w:sz="0" w:space="0"/>
+            <w:bottom w:val="none" w:color="auto" w:sz="0" w:space="0"/>
+            <w:right w:val="none" w:color="auto" w:sz="0" w:space="0"/>
+            <w:insideH w:val="none" w:color="auto" w:sz="0" w:space="0"/>
+            <w:insideV w:val="none" w:color="auto" w:sz="0" w:space="0"/>
+          </w:tblBorders>
           <w:tblCellMar>
             <w:top w:w="0" w:type="dxa"/>
             <w:left w:w="108" w:type="dxa"/>
@@ -551,7 +551,7 @@
           </w:tblCellMar>
         </w:tblPrEx>
         <w:trPr>
-          <w:trHeight w:val="635"/>
+          <w:trHeight w:val="635" w:hRule="atLeast"/>
           <w:jc w:val="center"/>
         </w:trPr>
         <w:tc>
@@ -628,7 +628,7 @@
             </w:r>
             <w:r>
               <w:rPr>
-                <w:rFonts w:asciiTheme="minorAscii" w:eastAsiaTheme="minorEastAsia" w:hAnsiTheme="minorAscii" w:hint="eastAsia"/>
+                <w:rFonts w:hint="eastAsia" w:asciiTheme="minorAscii" w:hAnsiTheme="minorAscii" w:eastAsiaTheme="minorEastAsia"/>
                 <w:spacing w:val="227"/>
                 <w:sz w:val="21"/>
                 <w:vertAlign w:val="baseline"/>
@@ -689,14 +689,14 @@
         <w:ind w:left="3634"/>
         <w:textAlignment w:val="baseline"/>
         <w:rPr>
-          <w:rFonts w:ascii="宋体" w:eastAsia="宋体" w:hAnsi="宋体" w:cs="宋体"/>
+          <w:rFonts w:ascii="宋体" w:hAnsi="宋体" w:eastAsia="宋体" w:cs="宋体"/>
           <w:sz w:val="31"/>
           <w:szCs w:val="31"/>
         </w:rPr>
       </w:pPr>
       <w:r>
         <w:rPr>
-          <w:rFonts w:ascii="宋体" w:eastAsia="宋体" w:hAnsi="宋体" w:cs="宋体"/>
+          <w:rFonts w:ascii="宋体" w:hAnsi="宋体" w:eastAsia="宋体" w:cs="宋体"/>
           <w:b/>
           <w:bCs/>
           <w:spacing w:val="4"/>
@@ -708,16 +708,16 @@
     </w:p>
     <w:tbl>
       <w:tblPr>
-        <w:tblStyle w:val="TableNormal0"/>
+        <w:tblStyle w:val="26"/>
         <w:tblW w:w="7137" w:type="dxa"/>
         <w:jc w:val="center"/>
         <w:tblBorders>
-          <w:top w:val="single" w:sz="2" w:space="0" w:color="000000"/>
-          <w:left w:val="single" w:sz="2" w:space="0" w:color="000000"/>
-          <w:bottom w:val="single" w:sz="2" w:space="0" w:color="000000"/>
-          <w:right w:val="single" w:sz="2" w:space="0" w:color="000000"/>
-          <w:insideH w:val="single" w:sz="2" w:space="0" w:color="000000"/>
-          <w:insideV w:val="single" w:sz="2" w:space="0" w:color="000000"/>
+          <w:top w:val="single" w:color="000000" w:sz="2" w:space="0"/>
+          <w:left w:val="single" w:color="000000" w:sz="2" w:space="0"/>
+          <w:bottom w:val="single" w:color="000000" w:sz="2" w:space="0"/>
+          <w:right w:val="single" w:color="000000" w:sz="2" w:space="0"/>
+          <w:insideH w:val="single" w:color="000000" w:sz="2" w:space="0"/>
+          <w:insideV w:val="single" w:color="000000" w:sz="2" w:space="0"/>
         </w:tblBorders>
         <w:tblLayout w:type="fixed"/>
         <w:tblCellMar>
@@ -735,17 +735,14 @@
       </w:tblGrid>
       <w:tr>
         <w:tblPrEx>
-          <w:tblW w:w="7137" w:type="dxa"/>
-          <w:jc w:val="center"/>
           <w:tblBorders>
-            <w:top w:val="single" w:sz="2" w:space="0" w:color="000000"/>
-            <w:left w:val="single" w:sz="2" w:space="0" w:color="000000"/>
-            <w:bottom w:val="single" w:sz="2" w:space="0" w:color="000000"/>
-            <w:right w:val="single" w:sz="2" w:space="0" w:color="000000"/>
-            <w:insideH w:val="single" w:sz="2" w:space="0" w:color="000000"/>
-            <w:insideV w:val="single" w:sz="2" w:space="0" w:color="000000"/>
+            <w:top w:val="single" w:color="000000" w:sz="2" w:space="0"/>
+            <w:left w:val="single" w:color="000000" w:sz="2" w:space="0"/>
+            <w:bottom w:val="single" w:color="000000" w:sz="2" w:space="0"/>
+            <w:right w:val="single" w:color="000000" w:sz="2" w:space="0"/>
+            <w:insideH w:val="single" w:color="000000" w:sz="2" w:space="0"/>
+            <w:insideV w:val="single" w:color="000000" w:sz="2" w:space="0"/>
           </w:tblBorders>
-          <w:tblLayout w:type="fixed"/>
           <w:tblCellMar>
             <w:top w:w="0" w:type="dxa"/>
             <w:left w:w="0" w:type="dxa"/>
@@ -754,7 +751,7 @@
           </w:tblCellMar>
         </w:tblPrEx>
         <w:trPr>
-          <w:trHeight w:val="593"/>
+          <w:trHeight w:val="593" w:hRule="atLeast"/>
           <w:jc w:val="center"/>
         </w:trPr>
         <w:tc>
@@ -777,18 +774,18 @@
               <w:adjustRightInd w:val="0"/>
               <w:snapToGrid w:val="0"/>
               <w:spacing w:before="176" w:line="228" w:lineRule="auto"/>
-              <w:ind w:left="0" w:right="0" w:firstLine="0" w:leftChars="0" w:rightChars="0" w:firstLineChars="0"/>
+              <w:ind w:left="0" w:leftChars="0" w:right="0" w:rightChars="0" w:firstLine="0" w:firstLineChars="0"/>
               <w:jc w:val="center"/>
               <w:textAlignment w:val="baseline"/>
               <w:rPr>
-                <w:rFonts w:ascii="宋体" w:eastAsia="宋体" w:hAnsi="宋体" w:cs="宋体"/>
+                <w:rFonts w:ascii="宋体" w:hAnsi="宋体" w:eastAsia="宋体" w:cs="宋体"/>
                 <w:sz w:val="20"/>
                 <w:szCs w:val="20"/>
               </w:rPr>
             </w:pPr>
             <w:r>
               <w:rPr>
-                <w:rFonts w:ascii="宋体" w:eastAsia="宋体" w:hAnsi="宋体" w:cs="宋体"/>
+                <w:rFonts w:ascii="宋体" w:hAnsi="宋体" w:eastAsia="宋体" w:cs="宋体"/>
                 <w:spacing w:val="-14"/>
                 <w:sz w:val="20"/>
                 <w:szCs w:val="20"/>
@@ -817,18 +814,18 @@
               <w:adjustRightInd w:val="0"/>
               <w:snapToGrid w:val="0"/>
               <w:spacing w:before="175" w:line="227" w:lineRule="auto"/>
-              <w:ind w:left="0" w:right="0" w:firstLine="0" w:leftChars="0" w:rightChars="0" w:firstLineChars="0"/>
+              <w:ind w:left="0" w:leftChars="0" w:right="0" w:rightChars="0" w:firstLine="0" w:firstLineChars="0"/>
               <w:jc w:val="center"/>
               <w:textAlignment w:val="baseline"/>
               <w:rPr>
-                <w:rFonts w:ascii="宋体" w:eastAsia="宋体" w:hAnsi="宋体" w:cs="宋体"/>
+                <w:rFonts w:ascii="宋体" w:hAnsi="宋体" w:eastAsia="宋体" w:cs="宋体"/>
                 <w:sz w:val="20"/>
                 <w:szCs w:val="20"/>
               </w:rPr>
             </w:pPr>
             <w:r>
               <w:rPr>
-                <w:rFonts w:ascii="宋体" w:eastAsia="宋体" w:hAnsi="宋体" w:cs="宋体"/>
+                <w:rFonts w:ascii="宋体" w:hAnsi="宋体" w:eastAsia="宋体" w:cs="宋体"/>
                 <w:spacing w:val="4"/>
                 <w:sz w:val="20"/>
                 <w:szCs w:val="20"/>
@@ -857,18 +854,18 @@
               <w:adjustRightInd w:val="0"/>
               <w:snapToGrid w:val="0"/>
               <w:spacing w:before="175" w:line="228" w:lineRule="auto"/>
-              <w:ind w:left="0" w:right="0" w:firstLine="0" w:leftChars="0" w:rightChars="0" w:firstLineChars="0"/>
+              <w:ind w:left="0" w:leftChars="0" w:right="0" w:rightChars="0" w:firstLine="0" w:firstLineChars="0"/>
               <w:jc w:val="center"/>
               <w:textAlignment w:val="baseline"/>
               <w:rPr>
-                <w:rFonts w:ascii="宋体" w:eastAsia="宋体" w:hAnsi="宋体" w:cs="宋体"/>
+                <w:rFonts w:ascii="宋体" w:hAnsi="宋体" w:eastAsia="宋体" w:cs="宋体"/>
                 <w:sz w:val="20"/>
                 <w:szCs w:val="20"/>
               </w:rPr>
             </w:pPr>
             <w:r>
               <w:rPr>
-                <w:rFonts w:ascii="宋体" w:eastAsia="宋体" w:hAnsi="宋体" w:cs="宋体"/>
+                <w:rFonts w:ascii="宋体" w:hAnsi="宋体" w:eastAsia="宋体" w:cs="宋体"/>
                 <w:spacing w:val="7"/>
                 <w:sz w:val="20"/>
                 <w:szCs w:val="20"/>
@@ -897,18 +894,18 @@
               <w:adjustRightInd w:val="0"/>
               <w:snapToGrid w:val="0"/>
               <w:spacing w:before="176" w:line="229" w:lineRule="auto"/>
-              <w:ind w:left="0" w:right="0" w:firstLine="0" w:leftChars="0" w:rightChars="0" w:firstLineChars="0"/>
+              <w:ind w:left="0" w:leftChars="0" w:right="0" w:rightChars="0" w:firstLine="0" w:firstLineChars="0"/>
               <w:jc w:val="center"/>
               <w:textAlignment w:val="baseline"/>
               <w:rPr>
-                <w:rFonts w:ascii="宋体" w:eastAsia="宋体" w:hAnsi="宋体" w:cs="宋体"/>
+                <w:rFonts w:ascii="宋体" w:hAnsi="宋体" w:eastAsia="宋体" w:cs="宋体"/>
                 <w:sz w:val="20"/>
                 <w:szCs w:val="20"/>
               </w:rPr>
             </w:pPr>
             <w:r>
               <w:rPr>
-                <w:rFonts w:ascii="宋体" w:eastAsia="宋体" w:hAnsi="宋体" w:cs="宋体"/>
+                <w:rFonts w:ascii="宋体" w:hAnsi="宋体" w:eastAsia="宋体" w:cs="宋体"/>
                 <w:spacing w:val="7"/>
                 <w:sz w:val="20"/>
                 <w:szCs w:val="20"/>
@@ -920,9 +917,14 @@
       </w:tr>
       <w:tr>
         <w:tblPrEx>
-          <w:tblW w:w="7137" w:type="dxa"/>
-          <w:jc w:val="center"/>
-          <w:tblLayout w:type="fixed"/>
+          <w:tblBorders>
+            <w:top w:val="single" w:color="000000" w:sz="2" w:space="0"/>
+            <w:left w:val="single" w:color="000000" w:sz="2" w:space="0"/>
+            <w:bottom w:val="single" w:color="000000" w:sz="2" w:space="0"/>
+            <w:right w:val="single" w:color="000000" w:sz="2" w:space="0"/>
+            <w:insideH w:val="single" w:color="000000" w:sz="2" w:space="0"/>
+            <w:insideV w:val="single" w:color="000000" w:sz="2" w:space="0"/>
+          </w:tblBorders>
           <w:tblCellMar>
             <w:top w:w="0" w:type="dxa"/>
             <w:left w:w="0" w:type="dxa"/>
@@ -931,7 +933,7 @@
           </w:tblCellMar>
         </w:tblPrEx>
         <w:trPr>
-          <w:trHeight w:val="516"/>
+          <w:trHeight w:val="516" w:hRule="atLeast"/>
           <w:jc w:val="center"/>
         </w:trPr>
         <w:tc>
@@ -954,11 +956,11 @@
               <w:adjustRightInd w:val="0"/>
               <w:snapToGrid w:val="0"/>
               <w:spacing w:before="173" w:line="267" w:lineRule="exact"/>
-              <w:ind w:left="0" w:right="0" w:firstLine="0" w:leftChars="0" w:rightChars="0" w:firstLineChars="0"/>
+              <w:ind w:left="0" w:leftChars="0" w:right="0" w:rightChars="0" w:firstLine="0" w:firstLineChars="0"/>
               <w:jc w:val="center"/>
               <w:textAlignment w:val="baseline"/>
               <w:rPr>
-                <w:rFonts w:ascii="宋体" w:eastAsia="宋体" w:hAnsi="宋体" w:cs="宋体" w:hint="default"/>
+                <w:rFonts w:hint="default" w:ascii="宋体" w:hAnsi="宋体" w:eastAsia="宋体" w:cs="宋体"/>
                 <w:sz w:val="20"/>
                 <w:szCs w:val="20"/>
                 <w:lang w:val="en-US" w:eastAsia="zh-CN"/>
@@ -966,7 +968,7 @@
             </w:pPr>
             <w:r>
               <w:rPr>
-                <w:rFonts w:ascii="宋体" w:eastAsia="宋体" w:hAnsi="宋体" w:cs="宋体"/>
+                <w:rFonts w:ascii="宋体" w:hAnsi="宋体" w:eastAsia="宋体" w:cs="宋体"/>
                 <w:spacing w:val="3"/>
                 <w:position w:val="1"/>
                 <w:sz w:val="20"/>
@@ -976,7 +978,7 @@
             </w:r>
             <w:r>
               <w:rPr>
-                <w:rFonts w:ascii="宋体" w:hAnsi="宋体" w:cs="宋体" w:hint="eastAsia"/>
+                <w:rFonts w:hint="eastAsia" w:ascii="宋体" w:hAnsi="宋体" w:cs="宋体"/>
                 <w:spacing w:val="3"/>
                 <w:position w:val="1"/>
                 <w:sz w:val="20"/>
@@ -987,7 +989,7 @@
             </w:r>
             <w:r>
               <w:rPr>
-                <w:rFonts w:ascii="宋体" w:eastAsia="宋体" w:hAnsi="宋体" w:cs="宋体"/>
+                <w:rFonts w:ascii="宋体" w:hAnsi="宋体" w:eastAsia="宋体" w:cs="宋体"/>
                 <w:spacing w:val="3"/>
                 <w:position w:val="1"/>
                 <w:sz w:val="20"/>
@@ -997,7 +999,7 @@
             </w:r>
             <w:r>
               <w:rPr>
-                <w:rFonts w:ascii="宋体" w:hAnsi="宋体" w:cs="宋体" w:hint="eastAsia"/>
+                <w:rFonts w:hint="eastAsia" w:ascii="宋体" w:hAnsi="宋体" w:cs="宋体"/>
                 <w:spacing w:val="3"/>
                 <w:position w:val="1"/>
                 <w:sz w:val="20"/>
@@ -1028,18 +1030,18 @@
               <w:adjustRightInd w:val="0"/>
               <w:snapToGrid w:val="0"/>
               <w:spacing w:before="173" w:line="267" w:lineRule="exact"/>
-              <w:ind w:left="0" w:right="0" w:firstLine="0" w:leftChars="0" w:rightChars="0" w:firstLineChars="0"/>
+              <w:ind w:left="0" w:leftChars="0" w:right="0" w:rightChars="0" w:firstLine="0" w:firstLineChars="0"/>
               <w:jc w:val="center"/>
               <w:textAlignment w:val="baseline"/>
               <w:rPr>
-                <w:rFonts w:ascii="宋体" w:eastAsia="宋体" w:hAnsi="宋体" w:cs="宋体"/>
+                <w:rFonts w:ascii="宋体" w:hAnsi="宋体" w:eastAsia="宋体" w:cs="宋体"/>
                 <w:sz w:val="20"/>
                 <w:szCs w:val="20"/>
               </w:rPr>
             </w:pPr>
             <w:r>
               <w:rPr>
-                <w:rFonts w:ascii="宋体" w:eastAsia="宋体" w:hAnsi="宋体" w:cs="宋体"/>
+                <w:rFonts w:ascii="宋体" w:hAnsi="宋体" w:eastAsia="宋体" w:cs="宋体"/>
                 <w:spacing w:val="4"/>
                 <w:position w:val="1"/>
                 <w:sz w:val="20"/>
@@ -1069,18 +1071,18 @@
               <w:adjustRightInd w:val="0"/>
               <w:snapToGrid w:val="0"/>
               <w:spacing w:before="172" w:line="228" w:lineRule="auto"/>
-              <w:ind w:left="0" w:right="0" w:firstLine="0" w:leftChars="0" w:rightChars="0" w:firstLineChars="0"/>
+              <w:ind w:left="0" w:leftChars="0" w:right="0" w:rightChars="0" w:firstLine="0" w:firstLineChars="0"/>
               <w:jc w:val="center"/>
               <w:textAlignment w:val="baseline"/>
               <w:rPr>
-                <w:rFonts w:ascii="宋体" w:eastAsia="宋体" w:hAnsi="宋体" w:cs="宋体"/>
+                <w:rFonts w:ascii="宋体" w:hAnsi="宋体" w:eastAsia="宋体" w:cs="宋体"/>
                 <w:sz w:val="20"/>
                 <w:szCs w:val="20"/>
               </w:rPr>
             </w:pPr>
             <w:r>
               <w:rPr>
-                <w:rFonts w:ascii="宋体" w:eastAsia="宋体" w:hAnsi="宋体" w:cs="宋体"/>
+                <w:rFonts w:ascii="宋体" w:hAnsi="宋体" w:eastAsia="宋体" w:cs="宋体"/>
                 <w:spacing w:val="7"/>
                 <w:sz w:val="20"/>
                 <w:szCs w:val="20"/>
@@ -1109,11 +1111,11 @@
               <w:adjustRightInd w:val="0"/>
               <w:snapToGrid w:val="0"/>
               <w:spacing w:before="173" w:line="229" w:lineRule="auto"/>
-              <w:ind w:left="0" w:right="0" w:firstLine="0" w:leftChars="0" w:rightChars="0" w:firstLineChars="0"/>
+              <w:ind w:left="0" w:leftChars="0" w:right="0" w:rightChars="0" w:firstLine="0" w:firstLineChars="0"/>
               <w:jc w:val="center"/>
               <w:textAlignment w:val="baseline"/>
               <w:rPr>
-                <w:rFonts w:ascii="宋体" w:eastAsia="宋体" w:hAnsi="宋体" w:cs="宋体"/>
+                <w:rFonts w:ascii="宋体" w:hAnsi="宋体" w:eastAsia="宋体" w:cs="宋体"/>
                 <w:sz w:val="20"/>
                 <w:szCs w:val="20"/>
               </w:rPr>
@@ -1130,9 +1132,14 @@
       </w:tr>
       <w:tr>
         <w:tblPrEx>
-          <w:tblW w:w="7137" w:type="dxa"/>
-          <w:jc w:val="center"/>
-          <w:tblLayout w:type="fixed"/>
+          <w:tblBorders>
+            <w:top w:val="single" w:color="000000" w:sz="2" w:space="0"/>
+            <w:left w:val="single" w:color="000000" w:sz="2" w:space="0"/>
+            <w:bottom w:val="single" w:color="000000" w:sz="2" w:space="0"/>
+            <w:right w:val="single" w:color="000000" w:sz="2" w:space="0"/>
+            <w:insideH w:val="single" w:color="000000" w:sz="2" w:space="0"/>
+            <w:insideV w:val="single" w:color="000000" w:sz="2" w:space="0"/>
+          </w:tblBorders>
           <w:tblCellMar>
             <w:top w:w="0" w:type="dxa"/>
             <w:left w:w="0" w:type="dxa"/>
@@ -1141,7 +1148,7 @@
           </w:tblCellMar>
         </w:tblPrEx>
         <w:trPr>
-          <w:trHeight w:val="556"/>
+          <w:trHeight w:val="556" w:hRule="atLeast"/>
           <w:jc w:val="center"/>
         </w:trPr>
         <w:tc>
@@ -1150,7 +1157,7 @@
           </w:tcPr>
           <w:p>
             <w:pPr>
-              <w:pStyle w:val="TableText"/>
+              <w:pStyle w:val="27"/>
               <w:keepNext w:val="0"/>
               <w:keepLines w:val="0"/>
               <w:pageBreakBefore w:val="0"/>
@@ -1164,7 +1171,7 @@
               <w:bidi w:val="0"/>
               <w:adjustRightInd w:val="0"/>
               <w:snapToGrid w:val="0"/>
-              <w:ind w:left="0" w:right="0" w:firstLine="0" w:leftChars="0" w:rightChars="0" w:firstLineChars="0"/>
+              <w:ind w:left="0" w:leftChars="0" w:right="0" w:rightChars="0" w:firstLine="0" w:firstLineChars="0"/>
               <w:jc w:val="center"/>
               <w:textAlignment w:val="baseline"/>
             </w:pPr>
@@ -1176,7 +1183,7 @@
           </w:tcPr>
           <w:p>
             <w:pPr>
-              <w:pStyle w:val="TableText"/>
+              <w:pStyle w:val="27"/>
               <w:keepNext w:val="0"/>
               <w:keepLines w:val="0"/>
               <w:pageBreakBefore w:val="0"/>
@@ -1190,7 +1197,7 @@
               <w:bidi w:val="0"/>
               <w:adjustRightInd w:val="0"/>
               <w:snapToGrid w:val="0"/>
-              <w:ind w:left="0" w:right="0" w:firstLine="0" w:leftChars="0" w:rightChars="0" w:firstLineChars="0"/>
+              <w:ind w:left="0" w:leftChars="0" w:right="0" w:rightChars="0" w:firstLine="0" w:firstLineChars="0"/>
               <w:jc w:val="center"/>
               <w:textAlignment w:val="baseline"/>
             </w:pPr>
@@ -1202,7 +1209,7 @@
           </w:tcPr>
           <w:p>
             <w:pPr>
-              <w:pStyle w:val="TableText"/>
+              <w:pStyle w:val="27"/>
               <w:keepNext w:val="0"/>
               <w:keepLines w:val="0"/>
               <w:pageBreakBefore w:val="0"/>
@@ -1216,7 +1223,7 @@
               <w:bidi w:val="0"/>
               <w:adjustRightInd w:val="0"/>
               <w:snapToGrid w:val="0"/>
-              <w:ind w:left="0" w:right="0" w:firstLine="0" w:leftChars="0" w:rightChars="0" w:firstLineChars="0"/>
+              <w:ind w:left="0" w:leftChars="0" w:right="0" w:rightChars="0" w:firstLine="0" w:firstLineChars="0"/>
               <w:jc w:val="center"/>
               <w:textAlignment w:val="baseline"/>
             </w:pPr>
@@ -1228,7 +1235,7 @@
           </w:tcPr>
           <w:p>
             <w:pPr>
-              <w:pStyle w:val="TableText"/>
+              <w:pStyle w:val="27"/>
               <w:keepNext w:val="0"/>
               <w:keepLines w:val="0"/>
               <w:pageBreakBefore w:val="0"/>
@@ -1242,7 +1249,7 @@
               <w:bidi w:val="0"/>
               <w:adjustRightInd w:val="0"/>
               <w:snapToGrid w:val="0"/>
-              <w:ind w:left="0" w:right="0" w:firstLine="0" w:leftChars="0" w:rightChars="0" w:firstLineChars="0"/>
+              <w:ind w:left="0" w:leftChars="0" w:right="0" w:rightChars="0" w:firstLine="0" w:firstLineChars="0"/>
               <w:jc w:val="center"/>
               <w:textAlignment w:val="baseline"/>
             </w:pPr>
@@ -1251,9 +1258,14 @@
       </w:tr>
       <w:tr>
         <w:tblPrEx>
-          <w:tblW w:w="7137" w:type="dxa"/>
-          <w:jc w:val="center"/>
-          <w:tblLayout w:type="fixed"/>
+          <w:tblBorders>
+            <w:top w:val="single" w:color="000000" w:sz="2" w:space="0"/>
+            <w:left w:val="single" w:color="000000" w:sz="2" w:space="0"/>
+            <w:bottom w:val="single" w:color="000000" w:sz="2" w:space="0"/>
+            <w:right w:val="single" w:color="000000" w:sz="2" w:space="0"/>
+            <w:insideH w:val="single" w:color="000000" w:sz="2" w:space="0"/>
+            <w:insideV w:val="single" w:color="000000" w:sz="2" w:space="0"/>
+          </w:tblBorders>
           <w:tblCellMar>
             <w:top w:w="0" w:type="dxa"/>
             <w:left w:w="0" w:type="dxa"/>
@@ -1262,7 +1274,7 @@
           </w:tblCellMar>
         </w:tblPrEx>
         <w:trPr>
-          <w:trHeight w:val="556"/>
+          <w:trHeight w:val="556" w:hRule="atLeast"/>
           <w:jc w:val="center"/>
         </w:trPr>
         <w:tc>
@@ -1271,7 +1283,7 @@
           </w:tcPr>
           <w:p>
             <w:pPr>
-              <w:pStyle w:val="TableText"/>
+              <w:pStyle w:val="27"/>
               <w:keepNext w:val="0"/>
               <w:keepLines w:val="0"/>
               <w:pageBreakBefore w:val="0"/>
@@ -1285,7 +1297,7 @@
               <w:bidi w:val="0"/>
               <w:adjustRightInd w:val="0"/>
               <w:snapToGrid w:val="0"/>
-              <w:ind w:left="0" w:right="0" w:firstLine="0" w:leftChars="0" w:rightChars="0" w:firstLineChars="0"/>
+              <w:ind w:left="0" w:leftChars="0" w:right="0" w:rightChars="0" w:firstLine="0" w:firstLineChars="0"/>
               <w:jc w:val="center"/>
               <w:textAlignment w:val="baseline"/>
             </w:pPr>
@@ -1297,7 +1309,7 @@
           </w:tcPr>
           <w:p>
             <w:pPr>
-              <w:pStyle w:val="TableText"/>
+              <w:pStyle w:val="27"/>
               <w:keepNext w:val="0"/>
               <w:keepLines w:val="0"/>
               <w:pageBreakBefore w:val="0"/>
@@ -1311,7 +1323,7 @@
               <w:bidi w:val="0"/>
               <w:adjustRightInd w:val="0"/>
               <w:snapToGrid w:val="0"/>
-              <w:ind w:left="0" w:right="0" w:firstLine="0" w:leftChars="0" w:rightChars="0" w:firstLineChars="0"/>
+              <w:ind w:left="0" w:leftChars="0" w:right="0" w:rightChars="0" w:firstLine="0" w:firstLineChars="0"/>
               <w:jc w:val="center"/>
               <w:textAlignment w:val="baseline"/>
             </w:pPr>
@@ -1323,7 +1335,7 @@
           </w:tcPr>
           <w:p>
             <w:pPr>
-              <w:pStyle w:val="TableText"/>
+              <w:pStyle w:val="27"/>
               <w:keepNext w:val="0"/>
               <w:keepLines w:val="0"/>
               <w:pageBreakBefore w:val="0"/>
@@ -1337,7 +1349,7 @@
               <w:bidi w:val="0"/>
               <w:adjustRightInd w:val="0"/>
               <w:snapToGrid w:val="0"/>
-              <w:ind w:left="0" w:right="0" w:firstLine="0" w:leftChars="0" w:rightChars="0" w:firstLineChars="0"/>
+              <w:ind w:left="0" w:leftChars="0" w:right="0" w:rightChars="0" w:firstLine="0" w:firstLineChars="0"/>
               <w:jc w:val="center"/>
               <w:textAlignment w:val="baseline"/>
             </w:pPr>
@@ -1349,7 +1361,7 @@
           </w:tcPr>
           <w:p>
             <w:pPr>
-              <w:pStyle w:val="TableText"/>
+              <w:pStyle w:val="27"/>
               <w:keepNext w:val="0"/>
               <w:keepLines w:val="0"/>
               <w:pageBreakBefore w:val="0"/>
@@ -1363,7 +1375,7 @@
               <w:bidi w:val="0"/>
               <w:adjustRightInd w:val="0"/>
               <w:snapToGrid w:val="0"/>
-              <w:ind w:left="0" w:right="0" w:firstLine="0" w:leftChars="0" w:rightChars="0" w:firstLineChars="0"/>
+              <w:ind w:left="0" w:leftChars="0" w:right="0" w:rightChars="0" w:firstLine="0" w:firstLineChars="0"/>
               <w:jc w:val="center"/>
               <w:textAlignment w:val="baseline"/>
             </w:pPr>
@@ -1372,9 +1384,14 @@
       </w:tr>
       <w:tr>
         <w:tblPrEx>
-          <w:tblW w:w="7137" w:type="dxa"/>
-          <w:jc w:val="center"/>
-          <w:tblLayout w:type="fixed"/>
+          <w:tblBorders>
+            <w:top w:val="single" w:color="000000" w:sz="2" w:space="0"/>
+            <w:left w:val="single" w:color="000000" w:sz="2" w:space="0"/>
+            <w:bottom w:val="single" w:color="000000" w:sz="2" w:space="0"/>
+            <w:right w:val="single" w:color="000000" w:sz="2" w:space="0"/>
+            <w:insideH w:val="single" w:color="000000" w:sz="2" w:space="0"/>
+            <w:insideV w:val="single" w:color="000000" w:sz="2" w:space="0"/>
+          </w:tblBorders>
           <w:tblCellMar>
             <w:top w:w="0" w:type="dxa"/>
             <w:left w:w="0" w:type="dxa"/>
@@ -1383,7 +1400,7 @@
           </w:tblCellMar>
         </w:tblPrEx>
         <w:trPr>
-          <w:trHeight w:val="557"/>
+          <w:trHeight w:val="557" w:hRule="atLeast"/>
           <w:jc w:val="center"/>
         </w:trPr>
         <w:tc>
@@ -1392,7 +1409,7 @@
           </w:tcPr>
           <w:p>
             <w:pPr>
-              <w:pStyle w:val="TableText"/>
+              <w:pStyle w:val="27"/>
               <w:keepNext w:val="0"/>
               <w:keepLines w:val="0"/>
               <w:pageBreakBefore w:val="0"/>
@@ -1406,7 +1423,7 @@
               <w:bidi w:val="0"/>
               <w:adjustRightInd w:val="0"/>
               <w:snapToGrid w:val="0"/>
-              <w:ind w:left="0" w:right="0" w:firstLine="0" w:leftChars="0" w:rightChars="0" w:firstLineChars="0"/>
+              <w:ind w:left="0" w:leftChars="0" w:right="0" w:rightChars="0" w:firstLine="0" w:firstLineChars="0"/>
               <w:jc w:val="center"/>
               <w:textAlignment w:val="baseline"/>
             </w:pPr>
@@ -1418,7 +1435,7 @@
           </w:tcPr>
           <w:p>
             <w:pPr>
-              <w:pStyle w:val="TableText"/>
+              <w:pStyle w:val="27"/>
               <w:keepNext w:val="0"/>
               <w:keepLines w:val="0"/>
               <w:pageBreakBefore w:val="0"/>
@@ -1432,7 +1449,7 @@
               <w:bidi w:val="0"/>
               <w:adjustRightInd w:val="0"/>
               <w:snapToGrid w:val="0"/>
-              <w:ind w:left="0" w:right="0" w:firstLine="0" w:leftChars="0" w:rightChars="0" w:firstLineChars="0"/>
+              <w:ind w:left="0" w:leftChars="0" w:right="0" w:rightChars="0" w:firstLine="0" w:firstLineChars="0"/>
               <w:jc w:val="center"/>
               <w:textAlignment w:val="baseline"/>
             </w:pPr>
@@ -1444,7 +1461,7 @@
           </w:tcPr>
           <w:p>
             <w:pPr>
-              <w:pStyle w:val="TableText"/>
+              <w:pStyle w:val="27"/>
               <w:keepNext w:val="0"/>
               <w:keepLines w:val="0"/>
               <w:pageBreakBefore w:val="0"/>
@@ -1458,7 +1475,7 @@
               <w:bidi w:val="0"/>
               <w:adjustRightInd w:val="0"/>
               <w:snapToGrid w:val="0"/>
-              <w:ind w:left="0" w:right="0" w:firstLine="0" w:leftChars="0" w:rightChars="0" w:firstLineChars="0"/>
+              <w:ind w:left="0" w:leftChars="0" w:right="0" w:rightChars="0" w:firstLine="0" w:firstLineChars="0"/>
               <w:jc w:val="center"/>
               <w:textAlignment w:val="baseline"/>
             </w:pPr>
@@ -1470,7 +1487,7 @@
           </w:tcPr>
           <w:p>
             <w:pPr>
-              <w:pStyle w:val="TableText"/>
+              <w:pStyle w:val="27"/>
               <w:keepNext w:val="0"/>
               <w:keepLines w:val="0"/>
               <w:pageBreakBefore w:val="0"/>
@@ -1484,7 +1501,7 @@
               <w:bidi w:val="0"/>
               <w:adjustRightInd w:val="0"/>
               <w:snapToGrid w:val="0"/>
-              <w:ind w:left="0" w:right="0" w:firstLine="0" w:leftChars="0" w:rightChars="0" w:firstLineChars="0"/>
+              <w:ind w:left="0" w:leftChars="0" w:right="0" w:rightChars="0" w:firstLine="0" w:firstLineChars="0"/>
               <w:jc w:val="center"/>
               <w:textAlignment w:val="baseline"/>
             </w:pPr>
@@ -1516,7 +1533,7 @@
     <w:sdt>
       <w:sdtPr>
         <w:rPr>
-          <w:rFonts w:ascii="宋体" w:eastAsia="宋体" w:hAnsi="宋体" w:cs="Arial"/>
+          <w:rFonts w:ascii="宋体" w:hAnsi="宋体" w:eastAsia="宋体" w:cs="Arial"/>
           <w:snapToGrid w:val="0"/>
           <w:color w:val="000000"/>
           <w:kern w:val="0"/>
@@ -1532,7 +1549,7 @@
       </w:sdtPr>
       <w:sdtEndPr>
         <w:rPr>
-          <w:rFonts w:ascii="宋体" w:eastAsia="宋体" w:hAnsi="宋体" w:cs="宋体" w:hint="eastAsia"/>
+          <w:rFonts w:hint="eastAsia" w:ascii="宋体" w:hAnsi="宋体" w:eastAsia="宋体" w:cs="宋体"/>
           <w:snapToGrid w:val="0"/>
           <w:color w:val="000000"/>
           <w:kern w:val="0"/>
@@ -1558,18 +1575,18 @@
             <w:adjustRightInd w:val="0"/>
             <w:snapToGrid w:val="0"/>
             <w:spacing w:before="0" w:beforeLines="0" w:after="0" w:afterLines="0" w:line="240" w:lineRule="auto"/>
-            <w:ind w:left="0" w:right="0" w:firstLine="0" w:leftChars="0" w:rightChars="0" w:firstLineChars="0"/>
+            <w:ind w:left="0" w:leftChars="0" w:right="0" w:rightChars="0" w:firstLine="0" w:firstLineChars="0"/>
             <w:jc w:val="center"/>
             <w:textAlignment w:val="baseline"/>
             <w:rPr>
-              <w:rFonts w:ascii="宋体" w:eastAsia="宋体" w:hAnsi="宋体" w:cs="宋体" w:hint="eastAsia"/>
+              <w:rFonts w:hint="eastAsia" w:ascii="宋体" w:hAnsi="宋体" w:eastAsia="宋体" w:cs="宋体"/>
               <w:sz w:val="24"/>
               <w:szCs w:val="24"/>
             </w:rPr>
           </w:pPr>
           <w:r>
             <w:rPr>
-              <w:rFonts w:ascii="宋体" w:eastAsia="宋体" w:hAnsi="宋体" w:cs="宋体" w:hint="eastAsia"/>
+              <w:rFonts w:hint="eastAsia" w:ascii="宋体" w:hAnsi="宋体" w:eastAsia="宋体" w:cs="宋体"/>
               <w:sz w:val="24"/>
               <w:szCs w:val="24"/>
             </w:rPr>
@@ -1578,14 +1595,16 @@
         </w:p>
         <w:p>
           <w:pPr>
-            <w:pStyle w:val="TOC1"/>
+            <w:pStyle w:val="16"/>
             <w:tabs>
               <w:tab w:val="right" w:leader="dot" w:pos="8306"/>
             </w:tabs>
           </w:pPr>
+          <w:bookmarkStart w:id="9" w:name="_GoBack"/>
+          <w:bookmarkEnd w:id="9"/>
           <w:r>
             <w:rPr>
-              <w:rFonts w:ascii="宋体" w:eastAsia="宋体" w:hAnsi="宋体" w:cs="宋体" w:hint="eastAsia"/>
+              <w:rFonts w:hint="eastAsia" w:ascii="宋体" w:hAnsi="宋体" w:eastAsia="宋体" w:cs="宋体"/>
               <w:sz w:val="24"/>
               <w:szCs w:val="24"/>
             </w:rPr>
@@ -1593,7 +1612,7 @@
           </w:r>
           <w:r>
             <w:rPr>
-              <w:rFonts w:ascii="宋体" w:eastAsia="宋体" w:hAnsi="宋体" w:cs="宋体" w:hint="eastAsia"/>
+              <w:rFonts w:hint="eastAsia" w:ascii="宋体" w:hAnsi="宋体" w:eastAsia="宋体" w:cs="宋体"/>
               <w:sz w:val="24"/>
               <w:szCs w:val="24"/>
             </w:rPr>
@@ -1601,7 +1620,7 @@
           </w:r>
           <w:r>
             <w:rPr>
-              <w:rFonts w:ascii="宋体" w:eastAsia="宋体" w:hAnsi="宋体" w:cs="宋体" w:hint="eastAsia"/>
+              <w:rFonts w:hint="eastAsia" w:ascii="宋体" w:hAnsi="宋体" w:eastAsia="宋体" w:cs="宋体"/>
               <w:sz w:val="24"/>
               <w:szCs w:val="24"/>
             </w:rPr>
@@ -1609,21 +1628,21 @@
           </w:r>
           <w:r>
             <w:rPr>
-              <w:rFonts w:ascii="宋体" w:eastAsia="宋体" w:hAnsi="宋体" w:cs="宋体" w:hint="eastAsia"/>
+              <w:rFonts w:hint="eastAsia" w:ascii="宋体" w:hAnsi="宋体" w:eastAsia="宋体" w:cs="宋体"/>
               <w:szCs w:val="24"/>
             </w:rPr>
             <w:fldChar w:fldCharType="begin"/>
           </w:r>
           <w:r>
             <w:rPr>
-              <w:rFonts w:ascii="宋体" w:eastAsia="宋体" w:hAnsi="宋体" w:cs="宋体" w:hint="eastAsia"/>
+              <w:rFonts w:hint="eastAsia" w:ascii="宋体" w:hAnsi="宋体" w:eastAsia="宋体" w:cs="宋体"/>
               <w:szCs w:val="24"/>
             </w:rPr>
-            <w:instrText xml:space="preserve"> HYPERLINK \l _Toc6149 </w:instrText>
+            <w:instrText xml:space="preserve"> HYPERLINK \l _Toc10067 </w:instrText>
           </w:r>
           <w:r>
             <w:rPr>
-              <w:rFonts w:ascii="宋体" w:eastAsia="宋体" w:hAnsi="宋体" w:cs="宋体" w:hint="eastAsia"/>
+              <w:rFonts w:hint="eastAsia" w:ascii="宋体" w:hAnsi="宋体" w:eastAsia="宋体" w:cs="宋体"/>
               <w:szCs w:val="24"/>
             </w:rPr>
             <w:fldChar w:fldCharType="separate"/>
@@ -1642,7 +1661,7 @@
             <w:fldChar w:fldCharType="begin"/>
           </w:r>
           <w:r>
-            <w:instrText xml:space="preserve"> PAGEREF _Toc6149 \h </w:instrText>
+            <w:instrText xml:space="preserve"> PAGEREF _Toc10067 \h </w:instrText>
           </w:r>
           <w:r>
             <w:fldChar w:fldCharType="separate"/>
@@ -1655,7 +1674,7 @@
           </w:r>
           <w:r>
             <w:rPr>
-              <w:rFonts w:ascii="宋体" w:eastAsia="宋体" w:hAnsi="宋体" w:cs="宋体" w:hint="eastAsia"/>
+              <w:rFonts w:hint="eastAsia" w:ascii="宋体" w:hAnsi="宋体" w:eastAsia="宋体" w:cs="宋体"/>
               <w:szCs w:val="24"/>
             </w:rPr>
             <w:fldChar w:fldCharType="end"/>
@@ -1663,28 +1682,28 @@
         </w:p>
         <w:p>
           <w:pPr>
-            <w:pStyle w:val="TOC1"/>
+            <w:pStyle w:val="16"/>
             <w:tabs>
               <w:tab w:val="right" w:leader="dot" w:pos="8306"/>
             </w:tabs>
           </w:pPr>
           <w:r>
             <w:rPr>
-              <w:rFonts w:ascii="宋体" w:eastAsia="宋体" w:hAnsi="宋体" w:cs="宋体" w:hint="eastAsia"/>
+              <w:rFonts w:hint="eastAsia" w:ascii="宋体" w:hAnsi="宋体" w:eastAsia="宋体" w:cs="宋体"/>
               <w:szCs w:val="24"/>
             </w:rPr>
             <w:fldChar w:fldCharType="begin"/>
           </w:r>
           <w:r>
             <w:rPr>
-              <w:rFonts w:ascii="宋体" w:eastAsia="宋体" w:hAnsi="宋体" w:cs="宋体" w:hint="eastAsia"/>
+              <w:rFonts w:hint="eastAsia" w:ascii="宋体" w:hAnsi="宋体" w:eastAsia="宋体" w:cs="宋体"/>
               <w:szCs w:val="24"/>
             </w:rPr>
-            <w:instrText xml:space="preserve"> HYPERLINK \l _Toc15227 </w:instrText>
+            <w:instrText xml:space="preserve"> HYPERLINK \l _Toc24218 </w:instrText>
           </w:r>
           <w:r>
             <w:rPr>
-              <w:rFonts w:ascii="宋体" w:eastAsia="宋体" w:hAnsi="宋体" w:cs="宋体" w:hint="eastAsia"/>
+              <w:rFonts w:hint="eastAsia" w:ascii="宋体" w:hAnsi="宋体" w:eastAsia="宋体" w:cs="宋体"/>
               <w:szCs w:val="24"/>
             </w:rPr>
             <w:fldChar w:fldCharType="separate"/>
@@ -1694,7 +1713,7 @@
               <w:rFonts w:hint="eastAsia"/>
               <w:lang w:val="en-US" w:eastAsia="zh-CN"/>
             </w:rPr>
-            <w:t>新余美康盛德公司服务器运维项目-信息安全管理报告</w:t>
+            <w:t>中国广电重庆BOSS系统存储维保项目-信息安全管理报告</w:t>
           </w:r>
           <w:r>
             <w:tab/>
@@ -1703,7 +1722,7 @@
             <w:fldChar w:fldCharType="begin"/>
           </w:r>
           <w:r>
-            <w:instrText xml:space="preserve"> PAGEREF _Toc15227 \h </w:instrText>
+            <w:instrText xml:space="preserve"> PAGEREF _Toc24218 \h </w:instrText>
           </w:r>
           <w:r>
             <w:fldChar w:fldCharType="separate"/>
@@ -1716,7 +1735,7 @@
           </w:r>
           <w:r>
             <w:rPr>
-              <w:rFonts w:ascii="宋体" w:eastAsia="宋体" w:hAnsi="宋体" w:cs="宋体" w:hint="eastAsia"/>
+              <w:rFonts w:hint="eastAsia" w:ascii="宋体" w:hAnsi="宋体" w:eastAsia="宋体" w:cs="宋体"/>
               <w:szCs w:val="24"/>
             </w:rPr>
             <w:fldChar w:fldCharType="end"/>
@@ -1724,28 +1743,28 @@
         </w:p>
         <w:p>
           <w:pPr>
-            <w:pStyle w:val="TOC1"/>
+            <w:pStyle w:val="16"/>
             <w:tabs>
               <w:tab w:val="right" w:leader="dot" w:pos="8306"/>
             </w:tabs>
           </w:pPr>
           <w:r>
             <w:rPr>
-              <w:rFonts w:ascii="宋体" w:eastAsia="宋体" w:hAnsi="宋体" w:cs="宋体" w:hint="eastAsia"/>
+              <w:rFonts w:hint="eastAsia" w:ascii="宋体" w:hAnsi="宋体" w:eastAsia="宋体" w:cs="宋体"/>
               <w:szCs w:val="24"/>
             </w:rPr>
             <w:fldChar w:fldCharType="begin"/>
           </w:r>
           <w:r>
             <w:rPr>
-              <w:rFonts w:ascii="宋体" w:eastAsia="宋体" w:hAnsi="宋体" w:cs="宋体" w:hint="eastAsia"/>
+              <w:rFonts w:hint="eastAsia" w:ascii="宋体" w:hAnsi="宋体" w:eastAsia="宋体" w:cs="宋体"/>
               <w:szCs w:val="24"/>
             </w:rPr>
-            <w:instrText xml:space="preserve"> HYPERLINK \l _Toc24547 </w:instrText>
+            <w:instrText xml:space="preserve"> HYPERLINK \l _Toc7043 </w:instrText>
           </w:r>
           <w:r>
             <w:rPr>
-              <w:rFonts w:ascii="宋体" w:eastAsia="宋体" w:hAnsi="宋体" w:cs="宋体" w:hint="eastAsia"/>
+              <w:rFonts w:hint="eastAsia" w:ascii="宋体" w:hAnsi="宋体" w:eastAsia="宋体" w:cs="宋体"/>
               <w:szCs w:val="24"/>
             </w:rPr>
             <w:fldChar w:fldCharType="separate"/>
@@ -1764,7 +1783,7 @@
             <w:fldChar w:fldCharType="begin"/>
           </w:r>
           <w:r>
-            <w:instrText xml:space="preserve"> PAGEREF _Toc24547 \h </w:instrText>
+            <w:instrText xml:space="preserve"> PAGEREF _Toc7043 \h </w:instrText>
           </w:r>
           <w:r>
             <w:fldChar w:fldCharType="separate"/>
@@ -1777,7 +1796,7 @@
           </w:r>
           <w:r>
             <w:rPr>
-              <w:rFonts w:ascii="宋体" w:eastAsia="宋体" w:hAnsi="宋体" w:cs="宋体" w:hint="eastAsia"/>
+              <w:rFonts w:hint="eastAsia" w:ascii="宋体" w:hAnsi="宋体" w:eastAsia="宋体" w:cs="宋体"/>
               <w:szCs w:val="24"/>
             </w:rPr>
             <w:fldChar w:fldCharType="end"/>
@@ -1785,28 +1804,28 @@
         </w:p>
         <w:p>
           <w:pPr>
-            <w:pStyle w:val="TOC1"/>
+            <w:pStyle w:val="16"/>
             <w:tabs>
               <w:tab w:val="right" w:leader="dot" w:pos="8306"/>
             </w:tabs>
           </w:pPr>
           <w:r>
             <w:rPr>
-              <w:rFonts w:ascii="宋体" w:eastAsia="宋体" w:hAnsi="宋体" w:cs="宋体" w:hint="eastAsia"/>
+              <w:rFonts w:hint="eastAsia" w:ascii="宋体" w:hAnsi="宋体" w:eastAsia="宋体" w:cs="宋体"/>
               <w:szCs w:val="24"/>
             </w:rPr>
             <w:fldChar w:fldCharType="begin"/>
           </w:r>
           <w:r>
             <w:rPr>
-              <w:rFonts w:ascii="宋体" w:eastAsia="宋体" w:hAnsi="宋体" w:cs="宋体" w:hint="eastAsia"/>
+              <w:rFonts w:hint="eastAsia" w:ascii="宋体" w:hAnsi="宋体" w:eastAsia="宋体" w:cs="宋体"/>
               <w:szCs w:val="24"/>
             </w:rPr>
-            <w:instrText xml:space="preserve"> HYPERLINK \l _Toc30910 </w:instrText>
+            <w:instrText xml:space="preserve"> HYPERLINK \l _Toc20155 </w:instrText>
           </w:r>
           <w:r>
             <w:rPr>
-              <w:rFonts w:ascii="宋体" w:eastAsia="宋体" w:hAnsi="宋体" w:cs="宋体" w:hint="eastAsia"/>
+              <w:rFonts w:hint="eastAsia" w:ascii="宋体" w:hAnsi="宋体" w:eastAsia="宋体" w:cs="宋体"/>
               <w:szCs w:val="24"/>
             </w:rPr>
             <w:fldChar w:fldCharType="separate"/>
@@ -1825,7 +1844,7 @@
             <w:fldChar w:fldCharType="begin"/>
           </w:r>
           <w:r>
-            <w:instrText xml:space="preserve"> PAGEREF _Toc30910 \h </w:instrText>
+            <w:instrText xml:space="preserve"> PAGEREF _Toc20155 \h </w:instrText>
           </w:r>
           <w:r>
             <w:fldChar w:fldCharType="separate"/>
@@ -1838,7 +1857,7 @@
           </w:r>
           <w:r>
             <w:rPr>
-              <w:rFonts w:ascii="宋体" w:eastAsia="宋体" w:hAnsi="宋体" w:cs="宋体" w:hint="eastAsia"/>
+              <w:rFonts w:hint="eastAsia" w:ascii="宋体" w:hAnsi="宋体" w:eastAsia="宋体" w:cs="宋体"/>
               <w:szCs w:val="24"/>
             </w:rPr>
             <w:fldChar w:fldCharType="end"/>
@@ -1846,28 +1865,28 @@
         </w:p>
         <w:p>
           <w:pPr>
-            <w:pStyle w:val="TOC1"/>
+            <w:pStyle w:val="16"/>
             <w:tabs>
               <w:tab w:val="right" w:leader="dot" w:pos="8306"/>
             </w:tabs>
           </w:pPr>
           <w:r>
             <w:rPr>
-              <w:rFonts w:ascii="宋体" w:eastAsia="宋体" w:hAnsi="宋体" w:cs="宋体" w:hint="eastAsia"/>
+              <w:rFonts w:hint="eastAsia" w:ascii="宋体" w:hAnsi="宋体" w:eastAsia="宋体" w:cs="宋体"/>
               <w:szCs w:val="24"/>
             </w:rPr>
             <w:fldChar w:fldCharType="begin"/>
           </w:r>
           <w:r>
             <w:rPr>
-              <w:rFonts w:ascii="宋体" w:eastAsia="宋体" w:hAnsi="宋体" w:cs="宋体" w:hint="eastAsia"/>
+              <w:rFonts w:hint="eastAsia" w:ascii="宋体" w:hAnsi="宋体" w:eastAsia="宋体" w:cs="宋体"/>
               <w:szCs w:val="24"/>
             </w:rPr>
-            <w:instrText xml:space="preserve"> HYPERLINK \l _Toc17573 </w:instrText>
+            <w:instrText xml:space="preserve"> HYPERLINK \l _Toc169 </w:instrText>
           </w:r>
           <w:r>
             <w:rPr>
-              <w:rFonts w:ascii="宋体" w:eastAsia="宋体" w:hAnsi="宋体" w:cs="宋体" w:hint="eastAsia"/>
+              <w:rFonts w:hint="eastAsia" w:ascii="宋体" w:hAnsi="宋体" w:eastAsia="宋体" w:cs="宋体"/>
               <w:szCs w:val="24"/>
             </w:rPr>
             <w:fldChar w:fldCharType="separate"/>
@@ -1886,7 +1905,7 @@
             <w:fldChar w:fldCharType="begin"/>
           </w:r>
           <w:r>
-            <w:instrText xml:space="preserve"> PAGEREF _Toc17573 \h </w:instrText>
+            <w:instrText xml:space="preserve"> PAGEREF _Toc169 \h </w:instrText>
           </w:r>
           <w:r>
             <w:fldChar w:fldCharType="separate"/>
@@ -1899,7 +1918,7 @@
           </w:r>
           <w:r>
             <w:rPr>
-              <w:rFonts w:ascii="宋体" w:eastAsia="宋体" w:hAnsi="宋体" w:cs="宋体" w:hint="eastAsia"/>
+              <w:rFonts w:hint="eastAsia" w:ascii="宋体" w:hAnsi="宋体" w:eastAsia="宋体" w:cs="宋体"/>
               <w:szCs w:val="24"/>
             </w:rPr>
             <w:fldChar w:fldCharType="end"/>
@@ -1907,28 +1926,28 @@
         </w:p>
         <w:p>
           <w:pPr>
-            <w:pStyle w:val="TOC1"/>
+            <w:pStyle w:val="16"/>
             <w:tabs>
               <w:tab w:val="right" w:leader="dot" w:pos="8306"/>
             </w:tabs>
           </w:pPr>
           <w:r>
             <w:rPr>
-              <w:rFonts w:ascii="宋体" w:eastAsia="宋体" w:hAnsi="宋体" w:cs="宋体" w:hint="eastAsia"/>
+              <w:rFonts w:hint="eastAsia" w:ascii="宋体" w:hAnsi="宋体" w:eastAsia="宋体" w:cs="宋体"/>
               <w:szCs w:val="24"/>
             </w:rPr>
             <w:fldChar w:fldCharType="begin"/>
           </w:r>
           <w:r>
             <w:rPr>
-              <w:rFonts w:ascii="宋体" w:eastAsia="宋体" w:hAnsi="宋体" w:cs="宋体" w:hint="eastAsia"/>
+              <w:rFonts w:hint="eastAsia" w:ascii="宋体" w:hAnsi="宋体" w:eastAsia="宋体" w:cs="宋体"/>
               <w:szCs w:val="24"/>
             </w:rPr>
-            <w:instrText xml:space="preserve"> HYPERLINK \l _Toc25463 </w:instrText>
+            <w:instrText xml:space="preserve"> HYPERLINK \l _Toc11215 </w:instrText>
           </w:r>
           <w:r>
             <w:rPr>
-              <w:rFonts w:ascii="宋体" w:eastAsia="宋体" w:hAnsi="宋体" w:cs="宋体" w:hint="eastAsia"/>
+              <w:rFonts w:hint="eastAsia" w:ascii="宋体" w:hAnsi="宋体" w:eastAsia="宋体" w:cs="宋体"/>
               <w:szCs w:val="24"/>
             </w:rPr>
             <w:fldChar w:fldCharType="separate"/>
@@ -1947,7 +1966,7 @@
             <w:fldChar w:fldCharType="begin"/>
           </w:r>
           <w:r>
-            <w:instrText xml:space="preserve"> PAGEREF _Toc25463 \h </w:instrText>
+            <w:instrText xml:space="preserve"> PAGEREF _Toc11215 \h </w:instrText>
           </w:r>
           <w:r>
             <w:fldChar w:fldCharType="separate"/>
@@ -1960,7 +1979,7 @@
           </w:r>
           <w:r>
             <w:rPr>
-              <w:rFonts w:ascii="宋体" w:eastAsia="宋体" w:hAnsi="宋体" w:cs="宋体" w:hint="eastAsia"/>
+              <w:rFonts w:hint="eastAsia" w:ascii="宋体" w:hAnsi="宋体" w:eastAsia="宋体" w:cs="宋体"/>
               <w:szCs w:val="24"/>
             </w:rPr>
             <w:fldChar w:fldCharType="end"/>
@@ -1968,28 +1987,28 @@
         </w:p>
         <w:p>
           <w:pPr>
-            <w:pStyle w:val="TOC1"/>
+            <w:pStyle w:val="16"/>
             <w:tabs>
               <w:tab w:val="right" w:leader="dot" w:pos="8306"/>
             </w:tabs>
           </w:pPr>
           <w:r>
             <w:rPr>
-              <w:rFonts w:ascii="宋体" w:eastAsia="宋体" w:hAnsi="宋体" w:cs="宋体" w:hint="eastAsia"/>
+              <w:rFonts w:hint="eastAsia" w:ascii="宋体" w:hAnsi="宋体" w:eastAsia="宋体" w:cs="宋体"/>
               <w:szCs w:val="24"/>
             </w:rPr>
             <w:fldChar w:fldCharType="begin"/>
           </w:r>
           <w:r>
             <w:rPr>
-              <w:rFonts w:ascii="宋体" w:eastAsia="宋体" w:hAnsi="宋体" w:cs="宋体" w:hint="eastAsia"/>
+              <w:rFonts w:hint="eastAsia" w:ascii="宋体" w:hAnsi="宋体" w:eastAsia="宋体" w:cs="宋体"/>
               <w:szCs w:val="24"/>
             </w:rPr>
-            <w:instrText xml:space="preserve"> HYPERLINK \l _Toc28063 </w:instrText>
+            <w:instrText xml:space="preserve"> HYPERLINK \l _Toc15484 </w:instrText>
           </w:r>
           <w:r>
             <w:rPr>
-              <w:rFonts w:ascii="宋体" w:eastAsia="宋体" w:hAnsi="宋体" w:cs="宋体" w:hint="eastAsia"/>
+              <w:rFonts w:hint="eastAsia" w:ascii="宋体" w:hAnsi="宋体" w:eastAsia="宋体" w:cs="宋体"/>
               <w:szCs w:val="24"/>
             </w:rPr>
             <w:fldChar w:fldCharType="separate"/>
@@ -2008,7 +2027,7 @@
             <w:fldChar w:fldCharType="begin"/>
           </w:r>
           <w:r>
-            <w:instrText xml:space="preserve"> PAGEREF _Toc28063 \h </w:instrText>
+            <w:instrText xml:space="preserve"> PAGEREF _Toc15484 \h </w:instrText>
           </w:r>
           <w:r>
             <w:fldChar w:fldCharType="separate"/>
@@ -2021,7 +2040,7 @@
           </w:r>
           <w:r>
             <w:rPr>
-              <w:rFonts w:ascii="宋体" w:eastAsia="宋体" w:hAnsi="宋体" w:cs="宋体" w:hint="eastAsia"/>
+              <w:rFonts w:hint="eastAsia" w:ascii="宋体" w:hAnsi="宋体" w:eastAsia="宋体" w:cs="宋体"/>
               <w:szCs w:val="24"/>
             </w:rPr>
             <w:fldChar w:fldCharType="end"/>
@@ -2029,28 +2048,28 @@
         </w:p>
         <w:p>
           <w:pPr>
-            <w:pStyle w:val="TOC1"/>
+            <w:pStyle w:val="16"/>
             <w:tabs>
               <w:tab w:val="right" w:leader="dot" w:pos="8306"/>
             </w:tabs>
           </w:pPr>
           <w:r>
             <w:rPr>
-              <w:rFonts w:ascii="宋体" w:eastAsia="宋体" w:hAnsi="宋体" w:cs="宋体" w:hint="eastAsia"/>
+              <w:rFonts w:hint="eastAsia" w:ascii="宋体" w:hAnsi="宋体" w:eastAsia="宋体" w:cs="宋体"/>
               <w:szCs w:val="24"/>
             </w:rPr>
             <w:fldChar w:fldCharType="begin"/>
           </w:r>
           <w:r>
             <w:rPr>
-              <w:rFonts w:ascii="宋体" w:eastAsia="宋体" w:hAnsi="宋体" w:cs="宋体" w:hint="eastAsia"/>
+              <w:rFonts w:hint="eastAsia" w:ascii="宋体" w:hAnsi="宋体" w:eastAsia="宋体" w:cs="宋体"/>
               <w:szCs w:val="24"/>
             </w:rPr>
-            <w:instrText xml:space="preserve"> HYPERLINK \l _Toc4285 </w:instrText>
+            <w:instrText xml:space="preserve"> HYPERLINK \l _Toc5450 </w:instrText>
           </w:r>
           <w:r>
             <w:rPr>
-              <w:rFonts w:ascii="宋体" w:eastAsia="宋体" w:hAnsi="宋体" w:cs="宋体" w:hint="eastAsia"/>
+              <w:rFonts w:hint="eastAsia" w:ascii="宋体" w:hAnsi="宋体" w:eastAsia="宋体" w:cs="宋体"/>
               <w:szCs w:val="24"/>
             </w:rPr>
             <w:fldChar w:fldCharType="separate"/>
@@ -2069,7 +2088,7 @@
             <w:fldChar w:fldCharType="begin"/>
           </w:r>
           <w:r>
-            <w:instrText xml:space="preserve"> PAGEREF _Toc4285 \h </w:instrText>
+            <w:instrText xml:space="preserve"> PAGEREF _Toc5450 \h </w:instrText>
           </w:r>
           <w:r>
             <w:fldChar w:fldCharType="separate"/>
@@ -2082,7 +2101,7 @@
           </w:r>
           <w:r>
             <w:rPr>
-              <w:rFonts w:ascii="宋体" w:eastAsia="宋体" w:hAnsi="宋体" w:cs="宋体" w:hint="eastAsia"/>
+              <w:rFonts w:hint="eastAsia" w:ascii="宋体" w:hAnsi="宋体" w:eastAsia="宋体" w:cs="宋体"/>
               <w:szCs w:val="24"/>
             </w:rPr>
             <w:fldChar w:fldCharType="end"/>
@@ -2090,28 +2109,28 @@
         </w:p>
         <w:p>
           <w:pPr>
-            <w:pStyle w:val="TOC1"/>
+            <w:pStyle w:val="16"/>
             <w:tabs>
               <w:tab w:val="right" w:leader="dot" w:pos="8306"/>
             </w:tabs>
           </w:pPr>
           <w:r>
             <w:rPr>
-              <w:rFonts w:ascii="宋体" w:eastAsia="宋体" w:hAnsi="宋体" w:cs="宋体" w:hint="eastAsia"/>
+              <w:rFonts w:hint="eastAsia" w:ascii="宋体" w:hAnsi="宋体" w:eastAsia="宋体" w:cs="宋体"/>
               <w:szCs w:val="24"/>
             </w:rPr>
             <w:fldChar w:fldCharType="begin"/>
           </w:r>
           <w:r>
             <w:rPr>
-              <w:rFonts w:ascii="宋体" w:eastAsia="宋体" w:hAnsi="宋体" w:cs="宋体" w:hint="eastAsia"/>
+              <w:rFonts w:hint="eastAsia" w:ascii="宋体" w:hAnsi="宋体" w:eastAsia="宋体" w:cs="宋体"/>
               <w:szCs w:val="24"/>
             </w:rPr>
-            <w:instrText xml:space="preserve"> HYPERLINK \l _Toc16980 </w:instrText>
+            <w:instrText xml:space="preserve"> HYPERLINK \l _Toc26321 </w:instrText>
           </w:r>
           <w:r>
             <w:rPr>
-              <w:rFonts w:ascii="宋体" w:eastAsia="宋体" w:hAnsi="宋体" w:cs="宋体" w:hint="eastAsia"/>
+              <w:rFonts w:hint="eastAsia" w:ascii="宋体" w:hAnsi="宋体" w:eastAsia="宋体" w:cs="宋体"/>
               <w:szCs w:val="24"/>
             </w:rPr>
             <w:fldChar w:fldCharType="separate"/>
@@ -2130,7 +2149,7 @@
             <w:fldChar w:fldCharType="begin"/>
           </w:r>
           <w:r>
-            <w:instrText xml:space="preserve"> PAGEREF _Toc16980 \h </w:instrText>
+            <w:instrText xml:space="preserve"> PAGEREF _Toc26321 \h </w:instrText>
           </w:r>
           <w:r>
             <w:fldChar w:fldCharType="separate"/>
@@ -2143,7 +2162,7 @@
           </w:r>
           <w:r>
             <w:rPr>
-              <w:rFonts w:ascii="宋体" w:eastAsia="宋体" w:hAnsi="宋体" w:cs="宋体" w:hint="eastAsia"/>
+              <w:rFonts w:hint="eastAsia" w:ascii="宋体" w:hAnsi="宋体" w:eastAsia="宋体" w:cs="宋体"/>
               <w:szCs w:val="24"/>
             </w:rPr>
             <w:fldChar w:fldCharType="end"/>
@@ -2166,7 +2185,7 @@
             <w:snapToGrid w:val="0"/>
             <w:textAlignment w:val="baseline"/>
             <w:rPr>
-              <w:rFonts w:ascii="宋体" w:eastAsia="宋体" w:hAnsi="宋体" w:cs="宋体" w:hint="eastAsia"/>
+              <w:rFonts w:hint="eastAsia" w:ascii="宋体" w:hAnsi="宋体" w:eastAsia="宋体" w:cs="宋体"/>
               <w:snapToGrid w:val="0"/>
               <w:color w:val="000000"/>
               <w:kern w:val="0"/>
@@ -2177,7 +2196,7 @@
           </w:pPr>
           <w:r>
             <w:rPr>
-              <w:rFonts w:ascii="宋体" w:eastAsia="宋体" w:hAnsi="宋体" w:cs="宋体" w:hint="eastAsia"/>
+              <w:rFonts w:hint="eastAsia" w:ascii="宋体" w:hAnsi="宋体" w:eastAsia="宋体" w:cs="宋体"/>
               <w:szCs w:val="24"/>
             </w:rPr>
             <w:fldChar w:fldCharType="end"/>
@@ -2202,7 +2221,7 @@
         <w:snapToGrid w:val="0"/>
         <w:textAlignment w:val="baseline"/>
         <w:rPr>
-          <w:rFonts w:ascii="Arial" w:eastAsia="Arial" w:hAnsi="Arial" w:cs="Arial"/>
+          <w:rFonts w:ascii="Arial" w:hAnsi="Arial" w:eastAsia="Arial" w:cs="Arial"/>
           <w:snapToGrid w:val="0"/>
           <w:color w:val="000000"/>
           <w:kern w:val="0"/>
@@ -2213,7 +2232,7 @@
       </w:pPr>
       <w:r>
         <w:rPr>
-          <w:rFonts w:ascii="Arial" w:eastAsia="Arial" w:hAnsi="Arial" w:cs="Arial"/>
+          <w:rFonts w:ascii="Arial" w:hAnsi="Arial" w:eastAsia="Arial" w:cs="Arial"/>
           <w:snapToGrid w:val="0"/>
           <w:color w:val="000000"/>
           <w:kern w:val="0"/>
@@ -2226,14 +2245,14 @@
     </w:p>
     <w:p>
       <w:pPr>
-        <w:pStyle w:val="1"/>
+        <w:pStyle w:val="28"/>
         <w:bidi w:val="0"/>
         <w:rPr>
           <w:rFonts w:hint="default"/>
           <w:lang w:val="en-US" w:eastAsia="zh-CN"/>
         </w:rPr>
       </w:pPr>
-      <w:bookmarkStart w:id="3" w:name="_Toc24547"/>
+      <w:bookmarkStart w:id="2" w:name="_Toc7043"/>
       <w:r>
         <w:rPr>
           <w:rFonts w:hint="default"/>
@@ -2241,11 +2260,11 @@
         </w:rPr>
         <w:t>执行情况概述</w:t>
       </w:r>
-      <w:bookmarkEnd w:id="3"/>
+      <w:bookmarkEnd w:id="2"/>
     </w:p>
     <w:p>
       <w:pPr>
-        <w:pStyle w:val="a1"/>
+        <w:pStyle w:val="29"/>
         <w:keepNext w:val="0"/>
         <w:keepLines w:val="0"/>
         <w:pageBreakBefore w:val="0"/>
@@ -2275,14 +2294,14 @@
     </w:p>
     <w:p>
       <w:pPr>
-        <w:pStyle w:val="1"/>
+        <w:pStyle w:val="28"/>
         <w:bidi w:val="0"/>
         <w:rPr>
           <w:rFonts w:hint="default"/>
           <w:lang w:val="en-US" w:eastAsia="zh-CN"/>
         </w:rPr>
       </w:pPr>
-      <w:bookmarkStart w:id="4" w:name="_Toc30910"/>
+      <w:bookmarkStart w:id="3" w:name="_Toc20155"/>
       <w:r>
         <w:rPr>
           <w:rFonts w:hint="default"/>
@@ -2290,22 +2309,23 @@
         </w:rPr>
         <w:t>主要安全管理活动完成情况</w:t>
       </w:r>
-      <w:bookmarkEnd w:id="4"/>
+      <w:bookmarkEnd w:id="3"/>
     </w:p>
     <w:tbl>
       <w:tblPr>
-        <w:tblStyle w:val="TableNormal"/>
+        <w:tblStyle w:val="20"/>
         <w:tblW w:w="0" w:type="auto"/>
         <w:tblInd w:w="0" w:type="dxa"/>
         <w:tblBorders>
-          <w:top w:val="single" w:sz="4" w:space="0" w:color="auto"/>
-          <w:left w:val="single" w:sz="4" w:space="0" w:color="auto"/>
-          <w:bottom w:val="single" w:sz="4" w:space="0" w:color="auto"/>
-          <w:right w:val="single" w:sz="4" w:space="0" w:color="auto"/>
-          <w:insideH w:val="single" w:sz="4" w:space="0" w:color="auto"/>
-          <w:insideV w:val="single" w:sz="4" w:space="0" w:color="auto"/>
+          <w:top w:val="single" w:color="auto" w:sz="4" w:space="0"/>
+          <w:left w:val="single" w:color="auto" w:sz="4" w:space="0"/>
+          <w:bottom w:val="single" w:color="auto" w:sz="4" w:space="0"/>
+          <w:right w:val="single" w:color="auto" w:sz="4" w:space="0"/>
+          <w:insideH w:val="single" w:color="auto" w:sz="4" w:space="0"/>
+          <w:insideV w:val="single" w:color="auto" w:sz="4" w:space="0"/>
         </w:tblBorders>
         <w:shd w:val="clear" w:color="auto" w:fill="auto"/>
+        <w:tblLayout w:type="autofit"/>
         <w:tblCellMar>
           <w:top w:w="15" w:type="dxa"/>
           <w:left w:w="15" w:type="dxa"/>
@@ -2316,22 +2336,19 @@
       <w:tblGrid>
         <w:gridCol w:w="1003"/>
         <w:gridCol w:w="1942"/>
-        <w:gridCol w:w="4930"/>
-        <w:gridCol w:w="623"/>
+        <w:gridCol w:w="4731"/>
+        <w:gridCol w:w="620"/>
       </w:tblGrid>
       <w:tr>
         <w:tblPrEx>
-          <w:tblW w:w="0" w:type="auto"/>
-          <w:tblInd w:w="0" w:type="dxa"/>
           <w:tblBorders>
-            <w:top w:val="single" w:sz="4" w:space="0" w:color="auto"/>
-            <w:left w:val="single" w:sz="4" w:space="0" w:color="auto"/>
-            <w:bottom w:val="single" w:sz="4" w:space="0" w:color="auto"/>
-            <w:right w:val="single" w:sz="4" w:space="0" w:color="auto"/>
-            <w:insideH w:val="single" w:sz="4" w:space="0" w:color="auto"/>
-            <w:insideV w:val="single" w:sz="4" w:space="0" w:color="auto"/>
+            <w:top w:val="single" w:color="auto" w:sz="4" w:space="0"/>
+            <w:left w:val="single" w:color="auto" w:sz="4" w:space="0"/>
+            <w:bottom w:val="single" w:color="auto" w:sz="4" w:space="0"/>
+            <w:right w:val="single" w:color="auto" w:sz="4" w:space="0"/>
+            <w:insideH w:val="single" w:color="auto" w:sz="4" w:space="0"/>
+            <w:insideV w:val="single" w:color="auto" w:sz="4" w:space="0"/>
           </w:tblBorders>
-          <w:shd w:val="clear" w:color="auto" w:fill="auto"/>
           <w:tblCellMar>
             <w:top w:w="15" w:type="dxa"/>
             <w:left w:w="15" w:type="dxa"/>
@@ -2361,10 +2378,10 @@
               <w:widowControl/>
               <w:suppressLineNumbers w:val="0"/>
               <w:spacing w:line="300" w:lineRule="atLeast"/>
-              <w:ind w:left="0" w:right="0" w:firstLine="0" w:leftChars="0" w:rightChars="0" w:firstLineChars="0"/>
+              <w:ind w:left="0" w:leftChars="0" w:right="0" w:rightChars="0" w:firstLine="0" w:firstLineChars="0"/>
               <w:jc w:val="center"/>
               <w:rPr>
-                <w:rFonts w:ascii="Segoe UI" w:eastAsia="Segoe UI" w:hAnsi="Segoe UI" w:cs="Segoe UI"/>
+                <w:rFonts w:ascii="Segoe UI" w:hAnsi="Segoe UI" w:eastAsia="Segoe UI" w:cs="Segoe UI"/>
                 <w:i w:val="0"/>
                 <w:iCs w:val="0"/>
                 <w:caps w:val="0"/>
@@ -2376,7 +2393,7 @@
             </w:pPr>
             <w:r>
               <w:rPr>
-                <w:rFonts w:ascii="Segoe UI" w:eastAsia="Segoe UI" w:hAnsi="Segoe UI" w:cs="Segoe UI" w:hint="default"/>
+                <w:rFonts w:hint="default" w:ascii="Segoe UI" w:hAnsi="Segoe UI" w:eastAsia="Segoe UI" w:cs="Segoe UI"/>
                 <w:i w:val="0"/>
                 <w:iCs w:val="0"/>
                 <w:caps w:val="0"/>
@@ -2411,10 +2428,10 @@
               <w:widowControl/>
               <w:suppressLineNumbers w:val="0"/>
               <w:spacing w:line="300" w:lineRule="atLeast"/>
-              <w:ind w:left="0" w:right="0" w:firstLine="0" w:leftChars="0" w:rightChars="0" w:firstLineChars="0"/>
+              <w:ind w:left="0" w:leftChars="0" w:right="0" w:rightChars="0" w:firstLine="0" w:firstLineChars="0"/>
               <w:jc w:val="center"/>
               <w:rPr>
-                <w:rFonts w:ascii="Segoe UI" w:eastAsia="Segoe UI" w:hAnsi="Segoe UI" w:cs="Segoe UI" w:hint="default"/>
+                <w:rFonts w:hint="default" w:ascii="Segoe UI" w:hAnsi="Segoe UI" w:eastAsia="Segoe UI" w:cs="Segoe UI"/>
                 <w:i w:val="0"/>
                 <w:iCs w:val="0"/>
                 <w:caps w:val="0"/>
@@ -2426,7 +2443,7 @@
             </w:pPr>
             <w:r>
               <w:rPr>
-                <w:rFonts w:ascii="Segoe UI" w:eastAsia="Segoe UI" w:hAnsi="Segoe UI" w:cs="Segoe UI" w:hint="default"/>
+                <w:rFonts w:hint="default" w:ascii="Segoe UI" w:hAnsi="Segoe UI" w:eastAsia="Segoe UI" w:cs="Segoe UI"/>
                 <w:i w:val="0"/>
                 <w:iCs w:val="0"/>
                 <w:caps w:val="0"/>
@@ -2461,10 +2478,10 @@
               <w:widowControl/>
               <w:suppressLineNumbers w:val="0"/>
               <w:spacing w:line="300" w:lineRule="atLeast"/>
-              <w:ind w:left="0" w:right="0" w:firstLine="0" w:leftChars="0" w:rightChars="0" w:firstLineChars="0"/>
+              <w:ind w:left="0" w:leftChars="0" w:right="0" w:rightChars="0" w:firstLine="0" w:firstLineChars="0"/>
               <w:jc w:val="center"/>
               <w:rPr>
-                <w:rFonts w:ascii="Segoe UI" w:eastAsia="Segoe UI" w:hAnsi="Segoe UI" w:cs="Segoe UI" w:hint="default"/>
+                <w:rFonts w:hint="default" w:ascii="Segoe UI" w:hAnsi="Segoe UI" w:eastAsia="Segoe UI" w:cs="Segoe UI"/>
                 <w:i w:val="0"/>
                 <w:iCs w:val="0"/>
                 <w:caps w:val="0"/>
@@ -2476,7 +2493,7 @@
             </w:pPr>
             <w:r>
               <w:rPr>
-                <w:rFonts w:ascii="Segoe UI" w:eastAsia="Segoe UI" w:hAnsi="Segoe UI" w:cs="Segoe UI" w:hint="default"/>
+                <w:rFonts w:hint="default" w:ascii="Segoe UI" w:hAnsi="Segoe UI" w:eastAsia="Segoe UI" w:cs="Segoe UI"/>
                 <w:i w:val="0"/>
                 <w:iCs w:val="0"/>
                 <w:caps w:val="0"/>
@@ -2511,10 +2528,10 @@
               <w:widowControl/>
               <w:suppressLineNumbers w:val="0"/>
               <w:spacing w:line="300" w:lineRule="atLeast"/>
-              <w:ind w:left="0" w:right="0" w:firstLine="0" w:leftChars="0" w:rightChars="0" w:firstLineChars="0"/>
+              <w:ind w:left="0" w:leftChars="0" w:right="0" w:rightChars="0" w:firstLine="0" w:firstLineChars="0"/>
               <w:jc w:val="center"/>
               <w:rPr>
-                <w:rFonts w:ascii="Segoe UI" w:eastAsia="Segoe UI" w:hAnsi="Segoe UI" w:cs="Segoe UI" w:hint="default"/>
+                <w:rFonts w:hint="default" w:ascii="Segoe UI" w:hAnsi="Segoe UI" w:eastAsia="Segoe UI" w:cs="Segoe UI"/>
                 <w:i w:val="0"/>
                 <w:iCs w:val="0"/>
                 <w:caps w:val="0"/>
@@ -2526,7 +2543,7 @@
             </w:pPr>
             <w:r>
               <w:rPr>
-                <w:rFonts w:ascii="Segoe UI" w:eastAsia="Segoe UI" w:hAnsi="Segoe UI" w:cs="Segoe UI" w:hint="default"/>
+                <w:rFonts w:hint="default" w:ascii="Segoe UI" w:hAnsi="Segoe UI" w:eastAsia="Segoe UI" w:cs="Segoe UI"/>
                 <w:i w:val="0"/>
                 <w:iCs w:val="0"/>
                 <w:caps w:val="0"/>
@@ -2545,8 +2562,14 @@
       </w:tr>
       <w:tr>
         <w:tblPrEx>
-          <w:tblW w:w="0" w:type="auto"/>
-          <w:tblInd w:w="0" w:type="dxa"/>
+          <w:tblBorders>
+            <w:top w:val="single" w:color="auto" w:sz="4" w:space="0"/>
+            <w:left w:val="single" w:color="auto" w:sz="4" w:space="0"/>
+            <w:bottom w:val="single" w:color="auto" w:sz="4" w:space="0"/>
+            <w:right w:val="single" w:color="auto" w:sz="4" w:space="0"/>
+            <w:insideH w:val="single" w:color="auto" w:sz="4" w:space="0"/>
+            <w:insideV w:val="single" w:color="auto" w:sz="4" w:space="0"/>
+          </w:tblBorders>
           <w:shd w:val="clear" w:color="auto" w:fill="auto"/>
           <w:tblCellMar>
             <w:top w:w="15" w:type="dxa"/>
@@ -2576,7 +2599,7 @@
               <w:spacing w:line="300" w:lineRule="atLeast"/>
               <w:jc w:val="left"/>
               <w:rPr>
-                <w:rFonts w:ascii="Segoe UI" w:eastAsia="Segoe UI" w:hAnsi="Segoe UI" w:cs="Segoe UI" w:hint="default"/>
+                <w:rFonts w:hint="default" w:ascii="Segoe UI" w:hAnsi="Segoe UI" w:eastAsia="Segoe UI" w:cs="Segoe UI"/>
                 <w:i w:val="0"/>
                 <w:iCs w:val="0"/>
                 <w:caps w:val="0"/>
@@ -2588,8 +2611,8 @@
             </w:pPr>
             <w:r>
               <w:rPr>
-                <w:rStyle w:val="Strong"/>
-                <w:rFonts w:ascii="Segoe UI" w:eastAsia="Segoe UI" w:hAnsi="Segoe UI" w:cs="Segoe UI" w:hint="default"/>
+                <w:rStyle w:val="23"/>
+                <w:rFonts w:hint="default" w:ascii="Segoe UI" w:hAnsi="Segoe UI" w:eastAsia="Segoe UI" w:cs="Segoe UI"/>
                 <w:b/>
                 <w:bCs/>
                 <w:i w:val="0"/>
@@ -2628,7 +2651,7 @@
               <w:spacing w:line="300" w:lineRule="atLeast"/>
               <w:jc w:val="left"/>
               <w:rPr>
-                <w:rFonts w:ascii="Segoe UI" w:eastAsia="Segoe UI" w:hAnsi="Segoe UI" w:cs="Segoe UI" w:hint="default"/>
+                <w:rFonts w:hint="default" w:ascii="Segoe UI" w:hAnsi="Segoe UI" w:eastAsia="Segoe UI" w:cs="Segoe UI"/>
                 <w:i w:val="0"/>
                 <w:iCs w:val="0"/>
                 <w:caps w:val="0"/>
@@ -2643,7 +2666,7 @@
             </w:pPr>
             <w:r>
               <w:rPr>
-                <w:rFonts w:ascii="Segoe UI" w:eastAsia="Segoe UI" w:hAnsi="Segoe UI" w:cs="Segoe UI" w:hint="default"/>
+                <w:rFonts w:hint="default" w:ascii="Segoe UI" w:hAnsi="Segoe UI" w:eastAsia="Segoe UI" w:cs="Segoe UI"/>
                 <w:i w:val="0"/>
                 <w:iCs w:val="0"/>
                 <w:caps w:val="0"/>
@@ -2667,7 +2690,7 @@
               <w:spacing w:line="300" w:lineRule="atLeast"/>
               <w:jc w:val="left"/>
               <w:rPr>
-                <w:rFonts w:ascii="Segoe UI" w:eastAsia="Segoe UI" w:hAnsi="Segoe UI" w:cs="Segoe UI" w:hint="default"/>
+                <w:rFonts w:hint="default" w:ascii="Segoe UI" w:hAnsi="Segoe UI" w:eastAsia="Segoe UI" w:cs="Segoe UI"/>
                 <w:i w:val="0"/>
                 <w:iCs w:val="0"/>
                 <w:caps w:val="0"/>
@@ -2679,7 +2702,7 @@
             </w:pPr>
             <w:r>
               <w:rPr>
-                <w:rFonts w:ascii="Segoe UI" w:eastAsia="Segoe UI" w:hAnsi="Segoe UI" w:cs="Segoe UI" w:hint="default"/>
+                <w:rFonts w:hint="default" w:ascii="Segoe UI" w:hAnsi="Segoe UI" w:eastAsia="Segoe UI" w:cs="Segoe UI"/>
                 <w:i w:val="0"/>
                 <w:iCs w:val="0"/>
                 <w:caps w:val="0"/>
@@ -2716,7 +2739,7 @@
               <w:spacing w:line="300" w:lineRule="atLeast"/>
               <w:jc w:val="left"/>
               <w:rPr>
-                <w:rFonts w:ascii="Segoe UI" w:eastAsia="Segoe UI" w:hAnsi="Segoe UI" w:cs="Segoe UI" w:hint="default"/>
+                <w:rFonts w:hint="default" w:ascii="Segoe UI" w:hAnsi="Segoe UI" w:eastAsia="Segoe UI" w:cs="Segoe UI"/>
                 <w:i w:val="0"/>
                 <w:iCs w:val="0"/>
                 <w:caps w:val="0"/>
@@ -2728,7 +2751,7 @@
             </w:pPr>
             <w:r>
               <w:rPr>
-                <w:rFonts w:ascii="Segoe UI" w:eastAsia="Segoe UI" w:hAnsi="Segoe UI" w:cs="Segoe UI" w:hint="default"/>
+                <w:rFonts w:hint="default" w:ascii="Segoe UI" w:hAnsi="Segoe UI" w:eastAsia="Segoe UI" w:cs="Segoe UI"/>
                 <w:i w:val="0"/>
                 <w:iCs w:val="0"/>
                 <w:caps w:val="0"/>
@@ -2765,7 +2788,7 @@
               <w:spacing w:line="300" w:lineRule="atLeast"/>
               <w:jc w:val="left"/>
               <w:rPr>
-                <w:rFonts w:ascii="Segoe UI" w:eastAsia="Segoe UI" w:hAnsi="Segoe UI" w:cs="Segoe UI" w:hint="default"/>
+                <w:rFonts w:hint="default" w:ascii="Segoe UI" w:hAnsi="Segoe UI" w:eastAsia="Segoe UI" w:cs="Segoe UI"/>
                 <w:i w:val="0"/>
                 <w:iCs w:val="0"/>
                 <w:caps w:val="0"/>
@@ -2777,7 +2800,7 @@
             </w:pPr>
             <w:r>
               <w:rPr>
-                <w:rFonts w:ascii="Segoe UI" w:eastAsia="Segoe UI" w:hAnsi="Segoe UI" w:cs="Segoe UI" w:hint="default"/>
+                <w:rFonts w:hint="default" w:ascii="Segoe UI" w:hAnsi="Segoe UI" w:eastAsia="Segoe UI" w:cs="Segoe UI"/>
                 <w:i w:val="0"/>
                 <w:iCs w:val="0"/>
                 <w:caps w:val="0"/>
@@ -2796,8 +2819,231 @@
       </w:tr>
       <w:tr>
         <w:tblPrEx>
-          <w:tblW w:w="0" w:type="auto"/>
-          <w:tblInd w:w="0" w:type="dxa"/>
+          <w:tblBorders>
+            <w:top w:val="single" w:color="auto" w:sz="4" w:space="0"/>
+            <w:left w:val="single" w:color="auto" w:sz="4" w:space="0"/>
+            <w:bottom w:val="single" w:color="auto" w:sz="4" w:space="0"/>
+            <w:right w:val="single" w:color="auto" w:sz="4" w:space="0"/>
+            <w:insideH w:val="single" w:color="auto" w:sz="4" w:space="0"/>
+            <w:insideV w:val="single" w:color="auto" w:sz="4" w:space="0"/>
+          </w:tblBorders>
+          <w:tblCellMar>
+            <w:top w:w="15" w:type="dxa"/>
+            <w:left w:w="15" w:type="dxa"/>
+            <w:bottom w:w="15" w:type="dxa"/>
+            <w:right w:w="15" w:type="dxa"/>
+          </w:tblCellMar>
+        </w:tblPrEx>
+        <w:tc>
+          <w:tcPr>
+            <w:tcW w:w="1003" w:type="dxa"/>
+            <w:shd w:val="clear" w:color="auto" w:fill="auto"/>
+            <w:tcMar>
+              <w:top w:w="120" w:type="dxa"/>
+              <w:left w:w="0" w:type="dxa"/>
+              <w:bottom w:w="120" w:type="dxa"/>
+              <w:right w:w="192" w:type="dxa"/>
+            </w:tcMar>
+            <w:vAlign w:val="center"/>
+          </w:tcPr>
+          <w:p>
+            <w:pPr>
+              <w:keepNext w:val="0"/>
+              <w:keepLines w:val="0"/>
+              <w:widowControl/>
+              <w:suppressLineNumbers w:val="0"/>
+              <w:spacing w:line="300" w:lineRule="atLeast"/>
+              <w:jc w:val="left"/>
+              <w:rPr>
+                <w:rFonts w:hint="default" w:ascii="Segoe UI" w:hAnsi="Segoe UI" w:eastAsia="Segoe UI" w:cs="Segoe UI"/>
+                <w:i w:val="0"/>
+                <w:iCs w:val="0"/>
+                <w:caps w:val="0"/>
+                <w:color w:val="0F1115"/>
+                <w:spacing w:val="0"/>
+                <w:sz w:val="18"/>
+                <w:szCs w:val="18"/>
+              </w:rPr>
+            </w:pPr>
+            <w:r>
+              <w:rPr>
+                <w:rStyle w:val="23"/>
+                <w:rFonts w:hint="default" w:ascii="Segoe UI" w:hAnsi="Segoe UI" w:eastAsia="Segoe UI" w:cs="Segoe UI"/>
+                <w:b/>
+                <w:bCs/>
+                <w:i w:val="0"/>
+                <w:iCs w:val="0"/>
+                <w:caps w:val="0"/>
+                <w:snapToGrid w:val="0"/>
+                <w:color w:val="000000"/>
+                <w:spacing w:val="0"/>
+                <w:kern w:val="0"/>
+                <w:sz w:val="18"/>
+                <w:szCs w:val="18"/>
+                <w:lang w:val="en-US" w:eastAsia="zh-CN"/>
+              </w:rPr>
+              <w:t>2.系统与运维安全</w:t>
+            </w:r>
+          </w:p>
+        </w:tc>
+        <w:tc>
+          <w:tcPr>
+            <w:tcW w:w="1942" w:type="dxa"/>
+            <w:shd w:val="clear" w:color="auto" w:fill="auto"/>
+            <w:tcMar>
+              <w:top w:w="120" w:type="dxa"/>
+              <w:left w:w="192" w:type="dxa"/>
+              <w:bottom w:w="120" w:type="dxa"/>
+              <w:right w:w="192" w:type="dxa"/>
+            </w:tcMar>
+            <w:vAlign w:val="center"/>
+          </w:tcPr>
+          <w:p>
+            <w:pPr>
+              <w:keepNext w:val="0"/>
+              <w:keepLines w:val="0"/>
+              <w:widowControl/>
+              <w:suppressLineNumbers w:val="0"/>
+              <w:spacing w:line="300" w:lineRule="atLeast"/>
+              <w:jc w:val="left"/>
+              <w:rPr>
+                <w:rFonts w:hint="default" w:ascii="Segoe UI" w:hAnsi="Segoe UI" w:eastAsia="Segoe UI" w:cs="Segoe UI"/>
+                <w:i w:val="0"/>
+                <w:iCs w:val="0"/>
+                <w:caps w:val="0"/>
+                <w:color w:val="0F1115"/>
+                <w:spacing w:val="0"/>
+                <w:sz w:val="18"/>
+                <w:szCs w:val="18"/>
+              </w:rPr>
+            </w:pPr>
+            <w:r>
+              <w:rPr>
+                <w:rFonts w:hint="default" w:ascii="Segoe UI" w:hAnsi="Segoe UI" w:eastAsia="Segoe UI" w:cs="Segoe UI"/>
+                <w:i w:val="0"/>
+                <w:iCs w:val="0"/>
+                <w:caps w:val="0"/>
+                <w:snapToGrid w:val="0"/>
+                <w:color w:val="000000"/>
+                <w:spacing w:val="0"/>
+                <w:kern w:val="0"/>
+                <w:sz w:val="18"/>
+                <w:szCs w:val="18"/>
+                <w:lang w:val="en-US" w:eastAsia="zh-CN"/>
+              </w:rPr>
+              <w:t>定期漏洞扫描与修复；强化访问控制；落实安全监控与日志审计。</w:t>
+            </w:r>
+          </w:p>
+        </w:tc>
+        <w:tc>
+          <w:tcPr>
+            <w:tcW w:w="0" w:type="auto"/>
+            <w:shd w:val="clear" w:color="auto" w:fill="auto"/>
+            <w:tcMar>
+              <w:top w:w="120" w:type="dxa"/>
+              <w:left w:w="192" w:type="dxa"/>
+              <w:bottom w:w="120" w:type="dxa"/>
+              <w:right w:w="192" w:type="dxa"/>
+            </w:tcMar>
+            <w:vAlign w:val="center"/>
+          </w:tcPr>
+          <w:p>
+            <w:pPr>
+              <w:keepNext w:val="0"/>
+              <w:keepLines w:val="0"/>
+              <w:widowControl/>
+              <w:suppressLineNumbers w:val="0"/>
+              <w:spacing w:line="300" w:lineRule="atLeast"/>
+              <w:jc w:val="left"/>
+              <w:rPr>
+                <w:rFonts w:hint="default" w:ascii="Segoe UI" w:hAnsi="Segoe UI" w:eastAsia="Segoe UI" w:cs="Segoe UI"/>
+                <w:i w:val="0"/>
+                <w:iCs w:val="0"/>
+                <w:caps w:val="0"/>
+                <w:color w:val="0F1115"/>
+                <w:spacing w:val="0"/>
+                <w:sz w:val="18"/>
+                <w:szCs w:val="18"/>
+              </w:rPr>
+            </w:pPr>
+            <w:r>
+              <w:rPr>
+                <w:rFonts w:hint="default" w:ascii="Segoe UI" w:hAnsi="Segoe UI" w:eastAsia="Segoe UI" w:cs="Segoe UI"/>
+                <w:i w:val="0"/>
+                <w:iCs w:val="0"/>
+                <w:caps w:val="0"/>
+                <w:snapToGrid w:val="0"/>
+                <w:color w:val="000000"/>
+                <w:spacing w:val="0"/>
+                <w:kern w:val="0"/>
+                <w:sz w:val="18"/>
+                <w:szCs w:val="18"/>
+                <w:lang w:val="en-US" w:eastAsia="zh-CN"/>
+              </w:rPr>
+              <w:t>共进行4次月度漏洞扫描，发现中危漏洞2个，均已修复。核心后台管理账户已启用双因素认证。SIEM系统运行正常，产生有效告警15条，均已人工核查处置。</w:t>
+            </w:r>
+          </w:p>
+        </w:tc>
+        <w:tc>
+          <w:tcPr>
+            <w:tcW w:w="0" w:type="auto"/>
+            <w:shd w:val="clear" w:color="auto" w:fill="auto"/>
+            <w:tcMar>
+              <w:top w:w="120" w:type="dxa"/>
+              <w:left w:w="192" w:type="dxa"/>
+              <w:bottom w:w="120" w:type="dxa"/>
+              <w:right w:w="0" w:type="dxa"/>
+            </w:tcMar>
+            <w:vAlign w:val="center"/>
+          </w:tcPr>
+          <w:p>
+            <w:pPr>
+              <w:keepNext w:val="0"/>
+              <w:keepLines w:val="0"/>
+              <w:widowControl/>
+              <w:suppressLineNumbers w:val="0"/>
+              <w:spacing w:line="300" w:lineRule="atLeast"/>
+              <w:jc w:val="left"/>
+              <w:rPr>
+                <w:rFonts w:hint="default" w:ascii="Segoe UI" w:hAnsi="Segoe UI" w:eastAsia="Segoe UI" w:cs="Segoe UI"/>
+                <w:i w:val="0"/>
+                <w:iCs w:val="0"/>
+                <w:caps w:val="0"/>
+                <w:color w:val="0F1115"/>
+                <w:spacing w:val="0"/>
+                <w:sz w:val="18"/>
+                <w:szCs w:val="18"/>
+              </w:rPr>
+            </w:pPr>
+            <w:r>
+              <w:rPr>
+                <w:rFonts w:hint="default" w:ascii="Segoe UI" w:hAnsi="Segoe UI" w:eastAsia="Segoe UI" w:cs="Segoe UI"/>
+                <w:i w:val="0"/>
+                <w:iCs w:val="0"/>
+                <w:caps w:val="0"/>
+                <w:snapToGrid w:val="0"/>
+                <w:color w:val="000000"/>
+                <w:spacing w:val="0"/>
+                <w:kern w:val="0"/>
+                <w:sz w:val="18"/>
+                <w:szCs w:val="18"/>
+                <w:lang w:val="en-US" w:eastAsia="zh-CN"/>
+              </w:rPr>
+              <w:t>完成</w:t>
+            </w:r>
+          </w:p>
+        </w:tc>
+      </w:tr>
+      <w:tr>
+        <w:tblPrEx>
+          <w:tblBorders>
+            <w:top w:val="single" w:color="auto" w:sz="4" w:space="0"/>
+            <w:left w:val="single" w:color="auto" w:sz="4" w:space="0"/>
+            <w:bottom w:val="single" w:color="auto" w:sz="4" w:space="0"/>
+            <w:right w:val="single" w:color="auto" w:sz="4" w:space="0"/>
+            <w:insideH w:val="single" w:color="auto" w:sz="4" w:space="0"/>
+            <w:insideV w:val="single" w:color="auto" w:sz="4" w:space="0"/>
+          </w:tblBorders>
           <w:shd w:val="clear" w:color="auto" w:fill="auto"/>
           <w:tblCellMar>
             <w:top w:w="15" w:type="dxa"/>
@@ -2827,7 +3073,7 @@
               <w:spacing w:line="300" w:lineRule="atLeast"/>
               <w:jc w:val="left"/>
               <w:rPr>
-                <w:rFonts w:ascii="Segoe UI" w:eastAsia="Segoe UI" w:hAnsi="Segoe UI" w:cs="Segoe UI" w:hint="default"/>
+                <w:rFonts w:hint="default" w:ascii="Segoe UI" w:hAnsi="Segoe UI" w:eastAsia="Segoe UI" w:cs="Segoe UI"/>
                 <w:i w:val="0"/>
                 <w:iCs w:val="0"/>
                 <w:caps w:val="0"/>
@@ -2839,8 +3085,8 @@
             </w:pPr>
             <w:r>
               <w:rPr>
-                <w:rStyle w:val="Strong"/>
-                <w:rFonts w:ascii="Segoe UI" w:eastAsia="Segoe UI" w:hAnsi="Segoe UI" w:cs="Segoe UI" w:hint="default"/>
+                <w:rStyle w:val="23"/>
+                <w:rFonts w:hint="default" w:ascii="Segoe UI" w:hAnsi="Segoe UI" w:eastAsia="Segoe UI" w:cs="Segoe UI"/>
                 <w:b/>
                 <w:bCs/>
                 <w:i w:val="0"/>
@@ -2854,7 +3100,7 @@
                 <w:szCs w:val="18"/>
                 <w:lang w:val="en-US" w:eastAsia="zh-CN"/>
               </w:rPr>
-              <w:t>2.系统与运维安全</w:t>
+              <w:t>3.数据安全</w:t>
             </w:r>
           </w:p>
         </w:tc>
@@ -2879,19 +3125,7 @@
               <w:spacing w:line="300" w:lineRule="atLeast"/>
               <w:jc w:val="left"/>
               <w:rPr>
-                <w:rFonts w:ascii="Segoe UI" w:eastAsia="Segoe UI" w:hAnsi="Segoe UI" w:cs="Segoe UI" w:hint="default"/>
-                <w:i w:val="0"/>
-                <w:iCs w:val="0"/>
-                <w:caps w:val="0"/>
-                <w:color w:val="0F1115"/>
-                <w:spacing w:val="0"/>
-                <w:sz w:val="18"/>
-                <w:szCs w:val="18"/>
-              </w:rPr>
-            </w:pPr>
-            <w:r>
-              <w:rPr>
-                <w:rFonts w:ascii="Segoe UI" w:eastAsia="Segoe UI" w:hAnsi="Segoe UI" w:cs="Segoe UI" w:hint="default"/>
+                <w:rFonts w:hint="default" w:ascii="Segoe UI" w:hAnsi="Segoe UI" w:eastAsia="Segoe UI" w:cs="Segoe UI"/>
                 <w:i w:val="0"/>
                 <w:iCs w:val="0"/>
                 <w:caps w:val="0"/>
@@ -2903,7 +3137,58 @@
                 <w:szCs w:val="18"/>
                 <w:lang w:val="en-US" w:eastAsia="zh-CN"/>
               </w:rPr>
-              <w:t>定期漏洞扫描与修复；强化访问控制；落实安全监控与日志审计。</w:t>
+            </w:pPr>
+            <w:r>
+              <w:rPr>
+                <w:rFonts w:hint="default" w:ascii="Segoe UI" w:hAnsi="Segoe UI" w:eastAsia="Segoe UI" w:cs="Segoe UI"/>
+                <w:i w:val="0"/>
+                <w:iCs w:val="0"/>
+                <w:caps w:val="0"/>
+                <w:snapToGrid w:val="0"/>
+                <w:color w:val="000000"/>
+                <w:spacing w:val="0"/>
+                <w:kern w:val="0"/>
+                <w:sz w:val="18"/>
+                <w:szCs w:val="18"/>
+                <w:lang w:val="en-US" w:eastAsia="zh-CN"/>
+              </w:rPr>
+              <w:t>敏感数据加密；</w:t>
+            </w:r>
+          </w:p>
+          <w:p>
+            <w:pPr>
+              <w:keepNext w:val="0"/>
+              <w:keepLines w:val="0"/>
+              <w:widowControl/>
+              <w:suppressLineNumbers w:val="0"/>
+              <w:spacing w:line="300" w:lineRule="atLeast"/>
+              <w:jc w:val="left"/>
+              <w:rPr>
+                <w:rFonts w:hint="default" w:ascii="Segoe UI" w:hAnsi="Segoe UI" w:eastAsia="Segoe UI" w:cs="Segoe UI"/>
+                <w:i w:val="0"/>
+                <w:iCs w:val="0"/>
+                <w:caps w:val="0"/>
+                <w:color w:val="0F1115"/>
+                <w:spacing w:val="0"/>
+                <w:sz w:val="18"/>
+                <w:szCs w:val="18"/>
+              </w:rPr>
+            </w:pPr>
+            <w:r>
+              <w:rPr>
+                <w:rFonts w:hint="default" w:ascii="Segoe UI" w:hAnsi="Segoe UI" w:eastAsia="Segoe UI" w:cs="Segoe UI"/>
+                <w:i w:val="0"/>
+                <w:iCs w:val="0"/>
+                <w:caps w:val="0"/>
+                <w:snapToGrid w:val="0"/>
+                <w:color w:val="000000"/>
+                <w:spacing w:val="0"/>
+                <w:kern w:val="0"/>
+                <w:sz w:val="18"/>
+                <w:szCs w:val="18"/>
+                <w:lang w:val="en-US" w:eastAsia="zh-CN"/>
+              </w:rPr>
+              <w:t>定期备份与恢复测试。</w:t>
             </w:r>
           </w:p>
         </w:tc>
@@ -2928,7 +3213,7 @@
               <w:spacing w:line="300" w:lineRule="atLeast"/>
               <w:jc w:val="left"/>
               <w:rPr>
-                <w:rFonts w:ascii="Segoe UI" w:eastAsia="Segoe UI" w:hAnsi="Segoe UI" w:cs="Segoe UI" w:hint="default"/>
+                <w:rFonts w:hint="default" w:ascii="Segoe UI" w:hAnsi="Segoe UI" w:eastAsia="Segoe UI" w:cs="Segoe UI"/>
                 <w:i w:val="0"/>
                 <w:iCs w:val="0"/>
                 <w:caps w:val="0"/>
@@ -2940,7 +3225,7 @@
             </w:pPr>
             <w:r>
               <w:rPr>
-                <w:rFonts w:ascii="Segoe UI" w:eastAsia="Segoe UI" w:hAnsi="Segoe UI" w:cs="Segoe UI" w:hint="default"/>
+                <w:rFonts w:hint="default" w:ascii="Segoe UI" w:hAnsi="Segoe UI" w:eastAsia="Segoe UI" w:cs="Segoe UI"/>
                 <w:i w:val="0"/>
                 <w:iCs w:val="0"/>
                 <w:caps w:val="0"/>
@@ -2952,7 +3237,7 @@
                 <w:szCs w:val="18"/>
                 <w:lang w:val="en-US" w:eastAsia="zh-CN"/>
               </w:rPr>
-              <w:t>共进行4次月度漏洞扫描，发现中危漏洞2个，均已修复。核心后台管理账户已启用双因素认证。SIEM系统运行正常，产生有效告警15条，均已人工核查处置。</w:t>
+              <w:t>数据库敏感字段已实施加密存储。按计划完成4次全量备份与12次增量备份，并于11月成功进行一次恢复演练。测试环境数据已完全脱敏。</w:t>
             </w:r>
           </w:p>
         </w:tc>
@@ -2977,7 +3262,7 @@
               <w:spacing w:line="300" w:lineRule="atLeast"/>
               <w:jc w:val="left"/>
               <w:rPr>
-                <w:rFonts w:ascii="Segoe UI" w:eastAsia="Segoe UI" w:hAnsi="Segoe UI" w:cs="Segoe UI" w:hint="default"/>
+                <w:rFonts w:hint="default" w:ascii="Segoe UI" w:hAnsi="Segoe UI" w:eastAsia="Segoe UI" w:cs="Segoe UI"/>
                 <w:i w:val="0"/>
                 <w:iCs w:val="0"/>
                 <w:caps w:val="0"/>
@@ -2989,7 +3274,7 @@
             </w:pPr>
             <w:r>
               <w:rPr>
-                <w:rFonts w:ascii="Segoe UI" w:eastAsia="Segoe UI" w:hAnsi="Segoe UI" w:cs="Segoe UI" w:hint="default"/>
+                <w:rFonts w:hint="default" w:ascii="Segoe UI" w:hAnsi="Segoe UI" w:eastAsia="Segoe UI" w:cs="Segoe UI"/>
                 <w:i w:val="0"/>
                 <w:iCs w:val="0"/>
                 <w:caps w:val="0"/>
@@ -3008,8 +3293,14 @@
       </w:tr>
       <w:tr>
         <w:tblPrEx>
-          <w:tblW w:w="0" w:type="auto"/>
-          <w:tblInd w:w="0" w:type="dxa"/>
+          <w:tblBorders>
+            <w:top w:val="single" w:color="auto" w:sz="4" w:space="0"/>
+            <w:left w:val="single" w:color="auto" w:sz="4" w:space="0"/>
+            <w:bottom w:val="single" w:color="auto" w:sz="4" w:space="0"/>
+            <w:right w:val="single" w:color="auto" w:sz="4" w:space="0"/>
+            <w:insideH w:val="single" w:color="auto" w:sz="4" w:space="0"/>
+            <w:insideV w:val="single" w:color="auto" w:sz="4" w:space="0"/>
+          </w:tblBorders>
           <w:shd w:val="clear" w:color="auto" w:fill="auto"/>
           <w:tblCellMar>
             <w:top w:w="15" w:type="dxa"/>
@@ -3039,7 +3330,7 @@
               <w:spacing w:line="300" w:lineRule="atLeast"/>
               <w:jc w:val="left"/>
               <w:rPr>
-                <w:rFonts w:ascii="Segoe UI" w:eastAsia="Segoe UI" w:hAnsi="Segoe UI" w:cs="Segoe UI" w:hint="default"/>
+                <w:rFonts w:hint="default" w:ascii="Segoe UI" w:hAnsi="Segoe UI" w:eastAsia="Segoe UI" w:cs="Segoe UI"/>
                 <w:i w:val="0"/>
                 <w:iCs w:val="0"/>
                 <w:caps w:val="0"/>
@@ -3051,8 +3342,8 @@
             </w:pPr>
             <w:r>
               <w:rPr>
-                <w:rStyle w:val="Strong"/>
-                <w:rFonts w:ascii="Segoe UI" w:eastAsia="Segoe UI" w:hAnsi="Segoe UI" w:cs="Segoe UI" w:hint="default"/>
+                <w:rStyle w:val="23"/>
+                <w:rFonts w:hint="default" w:ascii="Segoe UI" w:hAnsi="Segoe UI" w:eastAsia="Segoe UI" w:cs="Segoe UI"/>
                 <w:b/>
                 <w:bCs/>
                 <w:i w:val="0"/>
@@ -3066,7 +3357,7 @@
                 <w:szCs w:val="18"/>
                 <w:lang w:val="en-US" w:eastAsia="zh-CN"/>
               </w:rPr>
-              <w:t>3.数据安全</w:t>
+              <w:t>4.应急响应</w:t>
             </w:r>
           </w:p>
         </w:tc>
@@ -3091,7 +3382,19 @@
               <w:spacing w:line="300" w:lineRule="atLeast"/>
               <w:jc w:val="left"/>
               <w:rPr>
-                <w:rFonts w:ascii="Segoe UI" w:eastAsia="Segoe UI" w:hAnsi="Segoe UI" w:cs="Segoe UI" w:hint="default"/>
+                <w:rFonts w:hint="default" w:ascii="Segoe UI" w:hAnsi="Segoe UI" w:eastAsia="Segoe UI" w:cs="Segoe UI"/>
+                <w:i w:val="0"/>
+                <w:iCs w:val="0"/>
+                <w:caps w:val="0"/>
+                <w:color w:val="0F1115"/>
+                <w:spacing w:val="0"/>
+                <w:sz w:val="18"/>
+                <w:szCs w:val="18"/>
+              </w:rPr>
+            </w:pPr>
+            <w:r>
+              <w:rPr>
+                <w:rFonts w:hint="default" w:ascii="Segoe UI" w:hAnsi="Segoe UI" w:eastAsia="Segoe UI" w:cs="Segoe UI"/>
                 <w:i w:val="0"/>
                 <w:iCs w:val="0"/>
                 <w:caps w:val="0"/>
@@ -3103,58 +3406,7 @@
                 <w:szCs w:val="18"/>
                 <w:lang w:val="en-US" w:eastAsia="zh-CN"/>
               </w:rPr>
-            </w:pPr>
-            <w:r>
-              <w:rPr>
-                <w:rFonts w:ascii="Segoe UI" w:eastAsia="Segoe UI" w:hAnsi="Segoe UI" w:cs="Segoe UI" w:hint="default"/>
-                <w:i w:val="0"/>
-                <w:iCs w:val="0"/>
-                <w:caps w:val="0"/>
-                <w:snapToGrid w:val="0"/>
-                <w:color w:val="000000"/>
-                <w:spacing w:val="0"/>
-                <w:kern w:val="0"/>
-                <w:sz w:val="18"/>
-                <w:szCs w:val="18"/>
-                <w:lang w:val="en-US" w:eastAsia="zh-CN"/>
-              </w:rPr>
-              <w:t>敏感数据加密；</w:t>
-            </w:r>
-          </w:p>
-          <w:p>
-            <w:pPr>
-              <w:keepNext w:val="0"/>
-              <w:keepLines w:val="0"/>
-              <w:widowControl/>
-              <w:suppressLineNumbers w:val="0"/>
-              <w:spacing w:line="300" w:lineRule="atLeast"/>
-              <w:jc w:val="left"/>
-              <w:rPr>
-                <w:rFonts w:ascii="Segoe UI" w:eastAsia="Segoe UI" w:hAnsi="Segoe UI" w:cs="Segoe UI" w:hint="default"/>
-                <w:i w:val="0"/>
-                <w:iCs w:val="0"/>
-                <w:caps w:val="0"/>
-                <w:color w:val="0F1115"/>
-                <w:spacing w:val="0"/>
-                <w:sz w:val="18"/>
-                <w:szCs w:val="18"/>
-              </w:rPr>
-            </w:pPr>
-            <w:r>
-              <w:rPr>
-                <w:rFonts w:ascii="Segoe UI" w:eastAsia="Segoe UI" w:hAnsi="Segoe UI" w:cs="Segoe UI" w:hint="default"/>
-                <w:i w:val="0"/>
-                <w:iCs w:val="0"/>
-                <w:caps w:val="0"/>
-                <w:snapToGrid w:val="0"/>
-                <w:color w:val="000000"/>
-                <w:spacing w:val="0"/>
-                <w:kern w:val="0"/>
-                <w:sz w:val="18"/>
-                <w:szCs w:val="18"/>
-                <w:lang w:val="en-US" w:eastAsia="zh-CN"/>
-              </w:rPr>
-              <w:t>定期备份与恢复测试。</w:t>
+              <w:t>建立流程，定期演练。</w:t>
             </w:r>
           </w:p>
         </w:tc>
@@ -3179,7 +3431,7 @@
               <w:spacing w:line="300" w:lineRule="atLeast"/>
               <w:jc w:val="left"/>
               <w:rPr>
-                <w:rFonts w:ascii="Segoe UI" w:eastAsia="Segoe UI" w:hAnsi="Segoe UI" w:cs="Segoe UI" w:hint="default"/>
+                <w:rFonts w:hint="default" w:ascii="Segoe UI" w:hAnsi="Segoe UI" w:eastAsia="Segoe UI" w:cs="Segoe UI"/>
                 <w:i w:val="0"/>
                 <w:iCs w:val="0"/>
                 <w:caps w:val="0"/>
@@ -3191,7 +3443,7 @@
             </w:pPr>
             <w:r>
               <w:rPr>
-                <w:rFonts w:ascii="Segoe UI" w:eastAsia="Segoe UI" w:hAnsi="Segoe UI" w:cs="Segoe UI" w:hint="default"/>
+                <w:rFonts w:hint="default" w:ascii="Segoe UI" w:hAnsi="Segoe UI" w:eastAsia="Segoe UI" w:cs="Segoe UI"/>
                 <w:i w:val="0"/>
                 <w:iCs w:val="0"/>
                 <w:caps w:val="0"/>
@@ -3203,7 +3455,71 @@
                 <w:szCs w:val="18"/>
                 <w:lang w:val="en-US" w:eastAsia="zh-CN"/>
               </w:rPr>
-              <w:t>数据库敏感字段已实施加密存储。按计划完成4次全量备份与12次增量备份，并于11月成功进行一次恢复演练。测试环境数据已完全脱敏。</w:t>
+              <w:t>更新了《项目专项应急预案》。</w:t>
+            </w:r>
+            <w:r>
+              <w:rPr>
+                <w:rFonts w:hint="eastAsia" w:ascii="Segoe UI" w:hAnsi="Segoe UI" w:eastAsia="Segoe UI" w:cs="Segoe UI"/>
+                <w:i w:val="0"/>
+                <w:iCs w:val="0"/>
+                <w:caps w:val="0"/>
+                <w:snapToGrid w:val="0"/>
+                <w:color w:val="000000"/>
+                <w:spacing w:val="0"/>
+                <w:kern w:val="0"/>
+                <w:sz w:val="18"/>
+                <w:szCs w:val="18"/>
+                <w:lang w:val="en-US" w:eastAsia="zh-CN"/>
+              </w:rPr>
+              <w:t>9</w:t>
+            </w:r>
+            <w:r>
+              <w:rPr>
+                <w:rFonts w:hint="default" w:ascii="Segoe UI" w:hAnsi="Segoe UI" w:eastAsia="Segoe UI" w:cs="Segoe UI"/>
+                <w:i w:val="0"/>
+                <w:iCs w:val="0"/>
+                <w:caps w:val="0"/>
+                <w:snapToGrid w:val="0"/>
+                <w:color w:val="000000"/>
+                <w:spacing w:val="0"/>
+                <w:kern w:val="0"/>
+                <w:sz w:val="18"/>
+                <w:szCs w:val="18"/>
+                <w:lang w:val="en-US" w:eastAsia="zh-CN"/>
+              </w:rPr>
+              <w:t>月份组织了一次针对“疑似数据泄露”的</w:t>
+            </w:r>
+            <w:r>
+              <w:rPr>
+                <w:rFonts w:hint="eastAsia" w:ascii="Segoe UI" w:hAnsi="Segoe UI" w:eastAsia="Segoe UI" w:cs="Segoe UI"/>
+                <w:i w:val="0"/>
+                <w:iCs w:val="0"/>
+                <w:caps w:val="0"/>
+                <w:snapToGrid w:val="0"/>
+                <w:color w:val="000000"/>
+                <w:spacing w:val="0"/>
+                <w:kern w:val="0"/>
+                <w:sz w:val="18"/>
+                <w:szCs w:val="18"/>
+                <w:lang w:val="en-US" w:eastAsia="zh-CN"/>
+              </w:rPr>
+              <w:t>实战演练</w:t>
+            </w:r>
+            <w:r>
+              <w:rPr>
+                <w:rFonts w:hint="default" w:ascii="Segoe UI" w:hAnsi="Segoe UI" w:eastAsia="Segoe UI" w:cs="Segoe UI"/>
+                <w:i w:val="0"/>
+                <w:iCs w:val="0"/>
+                <w:caps w:val="0"/>
+                <w:snapToGrid w:val="0"/>
+                <w:color w:val="000000"/>
+                <w:spacing w:val="0"/>
+                <w:kern w:val="0"/>
+                <w:sz w:val="18"/>
+                <w:szCs w:val="18"/>
+                <w:lang w:val="en-US" w:eastAsia="zh-CN"/>
+              </w:rPr>
+              <w:t>，响应流程顺畅，演练报告已归档。</w:t>
             </w:r>
           </w:p>
         </w:tc>
@@ -3228,7 +3544,7 @@
               <w:spacing w:line="300" w:lineRule="atLeast"/>
               <w:jc w:val="left"/>
               <w:rPr>
-                <w:rFonts w:ascii="Segoe UI" w:eastAsia="Segoe UI" w:hAnsi="Segoe UI" w:cs="Segoe UI" w:hint="default"/>
+                <w:rFonts w:hint="default" w:ascii="Segoe UI" w:hAnsi="Segoe UI" w:eastAsia="Segoe UI" w:cs="Segoe UI"/>
                 <w:i w:val="0"/>
                 <w:iCs w:val="0"/>
                 <w:caps w:val="0"/>
@@ -3240,7 +3556,7 @@
             </w:pPr>
             <w:r>
               <w:rPr>
-                <w:rFonts w:ascii="Segoe UI" w:eastAsia="Segoe UI" w:hAnsi="Segoe UI" w:cs="Segoe UI" w:hint="default"/>
+                <w:rFonts w:hint="default" w:ascii="Segoe UI" w:hAnsi="Segoe UI" w:eastAsia="Segoe UI" w:cs="Segoe UI"/>
                 <w:i w:val="0"/>
                 <w:iCs w:val="0"/>
                 <w:caps w:val="0"/>
@@ -3259,8 +3575,14 @@
       </w:tr>
       <w:tr>
         <w:tblPrEx>
-          <w:tblW w:w="0" w:type="auto"/>
-          <w:tblInd w:w="0" w:type="dxa"/>
+          <w:tblBorders>
+            <w:top w:val="single" w:color="auto" w:sz="4" w:space="0"/>
+            <w:left w:val="single" w:color="auto" w:sz="4" w:space="0"/>
+            <w:bottom w:val="single" w:color="auto" w:sz="4" w:space="0"/>
+            <w:right w:val="single" w:color="auto" w:sz="4" w:space="0"/>
+            <w:insideH w:val="single" w:color="auto" w:sz="4" w:space="0"/>
+            <w:insideV w:val="single" w:color="auto" w:sz="4" w:space="0"/>
+          </w:tblBorders>
           <w:shd w:val="clear" w:color="auto" w:fill="auto"/>
           <w:tblCellMar>
             <w:top w:w="15" w:type="dxa"/>
@@ -3290,7 +3612,7 @@
               <w:spacing w:line="300" w:lineRule="atLeast"/>
               <w:jc w:val="left"/>
               <w:rPr>
-                <w:rFonts w:ascii="Segoe UI" w:eastAsia="Segoe UI" w:hAnsi="Segoe UI" w:cs="Segoe UI" w:hint="default"/>
+                <w:rFonts w:hint="default" w:ascii="Segoe UI" w:hAnsi="Segoe UI" w:eastAsia="Segoe UI" w:cs="Segoe UI"/>
                 <w:i w:val="0"/>
                 <w:iCs w:val="0"/>
                 <w:caps w:val="0"/>
@@ -3302,8 +3624,8 @@
             </w:pPr>
             <w:r>
               <w:rPr>
-                <w:rStyle w:val="Strong"/>
-                <w:rFonts w:ascii="Segoe UI" w:eastAsia="Segoe UI" w:hAnsi="Segoe UI" w:cs="Segoe UI" w:hint="default"/>
+                <w:rStyle w:val="23"/>
+                <w:rFonts w:hint="default" w:ascii="Segoe UI" w:hAnsi="Segoe UI" w:eastAsia="Segoe UI" w:cs="Segoe UI"/>
                 <w:b/>
                 <w:bCs/>
                 <w:i w:val="0"/>
@@ -3317,7 +3639,7 @@
                 <w:szCs w:val="18"/>
                 <w:lang w:val="en-US" w:eastAsia="zh-CN"/>
               </w:rPr>
-              <w:t>4.应急响应</w:t>
+              <w:t>5.合规与审计</w:t>
             </w:r>
           </w:p>
         </w:tc>
@@ -3342,7 +3664,7 @@
               <w:spacing w:line="300" w:lineRule="atLeast"/>
               <w:jc w:val="left"/>
               <w:rPr>
-                <w:rFonts w:ascii="Segoe UI" w:eastAsia="Segoe UI" w:hAnsi="Segoe UI" w:cs="Segoe UI" w:hint="default"/>
+                <w:rFonts w:hint="default" w:ascii="Segoe UI" w:hAnsi="Segoe UI" w:eastAsia="Segoe UI" w:cs="Segoe UI"/>
                 <w:i w:val="0"/>
                 <w:iCs w:val="0"/>
                 <w:caps w:val="0"/>
@@ -3354,7 +3676,7 @@
             </w:pPr>
             <w:r>
               <w:rPr>
-                <w:rFonts w:ascii="Segoe UI" w:eastAsia="Segoe UI" w:hAnsi="Segoe UI" w:cs="Segoe UI" w:hint="default"/>
+                <w:rFonts w:hint="default" w:ascii="Segoe UI" w:hAnsi="Segoe UI" w:eastAsia="Segoe UI" w:cs="Segoe UI"/>
                 <w:i w:val="0"/>
                 <w:iCs w:val="0"/>
                 <w:caps w:val="0"/>
@@ -3366,7 +3688,7 @@
                 <w:szCs w:val="18"/>
                 <w:lang w:val="en-US" w:eastAsia="zh-CN"/>
               </w:rPr>
-              <w:t>建立流程，定期演练。</w:t>
+              <w:t>进行合规检查与内部审计。</w:t>
             </w:r>
           </w:p>
         </w:tc>
@@ -3391,7 +3713,7 @@
               <w:spacing w:line="300" w:lineRule="atLeast"/>
               <w:jc w:val="left"/>
               <w:rPr>
-                <w:rFonts w:ascii="Segoe UI" w:eastAsia="Segoe UI" w:hAnsi="Segoe UI" w:cs="Segoe UI" w:hint="default"/>
+                <w:rFonts w:hint="default" w:ascii="Segoe UI" w:hAnsi="Segoe UI" w:eastAsia="Segoe UI" w:cs="Segoe UI"/>
                 <w:i w:val="0"/>
                 <w:iCs w:val="0"/>
                 <w:caps w:val="0"/>
@@ -3403,7 +3725,7 @@
             </w:pPr>
             <w:r>
               <w:rPr>
-                <w:rFonts w:ascii="Segoe UI" w:eastAsia="Segoe UI" w:hAnsi="Segoe UI" w:cs="Segoe UI" w:hint="default"/>
+                <w:rFonts w:hint="default" w:ascii="Segoe UI" w:hAnsi="Segoe UI" w:eastAsia="Segoe UI" w:cs="Segoe UI"/>
                 <w:i w:val="0"/>
                 <w:iCs w:val="0"/>
                 <w:caps w:val="0"/>
@@ -3415,71 +3737,7 @@
                 <w:szCs w:val="18"/>
                 <w:lang w:val="en-US" w:eastAsia="zh-CN"/>
               </w:rPr>
-              <w:t>更新了《项目专项应急预案》。</w:t>
-            </w:r>
-            <w:r>
-              <w:rPr>
-                <w:rFonts w:ascii="Segoe UI" w:eastAsia="Segoe UI" w:hAnsi="Segoe UI" w:cs="Segoe UI" w:hint="eastAsia"/>
-                <w:i w:val="0"/>
-                <w:iCs w:val="0"/>
-                <w:caps w:val="0"/>
-                <w:snapToGrid w:val="0"/>
-                <w:color w:val="000000"/>
-                <w:spacing w:val="0"/>
-                <w:kern w:val="0"/>
-                <w:sz w:val="18"/>
-                <w:szCs w:val="18"/>
-                <w:lang w:val="en-US" w:eastAsia="zh-CN"/>
-              </w:rPr>
-              <w:t>9</w:t>
-            </w:r>
-            <w:r>
-              <w:rPr>
-                <w:rFonts w:ascii="Segoe UI" w:eastAsia="Segoe UI" w:hAnsi="Segoe UI" w:cs="Segoe UI" w:hint="default"/>
-                <w:i w:val="0"/>
-                <w:iCs w:val="0"/>
-                <w:caps w:val="0"/>
-                <w:snapToGrid w:val="0"/>
-                <w:color w:val="000000"/>
-                <w:spacing w:val="0"/>
-                <w:kern w:val="0"/>
-                <w:sz w:val="18"/>
-                <w:szCs w:val="18"/>
-                <w:lang w:val="en-US" w:eastAsia="zh-CN"/>
-              </w:rPr>
-              <w:t>月份组织了一次针对“疑似数据泄露”的</w:t>
-            </w:r>
-            <w:r>
-              <w:rPr>
-                <w:rFonts w:ascii="Segoe UI" w:eastAsia="Segoe UI" w:hAnsi="Segoe UI" w:cs="Segoe UI" w:hint="eastAsia"/>
-                <w:i w:val="0"/>
-                <w:iCs w:val="0"/>
-                <w:caps w:val="0"/>
-                <w:snapToGrid w:val="0"/>
-                <w:color w:val="000000"/>
-                <w:spacing w:val="0"/>
-                <w:kern w:val="0"/>
-                <w:sz w:val="18"/>
-                <w:szCs w:val="18"/>
-                <w:lang w:val="en-US" w:eastAsia="zh-CN"/>
-              </w:rPr>
-              <w:t>实战演练</w:t>
-            </w:r>
-            <w:r>
-              <w:rPr>
-                <w:rFonts w:ascii="Segoe UI" w:eastAsia="Segoe UI" w:hAnsi="Segoe UI" w:cs="Segoe UI" w:hint="default"/>
-                <w:i w:val="0"/>
-                <w:iCs w:val="0"/>
-                <w:caps w:val="0"/>
-                <w:snapToGrid w:val="0"/>
-                <w:color w:val="000000"/>
-                <w:spacing w:val="0"/>
-                <w:kern w:val="0"/>
-                <w:sz w:val="18"/>
-                <w:szCs w:val="18"/>
-                <w:lang w:val="en-US" w:eastAsia="zh-CN"/>
-              </w:rPr>
-              <w:t>，响应流程顺畅，演练报告已归档。</w:t>
+              <w:t>于9月完成一次针对《个人信息保护法》合规性的专项检查，未发现高风险不合规项。11月由质量部完成信息安全内部审计，共发现3项观察项，已制定整改计划。</w:t>
             </w:r>
           </w:p>
         </w:tc>
@@ -3504,7 +3762,7 @@
               <w:spacing w:line="300" w:lineRule="atLeast"/>
               <w:jc w:val="left"/>
               <w:rPr>
-                <w:rFonts w:ascii="Segoe UI" w:eastAsia="Segoe UI" w:hAnsi="Segoe UI" w:cs="Segoe UI" w:hint="default"/>
+                <w:rFonts w:hint="default" w:ascii="Segoe UI" w:hAnsi="Segoe UI" w:eastAsia="Segoe UI" w:cs="Segoe UI"/>
                 <w:i w:val="0"/>
                 <w:iCs w:val="0"/>
                 <w:caps w:val="0"/>
@@ -3516,219 +3774,7 @@
             </w:pPr>
             <w:r>
               <w:rPr>
-                <w:rFonts w:ascii="Segoe UI" w:eastAsia="Segoe UI" w:hAnsi="Segoe UI" w:cs="Segoe UI" w:hint="default"/>
-                <w:i w:val="0"/>
-                <w:iCs w:val="0"/>
-                <w:caps w:val="0"/>
-                <w:snapToGrid w:val="0"/>
-                <w:color w:val="000000"/>
-                <w:spacing w:val="0"/>
-                <w:kern w:val="0"/>
-                <w:sz w:val="18"/>
-                <w:szCs w:val="18"/>
-                <w:lang w:val="en-US" w:eastAsia="zh-CN"/>
-              </w:rPr>
-              <w:t>完成</w:t>
-            </w:r>
-          </w:p>
-        </w:tc>
-      </w:tr>
-      <w:tr>
-        <w:tblPrEx>
-          <w:tblW w:w="0" w:type="auto"/>
-          <w:tblInd w:w="0" w:type="dxa"/>
-          <w:shd w:val="clear" w:color="auto" w:fill="auto"/>
-          <w:tblCellMar>
-            <w:top w:w="15" w:type="dxa"/>
-            <w:left w:w="15" w:type="dxa"/>
-            <w:bottom w:w="15" w:type="dxa"/>
-            <w:right w:w="15" w:type="dxa"/>
-          </w:tblCellMar>
-        </w:tblPrEx>
-        <w:tc>
-          <w:tcPr>
-            <w:tcW w:w="1003" w:type="dxa"/>
-            <w:shd w:val="clear" w:color="auto" w:fill="auto"/>
-            <w:tcMar>
-              <w:top w:w="120" w:type="dxa"/>
-              <w:left w:w="0" w:type="dxa"/>
-              <w:bottom w:w="120" w:type="dxa"/>
-              <w:right w:w="192" w:type="dxa"/>
-            </w:tcMar>
-            <w:vAlign w:val="center"/>
-          </w:tcPr>
-          <w:p>
-            <w:pPr>
-              <w:keepNext w:val="0"/>
-              <w:keepLines w:val="0"/>
-              <w:widowControl/>
-              <w:suppressLineNumbers w:val="0"/>
-              <w:spacing w:line="300" w:lineRule="atLeast"/>
-              <w:jc w:val="left"/>
-              <w:rPr>
-                <w:rFonts w:ascii="Segoe UI" w:eastAsia="Segoe UI" w:hAnsi="Segoe UI" w:cs="Segoe UI" w:hint="default"/>
-                <w:i w:val="0"/>
-                <w:iCs w:val="0"/>
-                <w:caps w:val="0"/>
-                <w:color w:val="0F1115"/>
-                <w:spacing w:val="0"/>
-                <w:sz w:val="18"/>
-                <w:szCs w:val="18"/>
-              </w:rPr>
-            </w:pPr>
-            <w:r>
-              <w:rPr>
-                <w:rStyle w:val="Strong"/>
-                <w:rFonts w:ascii="Segoe UI" w:eastAsia="Segoe UI" w:hAnsi="Segoe UI" w:cs="Segoe UI" w:hint="default"/>
-                <w:b/>
-                <w:bCs/>
-                <w:i w:val="0"/>
-                <w:iCs w:val="0"/>
-                <w:caps w:val="0"/>
-                <w:snapToGrid w:val="0"/>
-                <w:color w:val="000000"/>
-                <w:spacing w:val="0"/>
-                <w:kern w:val="0"/>
-                <w:sz w:val="18"/>
-                <w:szCs w:val="18"/>
-                <w:lang w:val="en-US" w:eastAsia="zh-CN"/>
-              </w:rPr>
-              <w:t>5.合规与审计</w:t>
-            </w:r>
-          </w:p>
-        </w:tc>
-        <w:tc>
-          <w:tcPr>
-            <w:tcW w:w="1942" w:type="dxa"/>
-            <w:shd w:val="clear" w:color="auto" w:fill="auto"/>
-            <w:tcMar>
-              <w:top w:w="120" w:type="dxa"/>
-              <w:left w:w="192" w:type="dxa"/>
-              <w:bottom w:w="120" w:type="dxa"/>
-              <w:right w:w="192" w:type="dxa"/>
-            </w:tcMar>
-            <w:vAlign w:val="center"/>
-          </w:tcPr>
-          <w:p>
-            <w:pPr>
-              <w:keepNext w:val="0"/>
-              <w:keepLines w:val="0"/>
-              <w:widowControl/>
-              <w:suppressLineNumbers w:val="0"/>
-              <w:spacing w:line="300" w:lineRule="atLeast"/>
-              <w:jc w:val="left"/>
-              <w:rPr>
-                <w:rFonts w:ascii="Segoe UI" w:eastAsia="Segoe UI" w:hAnsi="Segoe UI" w:cs="Segoe UI" w:hint="default"/>
-                <w:i w:val="0"/>
-                <w:iCs w:val="0"/>
-                <w:caps w:val="0"/>
-                <w:color w:val="0F1115"/>
-                <w:spacing w:val="0"/>
-                <w:sz w:val="18"/>
-                <w:szCs w:val="18"/>
-              </w:rPr>
-            </w:pPr>
-            <w:r>
-              <w:rPr>
-                <w:rFonts w:ascii="Segoe UI" w:eastAsia="Segoe UI" w:hAnsi="Segoe UI" w:cs="Segoe UI" w:hint="default"/>
-                <w:i w:val="0"/>
-                <w:iCs w:val="0"/>
-                <w:caps w:val="0"/>
-                <w:snapToGrid w:val="0"/>
-                <w:color w:val="000000"/>
-                <w:spacing w:val="0"/>
-                <w:kern w:val="0"/>
-                <w:sz w:val="18"/>
-                <w:szCs w:val="18"/>
-                <w:lang w:val="en-US" w:eastAsia="zh-CN"/>
-              </w:rPr>
-              <w:t>进行合规检查与内部审计。</w:t>
-            </w:r>
-          </w:p>
-        </w:tc>
-        <w:tc>
-          <w:tcPr>
-            <w:tcW w:w="0" w:type="auto"/>
-            <w:shd w:val="clear" w:color="auto" w:fill="auto"/>
-            <w:tcMar>
-              <w:top w:w="120" w:type="dxa"/>
-              <w:left w:w="192" w:type="dxa"/>
-              <w:bottom w:w="120" w:type="dxa"/>
-              <w:right w:w="192" w:type="dxa"/>
-            </w:tcMar>
-            <w:vAlign w:val="center"/>
-          </w:tcPr>
-          <w:p>
-            <w:pPr>
-              <w:keepNext w:val="0"/>
-              <w:keepLines w:val="0"/>
-              <w:widowControl/>
-              <w:suppressLineNumbers w:val="0"/>
-              <w:spacing w:line="300" w:lineRule="atLeast"/>
-              <w:jc w:val="left"/>
-              <w:rPr>
-                <w:rFonts w:ascii="Segoe UI" w:eastAsia="Segoe UI" w:hAnsi="Segoe UI" w:cs="Segoe UI" w:hint="default"/>
-                <w:i w:val="0"/>
-                <w:iCs w:val="0"/>
-                <w:caps w:val="0"/>
-                <w:color w:val="0F1115"/>
-                <w:spacing w:val="0"/>
-                <w:sz w:val="18"/>
-                <w:szCs w:val="18"/>
-              </w:rPr>
-            </w:pPr>
-            <w:r>
-              <w:rPr>
-                <w:rFonts w:ascii="Segoe UI" w:eastAsia="Segoe UI" w:hAnsi="Segoe UI" w:cs="Segoe UI" w:hint="default"/>
-                <w:i w:val="0"/>
-                <w:iCs w:val="0"/>
-                <w:caps w:val="0"/>
-                <w:snapToGrid w:val="0"/>
-                <w:color w:val="000000"/>
-                <w:spacing w:val="0"/>
-                <w:kern w:val="0"/>
-                <w:sz w:val="18"/>
-                <w:szCs w:val="18"/>
-                <w:lang w:val="en-US" w:eastAsia="zh-CN"/>
-              </w:rPr>
-              <w:t>于9月完成一次针对《个人信息保护法》合规性的专项检查，未发现高风险不合规项。11月由质量部完成信息安全内部审计，共发现3项观察项，已制定整改计划。</w:t>
-            </w:r>
-          </w:p>
-        </w:tc>
-        <w:tc>
-          <w:tcPr>
-            <w:tcW w:w="0" w:type="auto"/>
-            <w:shd w:val="clear" w:color="auto" w:fill="auto"/>
-            <w:tcMar>
-              <w:top w:w="120" w:type="dxa"/>
-              <w:left w:w="192" w:type="dxa"/>
-              <w:bottom w:w="120" w:type="dxa"/>
-              <w:right w:w="0" w:type="dxa"/>
-            </w:tcMar>
-            <w:vAlign w:val="center"/>
-          </w:tcPr>
-          <w:p>
-            <w:pPr>
-              <w:keepNext w:val="0"/>
-              <w:keepLines w:val="0"/>
-              <w:widowControl/>
-              <w:suppressLineNumbers w:val="0"/>
-              <w:spacing w:line="300" w:lineRule="atLeast"/>
-              <w:jc w:val="left"/>
-              <w:rPr>
-                <w:rFonts w:ascii="Segoe UI" w:eastAsia="Segoe UI" w:hAnsi="Segoe UI" w:cs="Segoe UI" w:hint="default"/>
-                <w:i w:val="0"/>
-                <w:iCs w:val="0"/>
-                <w:caps w:val="0"/>
-                <w:color w:val="0F1115"/>
-                <w:spacing w:val="0"/>
-                <w:sz w:val="18"/>
-                <w:szCs w:val="18"/>
-              </w:rPr>
-            </w:pPr>
-            <w:r>
-              <w:rPr>
-                <w:rFonts w:ascii="Segoe UI" w:eastAsia="Segoe UI" w:hAnsi="Segoe UI" w:cs="Segoe UI" w:hint="default"/>
+                <w:rFonts w:hint="default" w:ascii="Segoe UI" w:hAnsi="Segoe UI" w:eastAsia="Segoe UI" w:cs="Segoe UI"/>
                 <w:i w:val="0"/>
                 <w:iCs w:val="0"/>
                 <w:caps w:val="0"/>
@@ -3748,14 +3794,14 @@
     </w:tbl>
     <w:p>
       <w:pPr>
-        <w:pStyle w:val="1"/>
+        <w:pStyle w:val="28"/>
         <w:bidi w:val="0"/>
         <w:rPr>
           <w:rFonts w:hint="default"/>
           <w:lang w:val="en-US" w:eastAsia="zh-CN"/>
         </w:rPr>
       </w:pPr>
-      <w:bookmarkStart w:id="5" w:name="_Toc17573"/>
+      <w:bookmarkStart w:id="4" w:name="_Toc169"/>
       <w:r>
         <w:rPr>
           <w:rFonts w:hint="default"/>
@@ -3763,11 +3809,11 @@
         </w:rPr>
         <w:t>安全事件统计与分析</w:t>
       </w:r>
-      <w:bookmarkEnd w:id="5"/>
+      <w:bookmarkEnd w:id="4"/>
     </w:p>
     <w:p>
       <w:pPr>
-        <w:pStyle w:val="a1"/>
+        <w:pStyle w:val="29"/>
         <w:keepNext w:val="0"/>
         <w:keepLines w:val="0"/>
         <w:pageBreakBefore w:val="0"/>
@@ -3797,7 +3843,7 @@
     </w:p>
     <w:p>
       <w:pPr>
-        <w:pStyle w:val="a1"/>
+        <w:pStyle w:val="29"/>
         <w:keepNext w:val="0"/>
         <w:keepLines w:val="0"/>
         <w:pageBreakBefore w:val="0"/>
@@ -3827,7 +3873,7 @@
     </w:p>
     <w:p>
       <w:pPr>
-        <w:pStyle w:val="a1"/>
+        <w:pStyle w:val="29"/>
         <w:keepNext w:val="0"/>
         <w:keepLines w:val="0"/>
         <w:pageBreakBefore w:val="0"/>
@@ -3857,7 +3903,7 @@
     </w:p>
     <w:p>
       <w:pPr>
-        <w:pStyle w:val="a1"/>
+        <w:pStyle w:val="29"/>
         <w:keepNext w:val="0"/>
         <w:keepLines w:val="0"/>
         <w:pageBreakBefore w:val="0"/>
@@ -3887,7 +3933,7 @@
     </w:p>
     <w:p>
       <w:pPr>
-        <w:pStyle w:val="a1"/>
+        <w:pStyle w:val="29"/>
         <w:keepNext w:val="0"/>
         <w:keepLines w:val="0"/>
         <w:pageBreakBefore w:val="0"/>
@@ -3917,7 +3963,7 @@
     </w:p>
     <w:p>
       <w:pPr>
-        <w:pStyle w:val="a1"/>
+        <w:pStyle w:val="29"/>
         <w:keepNext w:val="0"/>
         <w:keepLines w:val="0"/>
         <w:pageBreakBefore w:val="0"/>
@@ -3947,7 +3993,7 @@
     </w:p>
     <w:p>
       <w:pPr>
-        <w:pStyle w:val="a1"/>
+        <w:pStyle w:val="29"/>
         <w:keepNext w:val="0"/>
         <w:keepLines w:val="0"/>
         <w:pageBreakBefore w:val="0"/>
@@ -3977,14 +4023,14 @@
     </w:p>
     <w:p>
       <w:pPr>
-        <w:pStyle w:val="1"/>
+        <w:pStyle w:val="28"/>
         <w:bidi w:val="0"/>
         <w:rPr>
           <w:rFonts w:hint="default"/>
           <w:lang w:val="en-US" w:eastAsia="zh-CN"/>
         </w:rPr>
       </w:pPr>
-      <w:bookmarkStart w:id="6" w:name="_Toc25463"/>
+      <w:bookmarkStart w:id="5" w:name="_Toc11215"/>
       <w:r>
         <w:rPr>
           <w:rFonts w:hint="default"/>
@@ -3992,11 +4038,11 @@
         </w:rPr>
         <w:t>合规性与审计发现</w:t>
       </w:r>
-      <w:bookmarkEnd w:id="6"/>
+      <w:bookmarkEnd w:id="5"/>
     </w:p>
     <w:p>
       <w:pPr>
-        <w:pStyle w:val="a1"/>
+        <w:pStyle w:val="29"/>
         <w:keepNext w:val="0"/>
         <w:keepLines w:val="0"/>
         <w:pageBreakBefore w:val="0"/>
@@ -4026,7 +4072,7 @@
     </w:p>
     <w:p>
       <w:pPr>
-        <w:pStyle w:val="a1"/>
+        <w:pStyle w:val="29"/>
         <w:keepNext w:val="0"/>
         <w:keepLines w:val="0"/>
         <w:pageBreakBefore w:val="0"/>
@@ -4056,7 +4102,7 @@
     </w:p>
     <w:p>
       <w:pPr>
-        <w:pStyle w:val="a1"/>
+        <w:pStyle w:val="29"/>
         <w:keepNext w:val="0"/>
         <w:keepLines w:val="0"/>
         <w:pageBreakBefore w:val="0"/>
@@ -4086,7 +4132,7 @@
     </w:p>
     <w:p>
       <w:pPr>
-        <w:pStyle w:val="a1"/>
+        <w:pStyle w:val="29"/>
         <w:keepNext w:val="0"/>
         <w:keepLines w:val="0"/>
         <w:pageBreakBefore w:val="0"/>
@@ -4116,7 +4162,7 @@
     </w:p>
     <w:p>
       <w:pPr>
-        <w:pStyle w:val="a1"/>
+        <w:pStyle w:val="29"/>
         <w:keepNext w:val="0"/>
         <w:keepLines w:val="0"/>
         <w:pageBreakBefore w:val="0"/>
@@ -4146,7 +4192,7 @@
     </w:p>
     <w:p>
       <w:pPr>
-        <w:pStyle w:val="a1"/>
+        <w:pStyle w:val="29"/>
         <w:keepNext w:val="0"/>
         <w:keepLines w:val="0"/>
         <w:pageBreakBefore w:val="0"/>
@@ -4176,14 +4222,14 @@
     </w:p>
     <w:p>
       <w:pPr>
-        <w:pStyle w:val="1"/>
+        <w:pStyle w:val="28"/>
         <w:bidi w:val="0"/>
         <w:rPr>
           <w:rFonts w:hint="default"/>
           <w:lang w:val="en-US" w:eastAsia="zh-CN"/>
         </w:rPr>
       </w:pPr>
-      <w:bookmarkStart w:id="7" w:name="_Toc28063"/>
+      <w:bookmarkStart w:id="6" w:name="_Toc15484"/>
       <w:r>
         <w:rPr>
           <w:rFonts w:hint="default"/>
@@ -4191,11 +4237,11 @@
         </w:rPr>
         <w:t>资源投入与合同符合性</w:t>
       </w:r>
-      <w:bookmarkEnd w:id="7"/>
+      <w:bookmarkEnd w:id="6"/>
     </w:p>
     <w:p>
       <w:pPr>
-        <w:pStyle w:val="a1"/>
+        <w:pStyle w:val="29"/>
         <w:keepNext w:val="0"/>
         <w:keepLines w:val="0"/>
         <w:pageBreakBefore w:val="0"/>
@@ -4239,7 +4285,7 @@
     </w:p>
     <w:p>
       <w:pPr>
-        <w:pStyle w:val="a1"/>
+        <w:pStyle w:val="29"/>
         <w:keepNext w:val="0"/>
         <w:keepLines w:val="0"/>
         <w:pageBreakBefore w:val="0"/>
@@ -4269,7 +4315,7 @@
     </w:p>
     <w:p>
       <w:pPr>
-        <w:pStyle w:val="a1"/>
+        <w:pStyle w:val="29"/>
         <w:keepNext w:val="0"/>
         <w:keepLines w:val="0"/>
         <w:pageBreakBefore w:val="0"/>
@@ -4313,14 +4359,14 @@
     </w:p>
     <w:p>
       <w:pPr>
-        <w:pStyle w:val="1"/>
+        <w:pStyle w:val="28"/>
         <w:bidi w:val="0"/>
         <w:rPr>
           <w:rFonts w:hint="default"/>
           <w:lang w:val="en-US" w:eastAsia="zh-CN"/>
         </w:rPr>
       </w:pPr>
-      <w:bookmarkStart w:id="8" w:name="_Toc4285"/>
+      <w:bookmarkStart w:id="7" w:name="_Toc5450"/>
       <w:r>
         <w:rPr>
           <w:rFonts w:hint="default"/>
@@ -4328,7 +4374,7 @@
         </w:rPr>
         <w:t>主要问题、风险与改进计划</w:t>
       </w:r>
-      <w:bookmarkEnd w:id="8"/>
+      <w:bookmarkEnd w:id="7"/>
     </w:p>
     <w:p>
       <w:pPr>
@@ -4347,18 +4393,19 @@
     </w:p>
     <w:tbl>
       <w:tblPr>
-        <w:tblStyle w:val="TableNormal"/>
+        <w:tblStyle w:val="20"/>
         <w:tblW w:w="0" w:type="auto"/>
         <w:tblInd w:w="0" w:type="dxa"/>
         <w:tblBorders>
-          <w:top w:val="single" w:sz="4" w:space="0" w:color="auto"/>
-          <w:left w:val="single" w:sz="4" w:space="0" w:color="auto"/>
-          <w:bottom w:val="single" w:sz="4" w:space="0" w:color="auto"/>
-          <w:right w:val="single" w:sz="4" w:space="0" w:color="auto"/>
-          <w:insideH w:val="single" w:sz="4" w:space="0" w:color="auto"/>
-          <w:insideV w:val="single" w:sz="4" w:space="0" w:color="auto"/>
+          <w:top w:val="single" w:color="auto" w:sz="4" w:space="0"/>
+          <w:left w:val="single" w:color="auto" w:sz="4" w:space="0"/>
+          <w:bottom w:val="single" w:color="auto" w:sz="4" w:space="0"/>
+          <w:right w:val="single" w:color="auto" w:sz="4" w:space="0"/>
+          <w:insideH w:val="single" w:color="auto" w:sz="4" w:space="0"/>
+          <w:insideV w:val="single" w:color="auto" w:sz="4" w:space="0"/>
         </w:tblBorders>
         <w:shd w:val="clear" w:color="auto" w:fill="auto"/>
+        <w:tblLayout w:type="autofit"/>
         <w:tblCellMar>
           <w:top w:w="15" w:type="dxa"/>
           <w:left w:w="15" w:type="dxa"/>
@@ -4367,26 +4414,23 @@
         </w:tblCellMar>
       </w:tblPr>
       <w:tblGrid>
-        <w:gridCol w:w="441"/>
-        <w:gridCol w:w="1465"/>
-        <w:gridCol w:w="1903"/>
-        <w:gridCol w:w="3031"/>
-        <w:gridCol w:w="757"/>
-        <w:gridCol w:w="901"/>
+        <w:gridCol w:w="438"/>
+        <w:gridCol w:w="1423"/>
+        <w:gridCol w:w="1848"/>
+        <w:gridCol w:w="2954"/>
+        <w:gridCol w:w="748"/>
+        <w:gridCol w:w="885"/>
       </w:tblGrid>
       <w:tr>
         <w:tblPrEx>
-          <w:tblW w:w="0" w:type="auto"/>
-          <w:tblInd w:w="0" w:type="dxa"/>
           <w:tblBorders>
-            <w:top w:val="single" w:sz="4" w:space="0" w:color="auto"/>
-            <w:left w:val="single" w:sz="4" w:space="0" w:color="auto"/>
-            <w:bottom w:val="single" w:sz="4" w:space="0" w:color="auto"/>
-            <w:right w:val="single" w:sz="4" w:space="0" w:color="auto"/>
-            <w:insideH w:val="single" w:sz="4" w:space="0" w:color="auto"/>
-            <w:insideV w:val="single" w:sz="4" w:space="0" w:color="auto"/>
+            <w:top w:val="single" w:color="auto" w:sz="4" w:space="0"/>
+            <w:left w:val="single" w:color="auto" w:sz="4" w:space="0"/>
+            <w:bottom w:val="single" w:color="auto" w:sz="4" w:space="0"/>
+            <w:right w:val="single" w:color="auto" w:sz="4" w:space="0"/>
+            <w:insideH w:val="single" w:color="auto" w:sz="4" w:space="0"/>
+            <w:insideV w:val="single" w:color="auto" w:sz="4" w:space="0"/>
           </w:tblBorders>
-          <w:shd w:val="clear" w:color="auto" w:fill="auto"/>
           <w:tblCellMar>
             <w:top w:w="15" w:type="dxa"/>
             <w:left w:w="15" w:type="dxa"/>
@@ -4418,7 +4462,7 @@
               <w:spacing w:line="300" w:lineRule="atLeast"/>
               <w:jc w:val="left"/>
               <w:rPr>
-                <w:rFonts w:ascii="Segoe UI" w:eastAsia="Segoe UI" w:hAnsi="Segoe UI" w:cs="Segoe UI"/>
+                <w:rFonts w:ascii="Segoe UI" w:hAnsi="Segoe UI" w:eastAsia="Segoe UI" w:cs="Segoe UI"/>
                 <w:i w:val="0"/>
                 <w:iCs w:val="0"/>
                 <w:caps w:val="0"/>
@@ -4430,7 +4474,7 @@
             </w:pPr>
             <w:r>
               <w:rPr>
-                <w:rFonts w:ascii="Segoe UI" w:eastAsia="Segoe UI" w:hAnsi="Segoe UI" w:cs="Segoe UI" w:hint="default"/>
+                <w:rFonts w:hint="default" w:ascii="Segoe UI" w:hAnsi="Segoe UI" w:eastAsia="Segoe UI" w:cs="Segoe UI"/>
                 <w:i w:val="0"/>
                 <w:iCs w:val="0"/>
                 <w:caps w:val="0"/>
@@ -4467,7 +4511,7 @@
               <w:spacing w:line="300" w:lineRule="atLeast"/>
               <w:jc w:val="left"/>
               <w:rPr>
-                <w:rFonts w:ascii="Segoe UI" w:eastAsia="Segoe UI" w:hAnsi="Segoe UI" w:cs="Segoe UI" w:hint="default"/>
+                <w:rFonts w:hint="default" w:ascii="Segoe UI" w:hAnsi="Segoe UI" w:eastAsia="Segoe UI" w:cs="Segoe UI"/>
                 <w:i w:val="0"/>
                 <w:iCs w:val="0"/>
                 <w:caps w:val="0"/>
@@ -4479,7 +4523,7 @@
             </w:pPr>
             <w:r>
               <w:rPr>
-                <w:rFonts w:ascii="Segoe UI" w:eastAsia="Segoe UI" w:hAnsi="Segoe UI" w:cs="Segoe UI" w:hint="default"/>
+                <w:rFonts w:hint="default" w:ascii="Segoe UI" w:hAnsi="Segoe UI" w:eastAsia="Segoe UI" w:cs="Segoe UI"/>
                 <w:i w:val="0"/>
                 <w:iCs w:val="0"/>
                 <w:caps w:val="0"/>
@@ -4516,7 +4560,7 @@
               <w:spacing w:line="300" w:lineRule="atLeast"/>
               <w:jc w:val="left"/>
               <w:rPr>
-                <w:rFonts w:ascii="Segoe UI" w:eastAsia="Segoe UI" w:hAnsi="Segoe UI" w:cs="Segoe UI" w:hint="default"/>
+                <w:rFonts w:hint="default" w:ascii="Segoe UI" w:hAnsi="Segoe UI" w:eastAsia="Segoe UI" w:cs="Segoe UI"/>
                 <w:i w:val="0"/>
                 <w:iCs w:val="0"/>
                 <w:caps w:val="0"/>
@@ -4528,7 +4572,7 @@
             </w:pPr>
             <w:r>
               <w:rPr>
-                <w:rFonts w:ascii="Segoe UI" w:eastAsia="Segoe UI" w:hAnsi="Segoe UI" w:cs="Segoe UI" w:hint="default"/>
+                <w:rFonts w:hint="default" w:ascii="Segoe UI" w:hAnsi="Segoe UI" w:eastAsia="Segoe UI" w:cs="Segoe UI"/>
                 <w:i w:val="0"/>
                 <w:iCs w:val="0"/>
                 <w:caps w:val="0"/>
@@ -4565,7 +4609,7 @@
               <w:spacing w:line="300" w:lineRule="atLeast"/>
               <w:jc w:val="left"/>
               <w:rPr>
-                <w:rFonts w:ascii="Segoe UI" w:eastAsia="Segoe UI" w:hAnsi="Segoe UI" w:cs="Segoe UI" w:hint="default"/>
+                <w:rFonts w:hint="default" w:ascii="Segoe UI" w:hAnsi="Segoe UI" w:eastAsia="Segoe UI" w:cs="Segoe UI"/>
                 <w:i w:val="0"/>
                 <w:iCs w:val="0"/>
                 <w:caps w:val="0"/>
@@ -4577,7 +4621,7 @@
             </w:pPr>
             <w:r>
               <w:rPr>
-                <w:rFonts w:ascii="Segoe UI" w:eastAsia="Segoe UI" w:hAnsi="Segoe UI" w:cs="Segoe UI" w:hint="default"/>
+                <w:rFonts w:hint="default" w:ascii="Segoe UI" w:hAnsi="Segoe UI" w:eastAsia="Segoe UI" w:cs="Segoe UI"/>
                 <w:i w:val="0"/>
                 <w:iCs w:val="0"/>
                 <w:caps w:val="0"/>
@@ -4614,7 +4658,7 @@
               <w:spacing w:line="300" w:lineRule="atLeast"/>
               <w:jc w:val="left"/>
               <w:rPr>
-                <w:rFonts w:ascii="Segoe UI" w:eastAsia="Segoe UI" w:hAnsi="Segoe UI" w:cs="Segoe UI" w:hint="default"/>
+                <w:rFonts w:hint="default" w:ascii="Segoe UI" w:hAnsi="Segoe UI" w:eastAsia="Segoe UI" w:cs="Segoe UI"/>
                 <w:i w:val="0"/>
                 <w:iCs w:val="0"/>
                 <w:caps w:val="0"/>
@@ -4626,7 +4670,7 @@
             </w:pPr>
             <w:r>
               <w:rPr>
-                <w:rFonts w:ascii="Segoe UI" w:eastAsia="Segoe UI" w:hAnsi="Segoe UI" w:cs="Segoe UI" w:hint="default"/>
+                <w:rFonts w:hint="default" w:ascii="Segoe UI" w:hAnsi="Segoe UI" w:eastAsia="Segoe UI" w:cs="Segoe UI"/>
                 <w:i w:val="0"/>
                 <w:iCs w:val="0"/>
                 <w:caps w:val="0"/>
@@ -4663,7 +4707,7 @@
               <w:spacing w:line="300" w:lineRule="atLeast"/>
               <w:jc w:val="left"/>
               <w:rPr>
-                <w:rFonts w:ascii="Segoe UI" w:eastAsia="Segoe UI" w:hAnsi="Segoe UI" w:cs="Segoe UI" w:hint="default"/>
+                <w:rFonts w:hint="default" w:ascii="Segoe UI" w:hAnsi="Segoe UI" w:eastAsia="Segoe UI" w:cs="Segoe UI"/>
                 <w:i w:val="0"/>
                 <w:iCs w:val="0"/>
                 <w:caps w:val="0"/>
@@ -4675,7 +4719,7 @@
             </w:pPr>
             <w:r>
               <w:rPr>
-                <w:rFonts w:ascii="Segoe UI" w:eastAsia="Segoe UI" w:hAnsi="Segoe UI" w:cs="Segoe UI" w:hint="default"/>
+                <w:rFonts w:hint="default" w:ascii="Segoe UI" w:hAnsi="Segoe UI" w:eastAsia="Segoe UI" w:cs="Segoe UI"/>
                 <w:i w:val="0"/>
                 <w:iCs w:val="0"/>
                 <w:caps w:val="0"/>
@@ -4694,8 +4738,14 @@
       </w:tr>
       <w:tr>
         <w:tblPrEx>
-          <w:tblW w:w="0" w:type="auto"/>
-          <w:tblInd w:w="0" w:type="dxa"/>
+          <w:tblBorders>
+            <w:top w:val="single" w:color="auto" w:sz="4" w:space="0"/>
+            <w:left w:val="single" w:color="auto" w:sz="4" w:space="0"/>
+            <w:bottom w:val="single" w:color="auto" w:sz="4" w:space="0"/>
+            <w:right w:val="single" w:color="auto" w:sz="4" w:space="0"/>
+            <w:insideH w:val="single" w:color="auto" w:sz="4" w:space="0"/>
+            <w:insideV w:val="single" w:color="auto" w:sz="4" w:space="0"/>
+          </w:tblBorders>
           <w:shd w:val="clear" w:color="auto" w:fill="auto"/>
           <w:tblCellMar>
             <w:top w:w="15" w:type="dxa"/>
@@ -4725,7 +4775,7 @@
               <w:spacing w:line="300" w:lineRule="atLeast"/>
               <w:jc w:val="left"/>
               <w:rPr>
-                <w:rFonts w:ascii="Segoe UI" w:eastAsia="Segoe UI" w:hAnsi="Segoe UI" w:cs="Segoe UI" w:hint="default"/>
+                <w:rFonts w:hint="default" w:ascii="Segoe UI" w:hAnsi="Segoe UI" w:eastAsia="Segoe UI" w:cs="Segoe UI"/>
                 <w:i w:val="0"/>
                 <w:iCs w:val="0"/>
                 <w:caps w:val="0"/>
@@ -4737,7 +4787,7 @@
             </w:pPr>
             <w:r>
               <w:rPr>
-                <w:rFonts w:ascii="Segoe UI" w:eastAsia="Segoe UI" w:hAnsi="Segoe UI" w:cs="Segoe UI" w:hint="default"/>
+                <w:rFonts w:hint="default" w:ascii="Segoe UI" w:hAnsi="Segoe UI" w:eastAsia="Segoe UI" w:cs="Segoe UI"/>
                 <w:i w:val="0"/>
                 <w:iCs w:val="0"/>
                 <w:caps w:val="0"/>
@@ -4774,7 +4824,7 @@
               <w:spacing w:line="300" w:lineRule="atLeast"/>
               <w:jc w:val="left"/>
               <w:rPr>
-                <w:rFonts w:ascii="Segoe UI" w:eastAsia="Segoe UI" w:hAnsi="Segoe UI" w:cs="Segoe UI" w:hint="default"/>
+                <w:rFonts w:hint="default" w:ascii="Segoe UI" w:hAnsi="Segoe UI" w:eastAsia="Segoe UI" w:cs="Segoe UI"/>
                 <w:i w:val="0"/>
                 <w:iCs w:val="0"/>
                 <w:caps w:val="0"/>
@@ -4786,7 +4836,7 @@
             </w:pPr>
             <w:r>
               <w:rPr>
-                <w:rFonts w:ascii="Segoe UI" w:eastAsia="Segoe UI" w:hAnsi="Segoe UI" w:cs="Segoe UI" w:hint="default"/>
+                <w:rFonts w:hint="default" w:ascii="Segoe UI" w:hAnsi="Segoe UI" w:eastAsia="Segoe UI" w:cs="Segoe UI"/>
                 <w:i w:val="0"/>
                 <w:iCs w:val="0"/>
                 <w:caps w:val="0"/>
@@ -4823,7 +4873,7 @@
               <w:spacing w:line="300" w:lineRule="atLeast"/>
               <w:jc w:val="left"/>
               <w:rPr>
-                <w:rFonts w:ascii="Segoe UI" w:eastAsia="Segoe UI" w:hAnsi="Segoe UI" w:cs="Segoe UI" w:hint="default"/>
+                <w:rFonts w:hint="default" w:ascii="Segoe UI" w:hAnsi="Segoe UI" w:eastAsia="Segoe UI" w:cs="Segoe UI"/>
                 <w:i w:val="0"/>
                 <w:iCs w:val="0"/>
                 <w:caps w:val="0"/>
@@ -4835,7 +4885,7 @@
             </w:pPr>
             <w:r>
               <w:rPr>
-                <w:rFonts w:ascii="Segoe UI" w:eastAsia="Segoe UI" w:hAnsi="Segoe UI" w:cs="Segoe UI" w:hint="default"/>
+                <w:rFonts w:hint="default" w:ascii="Segoe UI" w:hAnsi="Segoe UI" w:eastAsia="Segoe UI" w:cs="Segoe UI"/>
                 <w:i w:val="0"/>
                 <w:iCs w:val="0"/>
                 <w:caps w:val="0"/>
@@ -4872,7 +4922,7 @@
               <w:spacing w:line="300" w:lineRule="atLeast"/>
               <w:jc w:val="left"/>
               <w:rPr>
-                <w:rFonts w:ascii="Segoe UI" w:eastAsia="Segoe UI" w:hAnsi="Segoe UI" w:cs="Segoe UI" w:hint="default"/>
+                <w:rFonts w:hint="default" w:ascii="Segoe UI" w:hAnsi="Segoe UI" w:eastAsia="Segoe UI" w:cs="Segoe UI"/>
                 <w:i w:val="0"/>
                 <w:iCs w:val="0"/>
                 <w:caps w:val="0"/>
@@ -4884,7 +4934,7 @@
             </w:pPr>
             <w:r>
               <w:rPr>
-                <w:rFonts w:ascii="Segoe UI" w:eastAsia="Segoe UI" w:hAnsi="Segoe UI" w:cs="Segoe UI" w:hint="default"/>
+                <w:rFonts w:hint="default" w:ascii="Segoe UI" w:hAnsi="Segoe UI" w:eastAsia="Segoe UI" w:cs="Segoe UI"/>
                 <w:i w:val="0"/>
                 <w:iCs w:val="0"/>
                 <w:caps w:val="0"/>
@@ -4921,7 +4971,7 @@
               <w:spacing w:line="300" w:lineRule="atLeast"/>
               <w:jc w:val="left"/>
               <w:rPr>
-                <w:rFonts w:ascii="Segoe UI" w:eastAsia="Segoe UI" w:hAnsi="Segoe UI" w:cs="Segoe UI" w:hint="default"/>
+                <w:rFonts w:hint="default" w:ascii="Segoe UI" w:hAnsi="Segoe UI" w:eastAsia="Segoe UI" w:cs="Segoe UI"/>
                 <w:i w:val="0"/>
                 <w:iCs w:val="0"/>
                 <w:caps w:val="0"/>
@@ -4933,7 +4983,7 @@
             </w:pPr>
             <w:r>
               <w:rPr>
-                <w:rFonts w:ascii="Segoe UI" w:eastAsia="Segoe UI" w:hAnsi="Segoe UI" w:cs="Segoe UI" w:hint="default"/>
+                <w:rFonts w:hint="default" w:ascii="Segoe UI" w:hAnsi="Segoe UI" w:eastAsia="Segoe UI" w:cs="Segoe UI"/>
                 <w:i w:val="0"/>
                 <w:iCs w:val="0"/>
                 <w:caps w:val="0"/>
@@ -4970,7 +5020,7 @@
               <w:spacing w:line="300" w:lineRule="atLeast"/>
               <w:jc w:val="left"/>
               <w:rPr>
-                <w:rFonts w:ascii="Segoe UI" w:eastAsia="Segoe UI" w:hAnsi="Segoe UI" w:cs="Segoe UI" w:hint="default"/>
+                <w:rFonts w:hint="default" w:ascii="Segoe UI" w:hAnsi="Segoe UI" w:eastAsia="Segoe UI" w:cs="Segoe UI"/>
                 <w:i w:val="0"/>
                 <w:iCs w:val="0"/>
                 <w:caps w:val="0"/>
@@ -4982,7 +5032,7 @@
             </w:pPr>
             <w:r>
               <w:rPr>
-                <w:rFonts w:ascii="Segoe UI" w:eastAsia="Segoe UI" w:hAnsi="Segoe UI" w:cs="Segoe UI" w:hint="default"/>
+                <w:rFonts w:hint="default" w:ascii="Segoe UI" w:hAnsi="Segoe UI" w:eastAsia="Segoe UI" w:cs="Segoe UI"/>
                 <w:i w:val="0"/>
                 <w:iCs w:val="0"/>
                 <w:caps w:val="0"/>
@@ -5001,8 +5051,14 @@
       </w:tr>
       <w:tr>
         <w:tblPrEx>
-          <w:tblW w:w="0" w:type="auto"/>
-          <w:tblInd w:w="0" w:type="dxa"/>
+          <w:tblBorders>
+            <w:top w:val="single" w:color="auto" w:sz="4" w:space="0"/>
+            <w:left w:val="single" w:color="auto" w:sz="4" w:space="0"/>
+            <w:bottom w:val="single" w:color="auto" w:sz="4" w:space="0"/>
+            <w:right w:val="single" w:color="auto" w:sz="4" w:space="0"/>
+            <w:insideH w:val="single" w:color="auto" w:sz="4" w:space="0"/>
+            <w:insideV w:val="single" w:color="auto" w:sz="4" w:space="0"/>
+          </w:tblBorders>
           <w:shd w:val="clear" w:color="auto" w:fill="auto"/>
           <w:tblCellMar>
             <w:top w:w="15" w:type="dxa"/>
@@ -5032,7 +5088,7 @@
               <w:spacing w:line="300" w:lineRule="atLeast"/>
               <w:jc w:val="left"/>
               <w:rPr>
-                <w:rFonts w:ascii="Segoe UI" w:eastAsia="Segoe UI" w:hAnsi="Segoe UI" w:cs="Segoe UI" w:hint="default"/>
+                <w:rFonts w:hint="default" w:ascii="Segoe UI" w:hAnsi="Segoe UI" w:eastAsia="Segoe UI" w:cs="Segoe UI"/>
                 <w:i w:val="0"/>
                 <w:iCs w:val="0"/>
                 <w:caps w:val="0"/>
@@ -5044,7 +5100,7 @@
             </w:pPr>
             <w:r>
               <w:rPr>
-                <w:rFonts w:ascii="Segoe UI" w:eastAsia="Segoe UI" w:hAnsi="Segoe UI" w:cs="Segoe UI" w:hint="default"/>
+                <w:rFonts w:hint="default" w:ascii="Segoe UI" w:hAnsi="Segoe UI" w:eastAsia="Segoe UI" w:cs="Segoe UI"/>
                 <w:i w:val="0"/>
                 <w:iCs w:val="0"/>
                 <w:caps w:val="0"/>
@@ -5081,7 +5137,7 @@
               <w:spacing w:line="300" w:lineRule="atLeast"/>
               <w:jc w:val="left"/>
               <w:rPr>
-                <w:rFonts w:ascii="Segoe UI" w:eastAsia="Segoe UI" w:hAnsi="Segoe UI" w:cs="Segoe UI" w:hint="default"/>
+                <w:rFonts w:hint="default" w:ascii="Segoe UI" w:hAnsi="Segoe UI" w:eastAsia="Segoe UI" w:cs="Segoe UI"/>
                 <w:i w:val="0"/>
                 <w:iCs w:val="0"/>
                 <w:caps w:val="0"/>
@@ -5093,7 +5149,7 @@
             </w:pPr>
             <w:r>
               <w:rPr>
-                <w:rFonts w:ascii="Segoe UI" w:eastAsia="Segoe UI" w:hAnsi="Segoe UI" w:cs="Segoe UI" w:hint="default"/>
+                <w:rFonts w:hint="default" w:ascii="Segoe UI" w:hAnsi="Segoe UI" w:eastAsia="Segoe UI" w:cs="Segoe UI"/>
                 <w:i w:val="0"/>
                 <w:iCs w:val="0"/>
                 <w:caps w:val="0"/>
@@ -5130,7 +5186,7 @@
               <w:spacing w:line="300" w:lineRule="atLeast"/>
               <w:jc w:val="left"/>
               <w:rPr>
-                <w:rFonts w:ascii="Segoe UI" w:eastAsia="Segoe UI" w:hAnsi="Segoe UI" w:cs="Segoe UI" w:hint="default"/>
+                <w:rFonts w:hint="default" w:ascii="Segoe UI" w:hAnsi="Segoe UI" w:eastAsia="Segoe UI" w:cs="Segoe UI"/>
                 <w:i w:val="0"/>
                 <w:iCs w:val="0"/>
                 <w:caps w:val="0"/>
@@ -5142,7 +5198,7 @@
             </w:pPr>
             <w:r>
               <w:rPr>
-                <w:rFonts w:ascii="Segoe UI" w:eastAsia="Segoe UI" w:hAnsi="Segoe UI" w:cs="Segoe UI" w:hint="default"/>
+                <w:rFonts w:hint="default" w:ascii="Segoe UI" w:hAnsi="Segoe UI" w:eastAsia="Segoe UI" w:cs="Segoe UI"/>
                 <w:i w:val="0"/>
                 <w:iCs w:val="0"/>
                 <w:caps w:val="0"/>
@@ -5179,7 +5235,7 @@
               <w:spacing w:line="300" w:lineRule="atLeast"/>
               <w:jc w:val="left"/>
               <w:rPr>
-                <w:rFonts w:ascii="Segoe UI" w:eastAsia="Segoe UI" w:hAnsi="Segoe UI" w:cs="Segoe UI" w:hint="default"/>
+                <w:rFonts w:hint="default" w:ascii="Segoe UI" w:hAnsi="Segoe UI" w:eastAsia="Segoe UI" w:cs="Segoe UI"/>
                 <w:i w:val="0"/>
                 <w:iCs w:val="0"/>
                 <w:caps w:val="0"/>
@@ -5191,7 +5247,7 @@
             </w:pPr>
             <w:r>
               <w:rPr>
-                <w:rFonts w:ascii="Segoe UI" w:eastAsia="Segoe UI" w:hAnsi="Segoe UI" w:cs="Segoe UI" w:hint="default"/>
+                <w:rFonts w:hint="default" w:ascii="Segoe UI" w:hAnsi="Segoe UI" w:eastAsia="Segoe UI" w:cs="Segoe UI"/>
                 <w:i w:val="0"/>
                 <w:iCs w:val="0"/>
                 <w:caps w:val="0"/>
@@ -5228,7 +5284,7 @@
               <w:spacing w:line="300" w:lineRule="atLeast"/>
               <w:jc w:val="left"/>
               <w:rPr>
-                <w:rFonts w:ascii="Segoe UI" w:eastAsia="Segoe UI" w:hAnsi="Segoe UI" w:cs="Segoe UI" w:hint="default"/>
+                <w:rFonts w:hint="default" w:ascii="Segoe UI" w:hAnsi="Segoe UI" w:eastAsia="Segoe UI" w:cs="Segoe UI"/>
                 <w:i w:val="0"/>
                 <w:iCs w:val="0"/>
                 <w:caps w:val="0"/>
@@ -5240,7 +5296,7 @@
             </w:pPr>
             <w:r>
               <w:rPr>
-                <w:rFonts w:ascii="Segoe UI" w:eastAsia="Segoe UI" w:hAnsi="Segoe UI" w:cs="Segoe UI" w:hint="default"/>
+                <w:rFonts w:hint="default" w:ascii="Segoe UI" w:hAnsi="Segoe UI" w:eastAsia="Segoe UI" w:cs="Segoe UI"/>
                 <w:i w:val="0"/>
                 <w:iCs w:val="0"/>
                 <w:caps w:val="0"/>
@@ -5277,7 +5333,7 @@
               <w:spacing w:line="300" w:lineRule="atLeast"/>
               <w:jc w:val="left"/>
               <w:rPr>
-                <w:rFonts w:ascii="Segoe UI" w:eastAsia="Segoe UI" w:hAnsi="Segoe UI" w:cs="Segoe UI" w:hint="default"/>
+                <w:rFonts w:hint="default" w:ascii="Segoe UI" w:hAnsi="Segoe UI" w:eastAsia="Segoe UI" w:cs="Segoe UI"/>
                 <w:i w:val="0"/>
                 <w:iCs w:val="0"/>
                 <w:caps w:val="0"/>
@@ -5289,7 +5345,7 @@
             </w:pPr>
             <w:r>
               <w:rPr>
-                <w:rFonts w:ascii="Segoe UI" w:eastAsia="Segoe UI" w:hAnsi="Segoe UI" w:cs="Segoe UI" w:hint="default"/>
+                <w:rFonts w:hint="default" w:ascii="Segoe UI" w:hAnsi="Segoe UI" w:eastAsia="Segoe UI" w:cs="Segoe UI"/>
                 <w:i w:val="0"/>
                 <w:iCs w:val="0"/>
                 <w:caps w:val="0"/>
@@ -5308,8 +5364,14 @@
       </w:tr>
       <w:tr>
         <w:tblPrEx>
-          <w:tblW w:w="0" w:type="auto"/>
-          <w:tblInd w:w="0" w:type="dxa"/>
+          <w:tblBorders>
+            <w:top w:val="single" w:color="auto" w:sz="4" w:space="0"/>
+            <w:left w:val="single" w:color="auto" w:sz="4" w:space="0"/>
+            <w:bottom w:val="single" w:color="auto" w:sz="4" w:space="0"/>
+            <w:right w:val="single" w:color="auto" w:sz="4" w:space="0"/>
+            <w:insideH w:val="single" w:color="auto" w:sz="4" w:space="0"/>
+            <w:insideV w:val="single" w:color="auto" w:sz="4" w:space="0"/>
+          </w:tblBorders>
           <w:shd w:val="clear" w:color="auto" w:fill="auto"/>
           <w:tblCellMar>
             <w:top w:w="15" w:type="dxa"/>
@@ -5339,7 +5401,7 @@
               <w:spacing w:line="300" w:lineRule="atLeast"/>
               <w:jc w:val="left"/>
               <w:rPr>
-                <w:rFonts w:ascii="Segoe UI" w:eastAsia="Segoe UI" w:hAnsi="Segoe UI" w:cs="Segoe UI" w:hint="default"/>
+                <w:rFonts w:hint="default" w:ascii="Segoe UI" w:hAnsi="Segoe UI" w:eastAsia="Segoe UI" w:cs="Segoe UI"/>
                 <w:i w:val="0"/>
                 <w:iCs w:val="0"/>
                 <w:caps w:val="0"/>
@@ -5351,7 +5413,7 @@
             </w:pPr>
             <w:r>
               <w:rPr>
-                <w:rFonts w:ascii="Segoe UI" w:eastAsia="Segoe UI" w:hAnsi="Segoe UI" w:cs="Segoe UI" w:hint="default"/>
+                <w:rFonts w:hint="default" w:ascii="Segoe UI" w:hAnsi="Segoe UI" w:eastAsia="Segoe UI" w:cs="Segoe UI"/>
                 <w:i w:val="0"/>
                 <w:iCs w:val="0"/>
                 <w:caps w:val="0"/>
@@ -5388,7 +5450,7 @@
               <w:spacing w:line="300" w:lineRule="atLeast"/>
               <w:jc w:val="left"/>
               <w:rPr>
-                <w:rFonts w:ascii="Segoe UI" w:eastAsia="Segoe UI" w:hAnsi="Segoe UI" w:cs="Segoe UI" w:hint="default"/>
+                <w:rFonts w:hint="default" w:ascii="Segoe UI" w:hAnsi="Segoe UI" w:eastAsia="Segoe UI" w:cs="Segoe UI"/>
                 <w:i w:val="0"/>
                 <w:iCs w:val="0"/>
                 <w:caps w:val="0"/>
@@ -5400,7 +5462,7 @@
             </w:pPr>
             <w:r>
               <w:rPr>
-                <w:rFonts w:ascii="Segoe UI" w:eastAsia="Segoe UI" w:hAnsi="Segoe UI" w:cs="Segoe UI" w:hint="default"/>
+                <w:rFonts w:hint="default" w:ascii="Segoe UI" w:hAnsi="Segoe UI" w:eastAsia="Segoe UI" w:cs="Segoe UI"/>
                 <w:i w:val="0"/>
                 <w:iCs w:val="0"/>
                 <w:caps w:val="0"/>
@@ -5437,7 +5499,7 @@
               <w:spacing w:line="300" w:lineRule="atLeast"/>
               <w:jc w:val="left"/>
               <w:rPr>
-                <w:rFonts w:ascii="Segoe UI" w:eastAsia="Segoe UI" w:hAnsi="Segoe UI" w:cs="Segoe UI" w:hint="default"/>
+                <w:rFonts w:hint="default" w:ascii="Segoe UI" w:hAnsi="Segoe UI" w:eastAsia="Segoe UI" w:cs="Segoe UI"/>
                 <w:i w:val="0"/>
                 <w:iCs w:val="0"/>
                 <w:caps w:val="0"/>
@@ -5449,7 +5511,7 @@
             </w:pPr>
             <w:r>
               <w:rPr>
-                <w:rFonts w:ascii="Segoe UI" w:eastAsia="Segoe UI" w:hAnsi="Segoe UI" w:cs="Segoe UI" w:hint="default"/>
+                <w:rFonts w:hint="default" w:ascii="Segoe UI" w:hAnsi="Segoe UI" w:eastAsia="Segoe UI" w:cs="Segoe UI"/>
                 <w:i w:val="0"/>
                 <w:iCs w:val="0"/>
                 <w:caps w:val="0"/>
@@ -5486,7 +5548,7 @@
               <w:spacing w:line="300" w:lineRule="atLeast"/>
               <w:jc w:val="left"/>
               <w:rPr>
-                <w:rFonts w:ascii="Segoe UI" w:eastAsia="Segoe UI" w:hAnsi="Segoe UI" w:cs="Segoe UI" w:hint="default"/>
+                <w:rFonts w:hint="default" w:ascii="Segoe UI" w:hAnsi="Segoe UI" w:eastAsia="Segoe UI" w:cs="Segoe UI"/>
                 <w:i w:val="0"/>
                 <w:iCs w:val="0"/>
                 <w:caps w:val="0"/>
@@ -5498,7 +5560,7 @@
             </w:pPr>
             <w:r>
               <w:rPr>
-                <w:rFonts w:ascii="Segoe UI" w:eastAsia="Segoe UI" w:hAnsi="Segoe UI" w:cs="Segoe UI" w:hint="default"/>
+                <w:rFonts w:hint="default" w:ascii="Segoe UI" w:hAnsi="Segoe UI" w:eastAsia="Segoe UI" w:cs="Segoe UI"/>
                 <w:i w:val="0"/>
                 <w:iCs w:val="0"/>
                 <w:caps w:val="0"/>
@@ -5535,7 +5597,7 @@
               <w:spacing w:line="300" w:lineRule="atLeast"/>
               <w:jc w:val="left"/>
               <w:rPr>
-                <w:rFonts w:ascii="Segoe UI" w:eastAsia="Segoe UI" w:hAnsi="Segoe UI" w:cs="Segoe UI" w:hint="default"/>
+                <w:rFonts w:hint="default" w:ascii="Segoe UI" w:hAnsi="Segoe UI" w:eastAsia="Segoe UI" w:cs="Segoe UI"/>
                 <w:i w:val="0"/>
                 <w:iCs w:val="0"/>
                 <w:caps w:val="0"/>
@@ -5547,7 +5609,7 @@
             </w:pPr>
             <w:r>
               <w:rPr>
-                <w:rFonts w:ascii="Segoe UI" w:eastAsia="Segoe UI" w:hAnsi="Segoe UI" w:cs="Segoe UI" w:hint="default"/>
+                <w:rFonts w:hint="default" w:ascii="Segoe UI" w:hAnsi="Segoe UI" w:eastAsia="Segoe UI" w:cs="Segoe UI"/>
                 <w:i w:val="0"/>
                 <w:iCs w:val="0"/>
                 <w:caps w:val="0"/>
@@ -5584,7 +5646,7 @@
               <w:spacing w:line="300" w:lineRule="atLeast"/>
               <w:jc w:val="left"/>
               <w:rPr>
-                <w:rFonts w:ascii="Segoe UI" w:eastAsia="Segoe UI" w:hAnsi="Segoe UI" w:cs="Segoe UI" w:hint="default"/>
+                <w:rFonts w:hint="default" w:ascii="Segoe UI" w:hAnsi="Segoe UI" w:eastAsia="Segoe UI" w:cs="Segoe UI"/>
                 <w:i w:val="0"/>
                 <w:iCs w:val="0"/>
                 <w:caps w:val="0"/>
@@ -5596,7 +5658,7 @@
             </w:pPr>
             <w:r>
               <w:rPr>
-                <w:rFonts w:ascii="Segoe UI" w:eastAsia="Segoe UI" w:hAnsi="Segoe UI" w:cs="Segoe UI" w:hint="default"/>
+                <w:rFonts w:hint="default" w:ascii="Segoe UI" w:hAnsi="Segoe UI" w:eastAsia="Segoe UI" w:cs="Segoe UI"/>
                 <w:i w:val="0"/>
                 <w:iCs w:val="0"/>
                 <w:caps w:val="0"/>
@@ -5616,14 +5678,14 @@
     </w:tbl>
     <w:p>
       <w:pPr>
-        <w:pStyle w:val="1"/>
+        <w:pStyle w:val="28"/>
         <w:bidi w:val="0"/>
         <w:rPr>
           <w:rFonts w:hint="default"/>
           <w:lang w:val="en-US" w:eastAsia="zh-CN"/>
         </w:rPr>
       </w:pPr>
-      <w:bookmarkStart w:id="9" w:name="_Toc16980"/>
+      <w:bookmarkStart w:id="8" w:name="_Toc26321"/>
       <w:r>
         <w:rPr>
           <w:rFonts w:hint="default"/>
@@ -5631,11 +5693,11 @@
         </w:rPr>
         <w:t>结论与建议</w:t>
       </w:r>
-      <w:bookmarkEnd w:id="9"/>
+      <w:bookmarkEnd w:id="8"/>
     </w:p>
     <w:p>
       <w:pPr>
-        <w:pStyle w:val="a1"/>
+        <w:pStyle w:val="29"/>
         <w:keepNext w:val="0"/>
         <w:keepLines w:val="0"/>
         <w:pageBreakBefore w:val="0"/>
@@ -5665,7 +5727,7 @@
     </w:p>
     <w:p>
       <w:pPr>
-        <w:pStyle w:val="a1"/>
+        <w:pStyle w:val="29"/>
         <w:keepNext w:val="0"/>
         <w:keepLines w:val="0"/>
         <w:pageBreakBefore w:val="0"/>
@@ -5695,7 +5757,7 @@
     </w:p>
     <w:p>
       <w:pPr>
-        <w:pStyle w:val="a1"/>
+        <w:pStyle w:val="29"/>
         <w:keepNext w:val="0"/>
         <w:keepLines w:val="0"/>
         <w:pageBreakBefore w:val="0"/>
@@ -5713,7 +5775,7 @@
         <w:bidi w:val="0"/>
         <w:adjustRightInd w:val="0"/>
         <w:snapToGrid w:val="0"/>
-        <w:ind w:left="425" w:hanging="425" w:leftChars="0" w:firstLineChars="0"/>
+        <w:ind w:left="425" w:leftChars="0" w:hanging="425" w:firstLineChars="0"/>
         <w:textAlignment w:val="baseline"/>
         <w:rPr>
           <w:rFonts w:hint="default"/>
@@ -5730,7 +5792,7 @@
     </w:p>
     <w:p>
       <w:pPr>
-        <w:pStyle w:val="a1"/>
+        <w:pStyle w:val="29"/>
         <w:keepNext w:val="0"/>
         <w:keepLines w:val="0"/>
         <w:pageBreakBefore w:val="0"/>
@@ -5748,7 +5810,7 @@
         <w:bidi w:val="0"/>
         <w:adjustRightInd w:val="0"/>
         <w:snapToGrid w:val="0"/>
-        <w:ind w:left="425" w:hanging="425" w:leftChars="0" w:firstLineChars="0"/>
+        <w:ind w:left="425" w:leftChars="0" w:hanging="425" w:firstLineChars="0"/>
         <w:textAlignment w:val="baseline"/>
         <w:rPr>
           <w:rFonts w:hint="default"/>
@@ -5765,7 +5827,7 @@
     </w:p>
     <w:p>
       <w:pPr>
-        <w:pStyle w:val="a1"/>
+        <w:pStyle w:val="29"/>
         <w:keepNext w:val="0"/>
         <w:keepLines w:val="0"/>
         <w:pageBreakBefore w:val="0"/>
@@ -5783,7 +5845,7 @@
         <w:bidi w:val="0"/>
         <w:adjustRightInd w:val="0"/>
         <w:snapToGrid w:val="0"/>
-        <w:ind w:left="425" w:hanging="425" w:leftChars="0" w:firstLineChars="0"/>
+        <w:ind w:left="425" w:leftChars="0" w:hanging="425" w:firstLineChars="0"/>
         <w:textAlignment w:val="baseline"/>
         <w:rPr>
           <w:rFonts w:hint="default"/>
@@ -5799,52 +5861,96 @@
       </w:r>
     </w:p>
     <w:sectPr>
-      <w:headerReference w:type="even" r:id="rId6"/>
-      <w:headerReference w:type="default" r:id="rId7"/>
-      <w:footerReference w:type="even" r:id="rId8"/>
-      <w:footerReference w:type="default" r:id="rId9"/>
-      <w:headerReference w:type="first" r:id="rId10"/>
-      <w:footerReference w:type="first" r:id="rId11"/>
+      <w:headerReference r:id="rId7" w:type="first"/>
+      <w:footerReference r:id="rId10" w:type="first"/>
+      <w:headerReference r:id="rId5" w:type="default"/>
+      <w:footerReference r:id="rId8" w:type="default"/>
+      <w:headerReference r:id="rId6" w:type="even"/>
+      <w:footerReference r:id="rId9" w:type="even"/>
       <w:pgSz w:w="11906" w:h="16838"/>
       <w:pgMar w:top="1417" w:right="1800" w:bottom="1440" w:left="1800" w:header="1140" w:footer="992" w:gutter="0"/>
-      <w:cols w:num="1" w:space="425"/>
+      <w:cols w:space="425" w:num="1"/>
       <w:docGrid w:type="lines" w:linePitch="312" w:charSpace="0"/>
     </w:sectPr>
   </w:body>
 </w:document>
 </file>
 
+<file path=word/endnotes.xml><?xml version="1.0" encoding="utf-8"?>
+<w:endnotes xmlns:wpc="http://schemas.microsoft.com/office/word/2010/wordprocessingCanvas" xmlns:mc="http://schemas.openxmlformats.org/markup-compatibility/2006" xmlns:o="urn:schemas-microsoft-com:office:office" xmlns:r="http://schemas.openxmlformats.org/officeDocument/2006/relationships" xmlns:m="http://schemas.openxmlformats.org/officeDocument/2006/math" xmlns:v="urn:schemas-microsoft-com:vml" xmlns:wp14="http://schemas.microsoft.com/office/word/2010/wordprocessingDrawing" xmlns:wp="http://schemas.openxmlformats.org/drawingml/2006/wordprocessingDrawing" xmlns:w="http://schemas.openxmlformats.org/wordprocessingml/2006/main" xmlns:w14="http://schemas.microsoft.com/office/word/2010/wordml" xmlns:w15="http://schemas.microsoft.com/office/word/2012/wordml" xmlns:w10="urn:schemas-microsoft-com:office:word" xmlns:wpg="http://schemas.microsoft.com/office/word/2010/wordprocessingGroup" xmlns:wpi="http://schemas.microsoft.com/office/word/2010/wordprocessingInk" xmlns:wne="http://schemas.microsoft.com/office/word/2006/wordml" xmlns:wps="http://schemas.microsoft.com/office/word/2010/wordprocessingShape" xmlns:wpsCustomData="http://www.wps.cn/officeDocument/2013/wpsCustomData" mc:Ignorable="w14 w15 wp14">
+  <w:endnote w:type="separator" w:id="0">
+    <w:p>
+      <w:pPr>
+        <w:spacing w:line="240" w:lineRule="auto"/>
+      </w:pPr>
+      <w:r>
+        <w:separator/>
+      </w:r>
+    </w:p>
+  </w:endnote>
+  <w:endnote w:type="continuationSeparator" w:id="1">
+    <w:p>
+      <w:pPr>
+        <w:spacing w:line="240" w:lineRule="auto"/>
+      </w:pPr>
+      <w:r>
+        <w:continuationSeparator/>
+      </w:r>
+    </w:p>
+  </w:endnote>
+</w:endnotes>
+</file>
+
 <file path=word/footer1.xml><?xml version="1.0" encoding="utf-8"?>
-<w:ftr xmlns:wpc="http://schemas.microsoft.com/office/word/2010/wordprocessingCanvas" xmlns:mc="http://schemas.openxmlformats.org/markup-compatibility/2006" xmlns:o="urn:schemas-microsoft-com:office:office" xmlns:r="http://schemas.openxmlformats.org/officeDocument/2006/relationships" xmlns:m="http://schemas.openxmlformats.org/officeDocument/2006/math" xmlns:v="urn:schemas-microsoft-com:vml" xmlns:wp14="http://schemas.microsoft.com/office/word/2010/wordprocessingDrawing" xmlns:wp="http://schemas.openxmlformats.org/drawingml/2006/wordprocessingDrawing" xmlns:w10="urn:schemas-microsoft-com:office:word" xmlns:w="http://schemas.openxmlformats.org/wordprocessingml/2006/main" xmlns:w14="http://schemas.microsoft.com/office/word/2010/wordml" xmlns:w15="http://schemas.microsoft.com/office/word/2012/wordml" xmlns:wne="http://schemas.microsoft.com/office/word/2006/wordml" xmlns:wpg="http://schemas.microsoft.com/office/word/2010/wordprocessingGroup" xmlns:wpi="http://schemas.microsoft.com/office/word/2010/wordprocessingInk" xmlns:wps="http://schemas.microsoft.com/office/word/2010/wordprocessingShape" mc:Ignorable="w14 w15 wp14">
+<w:ftr xmlns:wpc="http://schemas.microsoft.com/office/word/2010/wordprocessingCanvas" xmlns:mc="http://schemas.openxmlformats.org/markup-compatibility/2006" xmlns:o="urn:schemas-microsoft-com:office:office" xmlns:r="http://schemas.openxmlformats.org/officeDocument/2006/relationships" xmlns:m="http://schemas.openxmlformats.org/officeDocument/2006/math" xmlns:v="urn:schemas-microsoft-com:vml" xmlns:wp14="http://schemas.microsoft.com/office/word/2010/wordprocessingDrawing" xmlns:wp="http://schemas.openxmlformats.org/drawingml/2006/wordprocessingDrawing" xmlns:w10="urn:schemas-microsoft-com:office:word" xmlns:w="http://schemas.openxmlformats.org/wordprocessingml/2006/main" xmlns:w14="http://schemas.microsoft.com/office/word/2010/wordml" xmlns:w15="http://schemas.microsoft.com/office/word/2012/wordml" xmlns:wpg="http://schemas.microsoft.com/office/word/2010/wordprocessingGroup" xmlns:wpi="http://schemas.microsoft.com/office/word/2010/wordprocessingInk" xmlns:wne="http://schemas.microsoft.com/office/word/2006/wordml" xmlns:wps="http://schemas.microsoft.com/office/word/2010/wordprocessingShape" xmlns:wpsCustomData="http://www.wps.cn/officeDocument/2013/wpsCustomData" mc:Ignorable="w14 w15 wp14">
   <w:p/>
 </w:ftr>
 </file>
 
 <file path=word/footer2.xml><?xml version="1.0" encoding="utf-8"?>
-<w:ftr xmlns:wpc="http://schemas.microsoft.com/office/word/2010/wordprocessingCanvas" xmlns:mc="http://schemas.openxmlformats.org/markup-compatibility/2006" xmlns:o="urn:schemas-microsoft-com:office:office" xmlns:r="http://schemas.openxmlformats.org/officeDocument/2006/relationships" xmlns:m="http://schemas.openxmlformats.org/officeDocument/2006/math" xmlns:v="urn:schemas-microsoft-com:vml" xmlns:wp14="http://schemas.microsoft.com/office/word/2010/wordprocessingDrawing" xmlns:wp="http://schemas.openxmlformats.org/drawingml/2006/wordprocessingDrawing" xmlns:w10="urn:schemas-microsoft-com:office:word" xmlns:w="http://schemas.openxmlformats.org/wordprocessingml/2006/main" xmlns:w14="http://schemas.microsoft.com/office/word/2010/wordml" xmlns:w15="http://schemas.microsoft.com/office/word/2012/wordml" xmlns:wne="http://schemas.microsoft.com/office/word/2006/wordml" xmlns:wpg="http://schemas.microsoft.com/office/word/2010/wordprocessingGroup" xmlns:wpi="http://schemas.microsoft.com/office/word/2010/wordprocessingInk" xmlns:wps="http://schemas.microsoft.com/office/word/2010/wordprocessingShape" mc:Ignorable="w14 w15 wp14">
+<w:ftr xmlns:wpc="http://schemas.microsoft.com/office/word/2010/wordprocessingCanvas" xmlns:mc="http://schemas.openxmlformats.org/markup-compatibility/2006" xmlns:o="urn:schemas-microsoft-com:office:office" xmlns:r="http://schemas.openxmlformats.org/officeDocument/2006/relationships" xmlns:m="http://schemas.openxmlformats.org/officeDocument/2006/math" xmlns:v="urn:schemas-microsoft-com:vml" xmlns:wp14="http://schemas.microsoft.com/office/word/2010/wordprocessingDrawing" xmlns:wp="http://schemas.openxmlformats.org/drawingml/2006/wordprocessingDrawing" xmlns:w10="urn:schemas-microsoft-com:office:word" xmlns:w="http://schemas.openxmlformats.org/wordprocessingml/2006/main" xmlns:w14="http://schemas.microsoft.com/office/word/2010/wordml" xmlns:w15="http://schemas.microsoft.com/office/word/2012/wordml" xmlns:wpg="http://schemas.microsoft.com/office/word/2010/wordprocessingGroup" xmlns:wpi="http://schemas.microsoft.com/office/word/2010/wordprocessingInk" xmlns:wne="http://schemas.microsoft.com/office/word/2006/wordml" xmlns:wps="http://schemas.microsoft.com/office/word/2010/wordprocessingShape" xmlns:wpsCustomData="http://www.wps.cn/officeDocument/2013/wpsCustomData" mc:Ignorable="w14 w15 wp14">
   <w:p/>
 </w:ftr>
 </file>
 
 <file path=word/footer3.xml><?xml version="1.0" encoding="utf-8"?>
-<w:ftr xmlns:wpc="http://schemas.microsoft.com/office/word/2010/wordprocessingCanvas" xmlns:mc="http://schemas.openxmlformats.org/markup-compatibility/2006" xmlns:o="urn:schemas-microsoft-com:office:office" xmlns:r="http://schemas.openxmlformats.org/officeDocument/2006/relationships" xmlns:m="http://schemas.openxmlformats.org/officeDocument/2006/math" xmlns:v="urn:schemas-microsoft-com:vml" xmlns:wp14="http://schemas.microsoft.com/office/word/2010/wordprocessingDrawing" xmlns:wp="http://schemas.openxmlformats.org/drawingml/2006/wordprocessingDrawing" xmlns:w10="urn:schemas-microsoft-com:office:word" xmlns:w="http://schemas.openxmlformats.org/wordprocessingml/2006/main" xmlns:w14="http://schemas.microsoft.com/office/word/2010/wordml" xmlns:w15="http://schemas.microsoft.com/office/word/2012/wordml" xmlns:wne="http://schemas.microsoft.com/office/word/2006/wordml" xmlns:wpg="http://schemas.microsoft.com/office/word/2010/wordprocessingGroup" xmlns:wpi="http://schemas.microsoft.com/office/word/2010/wordprocessingInk" xmlns:wps="http://schemas.microsoft.com/office/word/2010/wordprocessingShape" mc:Ignorable="w14 w15 wp14">
+<w:ftr xmlns:wpc="http://schemas.microsoft.com/office/word/2010/wordprocessingCanvas" xmlns:mc="http://schemas.openxmlformats.org/markup-compatibility/2006" xmlns:o="urn:schemas-microsoft-com:office:office" xmlns:r="http://schemas.openxmlformats.org/officeDocument/2006/relationships" xmlns:m="http://schemas.openxmlformats.org/officeDocument/2006/math" xmlns:v="urn:schemas-microsoft-com:vml" xmlns:wp14="http://schemas.microsoft.com/office/word/2010/wordprocessingDrawing" xmlns:wp="http://schemas.openxmlformats.org/drawingml/2006/wordprocessingDrawing" xmlns:w10="urn:schemas-microsoft-com:office:word" xmlns:w="http://schemas.openxmlformats.org/wordprocessingml/2006/main" xmlns:w14="http://schemas.microsoft.com/office/word/2010/wordml" xmlns:w15="http://schemas.microsoft.com/office/word/2012/wordml" xmlns:wpg="http://schemas.microsoft.com/office/word/2010/wordprocessingGroup" xmlns:wpi="http://schemas.microsoft.com/office/word/2010/wordprocessingInk" xmlns:wne="http://schemas.microsoft.com/office/word/2006/wordml" xmlns:wps="http://schemas.microsoft.com/office/word/2010/wordprocessingShape" xmlns:wpsCustomData="http://www.wps.cn/officeDocument/2013/wpsCustomData" mc:Ignorable="w14 w15 wp14">
   <w:p/>
 </w:ftr>
 </file>
 
-<file path=word/header1.xml><?xml version="1.0" encoding="utf-8"?>
-<w:hdr xmlns:wpc="http://schemas.microsoft.com/office/word/2010/wordprocessingCanvas" xmlns:mc="http://schemas.openxmlformats.org/markup-compatibility/2006" xmlns:o="urn:schemas-microsoft-com:office:office" xmlns:r="http://schemas.openxmlformats.org/officeDocument/2006/relationships" xmlns:m="http://schemas.openxmlformats.org/officeDocument/2006/math" xmlns:v="urn:schemas-microsoft-com:vml" xmlns:wp14="http://schemas.microsoft.com/office/word/2010/wordprocessingDrawing" xmlns:wp="http://schemas.openxmlformats.org/drawingml/2006/wordprocessingDrawing" xmlns:w10="urn:schemas-microsoft-com:office:word" xmlns:w="http://schemas.openxmlformats.org/wordprocessingml/2006/main" xmlns:w14="http://schemas.microsoft.com/office/word/2010/wordml" xmlns:w15="http://schemas.microsoft.com/office/word/2012/wordml" xmlns:wne="http://schemas.microsoft.com/office/word/2006/wordml" xmlns:wpg="http://schemas.microsoft.com/office/word/2010/wordprocessingGroup" xmlns:wpi="http://schemas.microsoft.com/office/word/2010/wordprocessingInk" xmlns:wps="http://schemas.microsoft.com/office/word/2010/wordprocessingShape" mc:Ignorable="w14 w15 wp14">
-  <w:p/>
-</w:hdr>
+<file path=word/footnotes.xml><?xml version="1.0" encoding="utf-8"?>
+<w:footnotes xmlns:wpc="http://schemas.microsoft.com/office/word/2010/wordprocessingCanvas" xmlns:mc="http://schemas.openxmlformats.org/markup-compatibility/2006" xmlns:o="urn:schemas-microsoft-com:office:office" xmlns:r="http://schemas.openxmlformats.org/officeDocument/2006/relationships" xmlns:m="http://schemas.openxmlformats.org/officeDocument/2006/math" xmlns:v="urn:schemas-microsoft-com:vml" xmlns:wp14="http://schemas.microsoft.com/office/word/2010/wordprocessingDrawing" xmlns:wp="http://schemas.openxmlformats.org/drawingml/2006/wordprocessingDrawing" xmlns:w="http://schemas.openxmlformats.org/wordprocessingml/2006/main" xmlns:w14="http://schemas.microsoft.com/office/word/2010/wordml" xmlns:w15="http://schemas.microsoft.com/office/word/2012/wordml" xmlns:w10="urn:schemas-microsoft-com:office:word" xmlns:wpg="http://schemas.microsoft.com/office/word/2010/wordprocessingGroup" xmlns:wpi="http://schemas.microsoft.com/office/word/2010/wordprocessingInk" xmlns:wne="http://schemas.microsoft.com/office/word/2006/wordml" xmlns:wps="http://schemas.microsoft.com/office/word/2010/wordprocessingShape" xmlns:wpsCustomData="http://www.wps.cn/officeDocument/2013/wpsCustomData" mc:Ignorable="w14 w15 wp14">
+  <w:footnote w:type="separator" w:id="0">
+    <w:p>
+      <w:pPr>
+        <w:spacing w:line="360" w:lineRule="auto"/>
+      </w:pPr>
+      <w:r>
+        <w:separator/>
+      </w:r>
+    </w:p>
+  </w:footnote>
+  <w:footnote w:type="continuationSeparator" w:id="1">
+    <w:p>
+      <w:pPr>
+        <w:spacing w:line="360" w:lineRule="auto"/>
+      </w:pPr>
+      <w:r>
+        <w:continuationSeparator/>
+      </w:r>
+    </w:p>
+  </w:footnote>
+</w:footnotes>
 </file>
 
-<file path=word/header2.xml><?xml version="1.0" encoding="utf-8"?>
-<w:hdr xmlns:wpc="http://schemas.microsoft.com/office/word/2010/wordprocessingCanvas" xmlns:mc="http://schemas.openxmlformats.org/markup-compatibility/2006" xmlns:o="urn:schemas-microsoft-com:office:office" xmlns:r="http://schemas.openxmlformats.org/officeDocument/2006/relationships" xmlns:m="http://schemas.openxmlformats.org/officeDocument/2006/math" xmlns:v="urn:schemas-microsoft-com:vml" xmlns:wp14="http://schemas.microsoft.com/office/word/2010/wordprocessingDrawing" xmlns:wp="http://schemas.openxmlformats.org/drawingml/2006/wordprocessingDrawing" xmlns:w10="urn:schemas-microsoft-com:office:word" xmlns:w="http://schemas.openxmlformats.org/wordprocessingml/2006/main" xmlns:w14="http://schemas.microsoft.com/office/word/2010/wordml" xmlns:w15="http://schemas.microsoft.com/office/word/2012/wordml" xmlns:wne="http://schemas.microsoft.com/office/word/2006/wordml" xmlns:wpg="http://schemas.microsoft.com/office/word/2010/wordprocessingGroup" xmlns:wpi="http://schemas.microsoft.com/office/word/2010/wordprocessingInk" xmlns:wps="http://schemas.microsoft.com/office/word/2010/wordprocessingShape" mc:Ignorable="w14 w15 wp14">
+<file path=word/header1.xml><?xml version="1.0" encoding="utf-8"?>
+<w:hdr xmlns:wpc="http://schemas.microsoft.com/office/word/2010/wordprocessingCanvas" xmlns:mc="http://schemas.openxmlformats.org/markup-compatibility/2006" xmlns:o="urn:schemas-microsoft-com:office:office" xmlns:r="http://schemas.openxmlformats.org/officeDocument/2006/relationships" xmlns:m="http://schemas.openxmlformats.org/officeDocument/2006/math" xmlns:v="urn:schemas-microsoft-com:vml" xmlns:wp14="http://schemas.microsoft.com/office/word/2010/wordprocessingDrawing" xmlns:wp="http://schemas.openxmlformats.org/drawingml/2006/wordprocessingDrawing" xmlns:w10="urn:schemas-microsoft-com:office:word" xmlns:w="http://schemas.openxmlformats.org/wordprocessingml/2006/main" xmlns:w14="http://schemas.microsoft.com/office/word/2010/wordml" xmlns:w15="http://schemas.microsoft.com/office/word/2012/wordml" xmlns:wpg="http://schemas.microsoft.com/office/word/2010/wordprocessingGroup" xmlns:wpi="http://schemas.microsoft.com/office/word/2010/wordprocessingInk" xmlns:wne="http://schemas.microsoft.com/office/word/2006/wordml" xmlns:wps="http://schemas.microsoft.com/office/word/2010/wordprocessingShape" xmlns:wpsCustomData="http://www.wps.cn/officeDocument/2013/wpsCustomData" mc:Ignorable="w14 w15 wp14">
   <w:p>
     <w:pPr>
-      <w:pStyle w:val="Header"/>
+      <w:pStyle w:val="15"/>
       <w:pBdr>
-        <w:bottom w:val="single" w:sz="4" w:space="1" w:color="auto"/>
+        <w:bottom w:val="single" w:color="auto" w:sz="4" w:space="1"/>
       </w:pBdr>
       <w:tabs>
         <w:tab w:val="left" w:pos="335"/>
@@ -5852,39 +5958,57 @@
       </w:tabs>
       <w:jc w:val="right"/>
       <w:rPr>
-        <w:rFonts w:eastAsiaTheme="minorEastAsia" w:hint="eastAsia"/>
+        <w:rFonts w:hint="eastAsia" w:eastAsiaTheme="minorEastAsia"/>
         <w:lang w:eastAsia="zh-CN"/>
       </w:rPr>
     </w:pPr>
     <w:r>
       <w:rPr>
-        <w:rFonts w:eastAsiaTheme="minorEastAsia" w:hint="eastAsia"/>
+        <w:rFonts w:hint="eastAsia" w:eastAsiaTheme="minorEastAsia"/>
         <w:lang w:val="en-US" w:eastAsia="zh-CN"/>
       </w:rPr>
       <w:tab/>
+    </w:r>
+    <w:r>
+      <w:rPr>
+        <w:rFonts w:hint="eastAsia" w:eastAsiaTheme="minorEastAsia"/>
+        <w:lang w:val="en-US" w:eastAsia="zh-CN"/>
+      </w:rPr>
       <w:tab/>
+    </w:r>
+    <w:r>
+      <w:rPr>
+        <w:rFonts w:hint="eastAsia" w:eastAsiaTheme="minorEastAsia"/>
+        <w:lang w:val="en-US" w:eastAsia="zh-CN"/>
+      </w:rPr>
       <w:t>重庆市鹧鸪哨信息技术有限责任公司</w:t>
     </w:r>
   </w:p>
 </w:hdr>
 </file>
 
+<file path=word/header2.xml><?xml version="1.0" encoding="utf-8"?>
+<w:hdr xmlns:wpc="http://schemas.microsoft.com/office/word/2010/wordprocessingCanvas" xmlns:mc="http://schemas.openxmlformats.org/markup-compatibility/2006" xmlns:o="urn:schemas-microsoft-com:office:office" xmlns:r="http://schemas.openxmlformats.org/officeDocument/2006/relationships" xmlns:m="http://schemas.openxmlformats.org/officeDocument/2006/math" xmlns:v="urn:schemas-microsoft-com:vml" xmlns:wp14="http://schemas.microsoft.com/office/word/2010/wordprocessingDrawing" xmlns:wp="http://schemas.openxmlformats.org/drawingml/2006/wordprocessingDrawing" xmlns:w10="urn:schemas-microsoft-com:office:word" xmlns:w="http://schemas.openxmlformats.org/wordprocessingml/2006/main" xmlns:w14="http://schemas.microsoft.com/office/word/2010/wordml" xmlns:w15="http://schemas.microsoft.com/office/word/2012/wordml" xmlns:wpg="http://schemas.microsoft.com/office/word/2010/wordprocessingGroup" xmlns:wpi="http://schemas.microsoft.com/office/word/2010/wordprocessingInk" xmlns:wne="http://schemas.microsoft.com/office/word/2006/wordml" xmlns:wps="http://schemas.microsoft.com/office/word/2010/wordprocessingShape" xmlns:wpsCustomData="http://www.wps.cn/officeDocument/2013/wpsCustomData" mc:Ignorable="w14 w15 wp14">
+  <w:p/>
+</w:hdr>
+</file>
+
 <file path=word/header3.xml><?xml version="1.0" encoding="utf-8"?>
-<w:hdr xmlns:wpc="http://schemas.microsoft.com/office/word/2010/wordprocessingCanvas" xmlns:mc="http://schemas.openxmlformats.org/markup-compatibility/2006" xmlns:o="urn:schemas-microsoft-com:office:office" xmlns:r="http://schemas.openxmlformats.org/officeDocument/2006/relationships" xmlns:m="http://schemas.openxmlformats.org/officeDocument/2006/math" xmlns:v="urn:schemas-microsoft-com:vml" xmlns:wp14="http://schemas.microsoft.com/office/word/2010/wordprocessingDrawing" xmlns:wp="http://schemas.openxmlformats.org/drawingml/2006/wordprocessingDrawing" xmlns:w10="urn:schemas-microsoft-com:office:word" xmlns:w="http://schemas.openxmlformats.org/wordprocessingml/2006/main" xmlns:w14="http://schemas.microsoft.com/office/word/2010/wordml" xmlns:w15="http://schemas.microsoft.com/office/word/2012/wordml" xmlns:wne="http://schemas.microsoft.com/office/word/2006/wordml" xmlns:wpg="http://schemas.microsoft.com/office/word/2010/wordprocessingGroup" xmlns:wpi="http://schemas.microsoft.com/office/word/2010/wordprocessingInk" xmlns:wps="http://schemas.microsoft.com/office/word/2010/wordprocessingShape" mc:Ignorable="w14 w15 wp14">
+<w:hdr xmlns:wpc="http://schemas.microsoft.com/office/word/2010/wordprocessingCanvas" xmlns:mc="http://schemas.openxmlformats.org/markup-compatibility/2006" xmlns:o="urn:schemas-microsoft-com:office:office" xmlns:r="http://schemas.openxmlformats.org/officeDocument/2006/relationships" xmlns:m="http://schemas.openxmlformats.org/officeDocument/2006/math" xmlns:v="urn:schemas-microsoft-com:vml" xmlns:wp14="http://schemas.microsoft.com/office/word/2010/wordprocessingDrawing" xmlns:wp="http://schemas.openxmlformats.org/drawingml/2006/wordprocessingDrawing" xmlns:w10="urn:schemas-microsoft-com:office:word" xmlns:w="http://schemas.openxmlformats.org/wordprocessingml/2006/main" xmlns:w14="http://schemas.microsoft.com/office/word/2010/wordml" xmlns:w15="http://schemas.microsoft.com/office/word/2012/wordml" xmlns:wpg="http://schemas.microsoft.com/office/word/2010/wordprocessingGroup" xmlns:wpi="http://schemas.microsoft.com/office/word/2010/wordprocessingInk" xmlns:wne="http://schemas.microsoft.com/office/word/2006/wordml" xmlns:wps="http://schemas.microsoft.com/office/word/2010/wordprocessingShape" xmlns:wpsCustomData="http://www.wps.cn/officeDocument/2013/wpsCustomData" mc:Ignorable="w14 w15 wp14">
   <w:p/>
 </w:hdr>
 </file>
 
 <file path=word/numbering.xml><?xml version="1.0" encoding="utf-8"?>
-<w:numbering xmlns:wpc="http://schemas.microsoft.com/office/word/2010/wordprocessingCanvas" xmlns:mc="http://schemas.openxmlformats.org/markup-compatibility/2006" xmlns:o="urn:schemas-microsoft-com:office:office" xmlns:r="http://schemas.openxmlformats.org/officeDocument/2006/relationships" xmlns:m="http://schemas.openxmlformats.org/officeDocument/2006/math" xmlns:v="urn:schemas-microsoft-com:vml" xmlns:wp14="http://schemas.microsoft.com/office/word/2010/wordprocessingDrawing" xmlns:wp="http://schemas.openxmlformats.org/drawingml/2006/wordprocessingDrawing" xmlns:w10="urn:schemas-microsoft-com:office:word" xmlns:w="http://schemas.openxmlformats.org/wordprocessingml/2006/main" xmlns:w14="http://schemas.microsoft.com/office/word/2010/wordml" xmlns:w15="http://schemas.microsoft.com/office/word/2012/wordml" xmlns:wne="http://schemas.microsoft.com/office/word/2006/wordml" xmlns:wpg="http://schemas.microsoft.com/office/word/2010/wordprocessingGroup" xmlns:wpi="http://schemas.microsoft.com/office/word/2010/wordprocessingInk" xmlns:wps="http://schemas.microsoft.com/office/word/2010/wordprocessingShape" mc:Ignorable="w14 w15 wp14">
+<w:numbering xmlns:wpc="http://schemas.microsoft.com/office/word/2010/wordprocessingCanvas" xmlns:mc="http://schemas.openxmlformats.org/markup-compatibility/2006" xmlns:o="urn:schemas-microsoft-com:office:office" xmlns:r="http://schemas.openxmlformats.org/officeDocument/2006/relationships" xmlns:m="http://schemas.openxmlformats.org/officeDocument/2006/math" xmlns:v="urn:schemas-microsoft-com:vml" xmlns:wp14="http://schemas.microsoft.com/office/word/2010/wordprocessingDrawing" xmlns:wp="http://schemas.openxmlformats.org/drawingml/2006/wordprocessingDrawing" xmlns:w10="urn:schemas-microsoft-com:office:word" xmlns:w="http://schemas.openxmlformats.org/wordprocessingml/2006/main" xmlns:w14="http://schemas.microsoft.com/office/word/2010/wordml" xmlns:wpg="http://schemas.microsoft.com/office/word/2010/wordprocessingGroup" xmlns:wpi="http://schemas.microsoft.com/office/word/2010/wordprocessingInk" xmlns:wne="http://schemas.microsoft.com/office/word/2006/wordml" xmlns:wps="http://schemas.microsoft.com/office/word/2010/wordprocessingShape" xmlns:wpsCustomData="http://www.wps.cn/officeDocument/2013/wpsCustomData" mc:Ignorable="w14 wp14">
   <w:abstractNum w:abstractNumId="0">
     <w:nsid w:val="8E964DCE"/>
     <w:multiLevelType w:val="multilevel"/>
     <w:tmpl w:val="8E964DCE"/>
-    <w:lvl w:ilvl="0">
+    <w:lvl w:ilvl="0" w:tentative="0">
       <w:start w:val="1"/>
       <w:numFmt w:val="decimal"/>
-      <w:pStyle w:val="Heading1"/>
+      <w:pStyle w:val="2"/>
       <w:lvlText w:val="%1."/>
       <w:lvlJc w:val="left"/>
       <w:pPr>
@@ -5894,10 +6018,10 @@
         <w:rFonts w:hint="default"/>
       </w:rPr>
     </w:lvl>
-    <w:lvl w:ilvl="1">
+    <w:lvl w:ilvl="1" w:tentative="0">
       <w:start w:val="1"/>
       <w:numFmt w:val="decimal"/>
-      <w:pStyle w:val="Heading2"/>
+      <w:pStyle w:val="3"/>
       <w:lvlText w:val="%1.%2."/>
       <w:lvlJc w:val="left"/>
       <w:pPr>
@@ -5907,10 +6031,10 @@
         <w:rFonts w:hint="default"/>
       </w:rPr>
     </w:lvl>
-    <w:lvl w:ilvl="2">
+    <w:lvl w:ilvl="2" w:tentative="0">
       <w:start w:val="1"/>
       <w:numFmt w:val="decimal"/>
-      <w:pStyle w:val="Heading3"/>
+      <w:pStyle w:val="4"/>
       <w:lvlText w:val="%1.%2.%3."/>
       <w:lvlJc w:val="left"/>
       <w:pPr>
@@ -5920,10 +6044,10 @@
         <w:rFonts w:hint="default"/>
       </w:rPr>
     </w:lvl>
-    <w:lvl w:ilvl="3">
+    <w:lvl w:ilvl="3" w:tentative="0">
       <w:start w:val="1"/>
       <w:numFmt w:val="decimal"/>
-      <w:pStyle w:val="Heading4"/>
+      <w:pStyle w:val="5"/>
       <w:lvlText w:val="%1.%2.%3.%4."/>
       <w:lvlJc w:val="left"/>
       <w:pPr>
@@ -5933,10 +6057,10 @@
         <w:rFonts w:hint="default"/>
       </w:rPr>
     </w:lvl>
-    <w:lvl w:ilvl="4">
+    <w:lvl w:ilvl="4" w:tentative="0">
       <w:start w:val="1"/>
       <w:numFmt w:val="decimal"/>
-      <w:pStyle w:val="Heading5"/>
+      <w:pStyle w:val="6"/>
       <w:lvlText w:val="%1.%2.%3.%4.%5."/>
       <w:lvlJc w:val="left"/>
       <w:pPr>
@@ -5946,10 +6070,10 @@
         <w:rFonts w:hint="default"/>
       </w:rPr>
     </w:lvl>
-    <w:lvl w:ilvl="5">
+    <w:lvl w:ilvl="5" w:tentative="0">
       <w:start w:val="1"/>
       <w:numFmt w:val="decimal"/>
-      <w:pStyle w:val="Heading6"/>
+      <w:pStyle w:val="7"/>
       <w:lvlText w:val="%1.%2.%3.%4.%5.%6."/>
       <w:lvlJc w:val="left"/>
       <w:pPr>
@@ -5959,10 +6083,10 @@
         <w:rFonts w:hint="default"/>
       </w:rPr>
     </w:lvl>
-    <w:lvl w:ilvl="6">
+    <w:lvl w:ilvl="6" w:tentative="0">
       <w:start w:val="1"/>
       <w:numFmt w:val="decimal"/>
-      <w:pStyle w:val="Heading7"/>
+      <w:pStyle w:val="8"/>
       <w:lvlText w:val="%1.%2.%3.%4.%5.%6.%7."/>
       <w:lvlJc w:val="left"/>
       <w:pPr>
@@ -5972,10 +6096,10 @@
         <w:rFonts w:hint="default"/>
       </w:rPr>
     </w:lvl>
-    <w:lvl w:ilvl="7">
+    <w:lvl w:ilvl="7" w:tentative="0">
       <w:start w:val="1"/>
       <w:numFmt w:val="decimal"/>
-      <w:pStyle w:val="Heading8"/>
+      <w:pStyle w:val="9"/>
       <w:lvlText w:val="%1.%2.%3.%4.%5.%6.%7.%8."/>
       <w:lvlJc w:val="left"/>
       <w:pPr>
@@ -5985,10 +6109,10 @@
         <w:rFonts w:hint="default"/>
       </w:rPr>
     </w:lvl>
-    <w:lvl w:ilvl="8">
+    <w:lvl w:ilvl="8" w:tentative="0">
       <w:start w:val="1"/>
       <w:numFmt w:val="decimal"/>
-      <w:pStyle w:val="Heading9"/>
+      <w:pStyle w:val="10"/>
       <w:lvlText w:val="%1.%2.%3.%4.%5.%6.%7.%8.%9."/>
       <w:lvlJc w:val="left"/>
       <w:pPr>
@@ -6003,7 +6127,7 @@
     <w:nsid w:val="77C2EAB1"/>
     <w:multiLevelType w:val="singleLevel"/>
     <w:tmpl w:val="77C2EAB1"/>
-    <w:lvl w:ilvl="0">
+    <w:lvl w:ilvl="0" w:tentative="0">
       <w:start w:val="1"/>
       <w:numFmt w:val="decimal"/>
       <w:lvlText w:val="%1."/>
@@ -6026,267 +6150,269 @@
 </file>
 
 <file path=word/styles.xml><?xml version="1.0" encoding="utf-8"?>
-<w:styles xmlns:mc="http://schemas.openxmlformats.org/markup-compatibility/2006" xmlns:r="http://schemas.openxmlformats.org/officeDocument/2006/relationships" xmlns:w="http://schemas.openxmlformats.org/wordprocessingml/2006/main" xmlns:w14="http://schemas.microsoft.com/office/word/2010/wordml" xmlns:w15="http://schemas.microsoft.com/office/word/2012/wordml" mc:Ignorable="w14 w15">
+<w:styles xmlns:mc="http://schemas.openxmlformats.org/markup-compatibility/2006" xmlns:o="urn:schemas-microsoft-com:office:office" xmlns:r="http://schemas.openxmlformats.org/officeDocument/2006/relationships" xmlns:m="http://schemas.openxmlformats.org/officeDocument/2006/math" xmlns:v="urn:schemas-microsoft-com:vml" xmlns:w="http://schemas.openxmlformats.org/wordprocessingml/2006/main" xmlns:w14="http://schemas.microsoft.com/office/word/2010/wordml" xmlns:w10="urn:schemas-microsoft-com:office:word" xmlns:sl="http://schemas.openxmlformats.org/schemaLibrary/2006/main" xmlns:wpsCustomData="http://www.wps.cn/officeDocument/2013/wpsCustomData" mc:Ignorable="w14">
   <w:docDefaults>
     <w:rPrDefault>
       <w:rPr>
-        <w:rFonts w:ascii="Times New Roman" w:eastAsia="宋体" w:hAnsi="Times New Roman" w:cs="Times New Roman"/>
+        <w:rFonts w:ascii="Times New Roman" w:hAnsi="Times New Roman" w:eastAsia="宋体" w:cs="Times New Roman"/>
       </w:rPr>
     </w:rPrDefault>
     <w:pPrDefault/>
   </w:docDefaults>
-  <w:latentStyles w:defLockedState="0" w:defUIPriority="99" w:defSemiHidden="1" w:defUnhideWhenUsed="1" w:defQFormat="0" w:count="260">
-    <w:lsdException w:name="Normal" w:semiHidden="0" w:uiPriority="0" w:unhideWhenUsed="0" w:qFormat="1"/>
-    <w:lsdException w:name="heading 1" w:semiHidden="0" w:uiPriority="0" w:unhideWhenUsed="0" w:qFormat="1"/>
-    <w:lsdException w:name="heading 2" w:semiHidden="0" w:uiPriority="0" w:qFormat="1"/>
-    <w:lsdException w:name="heading 3" w:uiPriority="0" w:qFormat="1"/>
-    <w:lsdException w:name="heading 4" w:semiHidden="0" w:uiPriority="0" w:qFormat="1"/>
-    <w:lsdException w:name="heading 5" w:uiPriority="0" w:qFormat="1"/>
-    <w:lsdException w:name="heading 6" w:uiPriority="0" w:qFormat="1"/>
-    <w:lsdException w:name="heading 7" w:uiPriority="0" w:qFormat="1"/>
-    <w:lsdException w:name="heading 8" w:uiPriority="0" w:qFormat="1"/>
-    <w:lsdException w:name="heading 9" w:uiPriority="0" w:qFormat="1"/>
-    <w:lsdException w:name="index 1" w:semiHidden="0" w:uiPriority="0" w:unhideWhenUsed="0"/>
-    <w:lsdException w:name="index 2" w:semiHidden="0" w:uiPriority="0" w:unhideWhenUsed="0"/>
-    <w:lsdException w:name="index 3" w:semiHidden="0" w:uiPriority="0" w:unhideWhenUsed="0"/>
-    <w:lsdException w:name="index 4" w:semiHidden="0" w:uiPriority="0" w:unhideWhenUsed="0"/>
-    <w:lsdException w:name="index 5" w:semiHidden="0" w:uiPriority="0" w:unhideWhenUsed="0"/>
-    <w:lsdException w:name="index 6" w:semiHidden="0" w:uiPriority="0" w:unhideWhenUsed="0"/>
-    <w:lsdException w:name="index 7" w:semiHidden="0" w:uiPriority="0" w:unhideWhenUsed="0"/>
-    <w:lsdException w:name="index 8" w:semiHidden="0" w:uiPriority="0" w:unhideWhenUsed="0"/>
-    <w:lsdException w:name="index 9" w:semiHidden="0" w:uiPriority="0" w:unhideWhenUsed="0"/>
-    <w:lsdException w:name="toc 1" w:semiHidden="0" w:uiPriority="0" w:unhideWhenUsed="0" w:qFormat="1"/>
-    <w:lsdException w:name="toc 2" w:semiHidden="0" w:uiPriority="0" w:unhideWhenUsed="0" w:qFormat="1"/>
-    <w:lsdException w:name="toc 3" w:semiHidden="0" w:uiPriority="0" w:unhideWhenUsed="0" w:qFormat="1"/>
-    <w:lsdException w:name="toc 4" w:semiHidden="0" w:uiPriority="0" w:unhideWhenUsed="0"/>
-    <w:lsdException w:name="toc 5" w:semiHidden="0" w:uiPriority="0" w:unhideWhenUsed="0"/>
-    <w:lsdException w:name="toc 6" w:semiHidden="0" w:uiPriority="0" w:unhideWhenUsed="0"/>
-    <w:lsdException w:name="toc 7" w:semiHidden="0" w:uiPriority="0" w:unhideWhenUsed="0"/>
-    <w:lsdException w:name="toc 8" w:semiHidden="0" w:uiPriority="0" w:unhideWhenUsed="0"/>
-    <w:lsdException w:name="toc 9" w:semiHidden="0" w:uiPriority="0" w:unhideWhenUsed="0"/>
-    <w:lsdException w:name="Normal Indent" w:semiHidden="0" w:uiPriority="0" w:unhideWhenUsed="0"/>
-    <w:lsdException w:name="footnote text" w:semiHidden="0" w:uiPriority="0" w:unhideWhenUsed="0"/>
-    <w:lsdException w:name="annotation text" w:semiHidden="0" w:uiPriority="0" w:unhideWhenUsed="0" w:qFormat="1"/>
-    <w:lsdException w:name="header" w:semiHidden="0" w:uiPriority="0" w:unhideWhenUsed="0" w:qFormat="1"/>
-    <w:lsdException w:name="footer" w:semiHidden="0" w:uiPriority="0" w:unhideWhenUsed="0" w:qFormat="1"/>
-    <w:lsdException w:name="index heading" w:semiHidden="0" w:uiPriority="0" w:unhideWhenUsed="0"/>
-    <w:lsdException w:name="caption" w:uiPriority="0" w:qFormat="1"/>
-    <w:lsdException w:name="table of figures" w:semiHidden="0" w:uiPriority="0" w:unhideWhenUsed="0"/>
-    <w:lsdException w:name="envelope address" w:semiHidden="0" w:uiPriority="0" w:unhideWhenUsed="0"/>
-    <w:lsdException w:name="envelope return" w:semiHidden="0" w:uiPriority="0" w:unhideWhenUsed="0"/>
-    <w:lsdException w:name="footnote reference" w:semiHidden="0" w:uiPriority="0" w:unhideWhenUsed="0"/>
-    <w:lsdException w:name="annotation reference" w:semiHidden="0" w:uiPriority="0" w:unhideWhenUsed="0"/>
-    <w:lsdException w:name="line number" w:semiHidden="0" w:uiPriority="0" w:unhideWhenUsed="0"/>
-    <w:lsdException w:name="page number" w:semiHidden="0" w:uiPriority="0" w:unhideWhenUsed="0"/>
-    <w:lsdException w:name="endnote reference" w:semiHidden="0" w:uiPriority="0" w:unhideWhenUsed="0"/>
-    <w:lsdException w:name="endnote text" w:semiHidden="0" w:uiPriority="0" w:unhideWhenUsed="0"/>
-    <w:lsdException w:name="table of authorities" w:semiHidden="0" w:uiPriority="0" w:unhideWhenUsed="0"/>
-    <w:lsdException w:name="macro" w:semiHidden="0" w:uiPriority="0" w:unhideWhenUsed="0"/>
-    <w:lsdException w:name="toa heading" w:semiHidden="0" w:uiPriority="0" w:unhideWhenUsed="0"/>
-    <w:lsdException w:name="List" w:semiHidden="0" w:uiPriority="0" w:unhideWhenUsed="0"/>
-    <w:lsdException w:name="List Bullet" w:semiHidden="0" w:uiPriority="0" w:unhideWhenUsed="0"/>
-    <w:lsdException w:name="List Number" w:semiHidden="0" w:uiPriority="0" w:unhideWhenUsed="0"/>
-    <w:lsdException w:name="List 2" w:semiHidden="0" w:uiPriority="0" w:unhideWhenUsed="0"/>
-    <w:lsdException w:name="List 3" w:semiHidden="0" w:uiPriority="0" w:unhideWhenUsed="0"/>
-    <w:lsdException w:name="List 4" w:semiHidden="0" w:uiPriority="0" w:unhideWhenUsed="0"/>
-    <w:lsdException w:name="List 5" w:semiHidden="0" w:uiPriority="0" w:unhideWhenUsed="0"/>
-    <w:lsdException w:name="List Bullet 2" w:semiHidden="0" w:uiPriority="0" w:unhideWhenUsed="0"/>
-    <w:lsdException w:name="List Bullet 3" w:semiHidden="0" w:uiPriority="0" w:unhideWhenUsed="0"/>
-    <w:lsdException w:name="List Bullet 4" w:semiHidden="0" w:uiPriority="0" w:unhideWhenUsed="0"/>
-    <w:lsdException w:name="List Bullet 5" w:semiHidden="0" w:uiPriority="0" w:unhideWhenUsed="0"/>
-    <w:lsdException w:name="List Number 2" w:semiHidden="0" w:uiPriority="0" w:unhideWhenUsed="0"/>
-    <w:lsdException w:name="List Number 3" w:semiHidden="0" w:uiPriority="0" w:unhideWhenUsed="0"/>
-    <w:lsdException w:name="List Number 4" w:semiHidden="0" w:uiPriority="0" w:unhideWhenUsed="0"/>
-    <w:lsdException w:name="List Number 5" w:semiHidden="0" w:uiPriority="0" w:unhideWhenUsed="0"/>
-    <w:lsdException w:name="Title" w:semiHidden="0" w:uiPriority="0" w:unhideWhenUsed="0" w:qFormat="1"/>
-    <w:lsdException w:name="Closing" w:semiHidden="0" w:uiPriority="0" w:unhideWhenUsed="0"/>
-    <w:lsdException w:name="Signature" w:semiHidden="0" w:uiPriority="0" w:unhideWhenUsed="0"/>
-    <w:lsdException w:name="Default Paragraph Font" w:uiPriority="0" w:unhideWhenUsed="0" w:qFormat="1"/>
-    <w:lsdException w:name="Body Text" w:uiPriority="0" w:unhideWhenUsed="0" w:qFormat="1"/>
-    <w:lsdException w:name="Body Text Indent" w:semiHidden="0" w:uiPriority="0" w:unhideWhenUsed="0"/>
-    <w:lsdException w:name="List Continue" w:semiHidden="0" w:uiPriority="0" w:unhideWhenUsed="0"/>
-    <w:lsdException w:name="List Continue 2" w:semiHidden="0" w:uiPriority="0" w:unhideWhenUsed="0"/>
-    <w:lsdException w:name="List Continue 3" w:semiHidden="0" w:uiPriority="0" w:unhideWhenUsed="0"/>
-    <w:lsdException w:name="List Continue 4" w:semiHidden="0" w:uiPriority="0" w:unhideWhenUsed="0"/>
-    <w:lsdException w:name="List Continue 5" w:semiHidden="0" w:uiPriority="0" w:unhideWhenUsed="0"/>
-    <w:lsdException w:name="Message Header" w:semiHidden="0" w:uiPriority="0" w:unhideWhenUsed="0"/>
-    <w:lsdException w:name="Subtitle" w:semiHidden="0" w:uiPriority="0" w:unhideWhenUsed="0" w:qFormat="1"/>
-    <w:lsdException w:name="Salutation" w:semiHidden="0" w:uiPriority="0" w:unhideWhenUsed="0"/>
-    <w:lsdException w:name="Date" w:semiHidden="0" w:uiPriority="0" w:unhideWhenUsed="0"/>
-    <w:lsdException w:name="Body Text First Indent" w:semiHidden="0" w:uiPriority="0" w:unhideWhenUsed="0"/>
-    <w:lsdException w:name="Body Text First Indent 2" w:semiHidden="0" w:uiPriority="0" w:unhideWhenUsed="0"/>
-    <w:lsdException w:name="Body Text 2" w:semiHidden="0" w:uiPriority="0" w:unhideWhenUsed="0"/>
-    <w:lsdException w:name="Body Text 3" w:semiHidden="0" w:uiPriority="0" w:unhideWhenUsed="0"/>
-    <w:lsdException w:name="Body Text Indent 2" w:semiHidden="0" w:uiPriority="0" w:unhideWhenUsed="0"/>
-    <w:lsdException w:name="Body Text Indent 3" w:semiHidden="0" w:uiPriority="0" w:unhideWhenUsed="0"/>
-    <w:lsdException w:name="Block Text" w:semiHidden="0" w:uiPriority="0" w:unhideWhenUsed="0"/>
-    <w:lsdException w:name="Hyperlink" w:semiHidden="0" w:uiPriority="0" w:unhideWhenUsed="0"/>
-    <w:lsdException w:name="FollowedHyperlink" w:semiHidden="0" w:uiPriority="0" w:unhideWhenUsed="0"/>
-    <w:lsdException w:name="Strong" w:semiHidden="0" w:uiPriority="0" w:unhideWhenUsed="0" w:qFormat="1"/>
-    <w:lsdException w:name="Emphasis" w:semiHidden="0" w:uiPriority="0" w:unhideWhenUsed="0" w:qFormat="1"/>
-    <w:lsdException w:name="Document Map" w:semiHidden="0" w:uiPriority="0" w:unhideWhenUsed="0"/>
-    <w:lsdException w:name="Plain Text" w:semiHidden="0" w:uiPriority="0" w:unhideWhenUsed="0"/>
-    <w:lsdException w:name="E-mail Signature" w:semiHidden="0" w:uiPriority="0" w:unhideWhenUsed="0"/>
-    <w:lsdException w:name="Normal (Web)" w:semiHidden="0" w:uiPriority="0" w:unhideWhenUsed="0" w:qFormat="1"/>
-    <w:lsdException w:name="HTML Acronym" w:semiHidden="0" w:uiPriority="0" w:unhideWhenUsed="0"/>
-    <w:lsdException w:name="HTML Address" w:semiHidden="0" w:uiPriority="0" w:unhideWhenUsed="0"/>
-    <w:lsdException w:name="HTML Cite" w:semiHidden="0" w:uiPriority="0" w:unhideWhenUsed="0"/>
-    <w:lsdException w:name="HTML Code" w:semiHidden="0" w:uiPriority="0" w:unhideWhenUsed="0"/>
-    <w:lsdException w:name="HTML Definition" w:semiHidden="0" w:uiPriority="0" w:unhideWhenUsed="0"/>
-    <w:lsdException w:name="HTML Keyboard" w:semiHidden="0" w:uiPriority="0" w:unhideWhenUsed="0"/>
-    <w:lsdException w:name="HTML Preformatted" w:semiHidden="0" w:uiPriority="0" w:unhideWhenUsed="0"/>
-    <w:lsdException w:name="HTML Sample" w:semiHidden="0" w:uiPriority="0" w:unhideWhenUsed="0"/>
-    <w:lsdException w:name="HTML Typewriter" w:semiHidden="0" w:uiPriority="0" w:unhideWhenUsed="0"/>
-    <w:lsdException w:name="HTML Variable" w:semiHidden="0" w:uiPriority="0" w:unhideWhenUsed="0"/>
-    <w:lsdException w:name="Normal Table" w:uiPriority="0" w:unhideWhenUsed="0" w:qFormat="1"/>
-    <w:lsdException w:name="annotation subject" w:semiHidden="0" w:uiPriority="0" w:unhideWhenUsed="0"/>
-    <w:lsdException w:name="Table Simple 1" w:semiHidden="0" w:uiPriority="0" w:unhideWhenUsed="0"/>
-    <w:lsdException w:name="Table Simple 2" w:semiHidden="0" w:uiPriority="0" w:unhideWhenUsed="0"/>
-    <w:lsdException w:name="Table Simple 3" w:semiHidden="0" w:uiPriority="0" w:unhideWhenUsed="0"/>
-    <w:lsdException w:name="Table Classic 1" w:semiHidden="0" w:uiPriority="0" w:unhideWhenUsed="0"/>
-    <w:lsdException w:name="Table Classic 2" w:semiHidden="0" w:uiPriority="0" w:unhideWhenUsed="0"/>
-    <w:lsdException w:name="Table Classic 3" w:semiHidden="0" w:uiPriority="0" w:unhideWhenUsed="0"/>
-    <w:lsdException w:name="Table Classic 4" w:semiHidden="0" w:uiPriority="0" w:unhideWhenUsed="0"/>
-    <w:lsdException w:name="Table Colorful 1" w:semiHidden="0" w:uiPriority="0" w:unhideWhenUsed="0"/>
-    <w:lsdException w:name="Table Colorful 2" w:semiHidden="0" w:uiPriority="0" w:unhideWhenUsed="0"/>
-    <w:lsdException w:name="Table Colorful 3" w:semiHidden="0" w:uiPriority="0" w:unhideWhenUsed="0"/>
-    <w:lsdException w:name="Table Columns 1" w:semiHidden="0" w:uiPriority="0" w:unhideWhenUsed="0"/>
-    <w:lsdException w:name="Table Columns 2" w:semiHidden="0" w:uiPriority="0" w:unhideWhenUsed="0"/>
-    <w:lsdException w:name="Table Columns 3" w:semiHidden="0" w:uiPriority="0" w:unhideWhenUsed="0"/>
-    <w:lsdException w:name="Table Columns 4" w:semiHidden="0" w:uiPriority="0" w:unhideWhenUsed="0"/>
-    <w:lsdException w:name="Table Columns 5" w:semiHidden="0" w:uiPriority="0" w:unhideWhenUsed="0"/>
-    <w:lsdException w:name="Table Grid 1" w:semiHidden="0" w:uiPriority="0" w:unhideWhenUsed="0"/>
-    <w:lsdException w:name="Table Grid 2" w:semiHidden="0" w:uiPriority="0" w:unhideWhenUsed="0"/>
-    <w:lsdException w:name="Table Grid 3" w:semiHidden="0" w:uiPriority="0" w:unhideWhenUsed="0"/>
-    <w:lsdException w:name="Table Grid 4" w:semiHidden="0" w:uiPriority="0" w:unhideWhenUsed="0"/>
-    <w:lsdException w:name="Table Grid 5" w:semiHidden="0" w:uiPriority="0" w:unhideWhenUsed="0"/>
-    <w:lsdException w:name="Table Grid 6" w:semiHidden="0" w:uiPriority="0" w:unhideWhenUsed="0"/>
-    <w:lsdException w:name="Table Grid 7" w:semiHidden="0" w:uiPriority="0" w:unhideWhenUsed="0"/>
-    <w:lsdException w:name="Table Grid 8" w:semiHidden="0" w:uiPriority="0" w:unhideWhenUsed="0"/>
-    <w:lsdException w:name="Table List 1" w:semiHidden="0" w:uiPriority="0" w:unhideWhenUsed="0"/>
-    <w:lsdException w:name="Table List 2" w:semiHidden="0" w:uiPriority="0" w:unhideWhenUsed="0"/>
-    <w:lsdException w:name="Table List 3" w:semiHidden="0" w:uiPriority="0" w:unhideWhenUsed="0"/>
-    <w:lsdException w:name="Table List 4" w:semiHidden="0" w:uiPriority="0" w:unhideWhenUsed="0"/>
-    <w:lsdException w:name="Table List 5" w:semiHidden="0" w:uiPriority="0" w:unhideWhenUsed="0"/>
-    <w:lsdException w:name="Table List 6" w:semiHidden="0" w:uiPriority="0" w:unhideWhenUsed="0"/>
-    <w:lsdException w:name="Table List 7" w:semiHidden="0" w:uiPriority="0" w:unhideWhenUsed="0"/>
-    <w:lsdException w:name="Table List 8" w:semiHidden="0" w:uiPriority="0" w:unhideWhenUsed="0"/>
-    <w:lsdException w:name="Table 3D effects 1" w:semiHidden="0" w:uiPriority="0" w:unhideWhenUsed="0"/>
-    <w:lsdException w:name="Table 3D effects 2" w:semiHidden="0" w:uiPriority="0" w:unhideWhenUsed="0"/>
-    <w:lsdException w:name="Table 3D effects 3" w:semiHidden="0" w:uiPriority="0" w:unhideWhenUsed="0"/>
-    <w:lsdException w:name="Table Contemporary" w:semiHidden="0" w:uiPriority="0" w:unhideWhenUsed="0"/>
-    <w:lsdException w:name="Table Elegant" w:semiHidden="0" w:uiPriority="0" w:unhideWhenUsed="0"/>
-    <w:lsdException w:name="Table Professional" w:semiHidden="0" w:uiPriority="0" w:unhideWhenUsed="0"/>
-    <w:lsdException w:name="Table Subtle 1" w:semiHidden="0" w:uiPriority="0" w:unhideWhenUsed="0"/>
-    <w:lsdException w:name="Table Subtle 2" w:semiHidden="0" w:uiPriority="0" w:unhideWhenUsed="0"/>
-    <w:lsdException w:name="Table Web 1" w:semiHidden="0" w:uiPriority="0" w:unhideWhenUsed="0"/>
-    <w:lsdException w:name="Table Web 2" w:semiHidden="0" w:uiPriority="0" w:unhideWhenUsed="0"/>
-    <w:lsdException w:name="Table Web 3" w:semiHidden="0" w:uiPriority="0" w:unhideWhenUsed="0"/>
-    <w:lsdException w:name="Balloon Text" w:semiHidden="0" w:uiPriority="0" w:unhideWhenUsed="0"/>
-    <w:lsdException w:name="Table Grid" w:semiHidden="0" w:uiPriority="0" w:unhideWhenUsed="0" w:qFormat="1"/>
-    <w:lsdException w:name="Table Theme" w:semiHidden="0" w:uiPriority="0" w:unhideWhenUsed="0"/>
-    <w:lsdException w:name="Light Shading" w:semiHidden="0" w:uiPriority="60" w:unhideWhenUsed="0"/>
-    <w:lsdException w:name="Light List" w:semiHidden="0" w:uiPriority="61" w:unhideWhenUsed="0"/>
-    <w:lsdException w:name="Light Grid" w:semiHidden="0" w:uiPriority="62" w:unhideWhenUsed="0"/>
-    <w:lsdException w:name="Medium Shading 1" w:semiHidden="0" w:uiPriority="63" w:unhideWhenUsed="0"/>
-    <w:lsdException w:name="Medium Shading 2" w:semiHidden="0" w:uiPriority="64" w:unhideWhenUsed="0"/>
-    <w:lsdException w:name="Medium List 1" w:semiHidden="0" w:uiPriority="65" w:unhideWhenUsed="0"/>
-    <w:lsdException w:name="Medium List 2" w:semiHidden="0" w:uiPriority="66" w:unhideWhenUsed="0"/>
-    <w:lsdException w:name="Medium Grid 1" w:semiHidden="0" w:uiPriority="67" w:unhideWhenUsed="0"/>
-    <w:lsdException w:name="Medium Grid 2" w:semiHidden="0" w:uiPriority="68" w:unhideWhenUsed="0"/>
-    <w:lsdException w:name="Medium Grid 3" w:semiHidden="0" w:uiPriority="69" w:unhideWhenUsed="0"/>
-    <w:lsdException w:name="Dark List" w:semiHidden="0" w:uiPriority="70" w:unhideWhenUsed="0"/>
-    <w:lsdException w:name="Colorful Shading" w:semiHidden="0" w:uiPriority="71" w:unhideWhenUsed="0"/>
-    <w:lsdException w:name="Colorful List" w:semiHidden="0" w:uiPriority="72" w:unhideWhenUsed="0"/>
-    <w:lsdException w:name="Colorful Grid" w:semiHidden="0" w:uiPriority="73" w:unhideWhenUsed="0"/>
-    <w:lsdException w:name="Light Shading Accent 1" w:semiHidden="0" w:uiPriority="60" w:unhideWhenUsed="0"/>
-    <w:lsdException w:name="Light List Accent 1" w:semiHidden="0" w:uiPriority="61" w:unhideWhenUsed="0"/>
-    <w:lsdException w:name="Light Grid Accent 1" w:semiHidden="0" w:uiPriority="62" w:unhideWhenUsed="0"/>
-    <w:lsdException w:name="Medium Shading 1 Accent 1" w:semiHidden="0" w:uiPriority="63" w:unhideWhenUsed="0"/>
-    <w:lsdException w:name="Medium Shading 2 Accent 1" w:semiHidden="0" w:uiPriority="64" w:unhideWhenUsed="0"/>
-    <w:lsdException w:name="Medium List 1 Accent 1" w:semiHidden="0" w:uiPriority="65" w:unhideWhenUsed="0"/>
-    <w:lsdException w:name="Medium List 2 Accent 1" w:semiHidden="0" w:uiPriority="66" w:unhideWhenUsed="0"/>
-    <w:lsdException w:name="Medium Grid 1 Accent 1" w:semiHidden="0" w:uiPriority="67" w:unhideWhenUsed="0"/>
-    <w:lsdException w:name="Medium Grid 2 Accent 1" w:semiHidden="0" w:uiPriority="68" w:unhideWhenUsed="0"/>
-    <w:lsdException w:name="Medium Grid 3 Accent 1" w:semiHidden="0" w:uiPriority="69" w:unhideWhenUsed="0"/>
-    <w:lsdException w:name="Dark List Accent 1" w:semiHidden="0" w:uiPriority="70" w:unhideWhenUsed="0"/>
-    <w:lsdException w:name="Colorful Shading Accent 1" w:semiHidden="0" w:uiPriority="71" w:unhideWhenUsed="0"/>
-    <w:lsdException w:name="Colorful List Accent 1" w:semiHidden="0" w:uiPriority="72" w:unhideWhenUsed="0"/>
-    <w:lsdException w:name="Colorful Grid Accent 1" w:semiHidden="0" w:uiPriority="73" w:unhideWhenUsed="0"/>
-    <w:lsdException w:name="Light Shading Accent 2" w:semiHidden="0" w:uiPriority="60" w:unhideWhenUsed="0"/>
-    <w:lsdException w:name="Light List Accent 2" w:semiHidden="0" w:uiPriority="61" w:unhideWhenUsed="0"/>
-    <w:lsdException w:name="Light Grid Accent 2" w:semiHidden="0" w:uiPriority="62" w:unhideWhenUsed="0"/>
-    <w:lsdException w:name="Medium Shading 1 Accent 2" w:semiHidden="0" w:uiPriority="63" w:unhideWhenUsed="0"/>
-    <w:lsdException w:name="Medium Shading 2 Accent 2" w:semiHidden="0" w:uiPriority="64" w:unhideWhenUsed="0"/>
-    <w:lsdException w:name="Medium List 1 Accent 2" w:semiHidden="0" w:uiPriority="65" w:unhideWhenUsed="0"/>
-    <w:lsdException w:name="Medium List 2 Accent 2" w:semiHidden="0" w:uiPriority="66" w:unhideWhenUsed="0"/>
-    <w:lsdException w:name="Medium Grid 1 Accent 2" w:semiHidden="0" w:uiPriority="67" w:unhideWhenUsed="0"/>
-    <w:lsdException w:name="Medium Grid 2 Accent 2" w:semiHidden="0" w:uiPriority="68" w:unhideWhenUsed="0"/>
-    <w:lsdException w:name="Medium Grid 3 Accent 2" w:semiHidden="0" w:uiPriority="69" w:unhideWhenUsed="0"/>
-    <w:lsdException w:name="Dark List Accent 2" w:semiHidden="0" w:uiPriority="70" w:unhideWhenUsed="0"/>
-    <w:lsdException w:name="Colorful Shading Accent 2" w:semiHidden="0" w:uiPriority="71" w:unhideWhenUsed="0"/>
-    <w:lsdException w:name="Colorful List Accent 2" w:semiHidden="0" w:uiPriority="72" w:unhideWhenUsed="0"/>
-    <w:lsdException w:name="Colorful Grid Accent 2" w:semiHidden="0" w:uiPriority="73" w:unhideWhenUsed="0"/>
-    <w:lsdException w:name="Light Shading Accent 3" w:semiHidden="0" w:uiPriority="60" w:unhideWhenUsed="0"/>
-    <w:lsdException w:name="Light List Accent 3" w:semiHidden="0" w:uiPriority="61" w:unhideWhenUsed="0"/>
-    <w:lsdException w:name="Light Grid Accent 3" w:semiHidden="0" w:uiPriority="62" w:unhideWhenUsed="0"/>
-    <w:lsdException w:name="Medium Shading 1 Accent 3" w:semiHidden="0" w:uiPriority="63" w:unhideWhenUsed="0"/>
-    <w:lsdException w:name="Medium Shading 2 Accent 3" w:semiHidden="0" w:uiPriority="64" w:unhideWhenUsed="0"/>
-    <w:lsdException w:name="Medium List 1 Accent 3" w:semiHidden="0" w:uiPriority="65" w:unhideWhenUsed="0"/>
-    <w:lsdException w:name="Medium List 2 Accent 3" w:semiHidden="0" w:uiPriority="66" w:unhideWhenUsed="0"/>
-    <w:lsdException w:name="Medium Grid 1 Accent 3" w:semiHidden="0" w:uiPriority="67" w:unhideWhenUsed="0"/>
-    <w:lsdException w:name="Medium Grid 2 Accent 3" w:semiHidden="0" w:uiPriority="68" w:unhideWhenUsed="0"/>
-    <w:lsdException w:name="Medium Grid 3 Accent 3" w:semiHidden="0" w:uiPriority="69" w:unhideWhenUsed="0"/>
-    <w:lsdException w:name="Dark List Accent 3" w:semiHidden="0" w:uiPriority="70" w:unhideWhenUsed="0"/>
-    <w:lsdException w:name="Colorful Shading Accent 3" w:semiHidden="0" w:uiPriority="71" w:unhideWhenUsed="0"/>
-    <w:lsdException w:name="Colorful List Accent 3" w:semiHidden="0" w:uiPriority="72" w:unhideWhenUsed="0"/>
-    <w:lsdException w:name="Colorful Grid Accent 3" w:semiHidden="0" w:uiPriority="73" w:unhideWhenUsed="0"/>
-    <w:lsdException w:name="Light Shading Accent 4" w:semiHidden="0" w:uiPriority="60" w:unhideWhenUsed="0"/>
-    <w:lsdException w:name="Light List Accent 4" w:semiHidden="0" w:uiPriority="61" w:unhideWhenUsed="0"/>
-    <w:lsdException w:name="Light Grid Accent 4" w:semiHidden="0" w:uiPriority="62" w:unhideWhenUsed="0"/>
-    <w:lsdException w:name="Medium Shading 1 Accent 4" w:semiHidden="0" w:uiPriority="63" w:unhideWhenUsed="0"/>
-    <w:lsdException w:name="Medium Shading 2 Accent 4" w:semiHidden="0" w:uiPriority="64" w:unhideWhenUsed="0"/>
-    <w:lsdException w:name="Medium List 1 Accent 4" w:semiHidden="0" w:uiPriority="65" w:unhideWhenUsed="0"/>
-    <w:lsdException w:name="Medium List 2 Accent 4" w:semiHidden="0" w:uiPriority="66" w:unhideWhenUsed="0"/>
-    <w:lsdException w:name="Medium Grid 1 Accent 4" w:semiHidden="0" w:uiPriority="67" w:unhideWhenUsed="0"/>
-    <w:lsdException w:name="Medium Grid 2 Accent 4" w:semiHidden="0" w:uiPriority="68" w:unhideWhenUsed="0"/>
-    <w:lsdException w:name="Medium Grid 3 Accent 4" w:semiHidden="0" w:uiPriority="69" w:unhideWhenUsed="0"/>
-    <w:lsdException w:name="Dark List Accent 4" w:semiHidden="0" w:uiPriority="70" w:unhideWhenUsed="0"/>
-    <w:lsdException w:name="Colorful Shading Accent 4" w:semiHidden="0" w:uiPriority="71" w:unhideWhenUsed="0"/>
-    <w:lsdException w:name="Colorful List Accent 4" w:semiHidden="0" w:uiPriority="72" w:unhideWhenUsed="0"/>
-    <w:lsdException w:name="Colorful Grid Accent 4" w:semiHidden="0" w:uiPriority="73" w:unhideWhenUsed="0"/>
-    <w:lsdException w:name="Light Shading Accent 5" w:semiHidden="0" w:uiPriority="60" w:unhideWhenUsed="0"/>
-    <w:lsdException w:name="Light List Accent 5" w:semiHidden="0" w:uiPriority="61" w:unhideWhenUsed="0"/>
-    <w:lsdException w:name="Light Grid Accent 5" w:semiHidden="0" w:uiPriority="62" w:unhideWhenUsed="0"/>
-    <w:lsdException w:name="Medium Shading 1 Accent 5" w:semiHidden="0" w:uiPriority="63" w:unhideWhenUsed="0"/>
-    <w:lsdException w:name="Medium Shading 2 Accent 5" w:semiHidden="0" w:uiPriority="64" w:unhideWhenUsed="0"/>
-    <w:lsdException w:name="Medium List 1 Accent 5" w:semiHidden="0" w:uiPriority="65" w:unhideWhenUsed="0"/>
-    <w:lsdException w:name="Medium List 2 Accent 5" w:semiHidden="0" w:uiPriority="66" w:unhideWhenUsed="0"/>
-    <w:lsdException w:name="Medium Grid 1 Accent 5" w:semiHidden="0" w:uiPriority="67" w:unhideWhenUsed="0"/>
-    <w:lsdException w:name="Medium Grid 2 Accent 5" w:semiHidden="0" w:uiPriority="68" w:unhideWhenUsed="0"/>
-    <w:lsdException w:name="Medium Grid 3 Accent 5" w:semiHidden="0" w:uiPriority="69" w:unhideWhenUsed="0"/>
-    <w:lsdException w:name="Dark List Accent 5" w:semiHidden="0" w:uiPriority="70" w:unhideWhenUsed="0"/>
-    <w:lsdException w:name="Colorful Shading Accent 5" w:semiHidden="0" w:uiPriority="71" w:unhideWhenUsed="0"/>
-    <w:lsdException w:name="Colorful List Accent 5" w:semiHidden="0" w:uiPriority="72" w:unhideWhenUsed="0"/>
-    <w:lsdException w:name="Colorful Grid Accent 5" w:semiHidden="0" w:uiPriority="73" w:unhideWhenUsed="0"/>
-    <w:lsdException w:name="Light Shading Accent 6" w:semiHidden="0" w:uiPriority="60" w:unhideWhenUsed="0"/>
-    <w:lsdException w:name="Light List Accent 6" w:semiHidden="0" w:uiPriority="61" w:unhideWhenUsed="0"/>
-    <w:lsdException w:name="Light Grid Accent 6" w:semiHidden="0" w:uiPriority="62" w:unhideWhenUsed="0"/>
-    <w:lsdException w:name="Medium Shading 1 Accent 6" w:semiHidden="0" w:uiPriority="63" w:unhideWhenUsed="0"/>
-    <w:lsdException w:name="Medium Shading 2 Accent 6" w:semiHidden="0" w:uiPriority="64" w:unhideWhenUsed="0"/>
-    <w:lsdException w:name="Medium List 1 Accent 6" w:semiHidden="0" w:uiPriority="65" w:unhideWhenUsed="0"/>
-    <w:lsdException w:name="Medium List 2 Accent 6" w:semiHidden="0" w:uiPriority="66" w:unhideWhenUsed="0"/>
-    <w:lsdException w:name="Medium Grid 1 Accent 6" w:semiHidden="0" w:uiPriority="67" w:unhideWhenUsed="0"/>
-    <w:lsdException w:name="Medium Grid 2 Accent 6" w:semiHidden="0" w:uiPriority="68" w:unhideWhenUsed="0"/>
-    <w:lsdException w:name="Medium Grid 3 Accent 6" w:semiHidden="0" w:uiPriority="69" w:unhideWhenUsed="0"/>
-    <w:lsdException w:name="Dark List Accent 6" w:semiHidden="0" w:uiPriority="70" w:unhideWhenUsed="0"/>
-    <w:lsdException w:name="Colorful Shading Accent 6" w:semiHidden="0" w:uiPriority="71" w:unhideWhenUsed="0"/>
-    <w:lsdException w:name="Colorful List Accent 6" w:semiHidden="0" w:uiPriority="72" w:unhideWhenUsed="0"/>
-    <w:lsdException w:name="Colorful Grid Accent 6" w:semiHidden="0" w:uiPriority="73" w:unhideWhenUsed="0"/>
+  <w:latentStyles w:count="260" w:defQFormat="0" w:defUnhideWhenUsed="1" w:defSemiHidden="1" w:defUIPriority="99" w:defLockedState="0">
+    <w:lsdException w:qFormat="1" w:unhideWhenUsed="0" w:uiPriority="0" w:semiHidden="0" w:name="Normal"/>
+    <w:lsdException w:qFormat="1" w:unhideWhenUsed="0" w:uiPriority="0" w:semiHidden="0" w:name="heading 1"/>
+    <w:lsdException w:qFormat="1" w:uiPriority="0" w:semiHidden="0" w:name="heading 2"/>
+    <w:lsdException w:qFormat="1" w:uiPriority="0" w:name="heading 3"/>
+    <w:lsdException w:qFormat="1" w:uiPriority="0" w:semiHidden="0" w:name="heading 4"/>
+    <w:lsdException w:qFormat="1" w:uiPriority="0" w:name="heading 5"/>
+    <w:lsdException w:qFormat="1" w:uiPriority="0" w:name="heading 6"/>
+    <w:lsdException w:qFormat="1" w:uiPriority="0" w:name="heading 7"/>
+    <w:lsdException w:qFormat="1" w:uiPriority="0" w:name="heading 8"/>
+    <w:lsdException w:qFormat="1" w:uiPriority="0" w:name="heading 9"/>
+    <w:lsdException w:unhideWhenUsed="0" w:uiPriority="0" w:semiHidden="0" w:name="index 1"/>
+    <w:lsdException w:unhideWhenUsed="0" w:uiPriority="0" w:semiHidden="0" w:name="index 2"/>
+    <w:lsdException w:unhideWhenUsed="0" w:uiPriority="0" w:semiHidden="0" w:name="index 3"/>
+    <w:lsdException w:unhideWhenUsed="0" w:uiPriority="0" w:semiHidden="0" w:name="index 4"/>
+    <w:lsdException w:unhideWhenUsed="0" w:uiPriority="0" w:semiHidden="0" w:name="index 5"/>
+    <w:lsdException w:unhideWhenUsed="0" w:uiPriority="0" w:semiHidden="0" w:name="index 6"/>
+    <w:lsdException w:unhideWhenUsed="0" w:uiPriority="0" w:semiHidden="0" w:name="index 7"/>
+    <w:lsdException w:unhideWhenUsed="0" w:uiPriority="0" w:semiHidden="0" w:name="index 8"/>
+    <w:lsdException w:unhideWhenUsed="0" w:uiPriority="0" w:semiHidden="0" w:name="index 9"/>
+    <w:lsdException w:qFormat="1" w:unhideWhenUsed="0" w:uiPriority="0" w:semiHidden="0" w:name="toc 1"/>
+    <w:lsdException w:qFormat="1" w:unhideWhenUsed="0" w:uiPriority="0" w:semiHidden="0" w:name="toc 2"/>
+    <w:lsdException w:qFormat="1" w:unhideWhenUsed="0" w:uiPriority="0" w:semiHidden="0" w:name="toc 3"/>
+    <w:lsdException w:unhideWhenUsed="0" w:uiPriority="0" w:semiHidden="0" w:name="toc 4"/>
+    <w:lsdException w:unhideWhenUsed="0" w:uiPriority="0" w:semiHidden="0" w:name="toc 5"/>
+    <w:lsdException w:unhideWhenUsed="0" w:uiPriority="0" w:semiHidden="0" w:name="toc 6"/>
+    <w:lsdException w:unhideWhenUsed="0" w:uiPriority="0" w:semiHidden="0" w:name="toc 7"/>
+    <w:lsdException w:unhideWhenUsed="0" w:uiPriority="0" w:semiHidden="0" w:name="toc 8"/>
+    <w:lsdException w:unhideWhenUsed="0" w:uiPriority="0" w:semiHidden="0" w:name="toc 9"/>
+    <w:lsdException w:unhideWhenUsed="0" w:uiPriority="0" w:semiHidden="0" w:name="Normal Indent"/>
+    <w:lsdException w:unhideWhenUsed="0" w:uiPriority="0" w:semiHidden="0" w:name="footnote text"/>
+    <w:lsdException w:qFormat="1" w:unhideWhenUsed="0" w:uiPriority="0" w:semiHidden="0" w:name="annotation text"/>
+    <w:lsdException w:qFormat="1" w:unhideWhenUsed="0" w:uiPriority="0" w:semiHidden="0" w:name="header"/>
+    <w:lsdException w:qFormat="1" w:unhideWhenUsed="0" w:uiPriority="0" w:semiHidden="0" w:name="footer"/>
+    <w:lsdException w:unhideWhenUsed="0" w:uiPriority="0" w:semiHidden="0" w:name="index heading"/>
+    <w:lsdException w:qFormat="1" w:uiPriority="0" w:name="caption"/>
+    <w:lsdException w:unhideWhenUsed="0" w:uiPriority="0" w:semiHidden="0" w:name="table of figures"/>
+    <w:lsdException w:unhideWhenUsed="0" w:uiPriority="0" w:semiHidden="0" w:name="envelope address"/>
+    <w:lsdException w:unhideWhenUsed="0" w:uiPriority="0" w:semiHidden="0" w:name="envelope return"/>
+    <w:lsdException w:unhideWhenUsed="0" w:uiPriority="0" w:semiHidden="0" w:name="footnote reference"/>
+    <w:lsdException w:unhideWhenUsed="0" w:uiPriority="0" w:semiHidden="0" w:name="annotation reference"/>
+    <w:lsdException w:unhideWhenUsed="0" w:uiPriority="0" w:semiHidden="0" w:name="line number"/>
+    <w:lsdException w:unhideWhenUsed="0" w:uiPriority="0" w:semiHidden="0" w:name="page number"/>
+    <w:lsdException w:unhideWhenUsed="0" w:uiPriority="0" w:semiHidden="0" w:name="endnote reference"/>
+    <w:lsdException w:unhideWhenUsed="0" w:uiPriority="0" w:semiHidden="0" w:name="endnote text"/>
+    <w:lsdException w:unhideWhenUsed="0" w:uiPriority="0" w:semiHidden="0" w:name="table of authorities"/>
+    <w:lsdException w:unhideWhenUsed="0" w:uiPriority="0" w:semiHidden="0" w:name="macro"/>
+    <w:lsdException w:unhideWhenUsed="0" w:uiPriority="0" w:semiHidden="0" w:name="toa heading"/>
+    <w:lsdException w:unhideWhenUsed="0" w:uiPriority="0" w:semiHidden="0" w:name="List"/>
+    <w:lsdException w:unhideWhenUsed="0" w:uiPriority="0" w:semiHidden="0" w:name="List Bullet"/>
+    <w:lsdException w:unhideWhenUsed="0" w:uiPriority="0" w:semiHidden="0" w:name="List Number"/>
+    <w:lsdException w:unhideWhenUsed="0" w:uiPriority="0" w:semiHidden="0" w:name="List 2"/>
+    <w:lsdException w:unhideWhenUsed="0" w:uiPriority="0" w:semiHidden="0" w:name="List 3"/>
+    <w:lsdException w:unhideWhenUsed="0" w:uiPriority="0" w:semiHidden="0" w:name="List 4"/>
+    <w:lsdException w:unhideWhenUsed="0" w:uiPriority="0" w:semiHidden="0" w:name="List 5"/>
+    <w:lsdException w:unhideWhenUsed="0" w:uiPriority="0" w:semiHidden="0" w:name="List Bullet 2"/>
+    <w:lsdException w:unhideWhenUsed="0" w:uiPriority="0" w:semiHidden="0" w:name="List Bullet 3"/>
+    <w:lsdException w:unhideWhenUsed="0" w:uiPriority="0" w:semiHidden="0" w:name="List Bullet 4"/>
+    <w:lsdException w:unhideWhenUsed="0" w:uiPriority="0" w:semiHidden="0" w:name="List Bullet 5"/>
+    <w:lsdException w:unhideWhenUsed="0" w:uiPriority="0" w:semiHidden="0" w:name="List Number 2"/>
+    <w:lsdException w:unhideWhenUsed="0" w:uiPriority="0" w:semiHidden="0" w:name="List Number 3"/>
+    <w:lsdException w:unhideWhenUsed="0" w:uiPriority="0" w:semiHidden="0" w:name="List Number 4"/>
+    <w:lsdException w:unhideWhenUsed="0" w:uiPriority="0" w:semiHidden="0" w:name="List Number 5"/>
+    <w:lsdException w:qFormat="1" w:unhideWhenUsed="0" w:uiPriority="0" w:semiHidden="0" w:name="Title"/>
+    <w:lsdException w:unhideWhenUsed="0" w:uiPriority="0" w:semiHidden="0" w:name="Closing"/>
+    <w:lsdException w:unhideWhenUsed="0" w:uiPriority="0" w:semiHidden="0" w:name="Signature"/>
+    <w:lsdException w:qFormat="1" w:unhideWhenUsed="0" w:uiPriority="0" w:name="Default Paragraph Font"/>
+    <w:lsdException w:qFormat="1" w:unhideWhenUsed="0" w:uiPriority="0" w:name="Body Text"/>
+    <w:lsdException w:unhideWhenUsed="0" w:uiPriority="0" w:semiHidden="0" w:name="Body Text Indent"/>
+    <w:lsdException w:unhideWhenUsed="0" w:uiPriority="0" w:semiHidden="0" w:name="List Continue"/>
+    <w:lsdException w:unhideWhenUsed="0" w:uiPriority="0" w:semiHidden="0" w:name="List Continue 2"/>
+    <w:lsdException w:unhideWhenUsed="0" w:uiPriority="0" w:semiHidden="0" w:name="List Continue 3"/>
+    <w:lsdException w:unhideWhenUsed="0" w:uiPriority="0" w:semiHidden="0" w:name="List Continue 4"/>
+    <w:lsdException w:unhideWhenUsed="0" w:uiPriority="0" w:semiHidden="0" w:name="List Continue 5"/>
+    <w:lsdException w:unhideWhenUsed="0" w:uiPriority="0" w:semiHidden="0" w:name="Message Header"/>
+    <w:lsdException w:qFormat="1" w:unhideWhenUsed="0" w:uiPriority="0" w:semiHidden="0" w:name="Subtitle"/>
+    <w:lsdException w:unhideWhenUsed="0" w:uiPriority="0" w:semiHidden="0" w:name="Salutation"/>
+    <w:lsdException w:unhideWhenUsed="0" w:uiPriority="0" w:semiHidden="0" w:name="Date"/>
+    <w:lsdException w:unhideWhenUsed="0" w:uiPriority="0" w:semiHidden="0" w:name="Body Text First Indent"/>
+    <w:lsdException w:unhideWhenUsed="0" w:uiPriority="0" w:semiHidden="0" w:name="Body Text First Indent 2"/>
+    <w:lsdException w:uiPriority="99" w:name="Note Heading"/>
+    <w:lsdException w:unhideWhenUsed="0" w:uiPriority="0" w:semiHidden="0" w:name="Body Text 2"/>
+    <w:lsdException w:unhideWhenUsed="0" w:uiPriority="0" w:semiHidden="0" w:name="Body Text 3"/>
+    <w:lsdException w:unhideWhenUsed="0" w:uiPriority="0" w:semiHidden="0" w:name="Body Text Indent 2"/>
+    <w:lsdException w:unhideWhenUsed="0" w:uiPriority="0" w:semiHidden="0" w:name="Body Text Indent 3"/>
+    <w:lsdException w:unhideWhenUsed="0" w:uiPriority="0" w:semiHidden="0" w:name="Block Text"/>
+    <w:lsdException w:unhideWhenUsed="0" w:uiPriority="0" w:semiHidden="0" w:name="Hyperlink"/>
+    <w:lsdException w:unhideWhenUsed="0" w:uiPriority="0" w:semiHidden="0" w:name="FollowedHyperlink"/>
+    <w:lsdException w:qFormat="1" w:unhideWhenUsed="0" w:uiPriority="0" w:semiHidden="0" w:name="Strong"/>
+    <w:lsdException w:qFormat="1" w:unhideWhenUsed="0" w:uiPriority="0" w:semiHidden="0" w:name="Emphasis"/>
+    <w:lsdException w:unhideWhenUsed="0" w:uiPriority="0" w:semiHidden="0" w:name="Document Map"/>
+    <w:lsdException w:unhideWhenUsed="0" w:uiPriority="0" w:semiHidden="0" w:name="Plain Text"/>
+    <w:lsdException w:unhideWhenUsed="0" w:uiPriority="0" w:semiHidden="0" w:name="E-mail Signature"/>
+    <w:lsdException w:qFormat="1" w:unhideWhenUsed="0" w:uiPriority="0" w:semiHidden="0" w:name="Normal (Web)"/>
+    <w:lsdException w:unhideWhenUsed="0" w:uiPriority="0" w:semiHidden="0" w:name="HTML Acronym"/>
+    <w:lsdException w:unhideWhenUsed="0" w:uiPriority="0" w:semiHidden="0" w:name="HTML Address"/>
+    <w:lsdException w:unhideWhenUsed="0" w:uiPriority="0" w:semiHidden="0" w:name="HTML Cite"/>
+    <w:lsdException w:unhideWhenUsed="0" w:uiPriority="0" w:semiHidden="0" w:name="HTML Code"/>
+    <w:lsdException w:unhideWhenUsed="0" w:uiPriority="0" w:semiHidden="0" w:name="HTML Definition"/>
+    <w:lsdException w:unhideWhenUsed="0" w:uiPriority="0" w:semiHidden="0" w:name="HTML Keyboard"/>
+    <w:lsdException w:unhideWhenUsed="0" w:uiPriority="0" w:semiHidden="0" w:name="HTML Preformatted"/>
+    <w:lsdException w:unhideWhenUsed="0" w:uiPriority="0" w:semiHidden="0" w:name="HTML Sample"/>
+    <w:lsdException w:unhideWhenUsed="0" w:uiPriority="0" w:semiHidden="0" w:name="HTML Typewriter"/>
+    <w:lsdException w:unhideWhenUsed="0" w:uiPriority="0" w:semiHidden="0" w:name="HTML Variable"/>
+    <w:lsdException w:qFormat="1" w:unhideWhenUsed="0" w:uiPriority="0" w:name="Normal Table"/>
+    <w:lsdException w:unhideWhenUsed="0" w:uiPriority="0" w:semiHidden="0" w:name="annotation subject"/>
+    <w:lsdException w:unhideWhenUsed="0" w:uiPriority="0" w:semiHidden="0" w:name="Table Simple 1"/>
+    <w:lsdException w:unhideWhenUsed="0" w:uiPriority="0" w:semiHidden="0" w:name="Table Simple 2"/>
+    <w:lsdException w:unhideWhenUsed="0" w:uiPriority="0" w:semiHidden="0" w:name="Table Simple 3"/>
+    <w:lsdException w:unhideWhenUsed="0" w:uiPriority="0" w:semiHidden="0" w:name="Table Classic 1"/>
+    <w:lsdException w:unhideWhenUsed="0" w:uiPriority="0" w:semiHidden="0" w:name="Table Classic 2"/>
+    <w:lsdException w:unhideWhenUsed="0" w:uiPriority="0" w:semiHidden="0" w:name="Table Classic 3"/>
+    <w:lsdException w:unhideWhenUsed="0" w:uiPriority="0" w:semiHidden="0" w:name="Table Classic 4"/>
+    <w:lsdException w:unhideWhenUsed="0" w:uiPriority="0" w:semiHidden="0" w:name="Table Colorful 1"/>
+    <w:lsdException w:unhideWhenUsed="0" w:uiPriority="0" w:semiHidden="0" w:name="Table Colorful 2"/>
+    <w:lsdException w:unhideWhenUsed="0" w:uiPriority="0" w:semiHidden="0" w:name="Table Colorful 3"/>
+    <w:lsdException w:unhideWhenUsed="0" w:uiPriority="0" w:semiHidden="0" w:name="Table Columns 1"/>
+    <w:lsdException w:unhideWhenUsed="0" w:uiPriority="0" w:semiHidden="0" w:name="Table Columns 2"/>
+    <w:lsdException w:unhideWhenUsed="0" w:uiPriority="0" w:semiHidden="0" w:name="Table Columns 3"/>
+    <w:lsdException w:unhideWhenUsed="0" w:uiPriority="0" w:semiHidden="0" w:name="Table Columns 4"/>
+    <w:lsdException w:unhideWhenUsed="0" w:uiPriority="0" w:semiHidden="0" w:name="Table Columns 5"/>
+    <w:lsdException w:unhideWhenUsed="0" w:uiPriority="0" w:semiHidden="0" w:name="Table Grid 1"/>
+    <w:lsdException w:unhideWhenUsed="0" w:uiPriority="0" w:semiHidden="0" w:name="Table Grid 2"/>
+    <w:lsdException w:unhideWhenUsed="0" w:uiPriority="0" w:semiHidden="0" w:name="Table Grid 3"/>
+    <w:lsdException w:unhideWhenUsed="0" w:uiPriority="0" w:semiHidden="0" w:name="Table Grid 4"/>
+    <w:lsdException w:unhideWhenUsed="0" w:uiPriority="0" w:semiHidden="0" w:name="Table Grid 5"/>
+    <w:lsdException w:unhideWhenUsed="0" w:uiPriority="0" w:semiHidden="0" w:name="Table Grid 6"/>
+    <w:lsdException w:unhideWhenUsed="0" w:uiPriority="0" w:semiHidden="0" w:name="Table Grid 7"/>
+    <w:lsdException w:unhideWhenUsed="0" w:uiPriority="0" w:semiHidden="0" w:name="Table Grid 8"/>
+    <w:lsdException w:unhideWhenUsed="0" w:uiPriority="0" w:semiHidden="0" w:name="Table List 1"/>
+    <w:lsdException w:unhideWhenUsed="0" w:uiPriority="0" w:semiHidden="0" w:name="Table List 2"/>
+    <w:lsdException w:unhideWhenUsed="0" w:uiPriority="0" w:semiHidden="0" w:name="Table List 3"/>
+    <w:lsdException w:unhideWhenUsed="0" w:uiPriority="0" w:semiHidden="0" w:name="Table List 4"/>
+    <w:lsdException w:unhideWhenUsed="0" w:uiPriority="0" w:semiHidden="0" w:name="Table List 5"/>
+    <w:lsdException w:unhideWhenUsed="0" w:uiPriority="0" w:semiHidden="0" w:name="Table List 6"/>
+    <w:lsdException w:unhideWhenUsed="0" w:uiPriority="0" w:semiHidden="0" w:name="Table List 7"/>
+    <w:lsdException w:unhideWhenUsed="0" w:uiPriority="0" w:semiHidden="0" w:name="Table List 8"/>
+    <w:lsdException w:unhideWhenUsed="0" w:uiPriority="0" w:semiHidden="0" w:name="Table 3D effects 1"/>
+    <w:lsdException w:unhideWhenUsed="0" w:uiPriority="0" w:semiHidden="0" w:name="Table 3D effects 2"/>
+    <w:lsdException w:unhideWhenUsed="0" w:uiPriority="0" w:semiHidden="0" w:name="Table 3D effects 3"/>
+    <w:lsdException w:unhideWhenUsed="0" w:uiPriority="0" w:semiHidden="0" w:name="Table Contemporary"/>
+    <w:lsdException w:unhideWhenUsed="0" w:uiPriority="0" w:semiHidden="0" w:name="Table Elegant"/>
+    <w:lsdException w:unhideWhenUsed="0" w:uiPriority="0" w:semiHidden="0" w:name="Table Professional"/>
+    <w:lsdException w:unhideWhenUsed="0" w:uiPriority="0" w:semiHidden="0" w:name="Table Subtle 1"/>
+    <w:lsdException w:unhideWhenUsed="0" w:uiPriority="0" w:semiHidden="0" w:name="Table Subtle 2"/>
+    <w:lsdException w:unhideWhenUsed="0" w:uiPriority="0" w:semiHidden="0" w:name="Table Web 1"/>
+    <w:lsdException w:unhideWhenUsed="0" w:uiPriority="0" w:semiHidden="0" w:name="Table Web 2"/>
+    <w:lsdException w:unhideWhenUsed="0" w:uiPriority="0" w:semiHidden="0" w:name="Table Web 3"/>
+    <w:lsdException w:unhideWhenUsed="0" w:uiPriority="0" w:semiHidden="0" w:name="Balloon Text"/>
+    <w:lsdException w:qFormat="1" w:unhideWhenUsed="0" w:uiPriority="0" w:semiHidden="0" w:name="Table Grid"/>
+    <w:lsdException w:unhideWhenUsed="0" w:uiPriority="0" w:semiHidden="0" w:name="Table Theme"/>
+    <w:lsdException w:unhideWhenUsed="0" w:uiPriority="60" w:semiHidden="0" w:name="Light Shading"/>
+    <w:lsdException w:unhideWhenUsed="0" w:uiPriority="61" w:semiHidden="0" w:name="Light List"/>
+    <w:lsdException w:unhideWhenUsed="0" w:uiPriority="62" w:semiHidden="0" w:name="Light Grid"/>
+    <w:lsdException w:unhideWhenUsed="0" w:uiPriority="63" w:semiHidden="0" w:name="Medium Shading 1"/>
+    <w:lsdException w:unhideWhenUsed="0" w:uiPriority="64" w:semiHidden="0" w:name="Medium Shading 2"/>
+    <w:lsdException w:unhideWhenUsed="0" w:uiPriority="65" w:semiHidden="0" w:name="Medium List 1"/>
+    <w:lsdException w:unhideWhenUsed="0" w:uiPriority="66" w:semiHidden="0" w:name="Medium List 2"/>
+    <w:lsdException w:unhideWhenUsed="0" w:uiPriority="67" w:semiHidden="0" w:name="Medium Grid 1"/>
+    <w:lsdException w:unhideWhenUsed="0" w:uiPriority="68" w:semiHidden="0" w:name="Medium Grid 2"/>
+    <w:lsdException w:unhideWhenUsed="0" w:uiPriority="69" w:semiHidden="0" w:name="Medium Grid 3"/>
+    <w:lsdException w:unhideWhenUsed="0" w:uiPriority="70" w:semiHidden="0" w:name="Dark List"/>
+    <w:lsdException w:unhideWhenUsed="0" w:uiPriority="71" w:semiHidden="0" w:name="Colorful Shading"/>
+    <w:lsdException w:unhideWhenUsed="0" w:uiPriority="72" w:semiHidden="0" w:name="Colorful List"/>
+    <w:lsdException w:unhideWhenUsed="0" w:uiPriority="73" w:semiHidden="0" w:name="Colorful Grid"/>
+    <w:lsdException w:unhideWhenUsed="0" w:uiPriority="60" w:semiHidden="0" w:name="Light Shading Accent 1"/>
+    <w:lsdException w:unhideWhenUsed="0" w:uiPriority="61" w:semiHidden="0" w:name="Light List Accent 1"/>
+    <w:lsdException w:unhideWhenUsed="0" w:uiPriority="62" w:semiHidden="0" w:name="Light Grid Accent 1"/>
+    <w:lsdException w:unhideWhenUsed="0" w:uiPriority="63" w:semiHidden="0" w:name="Medium Shading 1 Accent 1"/>
+    <w:lsdException w:unhideWhenUsed="0" w:uiPriority="64" w:semiHidden="0" w:name="Medium Shading 2 Accent 1"/>
+    <w:lsdException w:unhideWhenUsed="0" w:uiPriority="65" w:semiHidden="0" w:name="Medium List 1 Accent 1"/>
+    <w:lsdException w:unhideWhenUsed="0" w:uiPriority="66" w:semiHidden="0" w:name="Medium List 2 Accent 1"/>
+    <w:lsdException w:unhideWhenUsed="0" w:uiPriority="67" w:semiHidden="0" w:name="Medium Grid 1 Accent 1"/>
+    <w:lsdException w:unhideWhenUsed="0" w:uiPriority="68" w:semiHidden="0" w:name="Medium Grid 2 Accent 1"/>
+    <w:lsdException w:unhideWhenUsed="0" w:uiPriority="69" w:semiHidden="0" w:name="Medium Grid 3 Accent 1"/>
+    <w:lsdException w:unhideWhenUsed="0" w:uiPriority="70" w:semiHidden="0" w:name="Dark List Accent 1"/>
+    <w:lsdException w:unhideWhenUsed="0" w:uiPriority="71" w:semiHidden="0" w:name="Colorful Shading Accent 1"/>
+    <w:lsdException w:unhideWhenUsed="0" w:uiPriority="72" w:semiHidden="0" w:name="Colorful List Accent 1"/>
+    <w:lsdException w:unhideWhenUsed="0" w:uiPriority="73" w:semiHidden="0" w:name="Colorful Grid Accent 1"/>
+    <w:lsdException w:unhideWhenUsed="0" w:uiPriority="60" w:semiHidden="0" w:name="Light Shading Accent 2"/>
+    <w:lsdException w:unhideWhenUsed="0" w:uiPriority="61" w:semiHidden="0" w:name="Light List Accent 2"/>
+    <w:lsdException w:unhideWhenUsed="0" w:uiPriority="62" w:semiHidden="0" w:name="Light Grid Accent 2"/>
+    <w:lsdException w:unhideWhenUsed="0" w:uiPriority="63" w:semiHidden="0" w:name="Medium Shading 1 Accent 2"/>
+    <w:lsdException w:unhideWhenUsed="0" w:uiPriority="64" w:semiHidden="0" w:name="Medium Shading 2 Accent 2"/>
+    <w:lsdException w:unhideWhenUsed="0" w:uiPriority="65" w:semiHidden="0" w:name="Medium List 1 Accent 2"/>
+    <w:lsdException w:unhideWhenUsed="0" w:uiPriority="66" w:semiHidden="0" w:name="Medium List 2 Accent 2"/>
+    <w:lsdException w:unhideWhenUsed="0" w:uiPriority="67" w:semiHidden="0" w:name="Medium Grid 1 Accent 2"/>
+    <w:lsdException w:unhideWhenUsed="0" w:uiPriority="68" w:semiHidden="0" w:name="Medium Grid 2 Accent 2"/>
+    <w:lsdException w:unhideWhenUsed="0" w:uiPriority="69" w:semiHidden="0" w:name="Medium Grid 3 Accent 2"/>
+    <w:lsdException w:unhideWhenUsed="0" w:uiPriority="70" w:semiHidden="0" w:name="Dark List Accent 2"/>
+    <w:lsdException w:unhideWhenUsed="0" w:uiPriority="71" w:semiHidden="0" w:name="Colorful Shading Accent 2"/>
+    <w:lsdException w:unhideWhenUsed="0" w:uiPriority="72" w:semiHidden="0" w:name="Colorful List Accent 2"/>
+    <w:lsdException w:unhideWhenUsed="0" w:uiPriority="73" w:semiHidden="0" w:name="Colorful Grid Accent 2"/>
+    <w:lsdException w:unhideWhenUsed="0" w:uiPriority="60" w:semiHidden="0" w:name="Light Shading Accent 3"/>
+    <w:lsdException w:unhideWhenUsed="0" w:uiPriority="61" w:semiHidden="0" w:name="Light List Accent 3"/>
+    <w:lsdException w:unhideWhenUsed="0" w:uiPriority="62" w:semiHidden="0" w:name="Light Grid Accent 3"/>
+    <w:lsdException w:unhideWhenUsed="0" w:uiPriority="63" w:semiHidden="0" w:name="Medium Shading 1 Accent 3"/>
+    <w:lsdException w:unhideWhenUsed="0" w:uiPriority="64" w:semiHidden="0" w:name="Medium Shading 2 Accent 3"/>
+    <w:lsdException w:unhideWhenUsed="0" w:uiPriority="65" w:semiHidden="0" w:name="Medium List 1 Accent 3"/>
+    <w:lsdException w:unhideWhenUsed="0" w:uiPriority="66" w:semiHidden="0" w:name="Medium List 2 Accent 3"/>
+    <w:lsdException w:unhideWhenUsed="0" w:uiPriority="67" w:semiHidden="0" w:name="Medium Grid 1 Accent 3"/>
+    <w:lsdException w:unhideWhenUsed="0" w:uiPriority="68" w:semiHidden="0" w:name="Medium Grid 2 Accent 3"/>
+    <w:lsdException w:unhideWhenUsed="0" w:uiPriority="69" w:semiHidden="0" w:name="Medium Grid 3 Accent 3"/>
+    <w:lsdException w:unhideWhenUsed="0" w:uiPriority="70" w:semiHidden="0" w:name="Dark List Accent 3"/>
+    <w:lsdException w:unhideWhenUsed="0" w:uiPriority="71" w:semiHidden="0" w:name="Colorful Shading Accent 3"/>
+    <w:lsdException w:unhideWhenUsed="0" w:uiPriority="72" w:semiHidden="0" w:name="Colorful List Accent 3"/>
+    <w:lsdException w:unhideWhenUsed="0" w:uiPriority="73" w:semiHidden="0" w:name="Colorful Grid Accent 3"/>
+    <w:lsdException w:unhideWhenUsed="0" w:uiPriority="60" w:semiHidden="0" w:name="Light Shading Accent 4"/>
+    <w:lsdException w:unhideWhenUsed="0" w:uiPriority="61" w:semiHidden="0" w:name="Light List Accent 4"/>
+    <w:lsdException w:unhideWhenUsed="0" w:uiPriority="62" w:semiHidden="0" w:name="Light Grid Accent 4"/>
+    <w:lsdException w:unhideWhenUsed="0" w:uiPriority="63" w:semiHidden="0" w:name="Medium Shading 1 Accent 4"/>
+    <w:lsdException w:unhideWhenUsed="0" w:uiPriority="64" w:semiHidden="0" w:name="Medium Shading 2 Accent 4"/>
+    <w:lsdException w:unhideWhenUsed="0" w:uiPriority="65" w:semiHidden="0" w:name="Medium List 1 Accent 4"/>
+    <w:lsdException w:unhideWhenUsed="0" w:uiPriority="66" w:semiHidden="0" w:name="Medium List 2 Accent 4"/>
+    <w:lsdException w:unhideWhenUsed="0" w:uiPriority="67" w:semiHidden="0" w:name="Medium Grid 1 Accent 4"/>
+    <w:lsdException w:unhideWhenUsed="0" w:uiPriority="68" w:semiHidden="0" w:name="Medium Grid 2 Accent 4"/>
+    <w:lsdException w:unhideWhenUsed="0" w:uiPriority="69" w:semiHidden="0" w:name="Medium Grid 3 Accent 4"/>
+    <w:lsdException w:unhideWhenUsed="0" w:uiPriority="70" w:semiHidden="0" w:name="Dark List Accent 4"/>
+    <w:lsdException w:unhideWhenUsed="0" w:uiPriority="71" w:semiHidden="0" w:name="Colorful Shading Accent 4"/>
+    <w:lsdException w:unhideWhenUsed="0" w:uiPriority="72" w:semiHidden="0" w:name="Colorful List Accent 4"/>
+    <w:lsdException w:unhideWhenUsed="0" w:uiPriority="73" w:semiHidden="0" w:name="Colorful Grid Accent 4"/>
+    <w:lsdException w:unhideWhenUsed="0" w:uiPriority="60" w:semiHidden="0" w:name="Light Shading Accent 5"/>
+    <w:lsdException w:unhideWhenUsed="0" w:uiPriority="61" w:semiHidden="0" w:name="Light List Accent 5"/>
+    <w:lsdException w:unhideWhenUsed="0" w:uiPriority="62" w:semiHidden="0" w:name="Light Grid Accent 5"/>
+    <w:lsdException w:unhideWhenUsed="0" w:uiPriority="63" w:semiHidden="0" w:name="Medium Shading 1 Accent 5"/>
+    <w:lsdException w:unhideWhenUsed="0" w:uiPriority="64" w:semiHidden="0" w:name="Medium Shading 2 Accent 5"/>
+    <w:lsdException w:unhideWhenUsed="0" w:uiPriority="65" w:semiHidden="0" w:name="Medium List 1 Accent 5"/>
+    <w:lsdException w:unhideWhenUsed="0" w:uiPriority="66" w:semiHidden="0" w:name="Medium List 2 Accent 5"/>
+    <w:lsdException w:unhideWhenUsed="0" w:uiPriority="67" w:semiHidden="0" w:name="Medium Grid 1 Accent 5"/>
+    <w:lsdException w:unhideWhenUsed="0" w:uiPriority="68" w:semiHidden="0" w:name="Medium Grid 2 Accent 5"/>
+    <w:lsdException w:unhideWhenUsed="0" w:uiPriority="69" w:semiHidden="0" w:name="Medium Grid 3 Accent 5"/>
+    <w:lsdException w:unhideWhenUsed="0" w:uiPriority="70" w:semiHidden="0" w:name="Dark List Accent 5"/>
+    <w:lsdException w:unhideWhenUsed="0" w:uiPriority="71" w:semiHidden="0" w:name="Colorful Shading Accent 5"/>
+    <w:lsdException w:unhideWhenUsed="0" w:uiPriority="72" w:semiHidden="0" w:name="Colorful List Accent 5"/>
+    <w:lsdException w:unhideWhenUsed="0" w:uiPriority="73" w:semiHidden="0" w:name="Colorful Grid Accent 5"/>
+    <w:lsdException w:unhideWhenUsed="0" w:uiPriority="60" w:semiHidden="0" w:name="Light Shading Accent 6"/>
+    <w:lsdException w:unhideWhenUsed="0" w:uiPriority="61" w:semiHidden="0" w:name="Light List Accent 6"/>
+    <w:lsdException w:unhideWhenUsed="0" w:uiPriority="62" w:semiHidden="0" w:name="Light Grid Accent 6"/>
+    <w:lsdException w:unhideWhenUsed="0" w:uiPriority="63" w:semiHidden="0" w:name="Medium Shading 1 Accent 6"/>
+    <w:lsdException w:unhideWhenUsed="0" w:uiPriority="64" w:semiHidden="0" w:name="Medium Shading 2 Accent 6"/>
+    <w:lsdException w:unhideWhenUsed="0" w:uiPriority="65" w:semiHidden="0" w:name="Medium List 1 Accent 6"/>
+    <w:lsdException w:unhideWhenUsed="0" w:uiPriority="66" w:semiHidden="0" w:name="Medium List 2 Accent 6"/>
+    <w:lsdException w:unhideWhenUsed="0" w:uiPriority="67" w:semiHidden="0" w:name="Medium Grid 1 Accent 6"/>
+    <w:lsdException w:unhideWhenUsed="0" w:uiPriority="68" w:semiHidden="0" w:name="Medium Grid 2 Accent 6"/>
+    <w:lsdException w:unhideWhenUsed="0" w:uiPriority="69" w:semiHidden="0" w:name="Medium Grid 3 Accent 6"/>
+    <w:lsdException w:unhideWhenUsed="0" w:uiPriority="70" w:semiHidden="0" w:name="Dark List Accent 6"/>
+    <w:lsdException w:unhideWhenUsed="0" w:uiPriority="71" w:semiHidden="0" w:name="Colorful Shading Accent 6"/>
+    <w:lsdException w:unhideWhenUsed="0" w:uiPriority="72" w:semiHidden="0" w:name="Colorful List Accent 6"/>
+    <w:lsdException w:unhideWhenUsed="0" w:uiPriority="73" w:semiHidden="0" w:name="Colorful Grid Accent 6"/>
   </w:latentStyles>
-  <w:style w:type="paragraph" w:default="1" w:styleId="Normal">
+  <w:style w:type="paragraph" w:default="1" w:styleId="1">
     <w:name w:val="Normal"/>
     <w:qFormat/>
+    <w:uiPriority w:val="0"/>
     <w:pPr>
       <w:kinsoku w:val="0"/>
       <w:autoSpaceDE w:val="0"/>
@@ -6298,7 +6424,7 @@
       <w:textAlignment w:val="baseline"/>
     </w:pPr>
     <w:rPr>
-      <w:rFonts w:ascii="Arial" w:eastAsia="宋体" w:hAnsi="Arial" w:cs="Arial"/>
+      <w:rFonts w:ascii="Arial" w:hAnsi="Arial" w:eastAsia="宋体" w:cs="Arial"/>
       <w:snapToGrid w:val="0"/>
       <w:color w:val="000000"/>
       <w:kern w:val="0"/>
@@ -6307,11 +6433,12 @@
       <w:lang w:val="en-US" w:eastAsia="en-US" w:bidi="ar-SA"/>
     </w:rPr>
   </w:style>
-  <w:style w:type="paragraph" w:styleId="Heading1">
+  <w:style w:type="paragraph" w:styleId="2">
     <w:name w:val="heading 1"/>
-    <w:basedOn w:val="Normal"/>
-    <w:next w:val="Normal"/>
+    <w:basedOn w:val="1"/>
+    <w:next w:val="1"/>
     <w:qFormat/>
+    <w:uiPriority w:val="0"/>
     <w:pPr>
       <w:keepNext/>
       <w:keepLines/>
@@ -6329,12 +6456,13 @@
       <w:sz w:val="44"/>
     </w:rPr>
   </w:style>
-  <w:style w:type="paragraph" w:styleId="Heading2">
+  <w:style w:type="paragraph" w:styleId="3">
     <w:name w:val="heading 2"/>
-    <w:basedOn w:val="Normal"/>
-    <w:next w:val="Normal"/>
+    <w:basedOn w:val="1"/>
+    <w:next w:val="1"/>
     <w:unhideWhenUsed/>
     <w:qFormat/>
+    <w:uiPriority w:val="0"/>
     <w:pPr>
       <w:keepNext/>
       <w:keepLines/>
@@ -6347,18 +6475,19 @@
       <w:outlineLvl w:val="1"/>
     </w:pPr>
     <w:rPr>
-      <w:rFonts w:ascii="Arial" w:eastAsia="黑体" w:hAnsi="Arial"/>
+      <w:rFonts w:ascii="Arial" w:hAnsi="Arial" w:eastAsia="黑体"/>
       <w:b/>
       <w:sz w:val="32"/>
     </w:rPr>
   </w:style>
-  <w:style w:type="paragraph" w:styleId="Heading3">
+  <w:style w:type="paragraph" w:styleId="4">
     <w:name w:val="heading 3"/>
-    <w:basedOn w:val="Normal"/>
-    <w:next w:val="Normal"/>
+    <w:basedOn w:val="1"/>
+    <w:next w:val="1"/>
     <w:semiHidden/>
     <w:unhideWhenUsed/>
     <w:qFormat/>
+    <w:uiPriority w:val="0"/>
     <w:pPr>
       <w:keepNext/>
       <w:keepLines/>
@@ -6375,12 +6504,13 @@
       <w:sz w:val="32"/>
     </w:rPr>
   </w:style>
-  <w:style w:type="paragraph" w:styleId="Heading4">
+  <w:style w:type="paragraph" w:styleId="5">
     <w:name w:val="heading 4"/>
-    <w:basedOn w:val="Normal"/>
-    <w:next w:val="Normal"/>
+    <w:basedOn w:val="1"/>
+    <w:next w:val="1"/>
     <w:unhideWhenUsed/>
     <w:qFormat/>
+    <w:uiPriority w:val="0"/>
     <w:pPr>
       <w:keepNext/>
       <w:keepLines/>
@@ -6393,18 +6523,19 @@
       <w:outlineLvl w:val="3"/>
     </w:pPr>
     <w:rPr>
-      <w:rFonts w:ascii="Arial" w:eastAsia="黑体" w:hAnsi="Arial"/>
+      <w:rFonts w:ascii="Arial" w:hAnsi="Arial" w:eastAsia="黑体"/>
       <w:b/>
       <w:sz w:val="28"/>
     </w:rPr>
   </w:style>
-  <w:style w:type="paragraph" w:styleId="Heading5">
+  <w:style w:type="paragraph" w:styleId="6">
     <w:name w:val="heading 5"/>
-    <w:basedOn w:val="Normal"/>
-    <w:next w:val="Normal"/>
+    <w:basedOn w:val="1"/>
+    <w:next w:val="1"/>
     <w:semiHidden/>
     <w:unhideWhenUsed/>
     <w:qFormat/>
+    <w:uiPriority w:val="0"/>
     <w:pPr>
       <w:keepNext/>
       <w:keepLines/>
@@ -6421,13 +6552,14 @@
       <w:sz w:val="28"/>
     </w:rPr>
   </w:style>
-  <w:style w:type="paragraph" w:styleId="Heading6">
+  <w:style w:type="paragraph" w:styleId="7">
     <w:name w:val="heading 6"/>
-    <w:basedOn w:val="Normal"/>
-    <w:next w:val="Normal"/>
+    <w:basedOn w:val="1"/>
+    <w:next w:val="1"/>
     <w:semiHidden/>
     <w:unhideWhenUsed/>
     <w:qFormat/>
+    <w:uiPriority w:val="0"/>
     <w:pPr>
       <w:keepNext/>
       <w:keepLines/>
@@ -6440,18 +6572,19 @@
       <w:outlineLvl w:val="5"/>
     </w:pPr>
     <w:rPr>
-      <w:rFonts w:ascii="Arial" w:eastAsia="黑体" w:hAnsi="Arial"/>
+      <w:rFonts w:ascii="Arial" w:hAnsi="Arial" w:eastAsia="黑体"/>
       <w:b/>
       <w:sz w:val="24"/>
     </w:rPr>
   </w:style>
-  <w:style w:type="paragraph" w:styleId="Heading7">
+  <w:style w:type="paragraph" w:styleId="8">
     <w:name w:val="heading 7"/>
-    <w:basedOn w:val="Normal"/>
-    <w:next w:val="Normal"/>
+    <w:basedOn w:val="1"/>
+    <w:next w:val="1"/>
     <w:semiHidden/>
     <w:unhideWhenUsed/>
     <w:qFormat/>
+    <w:uiPriority w:val="0"/>
     <w:pPr>
       <w:keepNext/>
       <w:keepLines/>
@@ -6468,13 +6601,14 @@
       <w:sz w:val="24"/>
     </w:rPr>
   </w:style>
-  <w:style w:type="paragraph" w:styleId="Heading8">
+  <w:style w:type="paragraph" w:styleId="9">
     <w:name w:val="heading 8"/>
-    <w:basedOn w:val="Normal"/>
-    <w:next w:val="Normal"/>
+    <w:basedOn w:val="1"/>
+    <w:next w:val="1"/>
     <w:semiHidden/>
     <w:unhideWhenUsed/>
     <w:qFormat/>
+    <w:uiPriority w:val="0"/>
     <w:pPr>
       <w:keepNext/>
       <w:keepLines/>
@@ -6487,17 +6621,18 @@
       <w:outlineLvl w:val="7"/>
     </w:pPr>
     <w:rPr>
-      <w:rFonts w:ascii="Arial" w:eastAsia="黑体" w:hAnsi="Arial"/>
+      <w:rFonts w:ascii="Arial" w:hAnsi="Arial" w:eastAsia="黑体"/>
       <w:sz w:val="24"/>
     </w:rPr>
   </w:style>
-  <w:style w:type="paragraph" w:styleId="Heading9">
+  <w:style w:type="paragraph" w:styleId="10">
     <w:name w:val="heading 9"/>
-    <w:basedOn w:val="Normal"/>
-    <w:next w:val="Normal"/>
+    <w:basedOn w:val="1"/>
+    <w:next w:val="1"/>
     <w:semiHidden/>
     <w:unhideWhenUsed/>
     <w:qFormat/>
+    <w:uiPriority w:val="0"/>
     <w:pPr>
       <w:keepNext/>
       <w:keepLines/>
@@ -6510,19 +6645,21 @@
       <w:outlineLvl w:val="8"/>
     </w:pPr>
     <w:rPr>
-      <w:rFonts w:ascii="Arial" w:eastAsia="黑体" w:hAnsi="Arial"/>
+      <w:rFonts w:ascii="Arial" w:hAnsi="Arial" w:eastAsia="黑体"/>
       <w:sz w:val="21"/>
     </w:rPr>
   </w:style>
-  <w:style w:type="character" w:default="1" w:styleId="DefaultParagraphFont">
+  <w:style w:type="character" w:default="1" w:styleId="22">
     <w:name w:val="Default Paragraph Font"/>
     <w:semiHidden/>
     <w:qFormat/>
+    <w:uiPriority w:val="0"/>
   </w:style>
-  <w:style w:type="table" w:default="1" w:styleId="TableNormal">
+  <w:style w:type="table" w:default="1" w:styleId="20">
     <w:name w:val="Normal Table"/>
     <w:semiHidden/>
     <w:qFormat/>
+    <w:uiPriority w:val="0"/>
     <w:tblPr>
       <w:tblCellMar>
         <w:top w:w="0" w:type="dxa"/>
@@ -6532,39 +6669,43 @@
       </w:tblCellMar>
     </w:tblPr>
   </w:style>
-  <w:style w:type="paragraph" w:styleId="CommentText">
+  <w:style w:type="paragraph" w:styleId="11">
     <w:name w:val="annotation text"/>
-    <w:basedOn w:val="Normal"/>
+    <w:basedOn w:val="1"/>
     <w:qFormat/>
+    <w:uiPriority w:val="0"/>
     <w:pPr>
       <w:jc w:val="left"/>
     </w:pPr>
   </w:style>
-  <w:style w:type="paragraph" w:styleId="BodyText">
+  <w:style w:type="paragraph" w:styleId="12">
     <w:name w:val="Body Text"/>
-    <w:basedOn w:val="Normal"/>
+    <w:basedOn w:val="1"/>
     <w:semiHidden/>
     <w:qFormat/>
+    <w:uiPriority w:val="0"/>
     <w:rPr>
-      <w:rFonts w:ascii="Arial" w:eastAsia="Arial" w:hAnsi="Arial" w:cs="Arial"/>
+      <w:rFonts w:ascii="Arial" w:hAnsi="Arial" w:eastAsia="Arial" w:cs="Arial"/>
       <w:sz w:val="21"/>
       <w:szCs w:val="21"/>
       <w:lang w:val="en-US" w:eastAsia="en-US" w:bidi="ar-SA"/>
     </w:rPr>
   </w:style>
-  <w:style w:type="paragraph" w:styleId="TOC3">
+  <w:style w:type="paragraph" w:styleId="13">
     <w:name w:val="toc 3"/>
-    <w:basedOn w:val="Normal"/>
-    <w:next w:val="Normal"/>
+    <w:basedOn w:val="1"/>
+    <w:next w:val="1"/>
     <w:qFormat/>
+    <w:uiPriority w:val="0"/>
     <w:pPr>
       <w:ind w:left="840" w:leftChars="400"/>
     </w:pPr>
   </w:style>
-  <w:style w:type="paragraph" w:styleId="Footer">
+  <w:style w:type="paragraph" w:styleId="14">
     <w:name w:val="footer"/>
-    <w:basedOn w:val="Normal"/>
+    <w:basedOn w:val="1"/>
     <w:qFormat/>
+    <w:uiPriority w:val="0"/>
     <w:pPr>
       <w:tabs>
         <w:tab w:val="center" w:pos="4153"/>
@@ -6577,16 +6718,17 @@
       <w:sz w:val="18"/>
     </w:rPr>
   </w:style>
-  <w:style w:type="paragraph" w:styleId="Header">
+  <w:style w:type="paragraph" w:styleId="15">
     <w:name w:val="header"/>
-    <w:basedOn w:val="Normal"/>
+    <w:basedOn w:val="1"/>
     <w:qFormat/>
+    <w:uiPriority w:val="0"/>
     <w:pPr>
       <w:pBdr>
-        <w:top w:val="nil"/>
-        <w:left w:val="nil"/>
-        <w:bottom w:val="nil"/>
-        <w:right w:val="nil"/>
+        <w:top w:val="none" w:color="auto" w:sz="0" w:space="0"/>
+        <w:left w:val="none" w:color="auto" w:sz="0" w:space="0"/>
+        <w:bottom w:val="none" w:color="auto" w:sz="0" w:space="0"/>
+        <w:right w:val="none" w:color="auto" w:sz="0" w:space="0"/>
       </w:pBdr>
       <w:tabs>
         <w:tab w:val="center" w:pos="4153"/>
@@ -6601,37 +6743,41 @@
       <w:sz w:val="18"/>
     </w:rPr>
   </w:style>
-  <w:style w:type="paragraph" w:styleId="TOC1">
+  <w:style w:type="paragraph" w:styleId="16">
     <w:name w:val="toc 1"/>
-    <w:basedOn w:val="Normal"/>
-    <w:next w:val="Normal"/>
+    <w:basedOn w:val="1"/>
+    <w:next w:val="1"/>
     <w:qFormat/>
+    <w:uiPriority w:val="0"/>
     <w:rPr>
-      <w:rFonts w:ascii="Arial" w:eastAsia="Microsoft JhengHei" w:hAnsi="Arial"/>
+      <w:rFonts w:ascii="Arial" w:hAnsi="Arial" w:eastAsia="Microsoft JhengHei"/>
       <w:sz w:val="24"/>
     </w:rPr>
   </w:style>
-  <w:style w:type="paragraph" w:styleId="TOC2">
+  <w:style w:type="paragraph" w:styleId="17">
     <w:name w:val="toc 2"/>
-    <w:basedOn w:val="Normal"/>
-    <w:next w:val="Normal"/>
+    <w:basedOn w:val="1"/>
+    <w:next w:val="1"/>
     <w:qFormat/>
+    <w:uiPriority w:val="0"/>
     <w:pPr>
       <w:ind w:left="420" w:leftChars="200"/>
     </w:pPr>
   </w:style>
-  <w:style w:type="paragraph" w:styleId="NormalWeb">
+  <w:style w:type="paragraph" w:styleId="18">
     <w:name w:val="Normal (Web)"/>
-    <w:basedOn w:val="Normal"/>
+    <w:basedOn w:val="1"/>
     <w:qFormat/>
+    <w:uiPriority w:val="0"/>
     <w:rPr>
       <w:sz w:val="24"/>
     </w:rPr>
   </w:style>
-  <w:style w:type="paragraph" w:styleId="Title">
+  <w:style w:type="paragraph" w:styleId="19">
     <w:name w:val="Title"/>
-    <w:basedOn w:val="Normal"/>
+    <w:basedOn w:val="1"/>
     <w:qFormat/>
+    <w:uiPriority w:val="0"/>
     <w:pPr>
       <w:spacing w:before="240" w:beforeLines="0" w:beforeAutospacing="0" w:after="60" w:afterLines="0" w:afterAutospacing="0"/>
       <w:jc w:val="center"/>
@@ -6643,68 +6789,73 @@
       <w:sz w:val="32"/>
     </w:rPr>
   </w:style>
-  <w:style w:type="table" w:styleId="TableGrid">
+  <w:style w:type="table" w:styleId="21">
     <w:name w:val="Table Grid"/>
-    <w:basedOn w:val="TableNormal"/>
+    <w:basedOn w:val="20"/>
     <w:qFormat/>
+    <w:uiPriority w:val="0"/>
     <w:pPr>
       <w:widowControl w:val="0"/>
       <w:jc w:val="both"/>
     </w:pPr>
     <w:tblPr>
       <w:tblBorders>
-        <w:top w:val="single" w:sz="4" w:space="0" w:color="auto"/>
-        <w:left w:val="single" w:sz="4" w:space="0" w:color="auto"/>
-        <w:bottom w:val="single" w:sz="4" w:space="0" w:color="auto"/>
-        <w:right w:val="single" w:sz="4" w:space="0" w:color="auto"/>
-        <w:insideH w:val="single" w:sz="4" w:space="0" w:color="auto"/>
-        <w:insideV w:val="single" w:sz="4" w:space="0" w:color="auto"/>
+        <w:top w:val="single" w:color="auto" w:sz="4" w:space="0"/>
+        <w:left w:val="single" w:color="auto" w:sz="4" w:space="0"/>
+        <w:bottom w:val="single" w:color="auto" w:sz="4" w:space="0"/>
+        <w:right w:val="single" w:color="auto" w:sz="4" w:space="0"/>
+        <w:insideH w:val="single" w:color="auto" w:sz="4" w:space="0"/>
+        <w:insideV w:val="single" w:color="auto" w:sz="4" w:space="0"/>
       </w:tblBorders>
     </w:tblPr>
   </w:style>
-  <w:style w:type="character" w:styleId="Strong">
+  <w:style w:type="character" w:styleId="23">
     <w:name w:val="Strong"/>
-    <w:basedOn w:val="DefaultParagraphFont"/>
+    <w:basedOn w:val="22"/>
     <w:qFormat/>
+    <w:uiPriority w:val="0"/>
     <w:rPr>
       <w:b/>
     </w:rPr>
   </w:style>
-  <w:style w:type="paragraph" w:customStyle="1" w:styleId="a">
+  <w:style w:type="paragraph" w:customStyle="1" w:styleId="24">
     <w:name w:val="柴_公司名"/>
-    <w:basedOn w:val="Title"/>
+    <w:basedOn w:val="19"/>
     <w:qFormat/>
+    <w:uiPriority w:val="0"/>
     <w:pPr>
       <w:spacing w:after="600" w:afterLines="600"/>
     </w:pPr>
     <w:rPr>
-      <w:rFonts w:ascii="宋体" w:eastAsia="宋体" w:hAnsi="宋体" w:cs="宋体" w:hint="eastAsia"/>
+      <w:rFonts w:hint="eastAsia" w:ascii="宋体" w:hAnsi="宋体" w:eastAsia="宋体" w:cs="宋体"/>
       <w:bCs/>
       <w:spacing w:val="-6"/>
       <w:sz w:val="52"/>
       <w:szCs w:val="52"/>
     </w:rPr>
   </w:style>
-  <w:style w:type="paragraph" w:customStyle="1" w:styleId="a0">
+  <w:style w:type="paragraph" w:customStyle="1" w:styleId="25">
     <w:name w:val="柴_文档名"/>
-    <w:basedOn w:val="Title"/>
+    <w:basedOn w:val="19"/>
     <w:qFormat/>
+    <w:uiPriority w:val="0"/>
     <w:pPr>
       <w:spacing w:after="900" w:afterLines="900"/>
     </w:pPr>
     <w:rPr>
-      <w:rFonts w:ascii="黑体" w:eastAsia="黑体" w:hAnsi="黑体" w:cs="黑体"/>
+      <w:rFonts w:ascii="黑体" w:hAnsi="黑体" w:eastAsia="黑体" w:cs="黑体"/>
       <w:bCs/>
       <w:spacing w:val="-7"/>
       <w:sz w:val="52"/>
       <w:szCs w:val="52"/>
     </w:rPr>
   </w:style>
-  <w:style w:type="table" w:customStyle="1" w:styleId="TableNormal0">
+  <w:style w:type="table" w:customStyle="1" w:styleId="26">
     <w:name w:val="Table Normal_0"/>
     <w:semiHidden/>
     <w:unhideWhenUsed/>
     <w:qFormat/>
+    <w:uiPriority w:val="0"/>
     <w:tblPr>
       <w:tblCellMar>
         <w:top w:w="0" w:type="dxa"/>
@@ -6714,81 +6865,87 @@
       </w:tblCellMar>
     </w:tblPr>
   </w:style>
-  <w:style w:type="paragraph" w:customStyle="1" w:styleId="TableText">
+  <w:style w:type="paragraph" w:customStyle="1" w:styleId="27">
     <w:name w:val="Table Text"/>
-    <w:basedOn w:val="Normal"/>
+    <w:basedOn w:val="1"/>
     <w:semiHidden/>
     <w:qFormat/>
+    <w:uiPriority w:val="0"/>
     <w:rPr>
-      <w:rFonts w:ascii="宋体" w:eastAsia="宋体" w:hAnsi="宋体" w:cs="宋体"/>
+      <w:rFonts w:ascii="宋体" w:hAnsi="宋体" w:eastAsia="宋体" w:cs="宋体"/>
       <w:sz w:val="21"/>
       <w:szCs w:val="21"/>
       <w:lang w:val="en-US" w:eastAsia="en-US" w:bidi="ar-SA"/>
     </w:rPr>
   </w:style>
-  <w:style w:type="paragraph" w:customStyle="1" w:styleId="1">
+  <w:style w:type="paragraph" w:customStyle="1" w:styleId="28">
     <w:name w:val="柴_标题1"/>
-    <w:basedOn w:val="Heading1"/>
-    <w:next w:val="a1"/>
-    <w:link w:val="1Char"/>
+    <w:basedOn w:val="2"/>
+    <w:next w:val="29"/>
+    <w:link w:val="38"/>
     <w:qFormat/>
+    <w:uiPriority w:val="0"/>
     <w:pPr>
       <w:spacing w:before="100" w:after="90" w:line="360" w:lineRule="auto"/>
     </w:pPr>
     <w:rPr>
-      <w:rFonts w:ascii="Arial" w:eastAsia="宋体" w:hAnsi="Arial"/>
+      <w:rFonts w:ascii="Arial" w:hAnsi="Arial" w:eastAsia="宋体"/>
       <w:sz w:val="32"/>
     </w:rPr>
   </w:style>
-  <w:style w:type="paragraph" w:customStyle="1" w:styleId="a1">
+  <w:style w:type="paragraph" w:customStyle="1" w:styleId="29">
     <w:name w:val="柴_正文"/>
-    <w:basedOn w:val="BodyText"/>
-    <w:link w:val="Char"/>
+    <w:basedOn w:val="12"/>
+    <w:link w:val="42"/>
     <w:qFormat/>
+    <w:uiPriority w:val="0"/>
     <w:pPr>
       <w:spacing w:line="360" w:lineRule="auto"/>
       <w:ind w:firstLine="470" w:firstLineChars="200"/>
     </w:pPr>
     <w:rPr>
-      <w:rFonts w:ascii="Arial" w:eastAsia="宋体" w:hAnsi="Arial"/>
+      <w:rFonts w:ascii="Arial" w:hAnsi="Arial" w:eastAsia="宋体"/>
       <w:sz w:val="24"/>
       <w:lang w:eastAsia="zh-CN"/>
     </w:rPr>
   </w:style>
-  <w:style w:type="paragraph" w:customStyle="1" w:styleId="2">
+  <w:style w:type="paragraph" w:customStyle="1" w:styleId="30">
     <w:name w:val="柴_标题2"/>
-    <w:basedOn w:val="Heading2"/>
-    <w:next w:val="a1"/>
+    <w:basedOn w:val="3"/>
+    <w:next w:val="29"/>
     <w:qFormat/>
+    <w:uiPriority w:val="0"/>
     <w:pPr>
       <w:spacing w:line="360" w:lineRule="auto"/>
     </w:pPr>
     <w:rPr>
-      <w:rFonts w:ascii="Arial" w:eastAsia="宋体" w:hAnsi="Arial"/>
+      <w:rFonts w:ascii="Arial" w:hAnsi="Arial" w:eastAsia="宋体"/>
       <w:sz w:val="28"/>
     </w:rPr>
   </w:style>
-  <w:style w:type="paragraph" w:customStyle="1" w:styleId="3">
+  <w:style w:type="paragraph" w:customStyle="1" w:styleId="31">
     <w:name w:val="柴_标题3"/>
-    <w:basedOn w:val="Heading3"/>
-    <w:next w:val="a1"/>
+    <w:basedOn w:val="4"/>
+    <w:next w:val="29"/>
     <w:qFormat/>
+    <w:uiPriority w:val="0"/>
     <w:pPr>
       <w:spacing w:line="360" w:lineRule="auto"/>
       <w:ind w:left="0" w:firstLine="472" w:firstLineChars="200"/>
     </w:pPr>
     <w:rPr>
-      <w:rFonts w:ascii="宋体" w:eastAsia="宋体" w:hAnsi="宋体" w:cs="宋体"/>
+      <w:rFonts w:ascii="宋体" w:hAnsi="宋体" w:eastAsia="宋体" w:cs="宋体"/>
       <w:spacing w:val="-2"/>
       <w:sz w:val="24"/>
       <w:szCs w:val="24"/>
     </w:rPr>
   </w:style>
-  <w:style w:type="paragraph" w:customStyle="1" w:styleId="a2">
+  <w:style w:type="paragraph" w:customStyle="1" w:styleId="32">
     <w:name w:val="柴_目录"/>
-    <w:basedOn w:val="Normal"/>
-    <w:next w:val="BodyText"/>
+    <w:basedOn w:val="1"/>
+    <w:next w:val="12"/>
     <w:qFormat/>
+    <w:uiPriority w:val="0"/>
     <w:pPr>
       <w:tabs>
         <w:tab w:val="right" w:leader="dot" w:pos="8442"/>
@@ -6796,59 +6953,64 @@
       <w:ind w:left="0" w:leftChars="0"/>
     </w:pPr>
     <w:rPr>
-      <w:rFonts w:ascii="Arial" w:eastAsia="Microsoft JhengHei" w:hAnsi="Arial"/>
+      <w:rFonts w:ascii="Arial" w:hAnsi="Arial" w:eastAsia="Microsoft JhengHei"/>
       <w:sz w:val="24"/>
     </w:rPr>
   </w:style>
-  <w:style w:type="paragraph" w:customStyle="1" w:styleId="WPSOffice1">
+  <w:style w:type="paragraph" w:customStyle="1" w:styleId="33">
     <w:name w:val="WPSOffice手动目录 1"/>
     <w:qFormat/>
+    <w:uiPriority w:val="0"/>
     <w:pPr>
       <w:ind w:leftChars="0"/>
     </w:pPr>
     <w:rPr>
-      <w:rFonts w:ascii="Times New Roman" w:eastAsia="宋体" w:hAnsi="Times New Roman" w:cs="Times New Roman"/>
+      <w:rFonts w:ascii="Times New Roman" w:hAnsi="Times New Roman" w:eastAsia="宋体" w:cs="Times New Roman"/>
       <w:sz w:val="20"/>
       <w:szCs w:val="20"/>
     </w:rPr>
   </w:style>
-  <w:style w:type="paragraph" w:customStyle="1" w:styleId="WPSOffice2">
+  <w:style w:type="paragraph" w:customStyle="1" w:styleId="34">
     <w:name w:val="WPSOffice手动目录 2"/>
     <w:qFormat/>
+    <w:uiPriority w:val="0"/>
     <w:pPr>
       <w:ind w:leftChars="200"/>
     </w:pPr>
     <w:rPr>
-      <w:rFonts w:ascii="Times New Roman" w:eastAsia="宋体" w:hAnsi="Times New Roman" w:cs="Times New Roman"/>
+      <w:rFonts w:ascii="Times New Roman" w:hAnsi="Times New Roman" w:eastAsia="宋体" w:cs="Times New Roman"/>
       <w:sz w:val="20"/>
       <w:szCs w:val="20"/>
     </w:rPr>
   </w:style>
-  <w:style w:type="paragraph" w:customStyle="1" w:styleId="WPSOffice3">
+  <w:style w:type="paragraph" w:customStyle="1" w:styleId="35">
     <w:name w:val="WPSOffice手动目录 3"/>
     <w:qFormat/>
+    <w:uiPriority w:val="0"/>
     <w:pPr>
       <w:ind w:leftChars="400"/>
     </w:pPr>
     <w:rPr>
-      <w:rFonts w:ascii="Times New Roman" w:eastAsia="宋体" w:hAnsi="Times New Roman" w:cs="Times New Roman"/>
+      <w:rFonts w:ascii="Times New Roman" w:hAnsi="Times New Roman" w:eastAsia="宋体" w:cs="Times New Roman"/>
       <w:sz w:val="20"/>
       <w:szCs w:val="20"/>
     </w:rPr>
   </w:style>
-  <w:style w:type="paragraph" w:customStyle="1" w:styleId="Compact">
+  <w:style w:type="paragraph" w:customStyle="1" w:styleId="36">
     <w:name w:val="Compact"/>
-    <w:basedOn w:val="BodyText"/>
+    <w:basedOn w:val="12"/>
     <w:qFormat/>
+    <w:uiPriority w:val="0"/>
     <w:pPr>
       <w:spacing w:before="36" w:after="36"/>
     </w:pPr>
   </w:style>
-  <w:style w:type="table" w:customStyle="1" w:styleId="Table">
+  <w:style w:type="table" w:customStyle="1" w:styleId="37">
     <w:name w:val="Table"/>
     <w:semiHidden/>
     <w:unhideWhenUsed/>
     <w:qFormat/>
+    <w:uiPriority w:val="0"/>
     <w:tblPr>
       <w:tblCellMar>
         <w:top w:w="0" w:type="dxa"/>
@@ -6860,26 +7022,28 @@
     <w:tblStylePr w:type="firstRow">
       <w:tcPr>
         <w:tcBorders>
-          <w:bottom w:val="single" w:sz="0" w:space="0" w:color="auto"/>
+          <w:bottom w:val="single" w:color="auto" w:sz="0" w:space="0"/>
         </w:tcBorders>
         <w:vAlign w:val="bottom"/>
       </w:tcPr>
     </w:tblStylePr>
   </w:style>
-  <w:style w:type="character" w:customStyle="1" w:styleId="1Char">
+  <w:style w:type="character" w:customStyle="1" w:styleId="38">
     <w:name w:val="柴_标题1 Char"/>
-    <w:link w:val="1"/>
+    <w:link w:val="28"/>
     <w:qFormat/>
+    <w:uiPriority w:val="0"/>
     <w:rPr>
-      <w:rFonts w:ascii="Arial" w:eastAsia="宋体" w:hAnsi="Arial"/>
+      <w:rFonts w:ascii="Arial" w:hAnsi="Arial" w:eastAsia="宋体"/>
       <w:sz w:val="32"/>
     </w:rPr>
   </w:style>
-  <w:style w:type="table" w:customStyle="1" w:styleId="TableNormal1">
+  <w:style w:type="table" w:customStyle="1" w:styleId="39">
     <w:name w:val="Table Normal_1"/>
     <w:semiHidden/>
     <w:unhideWhenUsed/>
     <w:qFormat/>
+    <w:uiPriority w:val="0"/>
     <w:tblPr>
       <w:tblCellMar>
         <w:top w:w="0" w:type="dxa"/>
@@ -6889,10 +7053,11 @@
       </w:tblCellMar>
     </w:tblPr>
   </w:style>
-  <w:style w:type="paragraph" w:customStyle="1" w:styleId="a3">
+  <w:style w:type="paragraph" w:customStyle="1" w:styleId="40">
     <w:name w:val="柴_正文_无缩进"/>
-    <w:basedOn w:val="Normal"/>
+    <w:basedOn w:val="1"/>
     <w:qFormat/>
+    <w:uiPriority w:val="0"/>
     <w:pPr>
       <w:ind w:firstLine="0" w:firstLineChars="0"/>
     </w:pPr>
@@ -6902,29 +7067,31 @@
       <w:lang w:eastAsia="zh-CN"/>
     </w:rPr>
   </w:style>
-  <w:style w:type="paragraph" w:customStyle="1" w:styleId="4">
+  <w:style w:type="paragraph" w:customStyle="1" w:styleId="41">
     <w:name w:val="柴_标题4"/>
-    <w:basedOn w:val="Heading4"/>
-    <w:next w:val="Normal"/>
+    <w:basedOn w:val="5"/>
+    <w:next w:val="1"/>
     <w:qFormat/>
+    <w:uiPriority w:val="0"/>
     <w:pPr>
       <w:widowControl w:val="0"/>
       <w:spacing w:before="160" w:line="360" w:lineRule="auto"/>
-      <w:ind w:left="981" w:hanging="862" w:leftChars="300"/>
+      <w:ind w:left="981" w:leftChars="300" w:hanging="862"/>
     </w:pPr>
     <w:rPr>
-      <w:rFonts w:ascii="Calibri" w:eastAsia="宋体" w:hAnsi="Calibri" w:cs="宋体" w:hint="eastAsia"/>
+      <w:rFonts w:hint="eastAsia" w:ascii="Calibri" w:hAnsi="Calibri" w:eastAsia="宋体" w:cs="宋体"/>
       <w:sz w:val="24"/>
       <w:szCs w:val="24"/>
       <w:lang w:eastAsia="zh-CN" w:bidi="zh-CN"/>
     </w:rPr>
   </w:style>
-  <w:style w:type="character" w:customStyle="1" w:styleId="Char">
+  <w:style w:type="character" w:customStyle="1" w:styleId="42">
     <w:name w:val="柴_正文 Char"/>
-    <w:link w:val="a1"/>
+    <w:link w:val="29"/>
     <w:qFormat/>
+    <w:uiPriority w:val="0"/>
     <w:rPr>
-      <w:rFonts w:ascii="Arial" w:eastAsia="宋体" w:hAnsi="Arial"/>
+      <w:rFonts w:ascii="Arial" w:hAnsi="Arial" w:eastAsia="宋体"/>
       <w:sz w:val="24"/>
       <w:lang w:eastAsia="zh-CN"/>
     </w:rPr>
